--- a/Haftalık Takip Dokümantasyonu.docx
+++ b/Haftalık Takip Dokümantasyonu.docx
@@ -137,8 +137,13 @@
       </w:r>
     </w:p>
     <w:p>
-      <w:r>
-        <w:t>maddeleri yapıldı.</w:t>
+      <w:proofErr w:type="gramStart"/>
+      <w:r>
+        <w:t>maddeleri</w:t>
+      </w:r>
+      <w:proofErr w:type="gramEnd"/>
+      <w:r>
+        <w:t xml:space="preserve"> yapıldı.</w:t>
       </w:r>
     </w:p>
     <w:p/>
@@ -224,72 +229,27 @@
     </w:p>
     <w:p>
       <w:r>
-        <w:t xml:space="preserve">1. </w:t>
-      </w:r>
-      <w:r>
-        <w:rPr>
-          <w:rFonts w:ascii="Segoe UI Emoji" w:hAnsi="Segoe UI Emoji" w:cs="Segoe UI Emoji"/>
-        </w:rPr>
-        <w:t>🧭</w:t>
-      </w:r>
-      <w:r>
-        <w:t xml:space="preserve"> Keşfedin </w:t>
-      </w:r>
-    </w:p>
-    <w:p>
-      <w:r>
-        <w:t xml:space="preserve">2. </w:t>
-      </w:r>
-      <w:r>
-        <w:rPr>
-          <w:rFonts w:ascii="Segoe UI Emoji" w:hAnsi="Segoe UI Emoji" w:cs="Segoe UI Emoji"/>
-        </w:rPr>
-        <w:t>❤️</w:t>
-      </w:r>
-      <w:r>
-        <w:t xml:space="preserve"> Favoriler (favorites) → Yapılmamış </w:t>
-      </w:r>
-    </w:p>
-    <w:p>
-      <w:r>
-        <w:t xml:space="preserve">3. </w:t>
-      </w:r>
-      <w:r>
-        <w:rPr>
-          <w:rFonts w:ascii="Segoe UI Emoji" w:hAnsi="Segoe UI Emoji" w:cs="Segoe UI Emoji"/>
-        </w:rPr>
-        <w:t>📝</w:t>
-      </w:r>
-      <w:r>
-        <w:t xml:space="preserve"> İlanlarım (listings) → Yapılmamış </w:t>
-      </w:r>
-    </w:p>
-    <w:p>
-      <w:r>
-        <w:t xml:space="preserve">4. </w:t>
-      </w:r>
-      <w:r>
-        <w:rPr>
-          <w:rFonts w:ascii="Segoe UI Emoji" w:hAnsi="Segoe UI Emoji" w:cs="Segoe UI Emoji"/>
-        </w:rPr>
-        <w:t>📅</w:t>
-      </w:r>
-      <w:r>
-        <w:t xml:space="preserve"> Rezervasyonlarım (reservations) → Yapılmamış </w:t>
-      </w:r>
-    </w:p>
-    <w:p>
-      <w:r>
-        <w:t xml:space="preserve">5. </w:t>
-      </w:r>
-      <w:r>
-        <w:rPr>
-          <w:rFonts w:ascii="Segoe UI Emoji" w:hAnsi="Segoe UI Emoji" w:cs="Segoe UI Emoji"/>
-        </w:rPr>
-        <w:t>👤</w:t>
-      </w:r>
-      <w:r>
-        <w:t xml:space="preserve"> Profil (profile) → </w:t>
+        <w:t xml:space="preserve">1.  Keşfedin </w:t>
+      </w:r>
+    </w:p>
+    <w:p>
+      <w:r>
+        <w:t xml:space="preserve">2. Favoriler → Yapılmamış </w:t>
+      </w:r>
+    </w:p>
+    <w:p>
+      <w:r>
+        <w:t xml:space="preserve">3. İlanlarım → Yapılmamış </w:t>
+      </w:r>
+    </w:p>
+    <w:p>
+      <w:r>
+        <w:t xml:space="preserve">4. Rezervasyonlarım → Yapılmamış </w:t>
+      </w:r>
+    </w:p>
+    <w:p>
+      <w:r>
+        <w:t xml:space="preserve">5. Profil → </w:t>
       </w:r>
       <w:r>
         <w:t>Geliştirilecek</w:t>
@@ -358,6 +318,7 @@
           <w:b/>
           <w:bCs/>
         </w:rPr>
+        <w:lastRenderedPageBreak/>
         <w:t>KAYIT EKRANI (`/app/register.tsx`)</w:t>
       </w:r>
     </w:p>
@@ -402,13 +363,19 @@
         <w:t xml:space="preserve"> </w:t>
       </w:r>
       <w:r>
-        <w:t>Ad-Soyad, e</w:t>
+        <w:t xml:space="preserve">Ad-Soyad, </w:t>
+      </w:r>
+      <w:r>
+        <w:t>e</w:t>
       </w:r>
       <w:r>
         <w:t>-</w:t>
       </w:r>
       <w:r>
-        <w:t>mail, telefon, şifre, şifre tekrarı</w:t>
+        <w:t>posta</w:t>
+      </w:r>
+      <w:r>
+        <w:t>, telefon, şifre, şifre tekrarı</w:t>
       </w:r>
     </w:p>
     <w:p/>
@@ -592,6 +559,7 @@
       <w:pPr>
         <w:ind w:firstLine="360"/>
       </w:pPr>
+      <w:proofErr w:type="gramStart"/>
       <w:r>
         <w:rPr>
           <w:b/>
@@ -600,31 +568,59 @@
         <w:t>Dosya:</w:t>
       </w:r>
       <w:r>
-        <w:t>`MyApp/context/AuthContext.tsx`</w:t>
-      </w:r>
-    </w:p>
-    <w:p>
-      <w:pPr>
-        <w:ind w:left="360"/>
-      </w:pPr>
-      <w:r>
-        <w:t>- `profile.tsx`'deki buton `login()` fonksiyonunu çağrıyor</w:t>
-      </w:r>
-    </w:p>
-    <w:p>
-      <w:pPr>
-        <w:ind w:left="360"/>
-      </w:pPr>
-      <w:r>
-        <w:t>- Bu `login()`, `AuthContext.tsx` dosyasından geliyor</w:t>
-      </w:r>
-    </w:p>
-    <w:p>
-      <w:pPr>
-        <w:ind w:left="360"/>
-      </w:pPr>
-      <w:r>
-        <w:t>- `login()` fonksiyonu API'ye çağrı yapmaya hazırlanıyor</w:t>
+        <w:t>`</w:t>
+      </w:r>
+      <w:proofErr w:type="gramEnd"/>
+      <w:r>
+        <w:t>MyApp/context/AuthContext.tsx`</w:t>
+      </w:r>
+    </w:p>
+    <w:p>
+      <w:pPr>
+        <w:ind w:left="360"/>
+      </w:pPr>
+      <w:r>
+        <w:t>- `profile.tsx`'deki buton `</w:t>
+      </w:r>
+      <w:proofErr w:type="gramStart"/>
+      <w:r>
+        <w:t>login(</w:t>
+      </w:r>
+      <w:proofErr w:type="gramEnd"/>
+      <w:r>
+        <w:t>)` fonksiyonunu çağrıyor</w:t>
+      </w:r>
+    </w:p>
+    <w:p>
+      <w:pPr>
+        <w:ind w:left="360"/>
+      </w:pPr>
+      <w:r>
+        <w:t>- Bu `</w:t>
+      </w:r>
+      <w:proofErr w:type="gramStart"/>
+      <w:r>
+        <w:t>login(</w:t>
+      </w:r>
+      <w:proofErr w:type="gramEnd"/>
+      <w:r>
+        <w:t>)`, `AuthContext.tsx` dosyasından geliyor</w:t>
+      </w:r>
+    </w:p>
+    <w:p>
+      <w:pPr>
+        <w:ind w:left="360"/>
+      </w:pPr>
+      <w:r>
+        <w:t>- `</w:t>
+      </w:r>
+      <w:proofErr w:type="gramStart"/>
+      <w:r>
+        <w:t>login(</w:t>
+      </w:r>
+      <w:proofErr w:type="gramEnd"/>
+      <w:r>
+        <w:t>)` fonksiyonu API'ye çağrı yapmaya hazırlanıyor</w:t>
       </w:r>
     </w:p>
     <w:p>
@@ -652,6 +648,7 @@
       <w:pPr>
         <w:ind w:firstLine="360"/>
       </w:pPr>
+      <w:proofErr w:type="gramStart"/>
       <w:r>
         <w:rPr>
           <w:b/>
@@ -660,23 +657,43 @@
         <w:t>Dosya:</w:t>
       </w:r>
       <w:r>
-        <w:t>`MyApp/services/authService.ts`</w:t>
-      </w:r>
-    </w:p>
-    <w:p>
-      <w:pPr>
-        <w:ind w:left="360"/>
-      </w:pPr>
-      <w:r>
-        <w:t>- `AuthContext`'deki `login()`, `authService.ts`'den `loginApi()` fonksiyonunu çağrıyor</w:t>
-      </w:r>
-    </w:p>
-    <w:p>
-      <w:pPr>
-        <w:ind w:left="360"/>
-      </w:pPr>
-      <w:r>
-        <w:t>- `loginApi()`, email + şifreyi alıyor</w:t>
+        <w:t>`</w:t>
+      </w:r>
+      <w:proofErr w:type="gramEnd"/>
+      <w:r>
+        <w:t>MyApp/services/authService.ts`</w:t>
+      </w:r>
+    </w:p>
+    <w:p>
+      <w:pPr>
+        <w:ind w:left="360"/>
+      </w:pPr>
+      <w:r>
+        <w:t>- `AuthContext`'deki `</w:t>
+      </w:r>
+      <w:proofErr w:type="gramStart"/>
+      <w:r>
+        <w:t>login(</w:t>
+      </w:r>
+      <w:proofErr w:type="gramEnd"/>
+      <w:r>
+        <w:t>)`, `authService.ts`'den `loginApi()` fonksiyonunu çağrıyor</w:t>
+      </w:r>
+    </w:p>
+    <w:p>
+      <w:pPr>
+        <w:ind w:left="360"/>
+      </w:pPr>
+      <w:r>
+        <w:t>- `</w:t>
+      </w:r>
+      <w:proofErr w:type="gramStart"/>
+      <w:r>
+        <w:t>loginApi(</w:t>
+      </w:r>
+      <w:proofErr w:type="gramEnd"/>
+      <w:r>
+        <w:t>)`, email + şifreyi alıyor</w:t>
       </w:r>
     </w:p>
     <w:p>
@@ -752,15 +769,15 @@
         <w:ind w:left="360"/>
       </w:pPr>
       <w:r>
+        <w:t>POST /api/Auth/login</w:t>
+      </w:r>
+    </w:p>
+    <w:p>
+      <w:pPr>
+        <w:ind w:left="360"/>
+      </w:pPr>
+      <w:r>
         <w:lastRenderedPageBreak/>
-        <w:t>POST /api/Auth/login</w:t>
-      </w:r>
-    </w:p>
-    <w:p>
-      <w:pPr>
-        <w:ind w:left="360"/>
-      </w:pPr>
-      <w:r>
         <w:t>{</w:t>
       </w:r>
     </w:p>
@@ -769,15 +786,31 @@
         <w:ind w:left="360"/>
       </w:pPr>
       <w:r>
-        <w:t>  email: "ali@example.com",</w:t>
-      </w:r>
-    </w:p>
-    <w:p>
-      <w:pPr>
-        <w:ind w:left="360"/>
-      </w:pPr>
-      <w:r>
-        <w:t>  password: "123456"</w:t>
+        <w:t xml:space="preserve">  </w:t>
+      </w:r>
+      <w:proofErr w:type="gramStart"/>
+      <w:r>
+        <w:t>email</w:t>
+      </w:r>
+      <w:proofErr w:type="gramEnd"/>
+      <w:r>
+        <w:t>: "ali@example.com",</w:t>
+      </w:r>
+    </w:p>
+    <w:p>
+      <w:pPr>
+        <w:ind w:left="360"/>
+      </w:pPr>
+      <w:r>
+        <w:t xml:space="preserve">  </w:t>
+      </w:r>
+      <w:proofErr w:type="gramStart"/>
+      <w:r>
+        <w:t>password</w:t>
+      </w:r>
+      <w:proofErr w:type="gramEnd"/>
+      <w:r>
+        <w:t>: "123456"</w:t>
       </w:r>
     </w:p>
     <w:p>
@@ -820,26 +853,42 @@
           <w:b/>
           <w:bCs/>
         </w:rPr>
-        <w:t xml:space="preserve">5- </w:t>
-      </w:r>
-      <w:r>
-        <w:rPr>
-          <w:b/>
-          <w:bCs/>
-        </w:rPr>
-        <w:t xml:space="preserve"> Backend Kontrolü ve Doğrulama</w:t>
-      </w:r>
-    </w:p>
-    <w:p>
-      <w:pPr>
-        <w:ind w:left="360"/>
-      </w:pPr>
-      <w:r>
-        <w:rPr>
-          <w:b/>
-          <w:bCs/>
-        </w:rPr>
-        <w:t>**Dosya:**</w:t>
+        <w:t>5</w:t>
+      </w:r>
+      <w:proofErr w:type="gramStart"/>
+      <w:r>
+        <w:rPr>
+          <w:b/>
+          <w:bCs/>
+        </w:rPr>
+        <w:t xml:space="preserve">- </w:t>
+      </w:r>
+      <w:r>
+        <w:rPr>
+          <w:b/>
+          <w:bCs/>
+        </w:rPr>
+        <w:t xml:space="preserve"> Backend</w:t>
+      </w:r>
+      <w:proofErr w:type="gramEnd"/>
+      <w:r>
+        <w:rPr>
+          <w:b/>
+          <w:bCs/>
+        </w:rPr>
+        <w:t xml:space="preserve"> Kontrolü ve Doğrulama</w:t>
+      </w:r>
+    </w:p>
+    <w:p>
+      <w:pPr>
+        <w:ind w:left="360"/>
+      </w:pPr>
+      <w:r>
+        <w:rPr>
+          <w:b/>
+          <w:bCs/>
+        </w:rPr>
+        <w:t>Dosya:</w:t>
       </w:r>
       <w:r>
         <w:t xml:space="preserve"> `backend/Controllers/AuthController.cs`</w:t>
@@ -925,11 +974,6 @@
       <w:r>
         <w:t>- Şifre yanlış → Hata gönderi</w:t>
       </w:r>
-    </w:p>
-    <w:p>
-      <w:pPr>
-        <w:ind w:left="360"/>
-      </w:pPr>
     </w:p>
     <w:p>
       <w:pPr>
@@ -1098,14 +1142,31 @@
           <w:b/>
           <w:bCs/>
         </w:rPr>
-        <w:t xml:space="preserve">7- </w:t>
-      </w:r>
-      <w:r>
-        <w:rPr>
-          <w:b/>
-          <w:bCs/>
-        </w:rPr>
-        <w:t xml:space="preserve"> Backend Yanıt Gönderilyor</w:t>
+        <w:lastRenderedPageBreak/>
+        <w:t>7</w:t>
+      </w:r>
+      <w:proofErr w:type="gramStart"/>
+      <w:r>
+        <w:rPr>
+          <w:b/>
+          <w:bCs/>
+        </w:rPr>
+        <w:t xml:space="preserve">- </w:t>
+      </w:r>
+      <w:r>
+        <w:rPr>
+          <w:b/>
+          <w:bCs/>
+        </w:rPr>
+        <w:t xml:space="preserve"> Backend</w:t>
+      </w:r>
+      <w:proofErr w:type="gramEnd"/>
+      <w:r>
+        <w:rPr>
+          <w:b/>
+          <w:bCs/>
+        </w:rPr>
+        <w:t xml:space="preserve"> Yanıt Gönderilyor</w:t>
       </w:r>
     </w:p>
     <w:p>
@@ -1140,13 +1201,10 @@
         <w:t>Sonuç:</w:t>
       </w:r>
       <w:r>
-        <w:t xml:space="preserve"> Token + Kullanıcı verisi frontend'e geldi </w:t>
-      </w:r>
-      <w:r>
-        <w:rPr>
-          <w:rFonts w:ascii="Segoe UI Emoji" w:hAnsi="Segoe UI Emoji" w:cs="Segoe UI Emoji"/>
-        </w:rPr>
-        <w:t>📤</w:t>
+        <w:t xml:space="preserve"> Token + Kullanıcı verisi frontend'e geldi</w:t>
+      </w:r>
+      <w:r>
+        <w:t>.</w:t>
       </w:r>
     </w:p>
     <w:p>
@@ -1300,7 +1358,7 @@
           <w:b/>
           <w:bCs/>
         </w:rPr>
-        <w:t xml:space="preserve"> Ekran Güncellenip Profil Sayfası Açılıyor</w:t>
+        <w:t>Ekran Güncellenip Profil Sayfası Açılıyor</w:t>
       </w:r>
     </w:p>
     <w:p>
@@ -1553,10 +1611,984 @@
         <w:ind w:left="360"/>
       </w:pPr>
       <w:r>
-        <w:t xml:space="preserve">Video Linki: </w:t>
-      </w:r>
-      <w:r>
-        <w:t>https://youtu.be/w8YeCgszcuM</w:t>
+        <w:rPr>
+          <w:b/>
+          <w:bCs/>
+        </w:rPr>
+        <w:t>Video Linki:</w:t>
+      </w:r>
+      <w:r>
+        <w:t xml:space="preserve"> </w:t>
+      </w:r>
+      <w:hyperlink r:id="rId8" w:history="1">
+        <w:r>
+          <w:rPr>
+            <w:rStyle w:val="Kpr"/>
+          </w:rPr>
+          <w:t>https://youtu.be/w8YeCgszcuM</w:t>
+        </w:r>
+      </w:hyperlink>
+    </w:p>
+    <w:p>
+      <w:pPr>
+        <w:ind w:left="360"/>
+      </w:pPr>
+    </w:p>
+    <w:p>
+      <w:pPr>
+        <w:rPr>
+          <w:b/>
+          <w:bCs/>
+          <w:u w:val="single"/>
+        </w:rPr>
+      </w:pPr>
+      <w:r>
+        <w:rPr>
+          <w:b/>
+          <w:bCs/>
+          <w:u w:val="single"/>
+        </w:rPr>
+        <w:t>2</w:t>
+      </w:r>
+      <w:r>
+        <w:rPr>
+          <w:b/>
+          <w:bCs/>
+          <w:u w:val="single"/>
+        </w:rPr>
+        <w:t>.Hafta:</w:t>
+      </w:r>
+      <w:r>
+        <w:rPr>
+          <w:b/>
+          <w:bCs/>
+          <w:i/>
+          <w:iCs/>
+        </w:rPr>
+        <w:t xml:space="preserve">  </w:t>
+      </w:r>
+      <w:r>
+        <w:rPr>
+          <w:b/>
+          <w:bCs/>
+          <w:i/>
+          <w:iCs/>
+        </w:rPr>
+        <w:t>22</w:t>
+      </w:r>
+      <w:r>
+        <w:rPr>
+          <w:b/>
+          <w:bCs/>
+          <w:i/>
+          <w:iCs/>
+        </w:rPr>
+        <w:t>.03.2025</w:t>
+      </w:r>
+    </w:p>
+    <w:p>
+      <w:r>
+        <w:t xml:space="preserve">Ana dokümadaki </w:t>
+      </w:r>
+    </w:p>
+    <w:p>
+      <w:pPr>
+        <w:numPr>
+          <w:ilvl w:val="0"/>
+          <w:numId w:val="6"/>
+        </w:numPr>
+        <w:spacing w:after="200" w:line="276" w:lineRule="auto"/>
+      </w:pPr>
+      <w:r>
+        <w:t>İlan verme akışının tasarlanması ve geliştirilmesi</w:t>
+      </w:r>
+    </w:p>
+    <w:p>
+      <w:r>
+        <w:t>Maddesi yapıldı.</w:t>
+      </w:r>
+    </w:p>
+    <w:p>
+      <w:r>
+        <w:t>Ek olarak ana sayfadaki gerçek olmayan datayla gözüken ilanlar, backendden databasedeki veriler çekilerek dolduruldu</w:t>
+      </w:r>
+      <w:r>
+        <w:t>.</w:t>
+      </w:r>
+    </w:p>
+    <w:p>
+      <w:pPr>
+        <w:rPr>
+          <w:b/>
+          <w:bCs/>
+          <w:u w:val="single"/>
+        </w:rPr>
+      </w:pPr>
+      <w:r>
+        <w:rPr>
+          <w:b/>
+          <w:bCs/>
+          <w:u w:val="single"/>
+        </w:rPr>
+        <w:t>ANA SAYFA</w:t>
+      </w:r>
+    </w:p>
+    <w:p>
+      <w:r>
+        <w:t>Ana sayfadaki kartlar için backendden veri çekildi.</w:t>
+      </w:r>
+    </w:p>
+    <w:p>
+      <w:pPr>
+        <w:numPr>
+          <w:ilvl w:val="0"/>
+          <w:numId w:val="7"/>
+        </w:numPr>
+      </w:pPr>
+      <w:proofErr w:type="gramStart"/>
+      <w:r>
+        <w:t>getAllListings(</w:t>
+      </w:r>
+      <w:proofErr w:type="gramEnd"/>
+      <w:r>
+        <w:t>) çağrılır</w:t>
+      </w:r>
+    </w:p>
+    <w:p>
+      <w:pPr>
+        <w:numPr>
+          <w:ilvl w:val="0"/>
+          <w:numId w:val="7"/>
+        </w:numPr>
+      </w:pPr>
+      <w:r>
+        <w:rPr>
+          <w:b/>
+          <w:bCs/>
+        </w:rPr>
+        <w:t>API isteği:</w:t>
+      </w:r>
+      <w:r>
+        <w:t> GET http://localhost:5211/api/Listing/all</w:t>
+      </w:r>
+    </w:p>
+    <w:p>
+      <w:pPr>
+        <w:numPr>
+          <w:ilvl w:val="0"/>
+          <w:numId w:val="7"/>
+        </w:numPr>
+      </w:pPr>
+      <w:r>
+        <w:rPr>
+          <w:b/>
+          <w:bCs/>
+        </w:rPr>
+        <w:t>Backend</w:t>
+      </w:r>
+      <w:r>
+        <w:t> (ListingsController.cs) → Veritabanından ilanları çeker</w:t>
+      </w:r>
+    </w:p>
+    <w:p>
+      <w:pPr>
+        <w:numPr>
+          <w:ilvl w:val="0"/>
+          <w:numId w:val="7"/>
+        </w:numPr>
+      </w:pPr>
+      <w:r>
+        <w:rPr>
+          <w:b/>
+          <w:bCs/>
+        </w:rPr>
+        <w:t>Veri dönüşümü</w:t>
+      </w:r>
+      <w:r>
+        <w:t> → Frontend için uygun formata çevrilir</w:t>
+      </w:r>
+    </w:p>
+    <w:p>
+      <w:pPr>
+        <w:numPr>
+          <w:ilvl w:val="0"/>
+          <w:numId w:val="7"/>
+        </w:numPr>
+      </w:pPr>
+      <w:r>
+        <w:rPr>
+          <w:b/>
+          <w:bCs/>
+        </w:rPr>
+        <w:t>State güncellenir</w:t>
+      </w:r>
+      <w:r>
+        <w:t xml:space="preserve"> → Ekranda PropertyCard bileşenleri </w:t>
+      </w:r>
+      <w:r>
+        <w:t>güncellenir</w:t>
+      </w:r>
+    </w:p>
+    <w:p/>
+    <w:p/>
+    <w:p>
+      <w:pPr>
+        <w:rPr>
+          <w:b/>
+          <w:bCs/>
+          <w:u w:val="single"/>
+        </w:rPr>
+      </w:pPr>
+      <w:r>
+        <w:rPr>
+          <w:b/>
+          <w:bCs/>
+          <w:u w:val="single"/>
+        </w:rPr>
+        <w:t xml:space="preserve">Ev Sahipliği Yapma (Become Host) Ekranı </w:t>
+      </w:r>
+    </w:p>
+    <w:p>
+      <w:r>
+        <w:t xml:space="preserve">Bu ekran, kullanıcıların konaklama yerlerini sisteme kaydetmeleri için tasarlanmış, toplam </w:t>
+      </w:r>
+      <w:r>
+        <w:rPr>
+          <w:b/>
+          <w:bCs/>
+        </w:rPr>
+        <w:t>6 adımdan</w:t>
+      </w:r>
+      <w:r>
+        <w:t xml:space="preserve"> oluşan interaktif bir kayıt formudur. </w:t>
+      </w:r>
+    </w:p>
+    <w:p>
+      <w:pPr>
+        <w:rPr>
+          <w:b/>
+          <w:bCs/>
+        </w:rPr>
+      </w:pPr>
+      <w:r>
+        <w:rPr>
+          <w:b/>
+          <w:bCs/>
+        </w:rPr>
+        <w:t>1. Adım: Temel Bilgiler</w:t>
+      </w:r>
+    </w:p>
+    <w:p>
+      <w:r>
+        <w:t>Bu aşamada kullanıcının mülkünü ana hatlarıyla tanıtması istenir:</w:t>
+      </w:r>
+    </w:p>
+    <w:p>
+      <w:pPr>
+        <w:numPr>
+          <w:ilvl w:val="0"/>
+          <w:numId w:val="8"/>
+        </w:numPr>
+      </w:pPr>
+      <w:proofErr w:type="gramStart"/>
+      <w:r>
+        <w:rPr>
+          <w:b/>
+          <w:bCs/>
+        </w:rPr>
+        <w:lastRenderedPageBreak/>
+        <w:t>Mekan</w:t>
+      </w:r>
+      <w:proofErr w:type="gramEnd"/>
+      <w:r>
+        <w:rPr>
+          <w:b/>
+          <w:bCs/>
+        </w:rPr>
+        <w:t xml:space="preserve"> Türü Seçimi:</w:t>
+      </w:r>
+      <w:r>
+        <w:t xml:space="preserve"> Ev, daire, tekne, kamp aracı gibi seçenekler arasından mekanı en iyi tanımlayan tür seçilir.</w:t>
+      </w:r>
+    </w:p>
+    <w:p>
+      <w:pPr>
+        <w:numPr>
+          <w:ilvl w:val="0"/>
+          <w:numId w:val="8"/>
+        </w:numPr>
+      </w:pPr>
+      <w:r>
+        <w:rPr>
+          <w:b/>
+          <w:bCs/>
+        </w:rPr>
+        <w:t>İlan Başlığı:</w:t>
+      </w:r>
+      <w:r>
+        <w:t xml:space="preserve"> İlanın vitrininde görünecek dikkat çekici bir başlık girilir.</w:t>
+      </w:r>
+    </w:p>
+    <w:p>
+      <w:pPr>
+        <w:numPr>
+          <w:ilvl w:val="0"/>
+          <w:numId w:val="8"/>
+        </w:numPr>
+      </w:pPr>
+      <w:r>
+        <w:rPr>
+          <w:b/>
+          <w:bCs/>
+        </w:rPr>
+        <w:t>Açıklama:</w:t>
+      </w:r>
+      <w:r>
+        <w:t xml:space="preserve"> </w:t>
+      </w:r>
+      <w:proofErr w:type="gramStart"/>
+      <w:r>
+        <w:t>Mekanın</w:t>
+      </w:r>
+      <w:proofErr w:type="gramEnd"/>
+      <w:r>
+        <w:t xml:space="preserve"> özellikleri ve çevresi hakkında detaylı metin girişi yapılır.</w:t>
+      </w:r>
+    </w:p>
+    <w:p>
+      <w:pPr>
+        <w:numPr>
+          <w:ilvl w:val="0"/>
+          <w:numId w:val="8"/>
+        </w:numPr>
+      </w:pPr>
+      <w:r>
+        <w:rPr>
+          <w:b/>
+          <w:bCs/>
+        </w:rPr>
+        <w:t>Konaklama Türü:</w:t>
+      </w:r>
+      <w:r>
+        <w:t xml:space="preserve"> </w:t>
+      </w:r>
+      <w:proofErr w:type="gramStart"/>
+      <w:r>
+        <w:t>Mekanın</w:t>
+      </w:r>
+      <w:proofErr w:type="gramEnd"/>
+      <w:r>
+        <w:t xml:space="preserve"> tamamının mı, özel bir odanın mı yoksa paylaşımlı bir alanın mı kiralandığı belirtilir.</w:t>
+      </w:r>
+    </w:p>
+    <w:p>
+      <w:pPr>
+        <w:rPr>
+          <w:b/>
+          <w:bCs/>
+        </w:rPr>
+      </w:pPr>
+      <w:r>
+        <w:rPr>
+          <w:b/>
+          <w:bCs/>
+        </w:rPr>
+        <w:t>2. Adım: Kapasite Bilgileri</w:t>
+      </w:r>
+    </w:p>
+    <w:p>
+      <w:proofErr w:type="gramStart"/>
+      <w:r>
+        <w:t>Mekanın</w:t>
+      </w:r>
+      <w:proofErr w:type="gramEnd"/>
+      <w:r>
+        <w:t xml:space="preserve"> fiziksel kapasitesiyle ilgili sayısal veriler toplanır:</w:t>
+      </w:r>
+    </w:p>
+    <w:p>
+      <w:pPr>
+        <w:numPr>
+          <w:ilvl w:val="0"/>
+          <w:numId w:val="9"/>
+        </w:numPr>
+      </w:pPr>
+      <w:r>
+        <w:t xml:space="preserve">Maksimum kaç </w:t>
+      </w:r>
+      <w:r>
+        <w:rPr>
+          <w:b/>
+          <w:bCs/>
+        </w:rPr>
+        <w:t>konuk</w:t>
+      </w:r>
+      <w:r>
+        <w:t xml:space="preserve"> kabul edilebileceği.</w:t>
+      </w:r>
+    </w:p>
+    <w:p>
+      <w:pPr>
+        <w:numPr>
+          <w:ilvl w:val="0"/>
+          <w:numId w:val="9"/>
+        </w:numPr>
+      </w:pPr>
+      <w:r>
+        <w:t xml:space="preserve">Mevcut </w:t>
+      </w:r>
+      <w:r>
+        <w:rPr>
+          <w:b/>
+          <w:bCs/>
+        </w:rPr>
+        <w:t>yatak odası</w:t>
+      </w:r>
+      <w:r>
+        <w:t xml:space="preserve"> sayısı.</w:t>
+      </w:r>
+    </w:p>
+    <w:p>
+      <w:pPr>
+        <w:numPr>
+          <w:ilvl w:val="0"/>
+          <w:numId w:val="9"/>
+        </w:numPr>
+      </w:pPr>
+      <w:r>
+        <w:t xml:space="preserve">Toplam </w:t>
+      </w:r>
+      <w:r>
+        <w:rPr>
+          <w:b/>
+          <w:bCs/>
+        </w:rPr>
+        <w:t>yatak</w:t>
+      </w:r>
+      <w:r>
+        <w:t xml:space="preserve"> sayısı.</w:t>
+      </w:r>
+    </w:p>
+    <w:p>
+      <w:pPr>
+        <w:numPr>
+          <w:ilvl w:val="0"/>
+          <w:numId w:val="9"/>
+        </w:numPr>
+      </w:pPr>
+      <w:r>
+        <w:rPr>
+          <w:b/>
+          <w:bCs/>
+        </w:rPr>
+        <w:t>Banyo</w:t>
+      </w:r>
+      <w:r>
+        <w:t xml:space="preserve"> sayısı.</w:t>
+      </w:r>
+    </w:p>
+    <w:p>
+      <w:pPr>
+        <w:rPr>
+          <w:b/>
+          <w:bCs/>
+        </w:rPr>
+      </w:pPr>
+      <w:r>
+        <w:rPr>
+          <w:b/>
+          <w:bCs/>
+        </w:rPr>
+        <w:t>3. Adım: Olanaklar (Donanımlar)</w:t>
+      </w:r>
+    </w:p>
+    <w:p>
+      <w:proofErr w:type="gramStart"/>
+      <w:r>
+        <w:t>Mekanın</w:t>
+      </w:r>
+      <w:proofErr w:type="gramEnd"/>
+      <w:r>
+        <w:t xml:space="preserve"> sunduğu imkanlar görsel ikonlar eşliğinde seçilir:</w:t>
+      </w:r>
+    </w:p>
+    <w:p>
+      <w:pPr>
+        <w:numPr>
+          <w:ilvl w:val="0"/>
+          <w:numId w:val="10"/>
+        </w:numPr>
+      </w:pPr>
+      <w:r>
+        <w:rPr>
+          <w:b/>
+          <w:bCs/>
+        </w:rPr>
+        <w:t>Temel İhtiyaçlar:</w:t>
+      </w:r>
+      <w:r>
+        <w:t xml:space="preserve"> Wifi, TV, mutfak, çamaşır makinesi, klima vb.</w:t>
+      </w:r>
+    </w:p>
+    <w:p>
+      <w:pPr>
+        <w:numPr>
+          <w:ilvl w:val="0"/>
+          <w:numId w:val="10"/>
+        </w:numPr>
+      </w:pPr>
+      <w:r>
+        <w:rPr>
+          <w:b/>
+          <w:bCs/>
+        </w:rPr>
+        <w:t xml:space="preserve"> Ekstralar:</w:t>
+      </w:r>
+      <w:r>
+        <w:t xml:space="preserve"> Havuz, jakuzi, şömine, spor ekipmanı gibi seçenekler işaretlenir.</w:t>
+      </w:r>
+    </w:p>
+    <w:p>
+      <w:pPr>
+        <w:numPr>
+          <w:ilvl w:val="0"/>
+          <w:numId w:val="10"/>
+        </w:numPr>
+      </w:pPr>
+      <w:r>
+        <w:rPr>
+          <w:b/>
+          <w:bCs/>
+        </w:rPr>
+        <w:t>Dış Alan ve Otopark:</w:t>
+      </w:r>
+      <w:r>
+        <w:t xml:space="preserve"> Ücretli/ücretsiz otopark, plaj erişimi, mangal veya bahçe gibi olanaklar belirtilir.</w:t>
+      </w:r>
+    </w:p>
+    <w:p>
+      <w:pPr>
+        <w:rPr>
+          <w:b/>
+          <w:bCs/>
+        </w:rPr>
+      </w:pPr>
+      <w:r>
+        <w:rPr>
+          <w:b/>
+          <w:bCs/>
+        </w:rPr>
+        <w:t>4. Adım: Adres Bilgileri</w:t>
+      </w:r>
+    </w:p>
+    <w:p>
+      <w:r>
+        <w:t>Konaklama yerinin tam konumu detaylı bir şekilde alınır:</w:t>
+      </w:r>
+    </w:p>
+    <w:p>
+      <w:pPr>
+        <w:numPr>
+          <w:ilvl w:val="0"/>
+          <w:numId w:val="11"/>
+        </w:numPr>
+      </w:pPr>
+      <w:r>
+        <w:t>Ülke, Bölge, İl ve İlçe bilgileri.</w:t>
+      </w:r>
+    </w:p>
+    <w:p>
+      <w:pPr>
+        <w:numPr>
+          <w:ilvl w:val="0"/>
+          <w:numId w:val="11"/>
+        </w:numPr>
+      </w:pPr>
+      <w:r>
+        <w:t>Sokak, cadde ve mahalle bilgisiyle birlikte bina ve daire numarası.</w:t>
+      </w:r>
+    </w:p>
+    <w:p>
+      <w:pPr>
+        <w:rPr>
+          <w:b/>
+          <w:bCs/>
+        </w:rPr>
+      </w:pPr>
+      <w:r>
+        <w:rPr>
+          <w:b/>
+          <w:bCs/>
+        </w:rPr>
+        <w:t>5. Adım: Fotoğraf Yükleme</w:t>
+      </w:r>
+    </w:p>
+    <w:p>
+      <w:r>
+        <w:t>İlanın görselliği için medya yönetimi yapılır:</w:t>
+      </w:r>
+    </w:p>
+    <w:p>
+      <w:pPr>
+        <w:numPr>
+          <w:ilvl w:val="0"/>
+          <w:numId w:val="12"/>
+        </w:numPr>
+      </w:pPr>
+      <w:r>
+        <w:rPr>
+          <w:b/>
+          <w:bCs/>
+        </w:rPr>
+        <w:t>Fotoğraf Seçimi:</w:t>
+      </w:r>
+      <w:r>
+        <w:t xml:space="preserve"> Galeriden fotoğraf seçilir (Sistem en az 3, en fazla 10 fotoğrafa izin verir).</w:t>
+      </w:r>
+    </w:p>
+    <w:p>
+      <w:pPr>
+        <w:numPr>
+          <w:ilvl w:val="0"/>
+          <w:numId w:val="12"/>
+        </w:numPr>
+      </w:pPr>
+      <w:r>
+        <w:rPr>
+          <w:b/>
+          <w:bCs/>
+        </w:rPr>
+        <w:t>Önizleme ve Düzenleme:</w:t>
+      </w:r>
+      <w:r>
+        <w:t xml:space="preserve"> Seçilen fotoğraflar liste halinde görülür, istenmeyen fotoğraflar listeden silinebilir.</w:t>
+      </w:r>
+    </w:p>
+    <w:p>
+      <w:pPr>
+        <w:numPr>
+          <w:ilvl w:val="0"/>
+          <w:numId w:val="12"/>
+        </w:numPr>
+      </w:pPr>
+      <w:r>
+        <w:rPr>
+          <w:b/>
+          <w:bCs/>
+        </w:rPr>
+        <w:t>Uyarı Sistemi:</w:t>
+      </w:r>
+      <w:r>
+        <w:t xml:space="preserve"> Minimum fotoğraf sayısına ulaşılamadığında kullanıcı uyarılır.</w:t>
+      </w:r>
+    </w:p>
+    <w:p>
+      <w:pPr>
+        <w:rPr>
+          <w:b/>
+          <w:bCs/>
+        </w:rPr>
+      </w:pPr>
+      <w:r>
+        <w:rPr>
+          <w:b/>
+          <w:bCs/>
+        </w:rPr>
+        <w:t>6. Adım: Fiyat Belirleme</w:t>
+      </w:r>
+    </w:p>
+    <w:p>
+      <w:pPr>
+        <w:numPr>
+          <w:ilvl w:val="0"/>
+          <w:numId w:val="13"/>
+        </w:numPr>
+      </w:pPr>
+      <w:r>
+        <w:rPr>
+          <w:b/>
+          <w:bCs/>
+        </w:rPr>
+        <w:t>Gece Konaklama Bedeli:</w:t>
+      </w:r>
+      <w:r>
+        <w:t xml:space="preserve"> Kullanıcı Türk </w:t>
+      </w:r>
+      <w:proofErr w:type="gramStart"/>
+      <w:r>
+        <w:t>Lirası</w:t>
+      </w:r>
+      <w:proofErr w:type="gramEnd"/>
+      <w:r>
+        <w:t xml:space="preserve"> cinsinden bir rakam belirler.</w:t>
+      </w:r>
+    </w:p>
+    <w:p>
+      <w:pPr>
+        <w:numPr>
+          <w:ilvl w:val="0"/>
+          <w:numId w:val="13"/>
+        </w:numPr>
+      </w:pPr>
+      <w:r>
+        <w:rPr>
+          <w:b/>
+          <w:bCs/>
+        </w:rPr>
+        <w:t>Otomatik Hesaplama Tablosu:</w:t>
+      </w:r>
+      <w:r>
+        <w:t xml:space="preserve"> Girilen fiyata göre 1 gece, 3 gece ve 7 gecelik toplam kazançlar kullanıcıya otomatik olarak gösterilir.</w:t>
+      </w:r>
+    </w:p>
+    <w:p>
+      <w:pPr>
+        <w:rPr>
+          <w:b/>
+          <w:bCs/>
+        </w:rPr>
+      </w:pPr>
+      <w:r>
+        <w:rPr>
+          <w:b/>
+          <w:bCs/>
+        </w:rPr>
+        <w:t>Ekstra Özellikler ve Kontrol Mekanizmaları</w:t>
+      </w:r>
+    </w:p>
+    <w:p>
+      <w:pPr>
+        <w:numPr>
+          <w:ilvl w:val="0"/>
+          <w:numId w:val="14"/>
+        </w:numPr>
+      </w:pPr>
+      <w:r>
+        <w:rPr>
+          <w:b/>
+          <w:bCs/>
+        </w:rPr>
+        <w:t>İlerleme Çubuğu:</w:t>
+      </w:r>
+      <w:r>
+        <w:t xml:space="preserve"> Ekranın üst kısmında kullanıcının hangi aşamada olduğunu gösteren 1'den 6'ya kadar numaralandırılmış bir süreç takibi bulunur.</w:t>
+      </w:r>
+    </w:p>
+    <w:p>
+      <w:pPr>
+        <w:numPr>
+          <w:ilvl w:val="0"/>
+          <w:numId w:val="14"/>
+        </w:numPr>
+      </w:pPr>
+      <w:r>
+        <w:rPr>
+          <w:b/>
+          <w:bCs/>
+        </w:rPr>
+        <w:t>Zorunlu Alan Kontrolleri:</w:t>
+      </w:r>
+      <w:r>
+        <w:t xml:space="preserve"> Her adımda "Devam" butonuna basıldığında, gerekli bilgiler (başlık, adres, min. fotoğraf sayısı vb.) eksikse kullanıcıya uyarı penceresi gösterilir ve eksikler tamamlanmadan bir sonraki adıma geçilmesine izin verilmez.</w:t>
+      </w:r>
+    </w:p>
+    <w:p>
+      <w:pPr>
+        <w:numPr>
+          <w:ilvl w:val="0"/>
+          <w:numId w:val="14"/>
+        </w:numPr>
+      </w:pPr>
+      <w:r>
+        <w:rPr>
+          <w:b/>
+          <w:bCs/>
+        </w:rPr>
+        <w:lastRenderedPageBreak/>
+        <w:t>Çıkış Onay Modalı:</w:t>
+      </w:r>
+      <w:r>
+        <w:t xml:space="preserve"> Kullanıcı işlemi bitirmeden geri dönmek isterse, verilerinin kaybolabileceğine dair bir uyarı mesajı alır.</w:t>
+      </w:r>
+    </w:p>
+    <w:p>
+      <w:pPr>
+        <w:numPr>
+          <w:ilvl w:val="0"/>
+          <w:numId w:val="14"/>
+        </w:numPr>
+      </w:pPr>
+      <w:r>
+        <w:rPr>
+          <w:b/>
+          <w:bCs/>
+        </w:rPr>
+        <w:t>Başarı ve Hata Bildirimleri:</w:t>
+      </w:r>
+      <w:r>
+        <w:t xml:space="preserve"> İlan başarıyla yayınlandığında yeşil bir onay penceresi, bir sorun oluştuğunda ise kırmızı bir hata penceresi ile kullanıcı bilgilendirilir.</w:t>
+      </w:r>
+    </w:p>
+    <w:p/>
+    <w:p>
+      <w:r>
+        <w:t>Bu adımlardan sonra ilanı yayınla butonuna basınca:</w:t>
+      </w:r>
+    </w:p>
+    <w:p>
+      <w:r>
+        <w:rPr>
+          <w:noProof/>
+        </w:rPr>
+        <w:drawing>
+          <wp:inline distT="0" distB="0" distL="0" distR="0" wp14:anchorId="6042736F" wp14:editId="6EEF643A">
+            <wp:extent cx="4087091" cy="2548086"/>
+            <wp:effectExtent l="0" t="0" r="8890" b="5080"/>
+            <wp:docPr id="98157994" name="Resim 1" descr="metin, ekran görüntüsü, yazı tipi içeren bir resim&#10;&#10;Yapay zeka tarafından oluşturulmuş içerik yanlış olabilir."/>
+            <wp:cNvGraphicFramePr>
+              <a:graphicFrameLocks xmlns:a="http://schemas.openxmlformats.org/drawingml/2006/main" noChangeAspect="1"/>
+            </wp:cNvGraphicFramePr>
+            <a:graphic xmlns:a="http://schemas.openxmlformats.org/drawingml/2006/main">
+              <a:graphicData uri="http://schemas.openxmlformats.org/drawingml/2006/picture">
+                <pic:pic xmlns:pic="http://schemas.openxmlformats.org/drawingml/2006/picture">
+                  <pic:nvPicPr>
+                    <pic:cNvPr id="98157994" name="Resim 1" descr="metin, ekran görüntüsü, yazı tipi içeren bir resim&#10;&#10;Yapay zeka tarafından oluşturulmuş içerik yanlış olabilir."/>
+                    <pic:cNvPicPr/>
+                  </pic:nvPicPr>
+                  <pic:blipFill>
+                    <a:blip r:embed="rId9"/>
+                    <a:stretch>
+                      <a:fillRect/>
+                    </a:stretch>
+                  </pic:blipFill>
+                  <pic:spPr>
+                    <a:xfrm>
+                      <a:off x="0" y="0"/>
+                      <a:ext cx="4100402" cy="2556385"/>
+                    </a:xfrm>
+                    <a:prstGeom prst="rect">
+                      <a:avLst/>
+                    </a:prstGeom>
+                  </pic:spPr>
+                </pic:pic>
+              </a:graphicData>
+            </a:graphic>
+          </wp:inline>
+        </w:drawing>
+      </w:r>
+    </w:p>
+    <w:p>
+      <w:r>
+        <w:t>Kullanıcının doldurduğu veri API’nin istediği formata çevilir.</w:t>
+      </w:r>
+    </w:p>
+    <w:p/>
+    <w:p>
+      <w:r>
+        <w:rPr>
+          <w:noProof/>
+        </w:rPr>
+        <w:drawing>
+          <wp:inline distT="0" distB="0" distL="0" distR="0" wp14:anchorId="09745C8E" wp14:editId="2A021087">
+            <wp:extent cx="4168140" cy="393351"/>
+            <wp:effectExtent l="0" t="0" r="3810" b="6985"/>
+            <wp:docPr id="1473960028" name="Resim 1" descr="yazı tipi, grafik, ekran görüntüsü içeren bir resim&#10;&#10;Yapay zeka tarafından oluşturulmuş içerik yanlış olabilir."/>
+            <wp:cNvGraphicFramePr>
+              <a:graphicFrameLocks xmlns:a="http://schemas.openxmlformats.org/drawingml/2006/main" noChangeAspect="1"/>
+            </wp:cNvGraphicFramePr>
+            <a:graphic xmlns:a="http://schemas.openxmlformats.org/drawingml/2006/main">
+              <a:graphicData uri="http://schemas.openxmlformats.org/drawingml/2006/picture">
+                <pic:pic xmlns:pic="http://schemas.openxmlformats.org/drawingml/2006/picture">
+                  <pic:nvPicPr>
+                    <pic:cNvPr id="1473960028" name="Resim 1" descr="yazı tipi, grafik, ekran görüntüsü içeren bir resim&#10;&#10;Yapay zeka tarafından oluşturulmuş içerik yanlış olabilir."/>
+                    <pic:cNvPicPr/>
+                  </pic:nvPicPr>
+                  <pic:blipFill>
+                    <a:blip r:embed="rId10"/>
+                    <a:stretch>
+                      <a:fillRect/>
+                    </a:stretch>
+                  </pic:blipFill>
+                  <pic:spPr>
+                    <a:xfrm>
+                      <a:off x="0" y="0"/>
+                      <a:ext cx="4175531" cy="394049"/>
+                    </a:xfrm>
+                    <a:prstGeom prst="rect">
+                      <a:avLst/>
+                    </a:prstGeom>
+                  </pic:spPr>
+                </pic:pic>
+              </a:graphicData>
+            </a:graphic>
+          </wp:inline>
+        </w:drawing>
+      </w:r>
+      <w:r>
+        <w:t xml:space="preserve">    </w:t>
+      </w:r>
+      <w:r>
+        <w:sym w:font="Wingdings" w:char="F0E0"/>
+      </w:r>
+      <w:r>
+        <w:t xml:space="preserve"> API isteği</w:t>
+      </w:r>
+    </w:p>
+    <w:p>
+      <w:r>
+        <w:rPr>
+          <w:noProof/>
+        </w:rPr>
+        <w:drawing>
+          <wp:inline distT="0" distB="0" distL="0" distR="0" wp14:anchorId="2B4C8583" wp14:editId="064EF985">
+            <wp:extent cx="4137660" cy="2741308"/>
+            <wp:effectExtent l="0" t="0" r="0" b="1905"/>
+            <wp:docPr id="1474216742" name="Resim 1" descr="metin, ekran görüntüsü, yazılım içeren bir resim&#10;&#10;Yapay zeka tarafından oluşturulmuş içerik yanlış olabilir."/>
+            <wp:cNvGraphicFramePr>
+              <a:graphicFrameLocks xmlns:a="http://schemas.openxmlformats.org/drawingml/2006/main" noChangeAspect="1"/>
+            </wp:cNvGraphicFramePr>
+            <a:graphic xmlns:a="http://schemas.openxmlformats.org/drawingml/2006/main">
+              <a:graphicData uri="http://schemas.openxmlformats.org/drawingml/2006/picture">
+                <pic:pic xmlns:pic="http://schemas.openxmlformats.org/drawingml/2006/picture">
+                  <pic:nvPicPr>
+                    <pic:cNvPr id="1474216742" name="Resim 1" descr="metin, ekran görüntüsü, yazılım içeren bir resim&#10;&#10;Yapay zeka tarafından oluşturulmuş içerik yanlış olabilir."/>
+                    <pic:cNvPicPr/>
+                  </pic:nvPicPr>
+                  <pic:blipFill>
+                    <a:blip r:embed="rId11"/>
+                    <a:stretch>
+                      <a:fillRect/>
+                    </a:stretch>
+                  </pic:blipFill>
+                  <pic:spPr>
+                    <a:xfrm>
+                      <a:off x="0" y="0"/>
+                      <a:ext cx="4145844" cy="2746730"/>
+                    </a:xfrm>
+                    <a:prstGeom prst="rect">
+                      <a:avLst/>
+                    </a:prstGeom>
+                  </pic:spPr>
+                </pic:pic>
+              </a:graphicData>
+            </a:graphic>
+          </wp:inline>
+        </w:drawing>
+      </w:r>
+    </w:p>
+    <w:p>
+      <w:r>
+        <w:rPr>
+          <w:b/>
+          <w:bCs/>
+        </w:rPr>
+        <w:t>Video linki:</w:t>
+      </w:r>
+      <w:r>
+        <w:t xml:space="preserve"> </w:t>
+      </w:r>
+      <w:r>
+        <w:t>https://youtu.be/1VGvJ3kWY-w</w:t>
       </w:r>
     </w:p>
     <w:sectPr>
@@ -1572,6 +2604,155 @@
 <file path=word/numbering.xml><?xml version="1.0" encoding="utf-8"?>
 <w:numbering xmlns:wpc="http://schemas.microsoft.com/office/word/2010/wordprocessingCanvas" xmlns:cx="http://schemas.microsoft.com/office/drawing/2014/chartex" xmlns:cx1="http://schemas.microsoft.com/office/drawing/2015/9/8/chartex" xmlns:cx2="http://schemas.microsoft.com/office/drawing/2015/10/21/chartex" xmlns:cx3="http://schemas.microsoft.com/office/drawing/2016/5/9/chartex" xmlns:cx4="http://schemas.microsoft.com/office/drawing/2016/5/10/chartex" xmlns:cx5="http://schemas.microsoft.com/office/drawing/2016/5/11/chartex" xmlns:cx6="http://schemas.microsoft.com/office/drawing/2016/5/12/chartex" xmlns:cx7="http://schemas.microsoft.com/office/drawing/2016/5/13/chartex" xmlns:cx8="http://schemas.microsoft.com/office/drawing/2016/5/14/chartex" xmlns:mc="http://schemas.openxmlformats.org/markup-compatibility/2006" xmlns:aink="http://schemas.microsoft.com/office/drawing/2016/ink" xmlns:am3d="http://schemas.microsoft.com/office/drawing/2017/model3d" xmlns:o="urn:schemas-microsoft-com:office:office" xmlns:oel="http://schemas.microsoft.com/office/2019/extlst" xmlns:r="http://schemas.openxmlformats.org/officeDocument/2006/relationships" xmlns:m="http://schemas.openxmlformats.org/officeDocument/2006/math" xmlns:v="urn:schemas-microsoft-com:vml" xmlns:wp14="http://schemas.microsoft.com/office/word/2010/wordprocessingDrawing" xmlns:wp="http://schemas.openxmlformats.org/drawingml/2006/wordprocessingDrawing" xmlns:w10="urn:schemas-microsoft-com:office:word" xmlns:w="http://schemas.openxmlformats.org/wordprocessingml/2006/main" xmlns:w14="http://schemas.microsoft.com/office/word/2010/wordml" xmlns:w15="http://schemas.microsoft.com/office/word/2012/wordml" xmlns:w16cex="http://schemas.microsoft.com/office/word/2018/wordml/cex" xmlns:w16cid="http://schemas.microsoft.com/office/word/2016/wordml/cid" xmlns:w16="http://schemas.microsoft.com/office/word/2018/wordml" xmlns:w16du="http://schemas.microsoft.com/office/word/2023/wordml/word16du" xmlns:w16sdtdh="http://schemas.microsoft.com/office/word/2020/wordml/sdtdatahash" xmlns:w16sdtfl="http://schemas.microsoft.com/office/word/2024/wordml/sdtformatlock" xmlns:w16se="http://schemas.microsoft.com/office/word/2015/wordml/symex" xmlns:wpg="http://schemas.microsoft.com/office/word/2010/wordprocessingGroup" xmlns:wpi="http://schemas.microsoft.com/office/word/2010/wordprocessingInk" xmlns:wne="http://schemas.microsoft.com/office/word/2006/wordml" xmlns:wps="http://schemas.microsoft.com/office/word/2010/wordprocessingShape" mc:Ignorable="w14 w15 w16se w16cid w16 w16cex w16sdtdh w16sdtfl w16du wp14">
   <w:abstractNum w:abstractNumId="0" w15:restartNumberingAfterBreak="0">
+    <w:nsid w:val="04ED19AA"/>
+    <w:multiLevelType w:val="multilevel"/>
+    <w:tmpl w:val="8CECE206"/>
+    <w:lvl w:ilvl="0">
+      <w:start w:val="1"/>
+      <w:numFmt w:val="bullet"/>
+      <w:lvlText w:val=""/>
+      <w:lvlJc w:val="left"/>
+      <w:pPr>
+        <w:tabs>
+          <w:tab w:val="num" w:pos="720"/>
+        </w:tabs>
+        <w:ind w:left="720" w:hanging="360"/>
+      </w:pPr>
+      <w:rPr>
+        <w:rFonts w:ascii="Symbol" w:hAnsi="Symbol" w:hint="default"/>
+        <w:sz w:val="20"/>
+      </w:rPr>
+    </w:lvl>
+    <w:lvl w:ilvl="1" w:tentative="1">
+      <w:start w:val="1"/>
+      <w:numFmt w:val="bullet"/>
+      <w:lvlText w:val="o"/>
+      <w:lvlJc w:val="left"/>
+      <w:pPr>
+        <w:tabs>
+          <w:tab w:val="num" w:pos="1440"/>
+        </w:tabs>
+        <w:ind w:left="1440" w:hanging="360"/>
+      </w:pPr>
+      <w:rPr>
+        <w:rFonts w:ascii="Courier New" w:hAnsi="Courier New" w:hint="default"/>
+        <w:sz w:val="20"/>
+      </w:rPr>
+    </w:lvl>
+    <w:lvl w:ilvl="2" w:tentative="1">
+      <w:start w:val="1"/>
+      <w:numFmt w:val="bullet"/>
+      <w:lvlText w:val=""/>
+      <w:lvlJc w:val="left"/>
+      <w:pPr>
+        <w:tabs>
+          <w:tab w:val="num" w:pos="2160"/>
+        </w:tabs>
+        <w:ind w:left="2160" w:hanging="360"/>
+      </w:pPr>
+      <w:rPr>
+        <w:rFonts w:ascii="Wingdings" w:hAnsi="Wingdings" w:hint="default"/>
+        <w:sz w:val="20"/>
+      </w:rPr>
+    </w:lvl>
+    <w:lvl w:ilvl="3" w:tentative="1">
+      <w:start w:val="1"/>
+      <w:numFmt w:val="bullet"/>
+      <w:lvlText w:val=""/>
+      <w:lvlJc w:val="left"/>
+      <w:pPr>
+        <w:tabs>
+          <w:tab w:val="num" w:pos="2880"/>
+        </w:tabs>
+        <w:ind w:left="2880" w:hanging="360"/>
+      </w:pPr>
+      <w:rPr>
+        <w:rFonts w:ascii="Wingdings" w:hAnsi="Wingdings" w:hint="default"/>
+        <w:sz w:val="20"/>
+      </w:rPr>
+    </w:lvl>
+    <w:lvl w:ilvl="4" w:tentative="1">
+      <w:start w:val="1"/>
+      <w:numFmt w:val="bullet"/>
+      <w:lvlText w:val=""/>
+      <w:lvlJc w:val="left"/>
+      <w:pPr>
+        <w:tabs>
+          <w:tab w:val="num" w:pos="3600"/>
+        </w:tabs>
+        <w:ind w:left="3600" w:hanging="360"/>
+      </w:pPr>
+      <w:rPr>
+        <w:rFonts w:ascii="Wingdings" w:hAnsi="Wingdings" w:hint="default"/>
+        <w:sz w:val="20"/>
+      </w:rPr>
+    </w:lvl>
+    <w:lvl w:ilvl="5" w:tentative="1">
+      <w:start w:val="1"/>
+      <w:numFmt w:val="bullet"/>
+      <w:lvlText w:val=""/>
+      <w:lvlJc w:val="left"/>
+      <w:pPr>
+        <w:tabs>
+          <w:tab w:val="num" w:pos="4320"/>
+        </w:tabs>
+        <w:ind w:left="4320" w:hanging="360"/>
+      </w:pPr>
+      <w:rPr>
+        <w:rFonts w:ascii="Wingdings" w:hAnsi="Wingdings" w:hint="default"/>
+        <w:sz w:val="20"/>
+      </w:rPr>
+    </w:lvl>
+    <w:lvl w:ilvl="6" w:tentative="1">
+      <w:start w:val="1"/>
+      <w:numFmt w:val="bullet"/>
+      <w:lvlText w:val=""/>
+      <w:lvlJc w:val="left"/>
+      <w:pPr>
+        <w:tabs>
+          <w:tab w:val="num" w:pos="5040"/>
+        </w:tabs>
+        <w:ind w:left="5040" w:hanging="360"/>
+      </w:pPr>
+      <w:rPr>
+        <w:rFonts w:ascii="Wingdings" w:hAnsi="Wingdings" w:hint="default"/>
+        <w:sz w:val="20"/>
+      </w:rPr>
+    </w:lvl>
+    <w:lvl w:ilvl="7" w:tentative="1">
+      <w:start w:val="1"/>
+      <w:numFmt w:val="bullet"/>
+      <w:lvlText w:val=""/>
+      <w:lvlJc w:val="left"/>
+      <w:pPr>
+        <w:tabs>
+          <w:tab w:val="num" w:pos="5760"/>
+        </w:tabs>
+        <w:ind w:left="5760" w:hanging="360"/>
+      </w:pPr>
+      <w:rPr>
+        <w:rFonts w:ascii="Wingdings" w:hAnsi="Wingdings" w:hint="default"/>
+        <w:sz w:val="20"/>
+      </w:rPr>
+    </w:lvl>
+    <w:lvl w:ilvl="8" w:tentative="1">
+      <w:start w:val="1"/>
+      <w:numFmt w:val="bullet"/>
+      <w:lvlText w:val=""/>
+      <w:lvlJc w:val="left"/>
+      <w:pPr>
+        <w:tabs>
+          <w:tab w:val="num" w:pos="6480"/>
+        </w:tabs>
+        <w:ind w:left="6480" w:hanging="360"/>
+      </w:pPr>
+      <w:rPr>
+        <w:rFonts w:ascii="Wingdings" w:hAnsi="Wingdings" w:hint="default"/>
+        <w:sz w:val="20"/>
+      </w:rPr>
+    </w:lvl>
+  </w:abstractNum>
+  <w:abstractNum w:abstractNumId="1" w15:restartNumberingAfterBreak="0">
     <w:nsid w:val="0A9763E7"/>
     <w:multiLevelType w:val="hybridMultilevel"/>
     <w:tmpl w:val="D7B84FEC"/>
@@ -1684,7 +2865,418 @@
       </w:rPr>
     </w:lvl>
   </w:abstractNum>
-  <w:abstractNum w:abstractNumId="1" w15:restartNumberingAfterBreak="0">
+  <w:abstractNum w:abstractNumId="2" w15:restartNumberingAfterBreak="0">
+    <w:nsid w:val="0D43789B"/>
+    <w:multiLevelType w:val="multilevel"/>
+    <w:tmpl w:val="2FBA78E8"/>
+    <w:lvl w:ilvl="0">
+      <w:start w:val="1"/>
+      <w:numFmt w:val="bullet"/>
+      <w:lvlText w:val=""/>
+      <w:lvlJc w:val="left"/>
+      <w:pPr>
+        <w:tabs>
+          <w:tab w:val="num" w:pos="720"/>
+        </w:tabs>
+        <w:ind w:left="720" w:hanging="360"/>
+      </w:pPr>
+      <w:rPr>
+        <w:rFonts w:ascii="Symbol" w:hAnsi="Symbol" w:hint="default"/>
+        <w:sz w:val="20"/>
+      </w:rPr>
+    </w:lvl>
+    <w:lvl w:ilvl="1" w:tentative="1">
+      <w:start w:val="1"/>
+      <w:numFmt w:val="bullet"/>
+      <w:lvlText w:val=""/>
+      <w:lvlJc w:val="left"/>
+      <w:pPr>
+        <w:tabs>
+          <w:tab w:val="num" w:pos="1440"/>
+        </w:tabs>
+        <w:ind w:left="1440" w:hanging="360"/>
+      </w:pPr>
+      <w:rPr>
+        <w:rFonts w:ascii="Symbol" w:hAnsi="Symbol" w:hint="default"/>
+        <w:sz w:val="20"/>
+      </w:rPr>
+    </w:lvl>
+    <w:lvl w:ilvl="2" w:tentative="1">
+      <w:start w:val="1"/>
+      <w:numFmt w:val="bullet"/>
+      <w:lvlText w:val=""/>
+      <w:lvlJc w:val="left"/>
+      <w:pPr>
+        <w:tabs>
+          <w:tab w:val="num" w:pos="2160"/>
+        </w:tabs>
+        <w:ind w:left="2160" w:hanging="360"/>
+      </w:pPr>
+      <w:rPr>
+        <w:rFonts w:ascii="Symbol" w:hAnsi="Symbol" w:hint="default"/>
+        <w:sz w:val="20"/>
+      </w:rPr>
+    </w:lvl>
+    <w:lvl w:ilvl="3" w:tentative="1">
+      <w:start w:val="1"/>
+      <w:numFmt w:val="bullet"/>
+      <w:lvlText w:val=""/>
+      <w:lvlJc w:val="left"/>
+      <w:pPr>
+        <w:tabs>
+          <w:tab w:val="num" w:pos="2880"/>
+        </w:tabs>
+        <w:ind w:left="2880" w:hanging="360"/>
+      </w:pPr>
+      <w:rPr>
+        <w:rFonts w:ascii="Symbol" w:hAnsi="Symbol" w:hint="default"/>
+        <w:sz w:val="20"/>
+      </w:rPr>
+    </w:lvl>
+    <w:lvl w:ilvl="4" w:tentative="1">
+      <w:start w:val="1"/>
+      <w:numFmt w:val="bullet"/>
+      <w:lvlText w:val=""/>
+      <w:lvlJc w:val="left"/>
+      <w:pPr>
+        <w:tabs>
+          <w:tab w:val="num" w:pos="3600"/>
+        </w:tabs>
+        <w:ind w:left="3600" w:hanging="360"/>
+      </w:pPr>
+      <w:rPr>
+        <w:rFonts w:ascii="Symbol" w:hAnsi="Symbol" w:hint="default"/>
+        <w:sz w:val="20"/>
+      </w:rPr>
+    </w:lvl>
+    <w:lvl w:ilvl="5" w:tentative="1">
+      <w:start w:val="1"/>
+      <w:numFmt w:val="bullet"/>
+      <w:lvlText w:val=""/>
+      <w:lvlJc w:val="left"/>
+      <w:pPr>
+        <w:tabs>
+          <w:tab w:val="num" w:pos="4320"/>
+        </w:tabs>
+        <w:ind w:left="4320" w:hanging="360"/>
+      </w:pPr>
+      <w:rPr>
+        <w:rFonts w:ascii="Symbol" w:hAnsi="Symbol" w:hint="default"/>
+        <w:sz w:val="20"/>
+      </w:rPr>
+    </w:lvl>
+    <w:lvl w:ilvl="6" w:tentative="1">
+      <w:start w:val="1"/>
+      <w:numFmt w:val="bullet"/>
+      <w:lvlText w:val=""/>
+      <w:lvlJc w:val="left"/>
+      <w:pPr>
+        <w:tabs>
+          <w:tab w:val="num" w:pos="5040"/>
+        </w:tabs>
+        <w:ind w:left="5040" w:hanging="360"/>
+      </w:pPr>
+      <w:rPr>
+        <w:rFonts w:ascii="Symbol" w:hAnsi="Symbol" w:hint="default"/>
+        <w:sz w:val="20"/>
+      </w:rPr>
+    </w:lvl>
+    <w:lvl w:ilvl="7" w:tentative="1">
+      <w:start w:val="1"/>
+      <w:numFmt w:val="bullet"/>
+      <w:lvlText w:val=""/>
+      <w:lvlJc w:val="left"/>
+      <w:pPr>
+        <w:tabs>
+          <w:tab w:val="num" w:pos="5760"/>
+        </w:tabs>
+        <w:ind w:left="5760" w:hanging="360"/>
+      </w:pPr>
+      <w:rPr>
+        <w:rFonts w:ascii="Symbol" w:hAnsi="Symbol" w:hint="default"/>
+        <w:sz w:val="20"/>
+      </w:rPr>
+    </w:lvl>
+    <w:lvl w:ilvl="8" w:tentative="1">
+      <w:start w:val="1"/>
+      <w:numFmt w:val="bullet"/>
+      <w:lvlText w:val=""/>
+      <w:lvlJc w:val="left"/>
+      <w:pPr>
+        <w:tabs>
+          <w:tab w:val="num" w:pos="6480"/>
+        </w:tabs>
+        <w:ind w:left="6480" w:hanging="360"/>
+      </w:pPr>
+      <w:rPr>
+        <w:rFonts w:ascii="Symbol" w:hAnsi="Symbol" w:hint="default"/>
+        <w:sz w:val="20"/>
+      </w:rPr>
+    </w:lvl>
+  </w:abstractNum>
+  <w:abstractNum w:abstractNumId="3" w15:restartNumberingAfterBreak="0">
+    <w:nsid w:val="0DBC212F"/>
+    <w:multiLevelType w:val="multilevel"/>
+    <w:tmpl w:val="61EABF78"/>
+    <w:lvl w:ilvl="0">
+      <w:start w:val="1"/>
+      <w:numFmt w:val="decimal"/>
+      <w:lvlText w:val="%1."/>
+      <w:lvlJc w:val="left"/>
+      <w:pPr>
+        <w:tabs>
+          <w:tab w:val="num" w:pos="720"/>
+        </w:tabs>
+        <w:ind w:left="720" w:hanging="360"/>
+      </w:pPr>
+    </w:lvl>
+    <w:lvl w:ilvl="1" w:tentative="1">
+      <w:start w:val="1"/>
+      <w:numFmt w:val="decimal"/>
+      <w:lvlText w:val="%2."/>
+      <w:lvlJc w:val="left"/>
+      <w:pPr>
+        <w:tabs>
+          <w:tab w:val="num" w:pos="1440"/>
+        </w:tabs>
+        <w:ind w:left="1440" w:hanging="360"/>
+      </w:pPr>
+    </w:lvl>
+    <w:lvl w:ilvl="2" w:tentative="1">
+      <w:start w:val="1"/>
+      <w:numFmt w:val="decimal"/>
+      <w:lvlText w:val="%3."/>
+      <w:lvlJc w:val="left"/>
+      <w:pPr>
+        <w:tabs>
+          <w:tab w:val="num" w:pos="2160"/>
+        </w:tabs>
+        <w:ind w:left="2160" w:hanging="360"/>
+      </w:pPr>
+    </w:lvl>
+    <w:lvl w:ilvl="3" w:tentative="1">
+      <w:start w:val="1"/>
+      <w:numFmt w:val="decimal"/>
+      <w:lvlText w:val="%4."/>
+      <w:lvlJc w:val="left"/>
+      <w:pPr>
+        <w:tabs>
+          <w:tab w:val="num" w:pos="2880"/>
+        </w:tabs>
+        <w:ind w:left="2880" w:hanging="360"/>
+      </w:pPr>
+    </w:lvl>
+    <w:lvl w:ilvl="4" w:tentative="1">
+      <w:start w:val="1"/>
+      <w:numFmt w:val="decimal"/>
+      <w:lvlText w:val="%5."/>
+      <w:lvlJc w:val="left"/>
+      <w:pPr>
+        <w:tabs>
+          <w:tab w:val="num" w:pos="3600"/>
+        </w:tabs>
+        <w:ind w:left="3600" w:hanging="360"/>
+      </w:pPr>
+    </w:lvl>
+    <w:lvl w:ilvl="5" w:tentative="1">
+      <w:start w:val="1"/>
+      <w:numFmt w:val="decimal"/>
+      <w:lvlText w:val="%6."/>
+      <w:lvlJc w:val="left"/>
+      <w:pPr>
+        <w:tabs>
+          <w:tab w:val="num" w:pos="4320"/>
+        </w:tabs>
+        <w:ind w:left="4320" w:hanging="360"/>
+      </w:pPr>
+    </w:lvl>
+    <w:lvl w:ilvl="6" w:tentative="1">
+      <w:start w:val="1"/>
+      <w:numFmt w:val="decimal"/>
+      <w:lvlText w:val="%7."/>
+      <w:lvlJc w:val="left"/>
+      <w:pPr>
+        <w:tabs>
+          <w:tab w:val="num" w:pos="5040"/>
+        </w:tabs>
+        <w:ind w:left="5040" w:hanging="360"/>
+      </w:pPr>
+    </w:lvl>
+    <w:lvl w:ilvl="7" w:tentative="1">
+      <w:start w:val="1"/>
+      <w:numFmt w:val="decimal"/>
+      <w:lvlText w:val="%8."/>
+      <w:lvlJc w:val="left"/>
+      <w:pPr>
+        <w:tabs>
+          <w:tab w:val="num" w:pos="5760"/>
+        </w:tabs>
+        <w:ind w:left="5760" w:hanging="360"/>
+      </w:pPr>
+    </w:lvl>
+    <w:lvl w:ilvl="8" w:tentative="1">
+      <w:start w:val="1"/>
+      <w:numFmt w:val="decimal"/>
+      <w:lvlText w:val="%9."/>
+      <w:lvlJc w:val="left"/>
+      <w:pPr>
+        <w:tabs>
+          <w:tab w:val="num" w:pos="6480"/>
+        </w:tabs>
+        <w:ind w:left="6480" w:hanging="360"/>
+      </w:pPr>
+    </w:lvl>
+  </w:abstractNum>
+  <w:abstractNum w:abstractNumId="4" w15:restartNumberingAfterBreak="0">
+    <w:nsid w:val="15313FD6"/>
+    <w:multiLevelType w:val="multilevel"/>
+    <w:tmpl w:val="7AF446CA"/>
+    <w:lvl w:ilvl="0">
+      <w:start w:val="1"/>
+      <w:numFmt w:val="bullet"/>
+      <w:lvlText w:val=""/>
+      <w:lvlJc w:val="left"/>
+      <w:pPr>
+        <w:tabs>
+          <w:tab w:val="num" w:pos="720"/>
+        </w:tabs>
+        <w:ind w:left="720" w:hanging="360"/>
+      </w:pPr>
+      <w:rPr>
+        <w:rFonts w:ascii="Symbol" w:hAnsi="Symbol" w:hint="default"/>
+        <w:sz w:val="20"/>
+      </w:rPr>
+    </w:lvl>
+    <w:lvl w:ilvl="1" w:tentative="1">
+      <w:start w:val="1"/>
+      <w:numFmt w:val="bullet"/>
+      <w:lvlText w:val=""/>
+      <w:lvlJc w:val="left"/>
+      <w:pPr>
+        <w:tabs>
+          <w:tab w:val="num" w:pos="1440"/>
+        </w:tabs>
+        <w:ind w:left="1440" w:hanging="360"/>
+      </w:pPr>
+      <w:rPr>
+        <w:rFonts w:ascii="Symbol" w:hAnsi="Symbol" w:hint="default"/>
+        <w:sz w:val="20"/>
+      </w:rPr>
+    </w:lvl>
+    <w:lvl w:ilvl="2" w:tentative="1">
+      <w:start w:val="1"/>
+      <w:numFmt w:val="bullet"/>
+      <w:lvlText w:val=""/>
+      <w:lvlJc w:val="left"/>
+      <w:pPr>
+        <w:tabs>
+          <w:tab w:val="num" w:pos="2160"/>
+        </w:tabs>
+        <w:ind w:left="2160" w:hanging="360"/>
+      </w:pPr>
+      <w:rPr>
+        <w:rFonts w:ascii="Symbol" w:hAnsi="Symbol" w:hint="default"/>
+        <w:sz w:val="20"/>
+      </w:rPr>
+    </w:lvl>
+    <w:lvl w:ilvl="3" w:tentative="1">
+      <w:start w:val="1"/>
+      <w:numFmt w:val="bullet"/>
+      <w:lvlText w:val=""/>
+      <w:lvlJc w:val="left"/>
+      <w:pPr>
+        <w:tabs>
+          <w:tab w:val="num" w:pos="2880"/>
+        </w:tabs>
+        <w:ind w:left="2880" w:hanging="360"/>
+      </w:pPr>
+      <w:rPr>
+        <w:rFonts w:ascii="Symbol" w:hAnsi="Symbol" w:hint="default"/>
+        <w:sz w:val="20"/>
+      </w:rPr>
+    </w:lvl>
+    <w:lvl w:ilvl="4" w:tentative="1">
+      <w:start w:val="1"/>
+      <w:numFmt w:val="bullet"/>
+      <w:lvlText w:val=""/>
+      <w:lvlJc w:val="left"/>
+      <w:pPr>
+        <w:tabs>
+          <w:tab w:val="num" w:pos="3600"/>
+        </w:tabs>
+        <w:ind w:left="3600" w:hanging="360"/>
+      </w:pPr>
+      <w:rPr>
+        <w:rFonts w:ascii="Symbol" w:hAnsi="Symbol" w:hint="default"/>
+        <w:sz w:val="20"/>
+      </w:rPr>
+    </w:lvl>
+    <w:lvl w:ilvl="5" w:tentative="1">
+      <w:start w:val="1"/>
+      <w:numFmt w:val="bullet"/>
+      <w:lvlText w:val=""/>
+      <w:lvlJc w:val="left"/>
+      <w:pPr>
+        <w:tabs>
+          <w:tab w:val="num" w:pos="4320"/>
+        </w:tabs>
+        <w:ind w:left="4320" w:hanging="360"/>
+      </w:pPr>
+      <w:rPr>
+        <w:rFonts w:ascii="Symbol" w:hAnsi="Symbol" w:hint="default"/>
+        <w:sz w:val="20"/>
+      </w:rPr>
+    </w:lvl>
+    <w:lvl w:ilvl="6" w:tentative="1">
+      <w:start w:val="1"/>
+      <w:numFmt w:val="bullet"/>
+      <w:lvlText w:val=""/>
+      <w:lvlJc w:val="left"/>
+      <w:pPr>
+        <w:tabs>
+          <w:tab w:val="num" w:pos="5040"/>
+        </w:tabs>
+        <w:ind w:left="5040" w:hanging="360"/>
+      </w:pPr>
+      <w:rPr>
+        <w:rFonts w:ascii="Symbol" w:hAnsi="Symbol" w:hint="default"/>
+        <w:sz w:val="20"/>
+      </w:rPr>
+    </w:lvl>
+    <w:lvl w:ilvl="7" w:tentative="1">
+      <w:start w:val="1"/>
+      <w:numFmt w:val="bullet"/>
+      <w:lvlText w:val=""/>
+      <w:lvlJc w:val="left"/>
+      <w:pPr>
+        <w:tabs>
+          <w:tab w:val="num" w:pos="5760"/>
+        </w:tabs>
+        <w:ind w:left="5760" w:hanging="360"/>
+      </w:pPr>
+      <w:rPr>
+        <w:rFonts w:ascii="Symbol" w:hAnsi="Symbol" w:hint="default"/>
+        <w:sz w:val="20"/>
+      </w:rPr>
+    </w:lvl>
+    <w:lvl w:ilvl="8" w:tentative="1">
+      <w:start w:val="1"/>
+      <w:numFmt w:val="bullet"/>
+      <w:lvlText w:val=""/>
+      <w:lvlJc w:val="left"/>
+      <w:pPr>
+        <w:tabs>
+          <w:tab w:val="num" w:pos="6480"/>
+        </w:tabs>
+        <w:ind w:left="6480" w:hanging="360"/>
+      </w:pPr>
+      <w:rPr>
+        <w:rFonts w:ascii="Symbol" w:hAnsi="Symbol" w:hint="default"/>
+        <w:sz w:val="20"/>
+      </w:rPr>
+    </w:lvl>
+  </w:abstractNum>
+  <w:abstractNum w:abstractNumId="5" w15:restartNumberingAfterBreak="0">
     <w:nsid w:val="1D32405E"/>
     <w:multiLevelType w:val="hybridMultilevel"/>
     <w:tmpl w:val="9E02595C"/>
@@ -1774,7 +3366,305 @@
       </w:pPr>
     </w:lvl>
   </w:abstractNum>
-  <w:abstractNum w:abstractNumId="2" w15:restartNumberingAfterBreak="0">
+  <w:abstractNum w:abstractNumId="6" w15:restartNumberingAfterBreak="0">
+    <w:nsid w:val="427301F0"/>
+    <w:multiLevelType w:val="multilevel"/>
+    <w:tmpl w:val="0D2A589A"/>
+    <w:lvl w:ilvl="0">
+      <w:start w:val="1"/>
+      <w:numFmt w:val="bullet"/>
+      <w:lvlText w:val=""/>
+      <w:lvlJc w:val="left"/>
+      <w:pPr>
+        <w:tabs>
+          <w:tab w:val="num" w:pos="720"/>
+        </w:tabs>
+        <w:ind w:left="720" w:hanging="360"/>
+      </w:pPr>
+      <w:rPr>
+        <w:rFonts w:ascii="Symbol" w:hAnsi="Symbol" w:hint="default"/>
+        <w:sz w:val="20"/>
+      </w:rPr>
+    </w:lvl>
+    <w:lvl w:ilvl="1" w:tentative="1">
+      <w:start w:val="1"/>
+      <w:numFmt w:val="bullet"/>
+      <w:lvlText w:val=""/>
+      <w:lvlJc w:val="left"/>
+      <w:pPr>
+        <w:tabs>
+          <w:tab w:val="num" w:pos="1440"/>
+        </w:tabs>
+        <w:ind w:left="1440" w:hanging="360"/>
+      </w:pPr>
+      <w:rPr>
+        <w:rFonts w:ascii="Symbol" w:hAnsi="Symbol" w:hint="default"/>
+        <w:sz w:val="20"/>
+      </w:rPr>
+    </w:lvl>
+    <w:lvl w:ilvl="2" w:tentative="1">
+      <w:start w:val="1"/>
+      <w:numFmt w:val="bullet"/>
+      <w:lvlText w:val=""/>
+      <w:lvlJc w:val="left"/>
+      <w:pPr>
+        <w:tabs>
+          <w:tab w:val="num" w:pos="2160"/>
+        </w:tabs>
+        <w:ind w:left="2160" w:hanging="360"/>
+      </w:pPr>
+      <w:rPr>
+        <w:rFonts w:ascii="Symbol" w:hAnsi="Symbol" w:hint="default"/>
+        <w:sz w:val="20"/>
+      </w:rPr>
+    </w:lvl>
+    <w:lvl w:ilvl="3" w:tentative="1">
+      <w:start w:val="1"/>
+      <w:numFmt w:val="bullet"/>
+      <w:lvlText w:val=""/>
+      <w:lvlJc w:val="left"/>
+      <w:pPr>
+        <w:tabs>
+          <w:tab w:val="num" w:pos="2880"/>
+        </w:tabs>
+        <w:ind w:left="2880" w:hanging="360"/>
+      </w:pPr>
+      <w:rPr>
+        <w:rFonts w:ascii="Symbol" w:hAnsi="Symbol" w:hint="default"/>
+        <w:sz w:val="20"/>
+      </w:rPr>
+    </w:lvl>
+    <w:lvl w:ilvl="4" w:tentative="1">
+      <w:start w:val="1"/>
+      <w:numFmt w:val="bullet"/>
+      <w:lvlText w:val=""/>
+      <w:lvlJc w:val="left"/>
+      <w:pPr>
+        <w:tabs>
+          <w:tab w:val="num" w:pos="3600"/>
+        </w:tabs>
+        <w:ind w:left="3600" w:hanging="360"/>
+      </w:pPr>
+      <w:rPr>
+        <w:rFonts w:ascii="Symbol" w:hAnsi="Symbol" w:hint="default"/>
+        <w:sz w:val="20"/>
+      </w:rPr>
+    </w:lvl>
+    <w:lvl w:ilvl="5" w:tentative="1">
+      <w:start w:val="1"/>
+      <w:numFmt w:val="bullet"/>
+      <w:lvlText w:val=""/>
+      <w:lvlJc w:val="left"/>
+      <w:pPr>
+        <w:tabs>
+          <w:tab w:val="num" w:pos="4320"/>
+        </w:tabs>
+        <w:ind w:left="4320" w:hanging="360"/>
+      </w:pPr>
+      <w:rPr>
+        <w:rFonts w:ascii="Symbol" w:hAnsi="Symbol" w:hint="default"/>
+        <w:sz w:val="20"/>
+      </w:rPr>
+    </w:lvl>
+    <w:lvl w:ilvl="6" w:tentative="1">
+      <w:start w:val="1"/>
+      <w:numFmt w:val="bullet"/>
+      <w:lvlText w:val=""/>
+      <w:lvlJc w:val="left"/>
+      <w:pPr>
+        <w:tabs>
+          <w:tab w:val="num" w:pos="5040"/>
+        </w:tabs>
+        <w:ind w:left="5040" w:hanging="360"/>
+      </w:pPr>
+      <w:rPr>
+        <w:rFonts w:ascii="Symbol" w:hAnsi="Symbol" w:hint="default"/>
+        <w:sz w:val="20"/>
+      </w:rPr>
+    </w:lvl>
+    <w:lvl w:ilvl="7" w:tentative="1">
+      <w:start w:val="1"/>
+      <w:numFmt w:val="bullet"/>
+      <w:lvlText w:val=""/>
+      <w:lvlJc w:val="left"/>
+      <w:pPr>
+        <w:tabs>
+          <w:tab w:val="num" w:pos="5760"/>
+        </w:tabs>
+        <w:ind w:left="5760" w:hanging="360"/>
+      </w:pPr>
+      <w:rPr>
+        <w:rFonts w:ascii="Symbol" w:hAnsi="Symbol" w:hint="default"/>
+        <w:sz w:val="20"/>
+      </w:rPr>
+    </w:lvl>
+    <w:lvl w:ilvl="8" w:tentative="1">
+      <w:start w:val="1"/>
+      <w:numFmt w:val="bullet"/>
+      <w:lvlText w:val=""/>
+      <w:lvlJc w:val="left"/>
+      <w:pPr>
+        <w:tabs>
+          <w:tab w:val="num" w:pos="6480"/>
+        </w:tabs>
+        <w:ind w:left="6480" w:hanging="360"/>
+      </w:pPr>
+      <w:rPr>
+        <w:rFonts w:ascii="Symbol" w:hAnsi="Symbol" w:hint="default"/>
+        <w:sz w:val="20"/>
+      </w:rPr>
+    </w:lvl>
+  </w:abstractNum>
+  <w:abstractNum w:abstractNumId="7" w15:restartNumberingAfterBreak="0">
+    <w:nsid w:val="45AE6334"/>
+    <w:multiLevelType w:val="multilevel"/>
+    <w:tmpl w:val="297CF0EC"/>
+    <w:lvl w:ilvl="0">
+      <w:start w:val="1"/>
+      <w:numFmt w:val="bullet"/>
+      <w:lvlText w:val=""/>
+      <w:lvlJc w:val="left"/>
+      <w:pPr>
+        <w:tabs>
+          <w:tab w:val="num" w:pos="720"/>
+        </w:tabs>
+        <w:ind w:left="720" w:hanging="360"/>
+      </w:pPr>
+      <w:rPr>
+        <w:rFonts w:ascii="Symbol" w:hAnsi="Symbol" w:hint="default"/>
+        <w:sz w:val="20"/>
+      </w:rPr>
+    </w:lvl>
+    <w:lvl w:ilvl="1" w:tentative="1">
+      <w:start w:val="1"/>
+      <w:numFmt w:val="bullet"/>
+      <w:lvlText w:val="o"/>
+      <w:lvlJc w:val="left"/>
+      <w:pPr>
+        <w:tabs>
+          <w:tab w:val="num" w:pos="1440"/>
+        </w:tabs>
+        <w:ind w:left="1440" w:hanging="360"/>
+      </w:pPr>
+      <w:rPr>
+        <w:rFonts w:ascii="Courier New" w:hAnsi="Courier New" w:hint="default"/>
+        <w:sz w:val="20"/>
+      </w:rPr>
+    </w:lvl>
+    <w:lvl w:ilvl="2" w:tentative="1">
+      <w:start w:val="1"/>
+      <w:numFmt w:val="bullet"/>
+      <w:lvlText w:val=""/>
+      <w:lvlJc w:val="left"/>
+      <w:pPr>
+        <w:tabs>
+          <w:tab w:val="num" w:pos="2160"/>
+        </w:tabs>
+        <w:ind w:left="2160" w:hanging="360"/>
+      </w:pPr>
+      <w:rPr>
+        <w:rFonts w:ascii="Wingdings" w:hAnsi="Wingdings" w:hint="default"/>
+        <w:sz w:val="20"/>
+      </w:rPr>
+    </w:lvl>
+    <w:lvl w:ilvl="3" w:tentative="1">
+      <w:start w:val="1"/>
+      <w:numFmt w:val="bullet"/>
+      <w:lvlText w:val=""/>
+      <w:lvlJc w:val="left"/>
+      <w:pPr>
+        <w:tabs>
+          <w:tab w:val="num" w:pos="2880"/>
+        </w:tabs>
+        <w:ind w:left="2880" w:hanging="360"/>
+      </w:pPr>
+      <w:rPr>
+        <w:rFonts w:ascii="Wingdings" w:hAnsi="Wingdings" w:hint="default"/>
+        <w:sz w:val="20"/>
+      </w:rPr>
+    </w:lvl>
+    <w:lvl w:ilvl="4" w:tentative="1">
+      <w:start w:val="1"/>
+      <w:numFmt w:val="bullet"/>
+      <w:lvlText w:val=""/>
+      <w:lvlJc w:val="left"/>
+      <w:pPr>
+        <w:tabs>
+          <w:tab w:val="num" w:pos="3600"/>
+        </w:tabs>
+        <w:ind w:left="3600" w:hanging="360"/>
+      </w:pPr>
+      <w:rPr>
+        <w:rFonts w:ascii="Wingdings" w:hAnsi="Wingdings" w:hint="default"/>
+        <w:sz w:val="20"/>
+      </w:rPr>
+    </w:lvl>
+    <w:lvl w:ilvl="5" w:tentative="1">
+      <w:start w:val="1"/>
+      <w:numFmt w:val="bullet"/>
+      <w:lvlText w:val=""/>
+      <w:lvlJc w:val="left"/>
+      <w:pPr>
+        <w:tabs>
+          <w:tab w:val="num" w:pos="4320"/>
+        </w:tabs>
+        <w:ind w:left="4320" w:hanging="360"/>
+      </w:pPr>
+      <w:rPr>
+        <w:rFonts w:ascii="Wingdings" w:hAnsi="Wingdings" w:hint="default"/>
+        <w:sz w:val="20"/>
+      </w:rPr>
+    </w:lvl>
+    <w:lvl w:ilvl="6" w:tentative="1">
+      <w:start w:val="1"/>
+      <w:numFmt w:val="bullet"/>
+      <w:lvlText w:val=""/>
+      <w:lvlJc w:val="left"/>
+      <w:pPr>
+        <w:tabs>
+          <w:tab w:val="num" w:pos="5040"/>
+        </w:tabs>
+        <w:ind w:left="5040" w:hanging="360"/>
+      </w:pPr>
+      <w:rPr>
+        <w:rFonts w:ascii="Wingdings" w:hAnsi="Wingdings" w:hint="default"/>
+        <w:sz w:val="20"/>
+      </w:rPr>
+    </w:lvl>
+    <w:lvl w:ilvl="7" w:tentative="1">
+      <w:start w:val="1"/>
+      <w:numFmt w:val="bullet"/>
+      <w:lvlText w:val=""/>
+      <w:lvlJc w:val="left"/>
+      <w:pPr>
+        <w:tabs>
+          <w:tab w:val="num" w:pos="5760"/>
+        </w:tabs>
+        <w:ind w:left="5760" w:hanging="360"/>
+      </w:pPr>
+      <w:rPr>
+        <w:rFonts w:ascii="Wingdings" w:hAnsi="Wingdings" w:hint="default"/>
+        <w:sz w:val="20"/>
+      </w:rPr>
+    </w:lvl>
+    <w:lvl w:ilvl="8" w:tentative="1">
+      <w:start w:val="1"/>
+      <w:numFmt w:val="bullet"/>
+      <w:lvlText w:val=""/>
+      <w:lvlJc w:val="left"/>
+      <w:pPr>
+        <w:tabs>
+          <w:tab w:val="num" w:pos="6480"/>
+        </w:tabs>
+        <w:ind w:left="6480" w:hanging="360"/>
+      </w:pPr>
+      <w:rPr>
+        <w:rFonts w:ascii="Wingdings" w:hAnsi="Wingdings" w:hint="default"/>
+        <w:sz w:val="20"/>
+      </w:rPr>
+    </w:lvl>
+  </w:abstractNum>
+  <w:abstractNum w:abstractNumId="8" w15:restartNumberingAfterBreak="0">
     <w:nsid w:val="501156EE"/>
     <w:multiLevelType w:val="hybridMultilevel"/>
     <w:tmpl w:val="33D84E90"/>
@@ -1864,7 +3754,305 @@
       </w:pPr>
     </w:lvl>
   </w:abstractNum>
-  <w:abstractNum w:abstractNumId="3" w15:restartNumberingAfterBreak="0">
+  <w:abstractNum w:abstractNumId="9" w15:restartNumberingAfterBreak="0">
+    <w:nsid w:val="560B36BC"/>
+    <w:multiLevelType w:val="multilevel"/>
+    <w:tmpl w:val="EDB857C2"/>
+    <w:lvl w:ilvl="0">
+      <w:start w:val="1"/>
+      <w:numFmt w:val="bullet"/>
+      <w:lvlText w:val=""/>
+      <w:lvlJc w:val="left"/>
+      <w:pPr>
+        <w:tabs>
+          <w:tab w:val="num" w:pos="720"/>
+        </w:tabs>
+        <w:ind w:left="720" w:hanging="360"/>
+      </w:pPr>
+      <w:rPr>
+        <w:rFonts w:ascii="Symbol" w:hAnsi="Symbol" w:hint="default"/>
+        <w:sz w:val="20"/>
+      </w:rPr>
+    </w:lvl>
+    <w:lvl w:ilvl="1" w:tentative="1">
+      <w:start w:val="1"/>
+      <w:numFmt w:val="bullet"/>
+      <w:lvlText w:val=""/>
+      <w:lvlJc w:val="left"/>
+      <w:pPr>
+        <w:tabs>
+          <w:tab w:val="num" w:pos="1440"/>
+        </w:tabs>
+        <w:ind w:left="1440" w:hanging="360"/>
+      </w:pPr>
+      <w:rPr>
+        <w:rFonts w:ascii="Symbol" w:hAnsi="Symbol" w:hint="default"/>
+        <w:sz w:val="20"/>
+      </w:rPr>
+    </w:lvl>
+    <w:lvl w:ilvl="2" w:tentative="1">
+      <w:start w:val="1"/>
+      <w:numFmt w:val="bullet"/>
+      <w:lvlText w:val=""/>
+      <w:lvlJc w:val="left"/>
+      <w:pPr>
+        <w:tabs>
+          <w:tab w:val="num" w:pos="2160"/>
+        </w:tabs>
+        <w:ind w:left="2160" w:hanging="360"/>
+      </w:pPr>
+      <w:rPr>
+        <w:rFonts w:ascii="Symbol" w:hAnsi="Symbol" w:hint="default"/>
+        <w:sz w:val="20"/>
+      </w:rPr>
+    </w:lvl>
+    <w:lvl w:ilvl="3" w:tentative="1">
+      <w:start w:val="1"/>
+      <w:numFmt w:val="bullet"/>
+      <w:lvlText w:val=""/>
+      <w:lvlJc w:val="left"/>
+      <w:pPr>
+        <w:tabs>
+          <w:tab w:val="num" w:pos="2880"/>
+        </w:tabs>
+        <w:ind w:left="2880" w:hanging="360"/>
+      </w:pPr>
+      <w:rPr>
+        <w:rFonts w:ascii="Symbol" w:hAnsi="Symbol" w:hint="default"/>
+        <w:sz w:val="20"/>
+      </w:rPr>
+    </w:lvl>
+    <w:lvl w:ilvl="4" w:tentative="1">
+      <w:start w:val="1"/>
+      <w:numFmt w:val="bullet"/>
+      <w:lvlText w:val=""/>
+      <w:lvlJc w:val="left"/>
+      <w:pPr>
+        <w:tabs>
+          <w:tab w:val="num" w:pos="3600"/>
+        </w:tabs>
+        <w:ind w:left="3600" w:hanging="360"/>
+      </w:pPr>
+      <w:rPr>
+        <w:rFonts w:ascii="Symbol" w:hAnsi="Symbol" w:hint="default"/>
+        <w:sz w:val="20"/>
+      </w:rPr>
+    </w:lvl>
+    <w:lvl w:ilvl="5" w:tentative="1">
+      <w:start w:val="1"/>
+      <w:numFmt w:val="bullet"/>
+      <w:lvlText w:val=""/>
+      <w:lvlJc w:val="left"/>
+      <w:pPr>
+        <w:tabs>
+          <w:tab w:val="num" w:pos="4320"/>
+        </w:tabs>
+        <w:ind w:left="4320" w:hanging="360"/>
+      </w:pPr>
+      <w:rPr>
+        <w:rFonts w:ascii="Symbol" w:hAnsi="Symbol" w:hint="default"/>
+        <w:sz w:val="20"/>
+      </w:rPr>
+    </w:lvl>
+    <w:lvl w:ilvl="6" w:tentative="1">
+      <w:start w:val="1"/>
+      <w:numFmt w:val="bullet"/>
+      <w:lvlText w:val=""/>
+      <w:lvlJc w:val="left"/>
+      <w:pPr>
+        <w:tabs>
+          <w:tab w:val="num" w:pos="5040"/>
+        </w:tabs>
+        <w:ind w:left="5040" w:hanging="360"/>
+      </w:pPr>
+      <w:rPr>
+        <w:rFonts w:ascii="Symbol" w:hAnsi="Symbol" w:hint="default"/>
+        <w:sz w:val="20"/>
+      </w:rPr>
+    </w:lvl>
+    <w:lvl w:ilvl="7" w:tentative="1">
+      <w:start w:val="1"/>
+      <w:numFmt w:val="bullet"/>
+      <w:lvlText w:val=""/>
+      <w:lvlJc w:val="left"/>
+      <w:pPr>
+        <w:tabs>
+          <w:tab w:val="num" w:pos="5760"/>
+        </w:tabs>
+        <w:ind w:left="5760" w:hanging="360"/>
+      </w:pPr>
+      <w:rPr>
+        <w:rFonts w:ascii="Symbol" w:hAnsi="Symbol" w:hint="default"/>
+        <w:sz w:val="20"/>
+      </w:rPr>
+    </w:lvl>
+    <w:lvl w:ilvl="8" w:tentative="1">
+      <w:start w:val="1"/>
+      <w:numFmt w:val="bullet"/>
+      <w:lvlText w:val=""/>
+      <w:lvlJc w:val="left"/>
+      <w:pPr>
+        <w:tabs>
+          <w:tab w:val="num" w:pos="6480"/>
+        </w:tabs>
+        <w:ind w:left="6480" w:hanging="360"/>
+      </w:pPr>
+      <w:rPr>
+        <w:rFonts w:ascii="Symbol" w:hAnsi="Symbol" w:hint="default"/>
+        <w:sz w:val="20"/>
+      </w:rPr>
+    </w:lvl>
+  </w:abstractNum>
+  <w:abstractNum w:abstractNumId="10" w15:restartNumberingAfterBreak="0">
+    <w:nsid w:val="59FF5E98"/>
+    <w:multiLevelType w:val="multilevel"/>
+    <w:tmpl w:val="5964E98A"/>
+    <w:lvl w:ilvl="0">
+      <w:start w:val="1"/>
+      <w:numFmt w:val="bullet"/>
+      <w:lvlText w:val=""/>
+      <w:lvlJc w:val="left"/>
+      <w:pPr>
+        <w:tabs>
+          <w:tab w:val="num" w:pos="720"/>
+        </w:tabs>
+        <w:ind w:left="720" w:hanging="360"/>
+      </w:pPr>
+      <w:rPr>
+        <w:rFonts w:ascii="Symbol" w:hAnsi="Symbol" w:hint="default"/>
+        <w:sz w:val="20"/>
+      </w:rPr>
+    </w:lvl>
+    <w:lvl w:ilvl="1" w:tentative="1">
+      <w:start w:val="1"/>
+      <w:numFmt w:val="bullet"/>
+      <w:lvlText w:val=""/>
+      <w:lvlJc w:val="left"/>
+      <w:pPr>
+        <w:tabs>
+          <w:tab w:val="num" w:pos="1440"/>
+        </w:tabs>
+        <w:ind w:left="1440" w:hanging="360"/>
+      </w:pPr>
+      <w:rPr>
+        <w:rFonts w:ascii="Symbol" w:hAnsi="Symbol" w:hint="default"/>
+        <w:sz w:val="20"/>
+      </w:rPr>
+    </w:lvl>
+    <w:lvl w:ilvl="2" w:tentative="1">
+      <w:start w:val="1"/>
+      <w:numFmt w:val="bullet"/>
+      <w:lvlText w:val=""/>
+      <w:lvlJc w:val="left"/>
+      <w:pPr>
+        <w:tabs>
+          <w:tab w:val="num" w:pos="2160"/>
+        </w:tabs>
+        <w:ind w:left="2160" w:hanging="360"/>
+      </w:pPr>
+      <w:rPr>
+        <w:rFonts w:ascii="Symbol" w:hAnsi="Symbol" w:hint="default"/>
+        <w:sz w:val="20"/>
+      </w:rPr>
+    </w:lvl>
+    <w:lvl w:ilvl="3" w:tentative="1">
+      <w:start w:val="1"/>
+      <w:numFmt w:val="bullet"/>
+      <w:lvlText w:val=""/>
+      <w:lvlJc w:val="left"/>
+      <w:pPr>
+        <w:tabs>
+          <w:tab w:val="num" w:pos="2880"/>
+        </w:tabs>
+        <w:ind w:left="2880" w:hanging="360"/>
+      </w:pPr>
+      <w:rPr>
+        <w:rFonts w:ascii="Symbol" w:hAnsi="Symbol" w:hint="default"/>
+        <w:sz w:val="20"/>
+      </w:rPr>
+    </w:lvl>
+    <w:lvl w:ilvl="4" w:tentative="1">
+      <w:start w:val="1"/>
+      <w:numFmt w:val="bullet"/>
+      <w:lvlText w:val=""/>
+      <w:lvlJc w:val="left"/>
+      <w:pPr>
+        <w:tabs>
+          <w:tab w:val="num" w:pos="3600"/>
+        </w:tabs>
+        <w:ind w:left="3600" w:hanging="360"/>
+      </w:pPr>
+      <w:rPr>
+        <w:rFonts w:ascii="Symbol" w:hAnsi="Symbol" w:hint="default"/>
+        <w:sz w:val="20"/>
+      </w:rPr>
+    </w:lvl>
+    <w:lvl w:ilvl="5" w:tentative="1">
+      <w:start w:val="1"/>
+      <w:numFmt w:val="bullet"/>
+      <w:lvlText w:val=""/>
+      <w:lvlJc w:val="left"/>
+      <w:pPr>
+        <w:tabs>
+          <w:tab w:val="num" w:pos="4320"/>
+        </w:tabs>
+        <w:ind w:left="4320" w:hanging="360"/>
+      </w:pPr>
+      <w:rPr>
+        <w:rFonts w:ascii="Symbol" w:hAnsi="Symbol" w:hint="default"/>
+        <w:sz w:val="20"/>
+      </w:rPr>
+    </w:lvl>
+    <w:lvl w:ilvl="6" w:tentative="1">
+      <w:start w:val="1"/>
+      <w:numFmt w:val="bullet"/>
+      <w:lvlText w:val=""/>
+      <w:lvlJc w:val="left"/>
+      <w:pPr>
+        <w:tabs>
+          <w:tab w:val="num" w:pos="5040"/>
+        </w:tabs>
+        <w:ind w:left="5040" w:hanging="360"/>
+      </w:pPr>
+      <w:rPr>
+        <w:rFonts w:ascii="Symbol" w:hAnsi="Symbol" w:hint="default"/>
+        <w:sz w:val="20"/>
+      </w:rPr>
+    </w:lvl>
+    <w:lvl w:ilvl="7" w:tentative="1">
+      <w:start w:val="1"/>
+      <w:numFmt w:val="bullet"/>
+      <w:lvlText w:val=""/>
+      <w:lvlJc w:val="left"/>
+      <w:pPr>
+        <w:tabs>
+          <w:tab w:val="num" w:pos="5760"/>
+        </w:tabs>
+        <w:ind w:left="5760" w:hanging="360"/>
+      </w:pPr>
+      <w:rPr>
+        <w:rFonts w:ascii="Symbol" w:hAnsi="Symbol" w:hint="default"/>
+        <w:sz w:val="20"/>
+      </w:rPr>
+    </w:lvl>
+    <w:lvl w:ilvl="8" w:tentative="1">
+      <w:start w:val="1"/>
+      <w:numFmt w:val="bullet"/>
+      <w:lvlText w:val=""/>
+      <w:lvlJc w:val="left"/>
+      <w:pPr>
+        <w:tabs>
+          <w:tab w:val="num" w:pos="6480"/>
+        </w:tabs>
+        <w:ind w:left="6480" w:hanging="360"/>
+      </w:pPr>
+      <w:rPr>
+        <w:rFonts w:ascii="Symbol" w:hAnsi="Symbol" w:hint="default"/>
+        <w:sz w:val="20"/>
+      </w:rPr>
+    </w:lvl>
+  </w:abstractNum>
+  <w:abstractNum w:abstractNumId="11" w15:restartNumberingAfterBreak="0">
     <w:nsid w:val="5A9F4916"/>
     <w:multiLevelType w:val="multilevel"/>
     <w:tmpl w:val="4C860BBE"/>
@@ -2013,7 +4201,156 @@
       </w:rPr>
     </w:lvl>
   </w:abstractNum>
-  <w:abstractNum w:abstractNumId="4" w15:restartNumberingAfterBreak="0">
+  <w:abstractNum w:abstractNumId="12" w15:restartNumberingAfterBreak="0">
+    <w:nsid w:val="6BA32602"/>
+    <w:multiLevelType w:val="multilevel"/>
+    <w:tmpl w:val="84BEE512"/>
+    <w:lvl w:ilvl="0">
+      <w:start w:val="1"/>
+      <w:numFmt w:val="bullet"/>
+      <w:lvlText w:val=""/>
+      <w:lvlJc w:val="left"/>
+      <w:pPr>
+        <w:tabs>
+          <w:tab w:val="num" w:pos="720"/>
+        </w:tabs>
+        <w:ind w:left="720" w:hanging="360"/>
+      </w:pPr>
+      <w:rPr>
+        <w:rFonts w:ascii="Symbol" w:hAnsi="Symbol" w:hint="default"/>
+        <w:sz w:val="20"/>
+      </w:rPr>
+    </w:lvl>
+    <w:lvl w:ilvl="1" w:tentative="1">
+      <w:start w:val="1"/>
+      <w:numFmt w:val="bullet"/>
+      <w:lvlText w:val=""/>
+      <w:lvlJc w:val="left"/>
+      <w:pPr>
+        <w:tabs>
+          <w:tab w:val="num" w:pos="1440"/>
+        </w:tabs>
+        <w:ind w:left="1440" w:hanging="360"/>
+      </w:pPr>
+      <w:rPr>
+        <w:rFonts w:ascii="Symbol" w:hAnsi="Symbol" w:hint="default"/>
+        <w:sz w:val="20"/>
+      </w:rPr>
+    </w:lvl>
+    <w:lvl w:ilvl="2" w:tentative="1">
+      <w:start w:val="1"/>
+      <w:numFmt w:val="bullet"/>
+      <w:lvlText w:val=""/>
+      <w:lvlJc w:val="left"/>
+      <w:pPr>
+        <w:tabs>
+          <w:tab w:val="num" w:pos="2160"/>
+        </w:tabs>
+        <w:ind w:left="2160" w:hanging="360"/>
+      </w:pPr>
+      <w:rPr>
+        <w:rFonts w:ascii="Symbol" w:hAnsi="Symbol" w:hint="default"/>
+        <w:sz w:val="20"/>
+      </w:rPr>
+    </w:lvl>
+    <w:lvl w:ilvl="3" w:tentative="1">
+      <w:start w:val="1"/>
+      <w:numFmt w:val="bullet"/>
+      <w:lvlText w:val=""/>
+      <w:lvlJc w:val="left"/>
+      <w:pPr>
+        <w:tabs>
+          <w:tab w:val="num" w:pos="2880"/>
+        </w:tabs>
+        <w:ind w:left="2880" w:hanging="360"/>
+      </w:pPr>
+      <w:rPr>
+        <w:rFonts w:ascii="Symbol" w:hAnsi="Symbol" w:hint="default"/>
+        <w:sz w:val="20"/>
+      </w:rPr>
+    </w:lvl>
+    <w:lvl w:ilvl="4" w:tentative="1">
+      <w:start w:val="1"/>
+      <w:numFmt w:val="bullet"/>
+      <w:lvlText w:val=""/>
+      <w:lvlJc w:val="left"/>
+      <w:pPr>
+        <w:tabs>
+          <w:tab w:val="num" w:pos="3600"/>
+        </w:tabs>
+        <w:ind w:left="3600" w:hanging="360"/>
+      </w:pPr>
+      <w:rPr>
+        <w:rFonts w:ascii="Symbol" w:hAnsi="Symbol" w:hint="default"/>
+        <w:sz w:val="20"/>
+      </w:rPr>
+    </w:lvl>
+    <w:lvl w:ilvl="5" w:tentative="1">
+      <w:start w:val="1"/>
+      <w:numFmt w:val="bullet"/>
+      <w:lvlText w:val=""/>
+      <w:lvlJc w:val="left"/>
+      <w:pPr>
+        <w:tabs>
+          <w:tab w:val="num" w:pos="4320"/>
+        </w:tabs>
+        <w:ind w:left="4320" w:hanging="360"/>
+      </w:pPr>
+      <w:rPr>
+        <w:rFonts w:ascii="Symbol" w:hAnsi="Symbol" w:hint="default"/>
+        <w:sz w:val="20"/>
+      </w:rPr>
+    </w:lvl>
+    <w:lvl w:ilvl="6" w:tentative="1">
+      <w:start w:val="1"/>
+      <w:numFmt w:val="bullet"/>
+      <w:lvlText w:val=""/>
+      <w:lvlJc w:val="left"/>
+      <w:pPr>
+        <w:tabs>
+          <w:tab w:val="num" w:pos="5040"/>
+        </w:tabs>
+        <w:ind w:left="5040" w:hanging="360"/>
+      </w:pPr>
+      <w:rPr>
+        <w:rFonts w:ascii="Symbol" w:hAnsi="Symbol" w:hint="default"/>
+        <w:sz w:val="20"/>
+      </w:rPr>
+    </w:lvl>
+    <w:lvl w:ilvl="7" w:tentative="1">
+      <w:start w:val="1"/>
+      <w:numFmt w:val="bullet"/>
+      <w:lvlText w:val=""/>
+      <w:lvlJc w:val="left"/>
+      <w:pPr>
+        <w:tabs>
+          <w:tab w:val="num" w:pos="5760"/>
+        </w:tabs>
+        <w:ind w:left="5760" w:hanging="360"/>
+      </w:pPr>
+      <w:rPr>
+        <w:rFonts w:ascii="Symbol" w:hAnsi="Symbol" w:hint="default"/>
+        <w:sz w:val="20"/>
+      </w:rPr>
+    </w:lvl>
+    <w:lvl w:ilvl="8" w:tentative="1">
+      <w:start w:val="1"/>
+      <w:numFmt w:val="bullet"/>
+      <w:lvlText w:val=""/>
+      <w:lvlJc w:val="left"/>
+      <w:pPr>
+        <w:tabs>
+          <w:tab w:val="num" w:pos="6480"/>
+        </w:tabs>
+        <w:ind w:left="6480" w:hanging="360"/>
+      </w:pPr>
+      <w:rPr>
+        <w:rFonts w:ascii="Symbol" w:hAnsi="Symbol" w:hint="default"/>
+        <w:sz w:val="20"/>
+      </w:rPr>
+    </w:lvl>
+  </w:abstractNum>
+  <w:abstractNum w:abstractNumId="13" w15:restartNumberingAfterBreak="0">
     <w:nsid w:val="73EC6AD4"/>
     <w:multiLevelType w:val="multilevel"/>
     <w:tmpl w:val="432E85F8"/>
@@ -2163,19 +4500,46 @@
     </w:lvl>
   </w:abstractNum>
   <w:num w:numId="1" w16cid:durableId="1984386260">
+    <w:abstractNumId w:val="13"/>
+  </w:num>
+  <w:num w:numId="2" w16cid:durableId="1893224603">
+    <w:abstractNumId w:val="11"/>
+  </w:num>
+  <w:num w:numId="3" w16cid:durableId="1890072280">
+    <w:abstractNumId w:val="1"/>
+  </w:num>
+  <w:num w:numId="4" w16cid:durableId="1088572646">
+    <w:abstractNumId w:val="8"/>
+  </w:num>
+  <w:num w:numId="5" w16cid:durableId="657920859">
+    <w:abstractNumId w:val="5"/>
+  </w:num>
+  <w:num w:numId="6" w16cid:durableId="1175076550">
+    <w:abstractNumId w:val="0"/>
+  </w:num>
+  <w:num w:numId="7" w16cid:durableId="163671704">
+    <w:abstractNumId w:val="3"/>
+  </w:num>
+  <w:num w:numId="8" w16cid:durableId="2115008326">
+    <w:abstractNumId w:val="2"/>
+  </w:num>
+  <w:num w:numId="9" w16cid:durableId="92209493">
     <w:abstractNumId w:val="4"/>
   </w:num>
-  <w:num w:numId="2" w16cid:durableId="1893224603">
-    <w:abstractNumId w:val="3"/>
+  <w:num w:numId="10" w16cid:durableId="1123230890">
+    <w:abstractNumId w:val="6"/>
   </w:num>
-  <w:num w:numId="3" w16cid:durableId="1890072280">
-    <w:abstractNumId w:val="0"/>
+  <w:num w:numId="11" w16cid:durableId="51580383">
+    <w:abstractNumId w:val="9"/>
   </w:num>
-  <w:num w:numId="4" w16cid:durableId="1088572646">
-    <w:abstractNumId w:val="2"/>
+  <w:num w:numId="12" w16cid:durableId="210001611">
+    <w:abstractNumId w:val="10"/>
   </w:num>
-  <w:num w:numId="5" w16cid:durableId="657920859">
-    <w:abstractNumId w:val="1"/>
+  <w:num w:numId="13" w16cid:durableId="1354382521">
+    <w:abstractNumId w:val="12"/>
+  </w:num>
+  <w:num w:numId="14" w16cid:durableId="179129715">
+    <w:abstractNumId w:val="7"/>
   </w:num>
 </w:numbering>
 </file>
@@ -3097,6 +5461,29 @@
       <w:spacing w:val="5"/>
     </w:rPr>
   </w:style>
+  <w:style w:type="character" w:styleId="Kpr">
+    <w:name w:val="Hyperlink"/>
+    <w:basedOn w:val="VarsaylanParagrafYazTipi"/>
+    <w:uiPriority w:val="99"/>
+    <w:unhideWhenUsed/>
+    <w:rsid w:val="00261D31"/>
+    <w:rPr>
+      <w:color w:val="467886" w:themeColor="hyperlink"/>
+      <w:u w:val="single"/>
+    </w:rPr>
+  </w:style>
+  <w:style w:type="character" w:styleId="zmlenmeyenBahsetme">
+    <w:name w:val="Unresolved Mention"/>
+    <w:basedOn w:val="VarsaylanParagrafYazTipi"/>
+    <w:uiPriority w:val="99"/>
+    <w:semiHidden/>
+    <w:unhideWhenUsed/>
+    <w:rsid w:val="00261D31"/>
+    <w:rPr>
+      <w:color w:val="605E5C"/>
+      <w:shd w:val="clear" w:color="auto" w:fill="E1DFDD"/>
+    </w:rPr>
+  </w:style>
 </w:styles>
 </file>
 

--- a/Haftalık Takip Dokümantasyonu.docx
+++ b/Haftalık Takip Dokümantasyonu.docx
@@ -137,13 +137,8 @@
       </w:r>
     </w:p>
     <w:p>
-      <w:proofErr w:type="gramStart"/>
-      <w:r>
-        <w:t>maddeleri</w:t>
-      </w:r>
-      <w:proofErr w:type="gramEnd"/>
-      <w:r>
-        <w:t xml:space="preserve"> yapıldı.</w:t>
+      <w:r>
+        <w:t>maddeleri yapıldı.</w:t>
       </w:r>
     </w:p>
     <w:p/>
@@ -559,7 +554,6 @@
       <w:pPr>
         <w:ind w:firstLine="360"/>
       </w:pPr>
-      <w:proofErr w:type="gramStart"/>
       <w:r>
         <w:rPr>
           <w:b/>
@@ -568,59 +562,31 @@
         <w:t>Dosya:</w:t>
       </w:r>
       <w:r>
-        <w:t>`</w:t>
-      </w:r>
-      <w:proofErr w:type="gramEnd"/>
-      <w:r>
-        <w:t>MyApp/context/AuthContext.tsx`</w:t>
-      </w:r>
-    </w:p>
-    <w:p>
-      <w:pPr>
-        <w:ind w:left="360"/>
-      </w:pPr>
-      <w:r>
-        <w:t>- `profile.tsx`'deki buton `</w:t>
-      </w:r>
-      <w:proofErr w:type="gramStart"/>
-      <w:r>
-        <w:t>login(</w:t>
-      </w:r>
-      <w:proofErr w:type="gramEnd"/>
-      <w:r>
-        <w:t>)` fonksiyonunu çağrıyor</w:t>
-      </w:r>
-    </w:p>
-    <w:p>
-      <w:pPr>
-        <w:ind w:left="360"/>
-      </w:pPr>
-      <w:r>
-        <w:t>- Bu `</w:t>
-      </w:r>
-      <w:proofErr w:type="gramStart"/>
-      <w:r>
-        <w:t>login(</w:t>
-      </w:r>
-      <w:proofErr w:type="gramEnd"/>
-      <w:r>
-        <w:t>)`, `AuthContext.tsx` dosyasından geliyor</w:t>
-      </w:r>
-    </w:p>
-    <w:p>
-      <w:pPr>
-        <w:ind w:left="360"/>
-      </w:pPr>
-      <w:r>
-        <w:t>- `</w:t>
-      </w:r>
-      <w:proofErr w:type="gramStart"/>
-      <w:r>
-        <w:t>login(</w:t>
-      </w:r>
-      <w:proofErr w:type="gramEnd"/>
-      <w:r>
-        <w:t>)` fonksiyonu API'ye çağrı yapmaya hazırlanıyor</w:t>
+        <w:t>`MyApp/context/AuthContext.tsx`</w:t>
+      </w:r>
+    </w:p>
+    <w:p>
+      <w:pPr>
+        <w:ind w:left="360"/>
+      </w:pPr>
+      <w:r>
+        <w:t>- `profile.tsx`'deki buton `login()` fonksiyonunu çağrıyor</w:t>
+      </w:r>
+    </w:p>
+    <w:p>
+      <w:pPr>
+        <w:ind w:left="360"/>
+      </w:pPr>
+      <w:r>
+        <w:t>- Bu `login()`, `AuthContext.tsx` dosyasından geliyor</w:t>
+      </w:r>
+    </w:p>
+    <w:p>
+      <w:pPr>
+        <w:ind w:left="360"/>
+      </w:pPr>
+      <w:r>
+        <w:t>- `login()` fonksiyonu API'ye çağrı yapmaya hazırlanıyor</w:t>
       </w:r>
     </w:p>
     <w:p>
@@ -648,7 +614,6 @@
       <w:pPr>
         <w:ind w:firstLine="360"/>
       </w:pPr>
-      <w:proofErr w:type="gramStart"/>
       <w:r>
         <w:rPr>
           <w:b/>
@@ -657,43 +622,23 @@
         <w:t>Dosya:</w:t>
       </w:r>
       <w:r>
-        <w:t>`</w:t>
-      </w:r>
-      <w:proofErr w:type="gramEnd"/>
-      <w:r>
-        <w:t>MyApp/services/authService.ts`</w:t>
-      </w:r>
-    </w:p>
-    <w:p>
-      <w:pPr>
-        <w:ind w:left="360"/>
-      </w:pPr>
-      <w:r>
-        <w:t>- `AuthContext`'deki `</w:t>
-      </w:r>
-      <w:proofErr w:type="gramStart"/>
-      <w:r>
-        <w:t>login(</w:t>
-      </w:r>
-      <w:proofErr w:type="gramEnd"/>
-      <w:r>
-        <w:t>)`, `authService.ts`'den `loginApi()` fonksiyonunu çağrıyor</w:t>
-      </w:r>
-    </w:p>
-    <w:p>
-      <w:pPr>
-        <w:ind w:left="360"/>
-      </w:pPr>
-      <w:r>
-        <w:t>- `</w:t>
-      </w:r>
-      <w:proofErr w:type="gramStart"/>
-      <w:r>
-        <w:t>loginApi(</w:t>
-      </w:r>
-      <w:proofErr w:type="gramEnd"/>
-      <w:r>
-        <w:t>)`, email + şifreyi alıyor</w:t>
+        <w:t>`MyApp/services/authService.ts`</w:t>
+      </w:r>
+    </w:p>
+    <w:p>
+      <w:pPr>
+        <w:ind w:left="360"/>
+      </w:pPr>
+      <w:r>
+        <w:t>- `AuthContext`'deki `login()`, `authService.ts`'den `loginApi()` fonksiyonunu çağrıyor</w:t>
+      </w:r>
+    </w:p>
+    <w:p>
+      <w:pPr>
+        <w:ind w:left="360"/>
+      </w:pPr>
+      <w:r>
+        <w:t>- `loginApi()`, email + şifreyi alıyor</w:t>
       </w:r>
     </w:p>
     <w:p>
@@ -786,31 +731,15 @@
         <w:ind w:left="360"/>
       </w:pPr>
       <w:r>
-        <w:t xml:space="preserve">  </w:t>
-      </w:r>
-      <w:proofErr w:type="gramStart"/>
-      <w:r>
-        <w:t>email</w:t>
-      </w:r>
-      <w:proofErr w:type="gramEnd"/>
-      <w:r>
-        <w:t>: "ali@example.com",</w:t>
-      </w:r>
-    </w:p>
-    <w:p>
-      <w:pPr>
-        <w:ind w:left="360"/>
-      </w:pPr>
-      <w:r>
-        <w:t xml:space="preserve">  </w:t>
-      </w:r>
-      <w:proofErr w:type="gramStart"/>
-      <w:r>
-        <w:t>password</w:t>
-      </w:r>
-      <w:proofErr w:type="gramEnd"/>
-      <w:r>
-        <w:t>: "123456"</w:t>
+        <w:t>  email: "ali@example.com",</w:t>
+      </w:r>
+    </w:p>
+    <w:p>
+      <w:pPr>
+        <w:ind w:left="360"/>
+      </w:pPr>
+      <w:r>
+        <w:t>  password: "123456"</w:t>
       </w:r>
     </w:p>
     <w:p>
@@ -853,30 +782,14 @@
           <w:b/>
           <w:bCs/>
         </w:rPr>
-        <w:t>5</w:t>
-      </w:r>
-      <w:proofErr w:type="gramStart"/>
-      <w:r>
-        <w:rPr>
-          <w:b/>
-          <w:bCs/>
-        </w:rPr>
-        <w:t xml:space="preserve">- </w:t>
-      </w:r>
-      <w:r>
-        <w:rPr>
-          <w:b/>
-          <w:bCs/>
-        </w:rPr>
-        <w:t xml:space="preserve"> Backend</w:t>
-      </w:r>
-      <w:proofErr w:type="gramEnd"/>
-      <w:r>
-        <w:rPr>
-          <w:b/>
-          <w:bCs/>
-        </w:rPr>
-        <w:t xml:space="preserve"> Kontrolü ve Doğrulama</w:t>
+        <w:t xml:space="preserve">5- </w:t>
+      </w:r>
+      <w:r>
+        <w:rPr>
+          <w:b/>
+          <w:bCs/>
+        </w:rPr>
+        <w:t xml:space="preserve"> Backend Kontrolü ve Doğrulama</w:t>
       </w:r>
     </w:p>
     <w:p>
@@ -1143,30 +1056,14 @@
           <w:bCs/>
         </w:rPr>
         <w:lastRenderedPageBreak/>
-        <w:t>7</w:t>
-      </w:r>
-      <w:proofErr w:type="gramStart"/>
-      <w:r>
-        <w:rPr>
-          <w:b/>
-          <w:bCs/>
-        </w:rPr>
-        <w:t xml:space="preserve">- </w:t>
-      </w:r>
-      <w:r>
-        <w:rPr>
-          <w:b/>
-          <w:bCs/>
-        </w:rPr>
-        <w:t xml:space="preserve"> Backend</w:t>
-      </w:r>
-      <w:proofErr w:type="gramEnd"/>
-      <w:r>
-        <w:rPr>
-          <w:b/>
-          <w:bCs/>
-        </w:rPr>
-        <w:t xml:space="preserve"> Yanıt Gönderilyor</w:t>
+        <w:t xml:space="preserve">7- </w:t>
+      </w:r>
+      <w:r>
+        <w:rPr>
+          <w:b/>
+          <w:bCs/>
+        </w:rPr>
+        <w:t xml:space="preserve"> Backend Yanıt Gönderilyor</w:t>
       </w:r>
     </w:p>
     <w:p>
@@ -1745,13 +1642,8 @@
           <w:numId w:val="7"/>
         </w:numPr>
       </w:pPr>
-      <w:proofErr w:type="gramStart"/>
-      <w:r>
-        <w:t>getAllListings(</w:t>
-      </w:r>
-      <w:proofErr w:type="gramEnd"/>
-      <w:r>
-        <w:t>) çağrılır</w:t>
+      <w:r>
+        <w:t>getAllListings() çağrılır</w:t>
       </w:r>
     </w:p>
     <w:p>
@@ -1890,22 +1782,13 @@
           <w:numId w:val="8"/>
         </w:numPr>
       </w:pPr>
-      <w:proofErr w:type="gramStart"/>
       <w:r>
         <w:rPr>
           <w:b/>
           <w:bCs/>
         </w:rPr>
         <w:lastRenderedPageBreak/>
-        <w:t>Mekan</w:t>
-      </w:r>
-      <w:proofErr w:type="gramEnd"/>
-      <w:r>
-        <w:rPr>
-          <w:b/>
-          <w:bCs/>
-        </w:rPr>
-        <w:t xml:space="preserve"> Türü Seçimi:</w:t>
+        <w:t>Mekan Türü Seçimi:</w:t>
       </w:r>
       <w:r>
         <w:t xml:space="preserve"> Ev, daire, tekne, kamp aracı gibi seçenekler arasından mekanı en iyi tanımlayan tür seçilir.</w:t>
@@ -1944,15 +1827,7 @@
         <w:t>Açıklama:</w:t>
       </w:r>
       <w:r>
-        <w:t xml:space="preserve"> </w:t>
-      </w:r>
-      <w:proofErr w:type="gramStart"/>
-      <w:r>
-        <w:t>Mekanın</w:t>
-      </w:r>
-      <w:proofErr w:type="gramEnd"/>
-      <w:r>
-        <w:t xml:space="preserve"> özellikleri ve çevresi hakkında detaylı metin girişi yapılır.</w:t>
+        <w:t xml:space="preserve"> Mekanın özellikleri ve çevresi hakkında detaylı metin girişi yapılır.</w:t>
       </w:r>
     </w:p>
     <w:p>
@@ -1970,15 +1845,7 @@
         <w:t>Konaklama Türü:</w:t>
       </w:r>
       <w:r>
-        <w:t xml:space="preserve"> </w:t>
-      </w:r>
-      <w:proofErr w:type="gramStart"/>
-      <w:r>
-        <w:t>Mekanın</w:t>
-      </w:r>
-      <w:proofErr w:type="gramEnd"/>
-      <w:r>
-        <w:t xml:space="preserve"> tamamının mı, özel bir odanın mı yoksa paylaşımlı bir alanın mı kiralandığı belirtilir.</w:t>
+        <w:t xml:space="preserve"> Mekanın tamamının mı, özel bir odanın mı yoksa paylaşımlı bir alanın mı kiralandığı belirtilir.</w:t>
       </w:r>
     </w:p>
     <w:p>
@@ -1997,13 +1864,8 @@
       </w:r>
     </w:p>
     <w:p>
-      <w:proofErr w:type="gramStart"/>
-      <w:r>
-        <w:t>Mekanın</w:t>
-      </w:r>
-      <w:proofErr w:type="gramEnd"/>
-      <w:r>
-        <w:t xml:space="preserve"> fiziksel kapasitesiyle ilgili sayısal veriler toplanır:</w:t>
+      <w:r>
+        <w:t>Mekanın fiziksel kapasitesiyle ilgili sayısal veriler toplanır:</w:t>
       </w:r>
     </w:p>
     <w:p>
@@ -2103,13 +1965,8 @@
       </w:r>
     </w:p>
     <w:p>
-      <w:proofErr w:type="gramStart"/>
-      <w:r>
-        <w:t>Mekanın</w:t>
-      </w:r>
-      <w:proofErr w:type="gramEnd"/>
-      <w:r>
-        <w:t xml:space="preserve"> sunduğu imkanlar görsel ikonlar eşliğinde seçilir:</w:t>
+      <w:r>
+        <w:t>Mekanın sunduğu imkanlar görsel ikonlar eşliğinde seçilir:</w:t>
       </w:r>
     </w:p>
     <w:p>
@@ -2312,15 +2169,7 @@
         <w:t>Gece Konaklama Bedeli:</w:t>
       </w:r>
       <w:r>
-        <w:t xml:space="preserve"> Kullanıcı Türk </w:t>
-      </w:r>
-      <w:proofErr w:type="gramStart"/>
-      <w:r>
-        <w:t>Lirası</w:t>
-      </w:r>
-      <w:proofErr w:type="gramEnd"/>
-      <w:r>
-        <w:t xml:space="preserve"> cinsinden bir rakam belirler.</w:t>
+        <w:t xml:space="preserve"> Kullanıcı Türk Lirası cinsinden bir rakam belirler.</w:t>
       </w:r>
     </w:p>
     <w:p>
@@ -2587,8 +2436,256 @@
       <w:r>
         <w:t xml:space="preserve"> </w:t>
       </w:r>
-      <w:r>
-        <w:t>https://youtu.be/1VGvJ3kWY-w</w:t>
+      <w:hyperlink r:id="rId12" w:history="1">
+        <w:r>
+          <w:rPr>
+            <w:rStyle w:val="Kpr"/>
+          </w:rPr>
+          <w:t>https://youtu.be/1VGvJ3kWY-w</w:t>
+        </w:r>
+      </w:hyperlink>
+    </w:p>
+    <w:p/>
+    <w:p/>
+    <w:p/>
+    <w:p/>
+    <w:p/>
+    <w:p>
+      <w:r>
+        <w:lastRenderedPageBreak/>
+        <w:drawing>
+          <wp:inline distT="0" distB="0" distL="0" distR="0" wp14:anchorId="77B672C8" wp14:editId="24591147">
+            <wp:extent cx="2634435" cy="2964180"/>
+            <wp:effectExtent l="0" t="0" r="0" b="7620"/>
+            <wp:docPr id="293015449" name="Resim 1" descr="metin, ekran görüntüsü, yazı tipi, sayı, numara içeren bir resim&#10;&#10;Yapay zeka tarafından oluşturulmuş içerik yanlış olabilir."/>
+            <wp:cNvGraphicFramePr>
+              <a:graphicFrameLocks xmlns:a="http://schemas.openxmlformats.org/drawingml/2006/main" noChangeAspect="1"/>
+            </wp:cNvGraphicFramePr>
+            <a:graphic xmlns:a="http://schemas.openxmlformats.org/drawingml/2006/main">
+              <a:graphicData uri="http://schemas.openxmlformats.org/drawingml/2006/picture">
+                <pic:pic xmlns:pic="http://schemas.openxmlformats.org/drawingml/2006/picture">
+                  <pic:nvPicPr>
+                    <pic:cNvPr id="293015449" name="Resim 1" descr="metin, ekran görüntüsü, yazı tipi, sayı, numara içeren bir resim&#10;&#10;Yapay zeka tarafından oluşturulmuş içerik yanlış olabilir."/>
+                    <pic:cNvPicPr/>
+                  </pic:nvPicPr>
+                  <pic:blipFill>
+                    <a:blip r:embed="rId13"/>
+                    <a:stretch>
+                      <a:fillRect/>
+                    </a:stretch>
+                  </pic:blipFill>
+                  <pic:spPr>
+                    <a:xfrm>
+                      <a:off x="0" y="0"/>
+                      <a:ext cx="2639031" cy="2969351"/>
+                    </a:xfrm>
+                    <a:prstGeom prst="rect">
+                      <a:avLst/>
+                    </a:prstGeom>
+                  </pic:spPr>
+                </pic:pic>
+              </a:graphicData>
+            </a:graphic>
+          </wp:inline>
+        </w:drawing>
+      </w:r>
+      <w:r>
+        <w:drawing>
+          <wp:inline distT="0" distB="0" distL="0" distR="0" wp14:anchorId="50E19F04" wp14:editId="15930CF7">
+            <wp:extent cx="2628729" cy="2964290"/>
+            <wp:effectExtent l="0" t="0" r="635" b="7620"/>
+            <wp:docPr id="1603928758" name="Resim 1" descr="metin, ekran görüntüsü, diyagram, yazı tipi içeren bir resim&#10;&#10;Yapay zeka tarafından oluşturulmuş içerik yanlış olabilir."/>
+            <wp:cNvGraphicFramePr>
+              <a:graphicFrameLocks xmlns:a="http://schemas.openxmlformats.org/drawingml/2006/main" noChangeAspect="1"/>
+            </wp:cNvGraphicFramePr>
+            <a:graphic xmlns:a="http://schemas.openxmlformats.org/drawingml/2006/main">
+              <a:graphicData uri="http://schemas.openxmlformats.org/drawingml/2006/picture">
+                <pic:pic xmlns:pic="http://schemas.openxmlformats.org/drawingml/2006/picture">
+                  <pic:nvPicPr>
+                    <pic:cNvPr id="1603928758" name="Resim 1" descr="metin, ekran görüntüsü, diyagram, yazı tipi içeren bir resim&#10;&#10;Yapay zeka tarafından oluşturulmuş içerik yanlış olabilir."/>
+                    <pic:cNvPicPr/>
+                  </pic:nvPicPr>
+                  <pic:blipFill>
+                    <a:blip r:embed="rId14"/>
+                    <a:stretch>
+                      <a:fillRect/>
+                    </a:stretch>
+                  </pic:blipFill>
+                  <pic:spPr>
+                    <a:xfrm>
+                      <a:off x="0" y="0"/>
+                      <a:ext cx="2665583" cy="3005848"/>
+                    </a:xfrm>
+                    <a:prstGeom prst="rect">
+                      <a:avLst/>
+                    </a:prstGeom>
+                  </pic:spPr>
+                </pic:pic>
+              </a:graphicData>
+            </a:graphic>
+          </wp:inline>
+        </w:drawing>
+      </w:r>
+    </w:p>
+    <w:p>
+      <w:r>
+        <w:drawing>
+          <wp:inline distT="0" distB="0" distL="0" distR="0" wp14:anchorId="1F16AF2C" wp14:editId="6287CE98">
+            <wp:extent cx="2582722" cy="2887980"/>
+            <wp:effectExtent l="0" t="0" r="8255" b="7620"/>
+            <wp:docPr id="1728720088" name="Resim 1" descr="metin, ekran görüntüsü, yazı tipi, sayı, numara içeren bir resim&#10;&#10;Yapay zeka tarafından oluşturulmuş içerik yanlış olabilir."/>
+            <wp:cNvGraphicFramePr>
+              <a:graphicFrameLocks xmlns:a="http://schemas.openxmlformats.org/drawingml/2006/main" noChangeAspect="1"/>
+            </wp:cNvGraphicFramePr>
+            <a:graphic xmlns:a="http://schemas.openxmlformats.org/drawingml/2006/main">
+              <a:graphicData uri="http://schemas.openxmlformats.org/drawingml/2006/picture">
+                <pic:pic xmlns:pic="http://schemas.openxmlformats.org/drawingml/2006/picture">
+                  <pic:nvPicPr>
+                    <pic:cNvPr id="1728720088" name="Resim 1" descr="metin, ekran görüntüsü, yazı tipi, sayı, numara içeren bir resim&#10;&#10;Yapay zeka tarafından oluşturulmuş içerik yanlış olabilir."/>
+                    <pic:cNvPicPr/>
+                  </pic:nvPicPr>
+                  <pic:blipFill>
+                    <a:blip r:embed="rId15"/>
+                    <a:stretch>
+                      <a:fillRect/>
+                    </a:stretch>
+                  </pic:blipFill>
+                  <pic:spPr>
+                    <a:xfrm>
+                      <a:off x="0" y="0"/>
+                      <a:ext cx="2584378" cy="2889832"/>
+                    </a:xfrm>
+                    <a:prstGeom prst="rect">
+                      <a:avLst/>
+                    </a:prstGeom>
+                  </pic:spPr>
+                </pic:pic>
+              </a:graphicData>
+            </a:graphic>
+          </wp:inline>
+        </w:drawing>
+      </w:r>
+      <w:r>
+        <w:drawing>
+          <wp:inline distT="0" distB="0" distL="0" distR="0" wp14:anchorId="0BCB5E98" wp14:editId="588B038F">
+            <wp:extent cx="2579370" cy="2893877"/>
+            <wp:effectExtent l="0" t="0" r="0" b="1905"/>
+            <wp:docPr id="1616850105" name="Resim 1" descr="metin, ekran görüntüsü, yazı tipi, sayı, numara içeren bir resim"/>
+            <wp:cNvGraphicFramePr>
+              <a:graphicFrameLocks xmlns:a="http://schemas.openxmlformats.org/drawingml/2006/main" noChangeAspect="1"/>
+            </wp:cNvGraphicFramePr>
+            <a:graphic xmlns:a="http://schemas.openxmlformats.org/drawingml/2006/main">
+              <a:graphicData uri="http://schemas.openxmlformats.org/drawingml/2006/picture">
+                <pic:pic xmlns:pic="http://schemas.openxmlformats.org/drawingml/2006/picture">
+                  <pic:nvPicPr>
+                    <pic:cNvPr id="1616850105" name="Resim 1" descr="metin, ekran görüntüsü, yazı tipi, sayı, numara içeren bir resim"/>
+                    <pic:cNvPicPr/>
+                  </pic:nvPicPr>
+                  <pic:blipFill rotWithShape="1">
+                    <a:blip r:embed="rId16"/>
+                    <a:srcRect l="1552"/>
+                    <a:stretch>
+                      <a:fillRect/>
+                    </a:stretch>
+                  </pic:blipFill>
+                  <pic:spPr bwMode="auto">
+                    <a:xfrm>
+                      <a:off x="0" y="0"/>
+                      <a:ext cx="2599558" cy="2916526"/>
+                    </a:xfrm>
+                    <a:prstGeom prst="rect">
+                      <a:avLst/>
+                    </a:prstGeom>
+                    <a:ln>
+                      <a:noFill/>
+                    </a:ln>
+                    <a:extLst>
+                      <a:ext uri="{53640926-AAD7-44D8-BBD7-CCE9431645EC}">
+                        <a14:shadowObscured xmlns:a14="http://schemas.microsoft.com/office/drawing/2010/main"/>
+                      </a:ext>
+                    </a:extLst>
+                  </pic:spPr>
+                </pic:pic>
+              </a:graphicData>
+            </a:graphic>
+          </wp:inline>
+        </w:drawing>
+      </w:r>
+    </w:p>
+    <w:p>
+      <w:r>
+        <w:drawing>
+          <wp:inline distT="0" distB="0" distL="0" distR="0" wp14:anchorId="79CD058B" wp14:editId="782A5D4B">
+            <wp:extent cx="2629535" cy="2957411"/>
+            <wp:effectExtent l="0" t="0" r="0" b="0"/>
+            <wp:docPr id="364919155" name="Resim 1" descr="metin, ekran görüntüsü, yazı tipi, sayı, numara içeren bir resim&#10;&#10;Yapay zeka tarafından oluşturulmuş içerik yanlış olabilir."/>
+            <wp:cNvGraphicFramePr>
+              <a:graphicFrameLocks xmlns:a="http://schemas.openxmlformats.org/drawingml/2006/main" noChangeAspect="1"/>
+            </wp:cNvGraphicFramePr>
+            <a:graphic xmlns:a="http://schemas.openxmlformats.org/drawingml/2006/main">
+              <a:graphicData uri="http://schemas.openxmlformats.org/drawingml/2006/picture">
+                <pic:pic xmlns:pic="http://schemas.openxmlformats.org/drawingml/2006/picture">
+                  <pic:nvPicPr>
+                    <pic:cNvPr id="364919155" name="Resim 1" descr="metin, ekran görüntüsü, yazı tipi, sayı, numara içeren bir resim&#10;&#10;Yapay zeka tarafından oluşturulmuş içerik yanlış olabilir."/>
+                    <pic:cNvPicPr/>
+                  </pic:nvPicPr>
+                  <pic:blipFill>
+                    <a:blip r:embed="rId17"/>
+                    <a:stretch>
+                      <a:fillRect/>
+                    </a:stretch>
+                  </pic:blipFill>
+                  <pic:spPr>
+                    <a:xfrm>
+                      <a:off x="0" y="0"/>
+                      <a:ext cx="2636895" cy="2965689"/>
+                    </a:xfrm>
+                    <a:prstGeom prst="rect">
+                      <a:avLst/>
+                    </a:prstGeom>
+                  </pic:spPr>
+                </pic:pic>
+              </a:graphicData>
+            </a:graphic>
+          </wp:inline>
+        </w:drawing>
+      </w:r>
+      <w:r>
+        <w:drawing>
+          <wp:inline distT="0" distB="0" distL="0" distR="0" wp14:anchorId="10E1A942" wp14:editId="2F4D00E3">
+            <wp:extent cx="2668932" cy="2985655"/>
+            <wp:effectExtent l="0" t="0" r="0" b="5715"/>
+            <wp:docPr id="2018765769" name="Resim 1" descr="metin, ekran görüntüsü, yazı tipi, sayı, numara içeren bir resim"/>
+            <wp:cNvGraphicFramePr>
+              <a:graphicFrameLocks xmlns:a="http://schemas.openxmlformats.org/drawingml/2006/main" noChangeAspect="1"/>
+            </wp:cNvGraphicFramePr>
+            <a:graphic xmlns:a="http://schemas.openxmlformats.org/drawingml/2006/main">
+              <a:graphicData uri="http://schemas.openxmlformats.org/drawingml/2006/picture">
+                <pic:pic xmlns:pic="http://schemas.openxmlformats.org/drawingml/2006/picture">
+                  <pic:nvPicPr>
+                    <pic:cNvPr id="2018765769" name="Resim 1" descr="metin, ekran görüntüsü, yazı tipi, sayı, numara içeren bir resim"/>
+                    <pic:cNvPicPr/>
+                  </pic:nvPicPr>
+                  <pic:blipFill>
+                    <a:blip r:embed="rId18"/>
+                    <a:stretch>
+                      <a:fillRect/>
+                    </a:stretch>
+                  </pic:blipFill>
+                  <pic:spPr>
+                    <a:xfrm>
+                      <a:off x="0" y="0"/>
+                      <a:ext cx="2677797" cy="2995572"/>
+                    </a:xfrm>
+                    <a:prstGeom prst="rect">
+                      <a:avLst/>
+                    </a:prstGeom>
+                  </pic:spPr>
+                </pic:pic>
+              </a:graphicData>
+            </a:graphic>
+          </wp:inline>
+        </w:drawing>
       </w:r>
     </w:p>
     <w:sectPr>

--- a/Haftalık Takip Dokümantasyonu.docx
+++ b/Haftalık Takip Dokümantasyonu.docx
@@ -137,8 +137,13 @@
       </w:r>
     </w:p>
     <w:p>
-      <w:r>
-        <w:t>maddeleri yapıldı.</w:t>
+      <w:proofErr w:type="gramStart"/>
+      <w:r>
+        <w:t>maddeleri</w:t>
+      </w:r>
+      <w:proofErr w:type="gramEnd"/>
+      <w:r>
+        <w:t xml:space="preserve"> yapıldı.</w:t>
       </w:r>
     </w:p>
     <w:p/>
@@ -163,13 +168,7 @@
     </w:p>
     <w:p>
       <w:r>
-        <w:rPr>
-          <w:highlight w:val="yellow"/>
-        </w:rPr>
-        <w:t>- Favorilere ekleme/çıkarma yapabilir</w:t>
-      </w:r>
-      <w:r>
-        <w:t xml:space="preserve">  </w:t>
+        <w:t xml:space="preserve">- Favorilere ekleme/çıkarma yapabilir  </w:t>
       </w:r>
       <w:r>
         <w:sym w:font="Wingdings" w:char="F0E0"/>
@@ -180,9 +179,6 @@
     </w:p>
     <w:p>
       <w:r>
-        <w:rPr>
-          <w:highlight w:val="yellow"/>
-        </w:rPr>
         <w:t>Şuanlık ana ekranda örnek mock ilanlar var, sonraki haftalarda database bağlantısı yapılıp bilgiler çekilecek.</w:t>
       </w:r>
       <w:r>
@@ -404,22 +400,16 @@
     </w:p>
     <w:p>
       <w:r>
-        <w:t xml:space="preserve">- </w:t>
-      </w:r>
-      <w:r>
-        <w:rPr>
-          <w:highlight w:val="yellow"/>
-        </w:rPr>
-        <w:t>Giriş yapmış kullanıcıya profil bilgilerini gösterir</w:t>
-      </w:r>
-      <w:r>
-        <w:t xml:space="preserve">  </w:t>
+        <w:t xml:space="preserve">- Giriş yapmış kullanıcıya profil bilgilerini gösterir  </w:t>
       </w:r>
       <w:r>
         <w:sym w:font="Wingdings" w:char="F0E0"/>
       </w:r>
       <w:r>
-        <w:t xml:space="preserve"> geliştirilecek </w:t>
+        <w:t xml:space="preserve"> geliştirilecek</w:t>
+      </w:r>
+      <w:r>
+        <w:t xml:space="preserve"> </w:t>
       </w:r>
     </w:p>
     <w:p>
@@ -554,6 +544,7 @@
       <w:pPr>
         <w:ind w:firstLine="360"/>
       </w:pPr>
+      <w:proofErr w:type="gramStart"/>
       <w:r>
         <w:rPr>
           <w:b/>
@@ -562,7 +553,11 @@
         <w:t>Dosya:</w:t>
       </w:r>
       <w:r>
-        <w:t>`MyApp/context/AuthContext.tsx`</w:t>
+        <w:t>`</w:t>
+      </w:r>
+      <w:proofErr w:type="gramEnd"/>
+      <w:r>
+        <w:t>MyApp/context/AuthContext.tsx`</w:t>
       </w:r>
     </w:p>
     <w:p>
@@ -570,7 +565,15 @@
         <w:ind w:left="360"/>
       </w:pPr>
       <w:r>
-        <w:t>- `profile.tsx`'deki buton `login()` fonksiyonunu çağrıyor</w:t>
+        <w:t>- `profile.tsx`'deki buton `</w:t>
+      </w:r>
+      <w:proofErr w:type="gramStart"/>
+      <w:r>
+        <w:t>login(</w:t>
+      </w:r>
+      <w:proofErr w:type="gramEnd"/>
+      <w:r>
+        <w:t>)` fonksiyonunu çağrıyor</w:t>
       </w:r>
     </w:p>
     <w:p>
@@ -578,7 +581,15 @@
         <w:ind w:left="360"/>
       </w:pPr>
       <w:r>
-        <w:t>- Bu `login()`, `AuthContext.tsx` dosyasından geliyor</w:t>
+        <w:t>- Bu `</w:t>
+      </w:r>
+      <w:proofErr w:type="gramStart"/>
+      <w:r>
+        <w:t>login(</w:t>
+      </w:r>
+      <w:proofErr w:type="gramEnd"/>
+      <w:r>
+        <w:t>)`, `AuthContext.tsx` dosyasından geliyor</w:t>
       </w:r>
     </w:p>
     <w:p>
@@ -586,7 +597,15 @@
         <w:ind w:left="360"/>
       </w:pPr>
       <w:r>
-        <w:t>- `login()` fonksiyonu API'ye çağrı yapmaya hazırlanıyor</w:t>
+        <w:t>- `</w:t>
+      </w:r>
+      <w:proofErr w:type="gramStart"/>
+      <w:r>
+        <w:t>login(</w:t>
+      </w:r>
+      <w:proofErr w:type="gramEnd"/>
+      <w:r>
+        <w:t>)` fonksiyonu API'ye çağrı yapmaya hazırlanıyor</w:t>
       </w:r>
     </w:p>
     <w:p>
@@ -614,6 +633,7 @@
       <w:pPr>
         <w:ind w:firstLine="360"/>
       </w:pPr>
+      <w:proofErr w:type="gramStart"/>
       <w:r>
         <w:rPr>
           <w:b/>
@@ -622,7 +642,11 @@
         <w:t>Dosya:</w:t>
       </w:r>
       <w:r>
-        <w:t>`MyApp/services/authService.ts`</w:t>
+        <w:t>`</w:t>
+      </w:r>
+      <w:proofErr w:type="gramEnd"/>
+      <w:r>
+        <w:t>MyApp/services/authService.ts`</w:t>
       </w:r>
     </w:p>
     <w:p>
@@ -630,7 +654,15 @@
         <w:ind w:left="360"/>
       </w:pPr>
       <w:r>
-        <w:t>- `AuthContext`'deki `login()`, `authService.ts`'den `loginApi()` fonksiyonunu çağrıyor</w:t>
+        <w:t>- `AuthContext`'deki `</w:t>
+      </w:r>
+      <w:proofErr w:type="gramStart"/>
+      <w:r>
+        <w:t>login(</w:t>
+      </w:r>
+      <w:proofErr w:type="gramEnd"/>
+      <w:r>
+        <w:t>)`, `authService.ts`'den `loginApi()` fonksiyonunu çağrıyor</w:t>
       </w:r>
     </w:p>
     <w:p>
@@ -638,7 +670,15 @@
         <w:ind w:left="360"/>
       </w:pPr>
       <w:r>
-        <w:t>- `loginApi()`, email + şifreyi alıyor</w:t>
+        <w:t>- `</w:t>
+      </w:r>
+      <w:proofErr w:type="gramStart"/>
+      <w:r>
+        <w:t>loginApi(</w:t>
+      </w:r>
+      <w:proofErr w:type="gramEnd"/>
+      <w:r>
+        <w:t>)`, email + şifreyi alıyor</w:t>
       </w:r>
     </w:p>
     <w:p>
@@ -731,7 +771,15 @@
         <w:ind w:left="360"/>
       </w:pPr>
       <w:r>
-        <w:t>  email: "ali@example.com",</w:t>
+        <w:t xml:space="preserve">  </w:t>
+      </w:r>
+      <w:proofErr w:type="gramStart"/>
+      <w:r>
+        <w:t>email</w:t>
+      </w:r>
+      <w:proofErr w:type="gramEnd"/>
+      <w:r>
+        <w:t>: "ali@example.com",</w:t>
       </w:r>
     </w:p>
     <w:p>
@@ -739,7 +787,15 @@
         <w:ind w:left="360"/>
       </w:pPr>
       <w:r>
-        <w:t>  password: "123456"</w:t>
+        <w:t xml:space="preserve">  </w:t>
+      </w:r>
+      <w:proofErr w:type="gramStart"/>
+      <w:r>
+        <w:t>password</w:t>
+      </w:r>
+      <w:proofErr w:type="gramEnd"/>
+      <w:r>
+        <w:t>: "123456"</w:t>
       </w:r>
     </w:p>
     <w:p>
@@ -782,14 +838,30 @@
           <w:b/>
           <w:bCs/>
         </w:rPr>
-        <w:t xml:space="preserve">5- </w:t>
-      </w:r>
-      <w:r>
-        <w:rPr>
-          <w:b/>
-          <w:bCs/>
-        </w:rPr>
-        <w:t xml:space="preserve"> Backend Kontrolü ve Doğrulama</w:t>
+        <w:t>5</w:t>
+      </w:r>
+      <w:proofErr w:type="gramStart"/>
+      <w:r>
+        <w:rPr>
+          <w:b/>
+          <w:bCs/>
+        </w:rPr>
+        <w:t xml:space="preserve">- </w:t>
+      </w:r>
+      <w:r>
+        <w:rPr>
+          <w:b/>
+          <w:bCs/>
+        </w:rPr>
+        <w:t xml:space="preserve"> Backend</w:t>
+      </w:r>
+      <w:proofErr w:type="gramEnd"/>
+      <w:r>
+        <w:rPr>
+          <w:b/>
+          <w:bCs/>
+        </w:rPr>
+        <w:t xml:space="preserve"> Kontrolü ve Doğrulama</w:t>
       </w:r>
     </w:p>
     <w:p>
@@ -1056,14 +1128,30 @@
           <w:bCs/>
         </w:rPr>
         <w:lastRenderedPageBreak/>
-        <w:t xml:space="preserve">7- </w:t>
-      </w:r>
-      <w:r>
-        <w:rPr>
-          <w:b/>
-          <w:bCs/>
-        </w:rPr>
-        <w:t xml:space="preserve"> Backend Yanıt Gönderilyor</w:t>
+        <w:t>7</w:t>
+      </w:r>
+      <w:proofErr w:type="gramStart"/>
+      <w:r>
+        <w:rPr>
+          <w:b/>
+          <w:bCs/>
+        </w:rPr>
+        <w:t xml:space="preserve">- </w:t>
+      </w:r>
+      <w:r>
+        <w:rPr>
+          <w:b/>
+          <w:bCs/>
+        </w:rPr>
+        <w:t xml:space="preserve"> Backend</w:t>
+      </w:r>
+      <w:proofErr w:type="gramEnd"/>
+      <w:r>
+        <w:rPr>
+          <w:b/>
+          <w:bCs/>
+        </w:rPr>
+        <w:t xml:space="preserve"> Yanıt Gönderilyor</w:t>
       </w:r>
     </w:p>
     <w:p>
@@ -1501,26 +1589,41 @@
     <w:p>
       <w:pPr>
         <w:ind w:left="360"/>
+        <w:rPr>
+          <w:b/>
+          <w:bCs/>
+          <w:sz w:val="36"/>
+          <w:szCs w:val="36"/>
+        </w:rPr>
       </w:pPr>
     </w:p>
     <w:p>
       <w:pPr>
         <w:ind w:left="360"/>
-      </w:pPr>
-      <w:r>
-        <w:rPr>
-          <w:b/>
-          <w:bCs/>
-        </w:rPr>
-        <w:t>Video Linki:</w:t>
-      </w:r>
-      <w:r>
-        <w:t xml:space="preserve"> </w:t>
+        <w:rPr>
+          <w:b/>
+          <w:bCs/>
+          <w:sz w:val="40"/>
+          <w:szCs w:val="40"/>
+        </w:rPr>
+      </w:pPr>
+      <w:r>
+        <w:rPr>
+          <w:b/>
+          <w:bCs/>
+          <w:sz w:val="40"/>
+          <w:szCs w:val="40"/>
+        </w:rPr>
+        <w:t xml:space="preserve">Video Linki: </w:t>
       </w:r>
       <w:hyperlink r:id="rId8" w:history="1">
         <w:r>
           <w:rPr>
             <w:rStyle w:val="Kpr"/>
+            <w:b/>
+            <w:bCs/>
+            <w:sz w:val="40"/>
+            <w:szCs w:val="40"/>
           </w:rPr>
           <w:t>https://youtu.be/w8YeCgszcuM</w:t>
         </w:r>
@@ -1642,8 +1745,13 @@
           <w:numId w:val="7"/>
         </w:numPr>
       </w:pPr>
-      <w:r>
-        <w:t>getAllListings() çağrılır</w:t>
+      <w:proofErr w:type="gramStart"/>
+      <w:r>
+        <w:t>getAllListings(</w:t>
+      </w:r>
+      <w:proofErr w:type="gramEnd"/>
+      <w:r>
+        <w:t>) çağrılır</w:t>
       </w:r>
     </w:p>
     <w:p>
@@ -1782,13 +1890,22 @@
           <w:numId w:val="8"/>
         </w:numPr>
       </w:pPr>
+      <w:proofErr w:type="gramStart"/>
       <w:r>
         <w:rPr>
           <w:b/>
           <w:bCs/>
         </w:rPr>
         <w:lastRenderedPageBreak/>
-        <w:t>Mekan Türü Seçimi:</w:t>
+        <w:t>Mekan</w:t>
+      </w:r>
+      <w:proofErr w:type="gramEnd"/>
+      <w:r>
+        <w:rPr>
+          <w:b/>
+          <w:bCs/>
+        </w:rPr>
+        <w:t xml:space="preserve"> Türü Seçimi:</w:t>
       </w:r>
       <w:r>
         <w:t xml:space="preserve"> Ev, daire, tekne, kamp aracı gibi seçenekler arasından mekanı en iyi tanımlayan tür seçilir.</w:t>
@@ -1827,7 +1944,15 @@
         <w:t>Açıklama:</w:t>
       </w:r>
       <w:r>
-        <w:t xml:space="preserve"> Mekanın özellikleri ve çevresi hakkında detaylı metin girişi yapılır.</w:t>
+        <w:t xml:space="preserve"> </w:t>
+      </w:r>
+      <w:proofErr w:type="gramStart"/>
+      <w:r>
+        <w:t>Mekanın</w:t>
+      </w:r>
+      <w:proofErr w:type="gramEnd"/>
+      <w:r>
+        <w:t xml:space="preserve"> özellikleri ve çevresi hakkında detaylı metin girişi yapılır.</w:t>
       </w:r>
     </w:p>
     <w:p>
@@ -1845,7 +1970,15 @@
         <w:t>Konaklama Türü:</w:t>
       </w:r>
       <w:r>
-        <w:t xml:space="preserve"> Mekanın tamamının mı, özel bir odanın mı yoksa paylaşımlı bir alanın mı kiralandığı belirtilir.</w:t>
+        <w:t xml:space="preserve"> </w:t>
+      </w:r>
+      <w:proofErr w:type="gramStart"/>
+      <w:r>
+        <w:t>Mekanın</w:t>
+      </w:r>
+      <w:proofErr w:type="gramEnd"/>
+      <w:r>
+        <w:t xml:space="preserve"> tamamının mı, özel bir odanın mı yoksa paylaşımlı bir alanın mı kiralandığı belirtilir.</w:t>
       </w:r>
     </w:p>
     <w:p>
@@ -1864,8 +1997,13 @@
       </w:r>
     </w:p>
     <w:p>
-      <w:r>
-        <w:t>Mekanın fiziksel kapasitesiyle ilgili sayısal veriler toplanır:</w:t>
+      <w:proofErr w:type="gramStart"/>
+      <w:r>
+        <w:t>Mekanın</w:t>
+      </w:r>
+      <w:proofErr w:type="gramEnd"/>
+      <w:r>
+        <w:t xml:space="preserve"> fiziksel kapasitesiyle ilgili sayısal veriler toplanır:</w:t>
       </w:r>
     </w:p>
     <w:p>
@@ -1965,8 +2103,13 @@
       </w:r>
     </w:p>
     <w:p>
-      <w:r>
-        <w:t>Mekanın sunduğu imkanlar görsel ikonlar eşliğinde seçilir:</w:t>
+      <w:proofErr w:type="gramStart"/>
+      <w:r>
+        <w:t>Mekanın</w:t>
+      </w:r>
+      <w:proofErr w:type="gramEnd"/>
+      <w:r>
+        <w:t xml:space="preserve"> sunduğu imkanlar görsel ikonlar eşliğinde seçilir:</w:t>
       </w:r>
     </w:p>
     <w:p>
@@ -2169,7 +2312,15 @@
         <w:t>Gece Konaklama Bedeli:</w:t>
       </w:r>
       <w:r>
-        <w:t xml:space="preserve"> Kullanıcı Türk Lirası cinsinden bir rakam belirler.</w:t>
+        <w:t xml:space="preserve"> Kullanıcı Türk </w:t>
+      </w:r>
+      <w:proofErr w:type="gramStart"/>
+      <w:r>
+        <w:t>Lirası</w:t>
+      </w:r>
+      <w:proofErr w:type="gramEnd"/>
+      <w:r>
+        <w:t xml:space="preserve"> cinsinden bir rakam belirler.</w:t>
       </w:r>
     </w:p>
     <w:p>
@@ -2425,33 +2576,15 @@
         </w:drawing>
       </w:r>
     </w:p>
-    <w:p>
-      <w:r>
-        <w:rPr>
-          <w:b/>
-          <w:bCs/>
-        </w:rPr>
-        <w:t>Video linki:</w:t>
-      </w:r>
-      <w:r>
-        <w:t xml:space="preserve"> </w:t>
-      </w:r>
-      <w:hyperlink r:id="rId12" w:history="1">
-        <w:r>
-          <w:rPr>
-            <w:rStyle w:val="Kpr"/>
-          </w:rPr>
-          <w:t>https://youtu.be/1VGvJ3kWY-w</w:t>
-        </w:r>
-      </w:hyperlink>
-    </w:p>
     <w:p/>
     <w:p/>
     <w:p/>
     <w:p/>
-    <w:p/>
-    <w:p>
-      <w:r>
+    <w:p>
+      <w:r>
+        <w:rPr>
+          <w:noProof/>
+        </w:rPr>
         <w:lastRenderedPageBreak/>
         <w:drawing>
           <wp:inline distT="0" distB="0" distL="0" distR="0" wp14:anchorId="77B672C8" wp14:editId="24591147">
@@ -2469,7 +2602,7 @@
                     <pic:cNvPicPr/>
                   </pic:nvPicPr>
                   <pic:blipFill>
-                    <a:blip r:embed="rId13"/>
+                    <a:blip r:embed="rId12"/>
                     <a:stretch>
                       <a:fillRect/>
                     </a:stretch>
@@ -2490,6 +2623,9 @@
         </w:drawing>
       </w:r>
       <w:r>
+        <w:rPr>
+          <w:noProof/>
+        </w:rPr>
         <w:drawing>
           <wp:inline distT="0" distB="0" distL="0" distR="0" wp14:anchorId="50E19F04" wp14:editId="15930CF7">
             <wp:extent cx="2628729" cy="2964290"/>
@@ -2506,7 +2642,7 @@
                     <pic:cNvPicPr/>
                   </pic:nvPicPr>
                   <pic:blipFill>
-                    <a:blip r:embed="rId14"/>
+                    <a:blip r:embed="rId13"/>
                     <a:stretch>
                       <a:fillRect/>
                     </a:stretch>
@@ -2529,6 +2665,9 @@
     </w:p>
     <w:p>
       <w:r>
+        <w:rPr>
+          <w:noProof/>
+        </w:rPr>
         <w:drawing>
           <wp:inline distT="0" distB="0" distL="0" distR="0" wp14:anchorId="1F16AF2C" wp14:editId="6287CE98">
             <wp:extent cx="2582722" cy="2887980"/>
@@ -2545,7 +2684,7 @@
                     <pic:cNvPicPr/>
                   </pic:nvPicPr>
                   <pic:blipFill>
-                    <a:blip r:embed="rId15"/>
+                    <a:blip r:embed="rId14"/>
                     <a:stretch>
                       <a:fillRect/>
                     </a:stretch>
@@ -2566,6 +2705,9 @@
         </w:drawing>
       </w:r>
       <w:r>
+        <w:rPr>
+          <w:noProof/>
+        </w:rPr>
         <w:drawing>
           <wp:inline distT="0" distB="0" distL="0" distR="0" wp14:anchorId="0BCB5E98" wp14:editId="588B038F">
             <wp:extent cx="2579370" cy="2893877"/>
@@ -2582,7 +2724,7 @@
                     <pic:cNvPicPr/>
                   </pic:nvPicPr>
                   <pic:blipFill rotWithShape="1">
-                    <a:blip r:embed="rId16"/>
+                    <a:blip r:embed="rId15"/>
                     <a:srcRect l="1552"/>
                     <a:stretch>
                       <a:fillRect/>
@@ -2614,6 +2756,9 @@
     </w:p>
     <w:p>
       <w:r>
+        <w:rPr>
+          <w:noProof/>
+        </w:rPr>
         <w:drawing>
           <wp:inline distT="0" distB="0" distL="0" distR="0" wp14:anchorId="79CD058B" wp14:editId="782A5D4B">
             <wp:extent cx="2629535" cy="2957411"/>
@@ -2630,7 +2775,7 @@
                     <pic:cNvPicPr/>
                   </pic:nvPicPr>
                   <pic:blipFill>
-                    <a:blip r:embed="rId17"/>
+                    <a:blip r:embed="rId16"/>
                     <a:stretch>
                       <a:fillRect/>
                     </a:stretch>
@@ -2651,6 +2796,9 @@
         </w:drawing>
       </w:r>
       <w:r>
+        <w:rPr>
+          <w:noProof/>
+        </w:rPr>
         <w:drawing>
           <wp:inline distT="0" distB="0" distL="0" distR="0" wp14:anchorId="10E1A942" wp14:editId="2F4D00E3">
             <wp:extent cx="2668932" cy="2985655"/>
@@ -2667,7 +2815,7 @@
                     <pic:cNvPicPr/>
                   </pic:nvPicPr>
                   <pic:blipFill>
-                    <a:blip r:embed="rId18"/>
+                    <a:blip r:embed="rId17"/>
                     <a:stretch>
                       <a:fillRect/>
                     </a:stretch>
@@ -2688,6 +2836,1312 @@
         </w:drawing>
       </w:r>
     </w:p>
+    <w:p>
+      <w:pPr>
+        <w:rPr>
+          <w:b/>
+          <w:bCs/>
+          <w:sz w:val="40"/>
+          <w:szCs w:val="40"/>
+        </w:rPr>
+      </w:pPr>
+      <w:r>
+        <w:rPr>
+          <w:b/>
+          <w:bCs/>
+          <w:sz w:val="40"/>
+          <w:szCs w:val="40"/>
+        </w:rPr>
+        <w:t xml:space="preserve">Video linki: </w:t>
+      </w:r>
+      <w:hyperlink r:id="rId18" w:history="1">
+        <w:r>
+          <w:rPr>
+            <w:rStyle w:val="Kpr"/>
+            <w:b/>
+            <w:bCs/>
+            <w:sz w:val="40"/>
+            <w:szCs w:val="40"/>
+          </w:rPr>
+          <w:t>https://youtu.be/1VGvJ3kWY-w</w:t>
+        </w:r>
+      </w:hyperlink>
+    </w:p>
+    <w:p/>
+    <w:p>
+      <w:pPr>
+        <w:rPr>
+          <w:b/>
+          <w:bCs/>
+          <w:u w:val="single"/>
+        </w:rPr>
+      </w:pPr>
+      <w:r>
+        <w:rPr>
+          <w:b/>
+          <w:bCs/>
+          <w:u w:val="single"/>
+        </w:rPr>
+        <w:t>3. HAFTA</w:t>
+      </w:r>
+      <w:r>
+        <w:rPr>
+          <w:b/>
+          <w:bCs/>
+        </w:rPr>
+        <w:t xml:space="preserve">  </w:t>
+      </w:r>
+      <w:r>
+        <w:rPr>
+          <w:b/>
+          <w:bCs/>
+          <w:i/>
+          <w:iCs/>
+        </w:rPr>
+        <w:t>28.03.2026</w:t>
+      </w:r>
+    </w:p>
+    <w:p>
+      <w:r>
+        <w:t xml:space="preserve">Ana dokümadaki </w:t>
+      </w:r>
+    </w:p>
+    <w:p>
+      <w:pPr>
+        <w:numPr>
+          <w:ilvl w:val="0"/>
+          <w:numId w:val="15"/>
+        </w:numPr>
+        <w:spacing w:after="200" w:line="276" w:lineRule="auto"/>
+        <w:rPr>
+          <w:sz w:val="24"/>
+          <w:szCs w:val="24"/>
+        </w:rPr>
+      </w:pPr>
+      <w:r>
+        <w:rPr>
+          <w:sz w:val="24"/>
+          <w:szCs w:val="24"/>
+        </w:rPr>
+        <w:t>İl</w:t>
+      </w:r>
+      <w:r>
+        <w:rPr>
+          <w:sz w:val="24"/>
+          <w:szCs w:val="24"/>
+        </w:rPr>
+        <w:t>an detay ekranının geliştirilmesi</w:t>
+      </w:r>
+    </w:p>
+    <w:p>
+      <w:r>
+        <w:t>Maddesi yapıldı.</w:t>
+      </w:r>
+    </w:p>
+    <w:p>
+      <w:pPr>
+        <w:rPr>
+          <w:b/>
+          <w:bCs/>
+          <w:sz w:val="24"/>
+          <w:szCs w:val="24"/>
+          <w:u w:val="single"/>
+        </w:rPr>
+      </w:pPr>
+      <w:r>
+        <w:rPr>
+          <w:b/>
+          <w:bCs/>
+          <w:sz w:val="24"/>
+          <w:szCs w:val="24"/>
+          <w:u w:val="single"/>
+        </w:rPr>
+        <w:t>İlan Detay Sayfası</w:t>
+      </w:r>
+    </w:p>
+    <w:p>
+      <w:pPr>
+        <w:rPr>
+          <w:b/>
+          <w:bCs/>
+        </w:rPr>
+      </w:pPr>
+      <w:r>
+        <w:rPr>
+          <w:b/>
+          <w:bCs/>
+        </w:rPr>
+        <w:t>1. Üst Bölüm ve Galeri</w:t>
+      </w:r>
+    </w:p>
+    <w:p>
+      <w:pPr>
+        <w:numPr>
+          <w:ilvl w:val="0"/>
+          <w:numId w:val="16"/>
+        </w:numPr>
+      </w:pPr>
+      <w:r>
+        <w:rPr>
+          <w:b/>
+          <w:bCs/>
+        </w:rPr>
+        <w:t>Navigasyon:</w:t>
+      </w:r>
+      <w:r>
+        <w:t xml:space="preserve"> Fotoğraf galerisi üzerinde konumlanmış, geri dönüş sağlayan floating buton.</w:t>
+      </w:r>
+    </w:p>
+    <w:p>
+      <w:pPr>
+        <w:numPr>
+          <w:ilvl w:val="0"/>
+          <w:numId w:val="16"/>
+        </w:numPr>
+      </w:pPr>
+      <w:r>
+        <w:rPr>
+          <w:b/>
+          <w:bCs/>
+        </w:rPr>
+        <w:t>Fotoğraf Galerisi:</w:t>
+      </w:r>
+      <w:r>
+        <w:t xml:space="preserve"> 300px sabit yükseklikte, tam genişlikte, yatay scroll (snap effect) özellikli yapı. Sağ alt köşede sayfa indikatörü (örn: 2/5).</w:t>
+      </w:r>
+    </w:p>
+    <w:p>
+      <w:pPr>
+        <w:rPr>
+          <w:b/>
+          <w:bCs/>
+        </w:rPr>
+      </w:pPr>
+      <w:r>
+        <w:rPr>
+          <w:b/>
+          <w:bCs/>
+        </w:rPr>
+        <w:t>2. Temel Bilgiler ve Ev Sahibi</w:t>
+      </w:r>
+    </w:p>
+    <w:p>
+      <w:pPr>
+        <w:numPr>
+          <w:ilvl w:val="0"/>
+          <w:numId w:val="17"/>
+        </w:numPr>
+      </w:pPr>
+      <w:r>
+        <w:rPr>
+          <w:b/>
+          <w:bCs/>
+        </w:rPr>
+        <w:t>Başlık &amp; Konum:</w:t>
+      </w:r>
+      <w:r>
+        <w:t xml:space="preserve"> İlan başlığı (Bold) ve hemen altında şehir/ilçe bilgisi.</w:t>
+      </w:r>
+    </w:p>
+    <w:p>
+      <w:pPr>
+        <w:numPr>
+          <w:ilvl w:val="0"/>
+          <w:numId w:val="17"/>
+        </w:numPr>
+      </w:pPr>
+      <w:r>
+        <w:rPr>
+          <w:b/>
+          <w:bCs/>
+        </w:rPr>
+        <w:t>Ev Sahibi Kartı:</w:t>
+      </w:r>
+      <w:r>
+        <w:t xml:space="preserve"> Profil avatara ek olarak ev sahibi ismi ve mülk tipi (Daire, Villa vb.) bilgisi.</w:t>
+      </w:r>
+    </w:p>
+    <w:p>
+      <w:pPr>
+        <w:numPr>
+          <w:ilvl w:val="0"/>
+          <w:numId w:val="17"/>
+        </w:numPr>
+      </w:pPr>
+      <w:r>
+        <w:rPr>
+          <w:b/>
+          <w:bCs/>
+        </w:rPr>
+        <w:t>Mülk Kapasitesi:</w:t>
+      </w:r>
+      <w:r>
+        <w:t xml:space="preserve"> Konuk sayısı, yatak odası, yatak ve banyo sayısını içeren 4 satırlık liste.</w:t>
+      </w:r>
+    </w:p>
+    <w:p>
+      <w:pPr>
+        <w:rPr>
+          <w:b/>
+          <w:bCs/>
+        </w:rPr>
+      </w:pPr>
+      <w:r>
+        <w:rPr>
+          <w:b/>
+          <w:bCs/>
+        </w:rPr>
+        <w:t>3. İçerik Alanları</w:t>
+      </w:r>
+    </w:p>
+    <w:p>
+      <w:pPr>
+        <w:numPr>
+          <w:ilvl w:val="0"/>
+          <w:numId w:val="18"/>
+        </w:numPr>
+      </w:pPr>
+      <w:r>
+        <w:rPr>
+          <w:b/>
+          <w:bCs/>
+        </w:rPr>
+        <w:t>Açıklama:</w:t>
+      </w:r>
+      <w:r>
+        <w:t xml:space="preserve"> "Açıklama" başlığı altında mülke dair detaylı metin bloğu.</w:t>
+      </w:r>
+    </w:p>
+    <w:p>
+      <w:pPr>
+        <w:numPr>
+          <w:ilvl w:val="0"/>
+          <w:numId w:val="18"/>
+        </w:numPr>
+      </w:pPr>
+      <w:r>
+        <w:rPr>
+          <w:b/>
+          <w:bCs/>
+        </w:rPr>
+        <w:t>Olanaklar:</w:t>
+      </w:r>
+      <w:r>
+        <w:t xml:space="preserve"> İkon ve metin eşleşmeli (Wifi, TV, Mutfak vb.) özellik listesi.</w:t>
+      </w:r>
+    </w:p>
+    <w:p>
+      <w:pPr>
+        <w:numPr>
+          <w:ilvl w:val="0"/>
+          <w:numId w:val="18"/>
+        </w:numPr>
+      </w:pPr>
+      <w:r>
+        <w:rPr>
+          <w:b/>
+          <w:bCs/>
+        </w:rPr>
+        <w:t>Adres:</w:t>
+      </w:r>
+      <w:r>
+        <w:t xml:space="preserve"> Sokak/Cadde, İlçe/Şehir ve Ülke bilgilerini içeren 3 satırlı net adres bölümü.</w:t>
+      </w:r>
+    </w:p>
+    <w:p>
+      <w:pPr>
+        <w:numPr>
+          <w:ilvl w:val="0"/>
+          <w:numId w:val="18"/>
+        </w:numPr>
+      </w:pPr>
+      <w:r>
+        <w:rPr>
+          <w:i/>
+          <w:iCs/>
+        </w:rPr>
+        <w:t>Not: Tüm ana bölümler ince gri ayırıcı çizgilerle (divider) birbirinden ayrılır.</w:t>
+      </w:r>
+    </w:p>
+    <w:p>
+      <w:pPr>
+        <w:rPr>
+          <w:b/>
+          <w:bCs/>
+        </w:rPr>
+      </w:pPr>
+      <w:r>
+        <w:rPr>
+          <w:b/>
+          <w:bCs/>
+        </w:rPr>
+        <w:t>4. Sabit Rezervasyon Barı (Sticky Bottom)</w:t>
+      </w:r>
+    </w:p>
+    <w:p>
+      <w:pPr>
+        <w:numPr>
+          <w:ilvl w:val="0"/>
+          <w:numId w:val="19"/>
+        </w:numPr>
+      </w:pPr>
+      <w:r>
+        <w:t>Sayfanın altına sabitlenmiş, scroll’dan bağımsız panel.</w:t>
+      </w:r>
+    </w:p>
+    <w:p>
+      <w:pPr>
+        <w:numPr>
+          <w:ilvl w:val="0"/>
+          <w:numId w:val="19"/>
+        </w:numPr>
+      </w:pPr>
+      <w:r>
+        <w:rPr>
+          <w:b/>
+          <w:bCs/>
+        </w:rPr>
+        <w:t>Sol:</w:t>
+      </w:r>
+      <w:r>
+        <w:t xml:space="preserve"> Gecelik fiyat bilgisi (örn: ₺2.500 / gece).</w:t>
+      </w:r>
+    </w:p>
+    <w:p>
+      <w:pPr>
+        <w:numPr>
+          <w:ilvl w:val="0"/>
+          <w:numId w:val="19"/>
+        </w:numPr>
+      </w:pPr>
+      <w:r>
+        <w:rPr>
+          <w:b/>
+          <w:bCs/>
+        </w:rPr>
+        <w:t>Sağ:</w:t>
+      </w:r>
+      <w:r>
+        <w:t xml:space="preserve"> "Rezervasyon Yap" butonu.</w:t>
+      </w:r>
+    </w:p>
+    <w:p/>
+    <w:p>
+      <w:pPr>
+        <w:rPr>
+          <w:b/>
+          <w:bCs/>
+        </w:rPr>
+      </w:pPr>
+      <w:r>
+        <w:rPr>
+          <w:b/>
+          <w:bCs/>
+        </w:rPr>
+        <w:t>Rezervasyon Akışı ve Modal Yapısı</w:t>
+      </w:r>
+    </w:p>
+    <w:p>
+      <w:pPr>
+        <w:rPr>
+          <w:b/>
+          <w:bCs/>
+        </w:rPr>
+      </w:pPr>
+      <w:r>
+        <w:rPr>
+          <w:b/>
+          <w:bCs/>
+        </w:rPr>
+        <w:t>1. Erişim Kontrolü</w:t>
+      </w:r>
+    </w:p>
+    <w:p>
+      <w:pPr>
+        <w:numPr>
+          <w:ilvl w:val="0"/>
+          <w:numId w:val="20"/>
+        </w:numPr>
+      </w:pPr>
+      <w:r>
+        <w:t>Butona tıklandığında kullanıcı oturumu kontrol edilir; oturum yoksa Login sayfasına, varsa Rezervasyon Modalı’na yönlendirilir.</w:t>
+      </w:r>
+    </w:p>
+    <w:p>
+      <w:pPr>
+        <w:rPr>
+          <w:b/>
+          <w:bCs/>
+        </w:rPr>
+      </w:pPr>
+      <w:r>
+        <w:rPr>
+          <w:b/>
+          <w:bCs/>
+        </w:rPr>
+        <w:t>2. Modal Bileşenleri</w:t>
+      </w:r>
+    </w:p>
+    <w:p>
+      <w:pPr>
+        <w:numPr>
+          <w:ilvl w:val="0"/>
+          <w:numId w:val="21"/>
+        </w:numPr>
+      </w:pPr>
+      <w:r>
+        <w:rPr>
+          <w:b/>
+          <w:bCs/>
+        </w:rPr>
+        <w:t>Header:</w:t>
+      </w:r>
+      <w:r>
+        <w:t xml:space="preserve"> Başlık ve kapatma (X) butonu.</w:t>
+      </w:r>
+    </w:p>
+    <w:p>
+      <w:pPr>
+        <w:numPr>
+          <w:ilvl w:val="0"/>
+          <w:numId w:val="21"/>
+        </w:numPr>
+      </w:pPr>
+      <w:r>
+        <w:rPr>
+          <w:b/>
+          <w:bCs/>
+        </w:rPr>
+        <w:t>Tarih Seçimi:</w:t>
+      </w:r>
+      <w:r>
+        <w:t xml:space="preserve"> Takvim modalını tetikleyen, seçili tarihi veya "Tarih Seçin" uyarısını gösteren buton.</w:t>
+      </w:r>
+    </w:p>
+    <w:p>
+      <w:pPr>
+        <w:numPr>
+          <w:ilvl w:val="0"/>
+          <w:numId w:val="21"/>
+        </w:numPr>
+      </w:pPr>
+      <w:r>
+        <w:rPr>
+          <w:b/>
+          <w:bCs/>
+        </w:rPr>
+        <w:t>Gece ve Konuk Sayacı:</w:t>
+      </w:r>
+      <w:r>
+        <w:t xml:space="preserve"> * Artı/Eksi (stepper) kontrolü.</w:t>
+      </w:r>
+    </w:p>
+    <w:p>
+      <w:pPr>
+        <w:numPr>
+          <w:ilvl w:val="1"/>
+          <w:numId w:val="21"/>
+        </w:numPr>
+      </w:pPr>
+      <w:r>
+        <w:t>Minimum (1) ve Maksimum (Sınır değer) değerlerde butonların pasifleşme (disabled) özelliği.</w:t>
+      </w:r>
+    </w:p>
+    <w:p>
+      <w:pPr>
+        <w:numPr>
+          <w:ilvl w:val="0"/>
+          <w:numId w:val="21"/>
+        </w:numPr>
+      </w:pPr>
+      <w:r>
+        <w:rPr>
+          <w:b/>
+          <w:bCs/>
+        </w:rPr>
+        <w:t>Dinamik Fiyat Özeti:</w:t>
+      </w:r>
+      <w:r>
+        <w:t xml:space="preserve"> * Seçilen gece sayısına göre anlık hesaplanan ara toplam (Birim Fiyat x Gece).</w:t>
+      </w:r>
+    </w:p>
+    <w:p>
+      <w:pPr>
+        <w:numPr>
+          <w:ilvl w:val="1"/>
+          <w:numId w:val="21"/>
+        </w:numPr>
+      </w:pPr>
+      <w:r>
+        <w:t>Vurgulanmış toplam tutar.</w:t>
+      </w:r>
+    </w:p>
+    <w:p>
+      <w:pPr>
+        <w:rPr>
+          <w:b/>
+          <w:bCs/>
+        </w:rPr>
+      </w:pPr>
+      <w:r>
+        <w:rPr>
+          <w:b/>
+          <w:bCs/>
+        </w:rPr>
+        <w:lastRenderedPageBreak/>
+        <w:t>3. İşlem Sonlandırma</w:t>
+      </w:r>
+    </w:p>
+    <w:p>
+      <w:pPr>
+        <w:numPr>
+          <w:ilvl w:val="0"/>
+          <w:numId w:val="22"/>
+        </w:numPr>
+      </w:pPr>
+      <w:r>
+        <w:rPr>
+          <w:b/>
+          <w:bCs/>
+        </w:rPr>
+        <w:t>Onay Butonu:</w:t>
+      </w:r>
+      <w:r>
+        <w:t xml:space="preserve"> "Rezervasyonu Tamamla".</w:t>
+      </w:r>
+    </w:p>
+    <w:p>
+      <w:pPr>
+        <w:numPr>
+          <w:ilvl w:val="0"/>
+          <w:numId w:val="22"/>
+        </w:numPr>
+      </w:pPr>
+      <w:r>
+        <w:rPr>
+          <w:b/>
+          <w:bCs/>
+        </w:rPr>
+        <w:t>Validasyon:</w:t>
+      </w:r>
+      <w:r>
+        <w:t xml:space="preserve"> Tarih ve doluluk kontrolleri.</w:t>
+      </w:r>
+    </w:p>
+    <w:p>
+      <w:pPr>
+        <w:numPr>
+          <w:ilvl w:val="0"/>
+          <w:numId w:val="22"/>
+        </w:numPr>
+      </w:pPr>
+      <w:r>
+        <w:rPr>
+          <w:b/>
+          <w:bCs/>
+        </w:rPr>
+        <w:t>Feedback:</w:t>
+      </w:r>
+      <w:r>
+        <w:t xml:space="preserve"> İşlem sırasında loading animasyonu; işlem sonunda başarı veya hata mesaj</w:t>
+      </w:r>
+    </w:p>
+    <w:p/>
+    <w:p>
+      <w:r>
+        <w:drawing>
+          <wp:anchor distT="0" distB="0" distL="114300" distR="114300" simplePos="0" relativeHeight="251660288" behindDoc="0" locked="0" layoutInCell="1" allowOverlap="1" wp14:anchorId="39F08C54" wp14:editId="35E96828">
+            <wp:simplePos x="0" y="0"/>
+            <wp:positionH relativeFrom="column">
+              <wp:posOffset>0</wp:posOffset>
+            </wp:positionH>
+            <wp:positionV relativeFrom="paragraph">
+              <wp:posOffset>-3175</wp:posOffset>
+            </wp:positionV>
+            <wp:extent cx="4602480" cy="2783536"/>
+            <wp:effectExtent l="0" t="0" r="7620" b="0"/>
+            <wp:wrapThrough wrapText="bothSides">
+              <wp:wrapPolygon edited="0">
+                <wp:start x="0" y="0"/>
+                <wp:lineTo x="0" y="21437"/>
+                <wp:lineTo x="21546" y="21437"/>
+                <wp:lineTo x="21546" y="0"/>
+                <wp:lineTo x="0" y="0"/>
+              </wp:wrapPolygon>
+            </wp:wrapThrough>
+            <wp:docPr id="593886615" name="Resim 1" descr="metin, ekran görüntüsü, yazı tipi içeren bir resim&#10;&#10;Yapay zeka tarafından oluşturulmuş içerik yanlış olabilir."/>
+            <wp:cNvGraphicFramePr>
+              <a:graphicFrameLocks xmlns:a="http://schemas.openxmlformats.org/drawingml/2006/main" noChangeAspect="1"/>
+            </wp:cNvGraphicFramePr>
+            <a:graphic xmlns:a="http://schemas.openxmlformats.org/drawingml/2006/main">
+              <a:graphicData uri="http://schemas.openxmlformats.org/drawingml/2006/picture">
+                <pic:pic xmlns:pic="http://schemas.openxmlformats.org/drawingml/2006/picture">
+                  <pic:nvPicPr>
+                    <pic:cNvPr id="593886615" name="Resim 1" descr="metin, ekran görüntüsü, yazı tipi içeren bir resim&#10;&#10;Yapay zeka tarafından oluşturulmuş içerik yanlış olabilir."/>
+                    <pic:cNvPicPr/>
+                  </pic:nvPicPr>
+                  <pic:blipFill>
+                    <a:blip r:embed="rId19">
+                      <a:extLst>
+                        <a:ext uri="{28A0092B-C50C-407E-A947-70E740481C1C}">
+                          <a14:useLocalDpi xmlns:a14="http://schemas.microsoft.com/office/drawing/2010/main" val="0"/>
+                        </a:ext>
+                      </a:extLst>
+                    </a:blip>
+                    <a:stretch>
+                      <a:fillRect/>
+                    </a:stretch>
+                  </pic:blipFill>
+                  <pic:spPr>
+                    <a:xfrm>
+                      <a:off x="0" y="0"/>
+                      <a:ext cx="4602480" cy="2783536"/>
+                    </a:xfrm>
+                    <a:prstGeom prst="rect">
+                      <a:avLst/>
+                    </a:prstGeom>
+                  </pic:spPr>
+                </pic:pic>
+              </a:graphicData>
+            </a:graphic>
+            <wp14:sizeRelH relativeFrom="page">
+              <wp14:pctWidth>0</wp14:pctWidth>
+            </wp14:sizeRelH>
+            <wp14:sizeRelV relativeFrom="page">
+              <wp14:pctHeight>0</wp14:pctHeight>
+            </wp14:sizeRelV>
+          </wp:anchor>
+        </w:drawing>
+      </w:r>
+      <w:r>
+        <w:t>Sayfa açıldığında, URL'den aldığı ID ile backend'e istek atıp ilan detaylarını çekiyor. Başarılıysa gösteriyor, hata olursa kullanıcıya mesaj veriyor</w:t>
+      </w:r>
+    </w:p>
+    <w:p/>
+    <w:p/>
+    <w:p/>
+    <w:p/>
+    <w:p/>
+    <w:p/>
+    <w:p>
+      <w:pPr>
+        <w:rPr>
+          <w:b/>
+          <w:bCs/>
+          <w:u w:val="single"/>
+        </w:rPr>
+      </w:pPr>
+    </w:p>
+    <w:p>
+      <w:pPr>
+        <w:rPr>
+          <w:b/>
+          <w:bCs/>
+          <w:sz w:val="40"/>
+          <w:szCs w:val="40"/>
+        </w:rPr>
+      </w:pPr>
+      <w:r>
+        <w:drawing>
+          <wp:anchor distT="0" distB="0" distL="114300" distR="114300" simplePos="0" relativeHeight="251661312" behindDoc="0" locked="0" layoutInCell="1" allowOverlap="1" wp14:anchorId="78B19A6F" wp14:editId="3F2B4AF9">
+            <wp:simplePos x="0" y="0"/>
+            <wp:positionH relativeFrom="column">
+              <wp:posOffset>0</wp:posOffset>
+            </wp:positionH>
+            <wp:positionV relativeFrom="paragraph">
+              <wp:posOffset>412115</wp:posOffset>
+            </wp:positionV>
+            <wp:extent cx="4602480" cy="1283970"/>
+            <wp:effectExtent l="0" t="0" r="7620" b="0"/>
+            <wp:wrapThrough wrapText="bothSides">
+              <wp:wrapPolygon edited="0">
+                <wp:start x="0" y="0"/>
+                <wp:lineTo x="0" y="21151"/>
+                <wp:lineTo x="21546" y="21151"/>
+                <wp:lineTo x="21546" y="0"/>
+                <wp:lineTo x="0" y="0"/>
+              </wp:wrapPolygon>
+            </wp:wrapThrough>
+            <wp:docPr id="1380944173" name="Resim 1" descr="metin, ekran görüntüsü, yazı tipi içeren bir resim"/>
+            <wp:cNvGraphicFramePr>
+              <a:graphicFrameLocks xmlns:a="http://schemas.openxmlformats.org/drawingml/2006/main" noChangeAspect="1"/>
+            </wp:cNvGraphicFramePr>
+            <a:graphic xmlns:a="http://schemas.openxmlformats.org/drawingml/2006/main">
+              <a:graphicData uri="http://schemas.openxmlformats.org/drawingml/2006/picture">
+                <pic:pic xmlns:pic="http://schemas.openxmlformats.org/drawingml/2006/picture">
+                  <pic:nvPicPr>
+                    <pic:cNvPr id="1380944173" name="Resim 1" descr="metin, ekran görüntüsü, yazı tipi içeren bir resim"/>
+                    <pic:cNvPicPr/>
+                  </pic:nvPicPr>
+                  <pic:blipFill rotWithShape="1">
+                    <a:blip r:embed="rId20">
+                      <a:extLst>
+                        <a:ext uri="{28A0092B-C50C-407E-A947-70E740481C1C}">
+                          <a14:useLocalDpi xmlns:a14="http://schemas.microsoft.com/office/drawing/2010/main" val="0"/>
+                        </a:ext>
+                      </a:extLst>
+                    </a:blip>
+                    <a:srcRect t="18745"/>
+                    <a:stretch>
+                      <a:fillRect/>
+                    </a:stretch>
+                  </pic:blipFill>
+                  <pic:spPr bwMode="auto">
+                    <a:xfrm>
+                      <a:off x="0" y="0"/>
+                      <a:ext cx="4602480" cy="1283970"/>
+                    </a:xfrm>
+                    <a:prstGeom prst="rect">
+                      <a:avLst/>
+                    </a:prstGeom>
+                    <a:ln>
+                      <a:noFill/>
+                    </a:ln>
+                    <a:extLst>
+                      <a:ext uri="{53640926-AAD7-44D8-BBD7-CCE9431645EC}">
+                        <a14:shadowObscured xmlns:a14="http://schemas.microsoft.com/office/drawing/2010/main"/>
+                      </a:ext>
+                    </a:extLst>
+                  </pic:spPr>
+                </pic:pic>
+              </a:graphicData>
+            </a:graphic>
+            <wp14:sizeRelH relativeFrom="page">
+              <wp14:pctWidth>0</wp14:pctWidth>
+            </wp14:sizeRelH>
+            <wp14:sizeRelV relativeFrom="page">
+              <wp14:pctHeight>0</wp14:pctHeight>
+            </wp14:sizeRelV>
+          </wp:anchor>
+        </w:drawing>
+      </w:r>
+    </w:p>
+    <w:p>
+      <w:r>
+        <w:t>Backend'e gidip, verdiğin ID'ye sahip ilanın tüm detaylarını çekip getiriyor.</w:t>
+      </w:r>
+    </w:p>
+    <w:p>
+      <w:pPr>
+        <w:rPr>
+          <w:sz w:val="24"/>
+          <w:szCs w:val="24"/>
+        </w:rPr>
+      </w:pPr>
+    </w:p>
+    <w:p>
+      <w:pPr>
+        <w:rPr>
+          <w:sz w:val="24"/>
+          <w:szCs w:val="24"/>
+        </w:rPr>
+      </w:pPr>
+    </w:p>
+    <w:p>
+      <w:pPr>
+        <w:rPr>
+          <w:sz w:val="24"/>
+          <w:szCs w:val="24"/>
+        </w:rPr>
+      </w:pPr>
+    </w:p>
+    <w:p>
+      <w:pPr>
+        <w:rPr>
+          <w:sz w:val="24"/>
+          <w:szCs w:val="24"/>
+        </w:rPr>
+      </w:pPr>
+      <w:r>
+        <w:rPr>
+          <w:b/>
+          <w:bCs/>
+          <w:sz w:val="40"/>
+          <w:szCs w:val="40"/>
+        </w:rPr>
+        <w:drawing>
+          <wp:anchor distT="0" distB="0" distL="114300" distR="114300" simplePos="0" relativeHeight="251662336" behindDoc="1" locked="0" layoutInCell="1" allowOverlap="1" wp14:anchorId="16314ACA" wp14:editId="3FC2587A">
+            <wp:simplePos x="0" y="0"/>
+            <wp:positionH relativeFrom="column">
+              <wp:posOffset>0</wp:posOffset>
+            </wp:positionH>
+            <wp:positionV relativeFrom="paragraph">
+              <wp:posOffset>213360</wp:posOffset>
+            </wp:positionV>
+            <wp:extent cx="2926080" cy="1410335"/>
+            <wp:effectExtent l="0" t="0" r="7620" b="0"/>
+            <wp:wrapTight wrapText="bothSides">
+              <wp:wrapPolygon edited="0">
+                <wp:start x="0" y="0"/>
+                <wp:lineTo x="0" y="21299"/>
+                <wp:lineTo x="21516" y="21299"/>
+                <wp:lineTo x="21516" y="0"/>
+                <wp:lineTo x="0" y="0"/>
+              </wp:wrapPolygon>
+            </wp:wrapTight>
+            <wp:docPr id="1157822264" name="Resim 1" descr="metin, yazı tipi, ekran görüntüsü, el yazısı içeren bir resim&#10;&#10;Yapay zeka tarafından oluşturulmuş içerik yanlış olabilir."/>
+            <wp:cNvGraphicFramePr>
+              <a:graphicFrameLocks xmlns:a="http://schemas.openxmlformats.org/drawingml/2006/main" noChangeAspect="1"/>
+            </wp:cNvGraphicFramePr>
+            <a:graphic xmlns:a="http://schemas.openxmlformats.org/drawingml/2006/main">
+              <a:graphicData uri="http://schemas.openxmlformats.org/drawingml/2006/picture">
+                <pic:pic xmlns:pic="http://schemas.openxmlformats.org/drawingml/2006/picture">
+                  <pic:nvPicPr>
+                    <pic:cNvPr id="1157822264" name="Resim 1" descr="metin, yazı tipi, ekran görüntüsü, el yazısı içeren bir resim&#10;&#10;Yapay zeka tarafından oluşturulmuş içerik yanlış olabilir."/>
+                    <pic:cNvPicPr/>
+                  </pic:nvPicPr>
+                  <pic:blipFill>
+                    <a:blip r:embed="rId21">
+                      <a:extLst>
+                        <a:ext uri="{28A0092B-C50C-407E-A947-70E740481C1C}">
+                          <a14:useLocalDpi xmlns:a14="http://schemas.microsoft.com/office/drawing/2010/main" val="0"/>
+                        </a:ext>
+                      </a:extLst>
+                    </a:blip>
+                    <a:stretch>
+                      <a:fillRect/>
+                    </a:stretch>
+                  </pic:blipFill>
+                  <pic:spPr>
+                    <a:xfrm>
+                      <a:off x="0" y="0"/>
+                      <a:ext cx="2926080" cy="1410335"/>
+                    </a:xfrm>
+                    <a:prstGeom prst="rect">
+                      <a:avLst/>
+                    </a:prstGeom>
+                  </pic:spPr>
+                </pic:pic>
+              </a:graphicData>
+            </a:graphic>
+            <wp14:sizeRelH relativeFrom="margin">
+              <wp14:pctWidth>0</wp14:pctWidth>
+            </wp14:sizeRelH>
+            <wp14:sizeRelV relativeFrom="margin">
+              <wp14:pctHeight>0</wp14:pctHeight>
+            </wp14:sizeRelV>
+          </wp:anchor>
+        </w:drawing>
+      </w:r>
+    </w:p>
+    <w:p>
+      <w:pPr>
+        <w:rPr>
+          <w:sz w:val="24"/>
+          <w:szCs w:val="24"/>
+        </w:rPr>
+      </w:pPr>
+    </w:p>
+    <w:p>
+      <w:r>
+        <w:rPr>
+          <w:sz w:val="24"/>
+          <w:szCs w:val="24"/>
+        </w:rPr>
+        <w:t>Re</w:t>
+      </w:r>
+      <w:r>
+        <w:t>zervasyon yapmak isteyene önce giriş kontrolü yapıyor. Giriş yapmamışsa login'e gönderiyor, yaptıysa rezervasyon formunu açıyor.</w:t>
+      </w:r>
+    </w:p>
+    <w:p>
+      <w:pPr>
+        <w:rPr>
+          <w:b/>
+          <w:bCs/>
+          <w:sz w:val="40"/>
+          <w:szCs w:val="40"/>
+        </w:rPr>
+      </w:pPr>
+    </w:p>
+    <w:p>
+      <w:pPr>
+        <w:rPr>
+          <w:b/>
+          <w:bCs/>
+          <w:sz w:val="40"/>
+          <w:szCs w:val="40"/>
+        </w:rPr>
+      </w:pPr>
+    </w:p>
+    <w:p>
+      <w:pPr>
+        <w:rPr>
+          <w:b/>
+          <w:bCs/>
+          <w:sz w:val="40"/>
+          <w:szCs w:val="40"/>
+        </w:rPr>
+      </w:pPr>
+    </w:p>
+    <w:p>
+      <w:pPr>
+        <w:rPr>
+          <w:b/>
+          <w:bCs/>
+          <w:sz w:val="40"/>
+          <w:szCs w:val="40"/>
+        </w:rPr>
+      </w:pPr>
+    </w:p>
+    <w:p>
+      <w:pPr>
+        <w:rPr>
+          <w:b/>
+          <w:bCs/>
+          <w:sz w:val="40"/>
+          <w:szCs w:val="40"/>
+        </w:rPr>
+      </w:pPr>
+    </w:p>
+    <w:p>
+      <w:pPr>
+        <w:rPr>
+          <w:b/>
+          <w:bCs/>
+          <w:sz w:val="40"/>
+          <w:szCs w:val="40"/>
+        </w:rPr>
+      </w:pPr>
+      <w:r>
+        <w:rPr>
+          <w:b/>
+          <w:bCs/>
+          <w:sz w:val="40"/>
+          <w:szCs w:val="40"/>
+        </w:rPr>
+        <w:lastRenderedPageBreak/>
+        <w:drawing>
+          <wp:anchor distT="0" distB="0" distL="114300" distR="114300" simplePos="0" relativeHeight="251663360" behindDoc="0" locked="0" layoutInCell="1" allowOverlap="1" wp14:anchorId="2E103889" wp14:editId="3C9D1795">
+            <wp:simplePos x="0" y="0"/>
+            <wp:positionH relativeFrom="column">
+              <wp:posOffset>10795</wp:posOffset>
+            </wp:positionH>
+            <wp:positionV relativeFrom="paragraph">
+              <wp:posOffset>163195</wp:posOffset>
+            </wp:positionV>
+            <wp:extent cx="3156585" cy="2363470"/>
+            <wp:effectExtent l="0" t="0" r="5715" b="0"/>
+            <wp:wrapThrough wrapText="bothSides">
+              <wp:wrapPolygon edited="0">
+                <wp:start x="0" y="0"/>
+                <wp:lineTo x="0" y="21414"/>
+                <wp:lineTo x="21509" y="21414"/>
+                <wp:lineTo x="21509" y="0"/>
+                <wp:lineTo x="0" y="0"/>
+              </wp:wrapPolygon>
+            </wp:wrapThrough>
+            <wp:docPr id="366377442" name="Resim 1" descr="metin, ekran görüntüsü içeren bir resim&#10;&#10;Yapay zeka tarafından oluşturulmuş içerik yanlış olabilir."/>
+            <wp:cNvGraphicFramePr>
+              <a:graphicFrameLocks xmlns:a="http://schemas.openxmlformats.org/drawingml/2006/main" noChangeAspect="1"/>
+            </wp:cNvGraphicFramePr>
+            <a:graphic xmlns:a="http://schemas.openxmlformats.org/drawingml/2006/main">
+              <a:graphicData uri="http://schemas.openxmlformats.org/drawingml/2006/picture">
+                <pic:pic xmlns:pic="http://schemas.openxmlformats.org/drawingml/2006/picture">
+                  <pic:nvPicPr>
+                    <pic:cNvPr id="366377442" name="Resim 1" descr="metin, ekran görüntüsü içeren bir resim&#10;&#10;Yapay zeka tarafından oluşturulmuş içerik yanlış olabilir."/>
+                    <pic:cNvPicPr/>
+                  </pic:nvPicPr>
+                  <pic:blipFill>
+                    <a:blip r:embed="rId22" cstate="print">
+                      <a:extLst>
+                        <a:ext uri="{28A0092B-C50C-407E-A947-70E740481C1C}">
+                          <a14:useLocalDpi xmlns:a14="http://schemas.microsoft.com/office/drawing/2010/main" val="0"/>
+                        </a:ext>
+                      </a:extLst>
+                    </a:blip>
+                    <a:stretch>
+                      <a:fillRect/>
+                    </a:stretch>
+                  </pic:blipFill>
+                  <pic:spPr>
+                    <a:xfrm>
+                      <a:off x="0" y="0"/>
+                      <a:ext cx="3156585" cy="2363470"/>
+                    </a:xfrm>
+                    <a:prstGeom prst="rect">
+                      <a:avLst/>
+                    </a:prstGeom>
+                  </pic:spPr>
+                </pic:pic>
+              </a:graphicData>
+            </a:graphic>
+            <wp14:sizeRelH relativeFrom="page">
+              <wp14:pctWidth>0</wp14:pctWidth>
+            </wp14:sizeRelH>
+            <wp14:sizeRelV relativeFrom="page">
+              <wp14:pctHeight>0</wp14:pctHeight>
+            </wp14:sizeRelV>
+          </wp:anchor>
+        </w:drawing>
+      </w:r>
+    </w:p>
+    <w:p>
+      <w:pPr>
+        <w:rPr>
+          <w:b/>
+          <w:bCs/>
+          <w:sz w:val="40"/>
+          <w:szCs w:val="40"/>
+        </w:rPr>
+      </w:pPr>
+    </w:p>
+    <w:p>
+      <w:pPr>
+        <w:rPr>
+          <w:b/>
+          <w:bCs/>
+          <w:sz w:val="40"/>
+          <w:szCs w:val="40"/>
+        </w:rPr>
+      </w:pPr>
+      <w:r>
+        <w:rPr>
+          <w:sz w:val="24"/>
+          <w:szCs w:val="24"/>
+        </w:rPr>
+        <w:t>Rezervasyon göndermeden önce 5 şeyi kontrol ediyor: Tarih seçilmiş mi? Gece sayısı geçerli mi? Konuk sayısı geçerli mi? Kapasite aşılmış mı? Kullanıcı giriş yapmış mı? Herhangi biri yanlışsa hata mesajı gösterip durduruyor</w:t>
+      </w:r>
+      <w:r>
+        <w:rPr>
+          <w:sz w:val="24"/>
+          <w:szCs w:val="24"/>
+        </w:rPr>
+        <w:t>.</w:t>
+      </w:r>
+    </w:p>
+    <w:p>
+      <w:pPr>
+        <w:rPr>
+          <w:b/>
+          <w:bCs/>
+          <w:sz w:val="40"/>
+          <w:szCs w:val="40"/>
+        </w:rPr>
+      </w:pPr>
+    </w:p>
+    <w:p>
+      <w:pPr>
+        <w:rPr>
+          <w:b/>
+          <w:bCs/>
+          <w:sz w:val="40"/>
+          <w:szCs w:val="40"/>
+        </w:rPr>
+      </w:pPr>
+    </w:p>
+    <w:p>
+      <w:pPr>
+        <w:rPr>
+          <w:b/>
+          <w:bCs/>
+          <w:sz w:val="40"/>
+          <w:szCs w:val="40"/>
+        </w:rPr>
+      </w:pPr>
+      <w:r>
+        <w:rPr>
+          <w:b/>
+          <w:bCs/>
+          <w:sz w:val="40"/>
+          <w:szCs w:val="40"/>
+        </w:rPr>
+        <w:drawing>
+          <wp:inline distT="0" distB="0" distL="0" distR="0" wp14:anchorId="5912F4CE" wp14:editId="2D148FD6">
+            <wp:extent cx="3143494" cy="3537857"/>
+            <wp:effectExtent l="0" t="0" r="0" b="5715"/>
+            <wp:docPr id="2138617489" name="Resim 1" descr="ağaç, ekran görüntüsü, metin, ev içeren bir resim&#10;&#10;Yapay zeka tarafından oluşturulmuş içerik yanlış olabilir."/>
+            <wp:cNvGraphicFramePr>
+              <a:graphicFrameLocks xmlns:a="http://schemas.openxmlformats.org/drawingml/2006/main" noChangeAspect="1"/>
+            </wp:cNvGraphicFramePr>
+            <a:graphic xmlns:a="http://schemas.openxmlformats.org/drawingml/2006/main">
+              <a:graphicData uri="http://schemas.openxmlformats.org/drawingml/2006/picture">
+                <pic:pic xmlns:pic="http://schemas.openxmlformats.org/drawingml/2006/picture">
+                  <pic:nvPicPr>
+                    <pic:cNvPr id="2138617489" name="Resim 1" descr="ağaç, ekran görüntüsü, metin, ev içeren bir resim&#10;&#10;Yapay zeka tarafından oluşturulmuş içerik yanlış olabilir."/>
+                    <pic:cNvPicPr/>
+                  </pic:nvPicPr>
+                  <pic:blipFill>
+                    <a:blip r:embed="rId23"/>
+                    <a:stretch>
+                      <a:fillRect/>
+                    </a:stretch>
+                  </pic:blipFill>
+                  <pic:spPr>
+                    <a:xfrm>
+                      <a:off x="0" y="0"/>
+                      <a:ext cx="3154754" cy="3550529"/>
+                    </a:xfrm>
+                    <a:prstGeom prst="rect">
+                      <a:avLst/>
+                    </a:prstGeom>
+                  </pic:spPr>
+                </pic:pic>
+              </a:graphicData>
+            </a:graphic>
+          </wp:inline>
+        </w:drawing>
+      </w:r>
+      <w:r>
+        <w:rPr>
+          <w:noProof/>
+        </w:rPr>
+        <w:t xml:space="preserve"> </w:t>
+      </w:r>
+      <w:r>
+        <w:rPr>
+          <w:b/>
+          <w:bCs/>
+          <w:sz w:val="40"/>
+          <w:szCs w:val="40"/>
+        </w:rPr>
+        <w:drawing>
+          <wp:inline distT="0" distB="0" distL="0" distR="0" wp14:anchorId="7978B619" wp14:editId="44D29C87">
+            <wp:extent cx="3124200" cy="3517636"/>
+            <wp:effectExtent l="0" t="0" r="0" b="6985"/>
+            <wp:docPr id="265141530" name="Resim 1" descr="metin, ekran görüntüsü, sayı, numara, yazı tipi içeren bir resim&#10;&#10;Yapay zeka tarafından oluşturulmuş içerik yanlış olabilir."/>
+            <wp:cNvGraphicFramePr>
+              <a:graphicFrameLocks xmlns:a="http://schemas.openxmlformats.org/drawingml/2006/main" noChangeAspect="1"/>
+            </wp:cNvGraphicFramePr>
+            <a:graphic xmlns:a="http://schemas.openxmlformats.org/drawingml/2006/main">
+              <a:graphicData uri="http://schemas.openxmlformats.org/drawingml/2006/picture">
+                <pic:pic xmlns:pic="http://schemas.openxmlformats.org/drawingml/2006/picture">
+                  <pic:nvPicPr>
+                    <pic:cNvPr id="265141530" name="Resim 1" descr="metin, ekran görüntüsü, sayı, numara, yazı tipi içeren bir resim&#10;&#10;Yapay zeka tarafından oluşturulmuş içerik yanlış olabilir."/>
+                    <pic:cNvPicPr/>
+                  </pic:nvPicPr>
+                  <pic:blipFill>
+                    <a:blip r:embed="rId24"/>
+                    <a:stretch>
+                      <a:fillRect/>
+                    </a:stretch>
+                  </pic:blipFill>
+                  <pic:spPr>
+                    <a:xfrm>
+                      <a:off x="0" y="0"/>
+                      <a:ext cx="3138607" cy="3533858"/>
+                    </a:xfrm>
+                    <a:prstGeom prst="rect">
+                      <a:avLst/>
+                    </a:prstGeom>
+                  </pic:spPr>
+                </pic:pic>
+              </a:graphicData>
+            </a:graphic>
+          </wp:inline>
+        </w:drawing>
+      </w:r>
+    </w:p>
+    <w:p>
+      <w:pPr>
+        <w:rPr>
+          <w:b/>
+          <w:bCs/>
+          <w:sz w:val="40"/>
+          <w:szCs w:val="40"/>
+        </w:rPr>
+      </w:pPr>
+    </w:p>
+    <w:p>
+      <w:pPr>
+        <w:rPr>
+          <w:b/>
+          <w:bCs/>
+          <w:sz w:val="40"/>
+          <w:szCs w:val="40"/>
+        </w:rPr>
+      </w:pPr>
+      <w:r>
+        <w:rPr>
+          <w:b/>
+          <w:bCs/>
+          <w:sz w:val="40"/>
+          <w:szCs w:val="40"/>
+        </w:rPr>
+        <w:drawing>
+          <wp:inline distT="0" distB="0" distL="0" distR="0" wp14:anchorId="457A3B92" wp14:editId="033674AB">
+            <wp:extent cx="2710543" cy="2740844"/>
+            <wp:effectExtent l="0" t="0" r="0" b="2540"/>
+            <wp:docPr id="839710992" name="Resim 1" descr="metin, ekran görüntüsü, sayı, numara, yazı tipi içeren bir resim&#10;&#10;Yapay zeka tarafından oluşturulmuş içerik yanlış olabilir."/>
+            <wp:cNvGraphicFramePr>
+              <a:graphicFrameLocks xmlns:a="http://schemas.openxmlformats.org/drawingml/2006/main" noChangeAspect="1"/>
+            </wp:cNvGraphicFramePr>
+            <a:graphic xmlns:a="http://schemas.openxmlformats.org/drawingml/2006/main">
+              <a:graphicData uri="http://schemas.openxmlformats.org/drawingml/2006/picture">
+                <pic:pic xmlns:pic="http://schemas.openxmlformats.org/drawingml/2006/picture">
+                  <pic:nvPicPr>
+                    <pic:cNvPr id="839710992" name="Resim 1" descr="metin, ekran görüntüsü, sayı, numara, yazı tipi içeren bir resim&#10;&#10;Yapay zeka tarafından oluşturulmuş içerik yanlış olabilir."/>
+                    <pic:cNvPicPr/>
+                  </pic:nvPicPr>
+                  <pic:blipFill>
+                    <a:blip r:embed="rId25"/>
+                    <a:stretch>
+                      <a:fillRect/>
+                    </a:stretch>
+                  </pic:blipFill>
+                  <pic:spPr>
+                    <a:xfrm>
+                      <a:off x="0" y="0"/>
+                      <a:ext cx="2751317" cy="2782074"/>
+                    </a:xfrm>
+                    <a:prstGeom prst="rect">
+                      <a:avLst/>
+                    </a:prstGeom>
+                  </pic:spPr>
+                </pic:pic>
+              </a:graphicData>
+            </a:graphic>
+          </wp:inline>
+        </w:drawing>
+      </w:r>
+    </w:p>
+    <w:p>
+      <w:pPr>
+        <w:rPr>
+          <w:b/>
+          <w:bCs/>
+          <w:sz w:val="40"/>
+          <w:szCs w:val="40"/>
+        </w:rPr>
+      </w:pPr>
+      <w:r>
+        <w:rPr>
+          <w:b/>
+          <w:bCs/>
+          <w:sz w:val="40"/>
+          <w:szCs w:val="40"/>
+        </w:rPr>
+        <w:lastRenderedPageBreak/>
+        <w:t xml:space="preserve">Video Linki: </w:t>
+      </w:r>
+      <w:hyperlink r:id="rId26" w:history="1">
+        <w:r>
+          <w:rPr>
+            <w:rStyle w:val="Kpr"/>
+            <w:b/>
+            <w:bCs/>
+            <w:sz w:val="40"/>
+            <w:szCs w:val="40"/>
+          </w:rPr>
+          <w:t>https://youtu.be/vwzzP1_bHC8</w:t>
+        </w:r>
+      </w:hyperlink>
+      <w:r>
+        <w:rPr>
+          <w:b/>
+          <w:bCs/>
+          <w:sz w:val="40"/>
+          <w:szCs w:val="40"/>
+        </w:rPr>
+        <w:t xml:space="preserve">                                </w:t>
+      </w:r>
+      <w:r>
+        <w:t xml:space="preserve"> </w:t>
+      </w:r>
+      <w:r>
+        <w:t xml:space="preserve"> </w:t>
+      </w:r>
+    </w:p>
     <w:sectPr>
       <w:pgSz w:w="11906" w:h="16838"/>
       <w:pgMar w:top="720" w:right="720" w:bottom="720" w:left="720" w:header="708" w:footer="708" w:gutter="0"/>
@@ -3374,6 +4828,155 @@
     </w:lvl>
   </w:abstractNum>
   <w:abstractNum w:abstractNumId="5" w15:restartNumberingAfterBreak="0">
+    <w:nsid w:val="193711F2"/>
+    <w:multiLevelType w:val="multilevel"/>
+    <w:tmpl w:val="235CCDE6"/>
+    <w:lvl w:ilvl="0">
+      <w:start w:val="1"/>
+      <w:numFmt w:val="bullet"/>
+      <w:lvlText w:val=""/>
+      <w:lvlJc w:val="left"/>
+      <w:pPr>
+        <w:tabs>
+          <w:tab w:val="num" w:pos="720"/>
+        </w:tabs>
+        <w:ind w:left="720" w:hanging="360"/>
+      </w:pPr>
+      <w:rPr>
+        <w:rFonts w:ascii="Symbol" w:hAnsi="Symbol" w:hint="default"/>
+        <w:sz w:val="20"/>
+      </w:rPr>
+    </w:lvl>
+    <w:lvl w:ilvl="1" w:tentative="1">
+      <w:start w:val="1"/>
+      <w:numFmt w:val="bullet"/>
+      <w:lvlText w:val="o"/>
+      <w:lvlJc w:val="left"/>
+      <w:pPr>
+        <w:tabs>
+          <w:tab w:val="num" w:pos="1440"/>
+        </w:tabs>
+        <w:ind w:left="1440" w:hanging="360"/>
+      </w:pPr>
+      <w:rPr>
+        <w:rFonts w:ascii="Courier New" w:hAnsi="Courier New" w:hint="default"/>
+        <w:sz w:val="20"/>
+      </w:rPr>
+    </w:lvl>
+    <w:lvl w:ilvl="2" w:tentative="1">
+      <w:start w:val="1"/>
+      <w:numFmt w:val="bullet"/>
+      <w:lvlText w:val=""/>
+      <w:lvlJc w:val="left"/>
+      <w:pPr>
+        <w:tabs>
+          <w:tab w:val="num" w:pos="2160"/>
+        </w:tabs>
+        <w:ind w:left="2160" w:hanging="360"/>
+      </w:pPr>
+      <w:rPr>
+        <w:rFonts w:ascii="Wingdings" w:hAnsi="Wingdings" w:hint="default"/>
+        <w:sz w:val="20"/>
+      </w:rPr>
+    </w:lvl>
+    <w:lvl w:ilvl="3" w:tentative="1">
+      <w:start w:val="1"/>
+      <w:numFmt w:val="bullet"/>
+      <w:lvlText w:val=""/>
+      <w:lvlJc w:val="left"/>
+      <w:pPr>
+        <w:tabs>
+          <w:tab w:val="num" w:pos="2880"/>
+        </w:tabs>
+        <w:ind w:left="2880" w:hanging="360"/>
+      </w:pPr>
+      <w:rPr>
+        <w:rFonts w:ascii="Wingdings" w:hAnsi="Wingdings" w:hint="default"/>
+        <w:sz w:val="20"/>
+      </w:rPr>
+    </w:lvl>
+    <w:lvl w:ilvl="4" w:tentative="1">
+      <w:start w:val="1"/>
+      <w:numFmt w:val="bullet"/>
+      <w:lvlText w:val=""/>
+      <w:lvlJc w:val="left"/>
+      <w:pPr>
+        <w:tabs>
+          <w:tab w:val="num" w:pos="3600"/>
+        </w:tabs>
+        <w:ind w:left="3600" w:hanging="360"/>
+      </w:pPr>
+      <w:rPr>
+        <w:rFonts w:ascii="Wingdings" w:hAnsi="Wingdings" w:hint="default"/>
+        <w:sz w:val="20"/>
+      </w:rPr>
+    </w:lvl>
+    <w:lvl w:ilvl="5" w:tentative="1">
+      <w:start w:val="1"/>
+      <w:numFmt w:val="bullet"/>
+      <w:lvlText w:val=""/>
+      <w:lvlJc w:val="left"/>
+      <w:pPr>
+        <w:tabs>
+          <w:tab w:val="num" w:pos="4320"/>
+        </w:tabs>
+        <w:ind w:left="4320" w:hanging="360"/>
+      </w:pPr>
+      <w:rPr>
+        <w:rFonts w:ascii="Wingdings" w:hAnsi="Wingdings" w:hint="default"/>
+        <w:sz w:val="20"/>
+      </w:rPr>
+    </w:lvl>
+    <w:lvl w:ilvl="6" w:tentative="1">
+      <w:start w:val="1"/>
+      <w:numFmt w:val="bullet"/>
+      <w:lvlText w:val=""/>
+      <w:lvlJc w:val="left"/>
+      <w:pPr>
+        <w:tabs>
+          <w:tab w:val="num" w:pos="5040"/>
+        </w:tabs>
+        <w:ind w:left="5040" w:hanging="360"/>
+      </w:pPr>
+      <w:rPr>
+        <w:rFonts w:ascii="Wingdings" w:hAnsi="Wingdings" w:hint="default"/>
+        <w:sz w:val="20"/>
+      </w:rPr>
+    </w:lvl>
+    <w:lvl w:ilvl="7" w:tentative="1">
+      <w:start w:val="1"/>
+      <w:numFmt w:val="bullet"/>
+      <w:lvlText w:val=""/>
+      <w:lvlJc w:val="left"/>
+      <w:pPr>
+        <w:tabs>
+          <w:tab w:val="num" w:pos="5760"/>
+        </w:tabs>
+        <w:ind w:left="5760" w:hanging="360"/>
+      </w:pPr>
+      <w:rPr>
+        <w:rFonts w:ascii="Wingdings" w:hAnsi="Wingdings" w:hint="default"/>
+        <w:sz w:val="20"/>
+      </w:rPr>
+    </w:lvl>
+    <w:lvl w:ilvl="8" w:tentative="1">
+      <w:start w:val="1"/>
+      <w:numFmt w:val="bullet"/>
+      <w:lvlText w:val=""/>
+      <w:lvlJc w:val="left"/>
+      <w:pPr>
+        <w:tabs>
+          <w:tab w:val="num" w:pos="6480"/>
+        </w:tabs>
+        <w:ind w:left="6480" w:hanging="360"/>
+      </w:pPr>
+      <w:rPr>
+        <w:rFonts w:ascii="Wingdings" w:hAnsi="Wingdings" w:hint="default"/>
+        <w:sz w:val="20"/>
+      </w:rPr>
+    </w:lvl>
+  </w:abstractNum>
+  <w:abstractNum w:abstractNumId="6" w15:restartNumberingAfterBreak="0">
     <w:nsid w:val="1D32405E"/>
     <w:multiLevelType w:val="hybridMultilevel"/>
     <w:tmpl w:val="9E02595C"/>
@@ -3463,7 +5066,305 @@
       </w:pPr>
     </w:lvl>
   </w:abstractNum>
-  <w:abstractNum w:abstractNumId="6" w15:restartNumberingAfterBreak="0">
+  <w:abstractNum w:abstractNumId="7" w15:restartNumberingAfterBreak="0">
+    <w:nsid w:val="222A593B"/>
+    <w:multiLevelType w:val="multilevel"/>
+    <w:tmpl w:val="DEB69C7C"/>
+    <w:lvl w:ilvl="0">
+      <w:start w:val="1"/>
+      <w:numFmt w:val="bullet"/>
+      <w:lvlText w:val=""/>
+      <w:lvlJc w:val="left"/>
+      <w:pPr>
+        <w:tabs>
+          <w:tab w:val="num" w:pos="720"/>
+        </w:tabs>
+        <w:ind w:left="720" w:hanging="360"/>
+      </w:pPr>
+      <w:rPr>
+        <w:rFonts w:ascii="Symbol" w:hAnsi="Symbol" w:hint="default"/>
+        <w:sz w:val="20"/>
+      </w:rPr>
+    </w:lvl>
+    <w:lvl w:ilvl="1" w:tentative="1">
+      <w:start w:val="1"/>
+      <w:numFmt w:val="bullet"/>
+      <w:lvlText w:val="o"/>
+      <w:lvlJc w:val="left"/>
+      <w:pPr>
+        <w:tabs>
+          <w:tab w:val="num" w:pos="1440"/>
+        </w:tabs>
+        <w:ind w:left="1440" w:hanging="360"/>
+      </w:pPr>
+      <w:rPr>
+        <w:rFonts w:ascii="Courier New" w:hAnsi="Courier New" w:hint="default"/>
+        <w:sz w:val="20"/>
+      </w:rPr>
+    </w:lvl>
+    <w:lvl w:ilvl="2" w:tentative="1">
+      <w:start w:val="1"/>
+      <w:numFmt w:val="bullet"/>
+      <w:lvlText w:val=""/>
+      <w:lvlJc w:val="left"/>
+      <w:pPr>
+        <w:tabs>
+          <w:tab w:val="num" w:pos="2160"/>
+        </w:tabs>
+        <w:ind w:left="2160" w:hanging="360"/>
+      </w:pPr>
+      <w:rPr>
+        <w:rFonts w:ascii="Wingdings" w:hAnsi="Wingdings" w:hint="default"/>
+        <w:sz w:val="20"/>
+      </w:rPr>
+    </w:lvl>
+    <w:lvl w:ilvl="3" w:tentative="1">
+      <w:start w:val="1"/>
+      <w:numFmt w:val="bullet"/>
+      <w:lvlText w:val=""/>
+      <w:lvlJc w:val="left"/>
+      <w:pPr>
+        <w:tabs>
+          <w:tab w:val="num" w:pos="2880"/>
+        </w:tabs>
+        <w:ind w:left="2880" w:hanging="360"/>
+      </w:pPr>
+      <w:rPr>
+        <w:rFonts w:ascii="Wingdings" w:hAnsi="Wingdings" w:hint="default"/>
+        <w:sz w:val="20"/>
+      </w:rPr>
+    </w:lvl>
+    <w:lvl w:ilvl="4" w:tentative="1">
+      <w:start w:val="1"/>
+      <w:numFmt w:val="bullet"/>
+      <w:lvlText w:val=""/>
+      <w:lvlJc w:val="left"/>
+      <w:pPr>
+        <w:tabs>
+          <w:tab w:val="num" w:pos="3600"/>
+        </w:tabs>
+        <w:ind w:left="3600" w:hanging="360"/>
+      </w:pPr>
+      <w:rPr>
+        <w:rFonts w:ascii="Wingdings" w:hAnsi="Wingdings" w:hint="default"/>
+        <w:sz w:val="20"/>
+      </w:rPr>
+    </w:lvl>
+    <w:lvl w:ilvl="5" w:tentative="1">
+      <w:start w:val="1"/>
+      <w:numFmt w:val="bullet"/>
+      <w:lvlText w:val=""/>
+      <w:lvlJc w:val="left"/>
+      <w:pPr>
+        <w:tabs>
+          <w:tab w:val="num" w:pos="4320"/>
+        </w:tabs>
+        <w:ind w:left="4320" w:hanging="360"/>
+      </w:pPr>
+      <w:rPr>
+        <w:rFonts w:ascii="Wingdings" w:hAnsi="Wingdings" w:hint="default"/>
+        <w:sz w:val="20"/>
+      </w:rPr>
+    </w:lvl>
+    <w:lvl w:ilvl="6" w:tentative="1">
+      <w:start w:val="1"/>
+      <w:numFmt w:val="bullet"/>
+      <w:lvlText w:val=""/>
+      <w:lvlJc w:val="left"/>
+      <w:pPr>
+        <w:tabs>
+          <w:tab w:val="num" w:pos="5040"/>
+        </w:tabs>
+        <w:ind w:left="5040" w:hanging="360"/>
+      </w:pPr>
+      <w:rPr>
+        <w:rFonts w:ascii="Wingdings" w:hAnsi="Wingdings" w:hint="default"/>
+        <w:sz w:val="20"/>
+      </w:rPr>
+    </w:lvl>
+    <w:lvl w:ilvl="7" w:tentative="1">
+      <w:start w:val="1"/>
+      <w:numFmt w:val="bullet"/>
+      <w:lvlText w:val=""/>
+      <w:lvlJc w:val="left"/>
+      <w:pPr>
+        <w:tabs>
+          <w:tab w:val="num" w:pos="5760"/>
+        </w:tabs>
+        <w:ind w:left="5760" w:hanging="360"/>
+      </w:pPr>
+      <w:rPr>
+        <w:rFonts w:ascii="Wingdings" w:hAnsi="Wingdings" w:hint="default"/>
+        <w:sz w:val="20"/>
+      </w:rPr>
+    </w:lvl>
+    <w:lvl w:ilvl="8" w:tentative="1">
+      <w:start w:val="1"/>
+      <w:numFmt w:val="bullet"/>
+      <w:lvlText w:val=""/>
+      <w:lvlJc w:val="left"/>
+      <w:pPr>
+        <w:tabs>
+          <w:tab w:val="num" w:pos="6480"/>
+        </w:tabs>
+        <w:ind w:left="6480" w:hanging="360"/>
+      </w:pPr>
+      <w:rPr>
+        <w:rFonts w:ascii="Wingdings" w:hAnsi="Wingdings" w:hint="default"/>
+        <w:sz w:val="20"/>
+      </w:rPr>
+    </w:lvl>
+  </w:abstractNum>
+  <w:abstractNum w:abstractNumId="8" w15:restartNumberingAfterBreak="0">
+    <w:nsid w:val="42296991"/>
+    <w:multiLevelType w:val="multilevel"/>
+    <w:tmpl w:val="4F12CAA8"/>
+    <w:lvl w:ilvl="0">
+      <w:start w:val="1"/>
+      <w:numFmt w:val="bullet"/>
+      <w:lvlText w:val=""/>
+      <w:lvlJc w:val="left"/>
+      <w:pPr>
+        <w:tabs>
+          <w:tab w:val="num" w:pos="720"/>
+        </w:tabs>
+        <w:ind w:left="720" w:hanging="360"/>
+      </w:pPr>
+      <w:rPr>
+        <w:rFonts w:ascii="Symbol" w:hAnsi="Symbol" w:hint="default"/>
+        <w:sz w:val="20"/>
+      </w:rPr>
+    </w:lvl>
+    <w:lvl w:ilvl="1" w:tentative="1">
+      <w:start w:val="1"/>
+      <w:numFmt w:val="bullet"/>
+      <w:lvlText w:val="o"/>
+      <w:lvlJc w:val="left"/>
+      <w:pPr>
+        <w:tabs>
+          <w:tab w:val="num" w:pos="1440"/>
+        </w:tabs>
+        <w:ind w:left="1440" w:hanging="360"/>
+      </w:pPr>
+      <w:rPr>
+        <w:rFonts w:ascii="Courier New" w:hAnsi="Courier New" w:hint="default"/>
+        <w:sz w:val="20"/>
+      </w:rPr>
+    </w:lvl>
+    <w:lvl w:ilvl="2" w:tentative="1">
+      <w:start w:val="1"/>
+      <w:numFmt w:val="bullet"/>
+      <w:lvlText w:val=""/>
+      <w:lvlJc w:val="left"/>
+      <w:pPr>
+        <w:tabs>
+          <w:tab w:val="num" w:pos="2160"/>
+        </w:tabs>
+        <w:ind w:left="2160" w:hanging="360"/>
+      </w:pPr>
+      <w:rPr>
+        <w:rFonts w:ascii="Wingdings" w:hAnsi="Wingdings" w:hint="default"/>
+        <w:sz w:val="20"/>
+      </w:rPr>
+    </w:lvl>
+    <w:lvl w:ilvl="3" w:tentative="1">
+      <w:start w:val="1"/>
+      <w:numFmt w:val="bullet"/>
+      <w:lvlText w:val=""/>
+      <w:lvlJc w:val="left"/>
+      <w:pPr>
+        <w:tabs>
+          <w:tab w:val="num" w:pos="2880"/>
+        </w:tabs>
+        <w:ind w:left="2880" w:hanging="360"/>
+      </w:pPr>
+      <w:rPr>
+        <w:rFonts w:ascii="Wingdings" w:hAnsi="Wingdings" w:hint="default"/>
+        <w:sz w:val="20"/>
+      </w:rPr>
+    </w:lvl>
+    <w:lvl w:ilvl="4" w:tentative="1">
+      <w:start w:val="1"/>
+      <w:numFmt w:val="bullet"/>
+      <w:lvlText w:val=""/>
+      <w:lvlJc w:val="left"/>
+      <w:pPr>
+        <w:tabs>
+          <w:tab w:val="num" w:pos="3600"/>
+        </w:tabs>
+        <w:ind w:left="3600" w:hanging="360"/>
+      </w:pPr>
+      <w:rPr>
+        <w:rFonts w:ascii="Wingdings" w:hAnsi="Wingdings" w:hint="default"/>
+        <w:sz w:val="20"/>
+      </w:rPr>
+    </w:lvl>
+    <w:lvl w:ilvl="5" w:tentative="1">
+      <w:start w:val="1"/>
+      <w:numFmt w:val="bullet"/>
+      <w:lvlText w:val=""/>
+      <w:lvlJc w:val="left"/>
+      <w:pPr>
+        <w:tabs>
+          <w:tab w:val="num" w:pos="4320"/>
+        </w:tabs>
+        <w:ind w:left="4320" w:hanging="360"/>
+      </w:pPr>
+      <w:rPr>
+        <w:rFonts w:ascii="Wingdings" w:hAnsi="Wingdings" w:hint="default"/>
+        <w:sz w:val="20"/>
+      </w:rPr>
+    </w:lvl>
+    <w:lvl w:ilvl="6" w:tentative="1">
+      <w:start w:val="1"/>
+      <w:numFmt w:val="bullet"/>
+      <w:lvlText w:val=""/>
+      <w:lvlJc w:val="left"/>
+      <w:pPr>
+        <w:tabs>
+          <w:tab w:val="num" w:pos="5040"/>
+        </w:tabs>
+        <w:ind w:left="5040" w:hanging="360"/>
+      </w:pPr>
+      <w:rPr>
+        <w:rFonts w:ascii="Wingdings" w:hAnsi="Wingdings" w:hint="default"/>
+        <w:sz w:val="20"/>
+      </w:rPr>
+    </w:lvl>
+    <w:lvl w:ilvl="7" w:tentative="1">
+      <w:start w:val="1"/>
+      <w:numFmt w:val="bullet"/>
+      <w:lvlText w:val=""/>
+      <w:lvlJc w:val="left"/>
+      <w:pPr>
+        <w:tabs>
+          <w:tab w:val="num" w:pos="5760"/>
+        </w:tabs>
+        <w:ind w:left="5760" w:hanging="360"/>
+      </w:pPr>
+      <w:rPr>
+        <w:rFonts w:ascii="Wingdings" w:hAnsi="Wingdings" w:hint="default"/>
+        <w:sz w:val="20"/>
+      </w:rPr>
+    </w:lvl>
+    <w:lvl w:ilvl="8" w:tentative="1">
+      <w:start w:val="1"/>
+      <w:numFmt w:val="bullet"/>
+      <w:lvlText w:val=""/>
+      <w:lvlJc w:val="left"/>
+      <w:pPr>
+        <w:tabs>
+          <w:tab w:val="num" w:pos="6480"/>
+        </w:tabs>
+        <w:ind w:left="6480" w:hanging="360"/>
+      </w:pPr>
+      <w:rPr>
+        <w:rFonts w:ascii="Wingdings" w:hAnsi="Wingdings" w:hint="default"/>
+        <w:sz w:val="20"/>
+      </w:rPr>
+    </w:lvl>
+  </w:abstractNum>
+  <w:abstractNum w:abstractNumId="9" w15:restartNumberingAfterBreak="0">
     <w:nsid w:val="427301F0"/>
     <w:multiLevelType w:val="multilevel"/>
     <w:tmpl w:val="0D2A589A"/>
@@ -3612,7 +5513,7 @@
       </w:rPr>
     </w:lvl>
   </w:abstractNum>
-  <w:abstractNum w:abstractNumId="7" w15:restartNumberingAfterBreak="0">
+  <w:abstractNum w:abstractNumId="10" w15:restartNumberingAfterBreak="0">
     <w:nsid w:val="45AE6334"/>
     <w:multiLevelType w:val="multilevel"/>
     <w:tmpl w:val="297CF0EC"/>
@@ -3761,7 +5662,7 @@
       </w:rPr>
     </w:lvl>
   </w:abstractNum>
-  <w:abstractNum w:abstractNumId="8" w15:restartNumberingAfterBreak="0">
+  <w:abstractNum w:abstractNumId="11" w15:restartNumberingAfterBreak="0">
     <w:nsid w:val="501156EE"/>
     <w:multiLevelType w:val="hybridMultilevel"/>
     <w:tmpl w:val="33D84E90"/>
@@ -3851,7 +5752,7 @@
       </w:pPr>
     </w:lvl>
   </w:abstractNum>
-  <w:abstractNum w:abstractNumId="9" w15:restartNumberingAfterBreak="0">
+  <w:abstractNum w:abstractNumId="12" w15:restartNumberingAfterBreak="0">
     <w:nsid w:val="560B36BC"/>
     <w:multiLevelType w:val="multilevel"/>
     <w:tmpl w:val="EDB857C2"/>
@@ -4000,7 +5901,7 @@
       </w:rPr>
     </w:lvl>
   </w:abstractNum>
-  <w:abstractNum w:abstractNumId="10" w15:restartNumberingAfterBreak="0">
+  <w:abstractNum w:abstractNumId="13" w15:restartNumberingAfterBreak="0">
     <w:nsid w:val="59FF5E98"/>
     <w:multiLevelType w:val="multilevel"/>
     <w:tmpl w:val="5964E98A"/>
@@ -4149,7 +6050,7 @@
       </w:rPr>
     </w:lvl>
   </w:abstractNum>
-  <w:abstractNum w:abstractNumId="11" w15:restartNumberingAfterBreak="0">
+  <w:abstractNum w:abstractNumId="14" w15:restartNumberingAfterBreak="0">
     <w:nsid w:val="5A9F4916"/>
     <w:multiLevelType w:val="multilevel"/>
     <w:tmpl w:val="4C860BBE"/>
@@ -4298,7 +6199,305 @@
       </w:rPr>
     </w:lvl>
   </w:abstractNum>
-  <w:abstractNum w:abstractNumId="12" w15:restartNumberingAfterBreak="0">
+  <w:abstractNum w:abstractNumId="15" w15:restartNumberingAfterBreak="0">
+    <w:nsid w:val="5C5F63EA"/>
+    <w:multiLevelType w:val="multilevel"/>
+    <w:tmpl w:val="C27CC192"/>
+    <w:lvl w:ilvl="0">
+      <w:start w:val="1"/>
+      <w:numFmt w:val="bullet"/>
+      <w:lvlText w:val=""/>
+      <w:lvlJc w:val="left"/>
+      <w:pPr>
+        <w:tabs>
+          <w:tab w:val="num" w:pos="720"/>
+        </w:tabs>
+        <w:ind w:left="720" w:hanging="360"/>
+      </w:pPr>
+      <w:rPr>
+        <w:rFonts w:ascii="Symbol" w:hAnsi="Symbol" w:hint="default"/>
+        <w:sz w:val="20"/>
+      </w:rPr>
+    </w:lvl>
+    <w:lvl w:ilvl="1">
+      <w:start w:val="1"/>
+      <w:numFmt w:val="bullet"/>
+      <w:lvlText w:val="o"/>
+      <w:lvlJc w:val="left"/>
+      <w:pPr>
+        <w:tabs>
+          <w:tab w:val="num" w:pos="1440"/>
+        </w:tabs>
+        <w:ind w:left="1440" w:hanging="360"/>
+      </w:pPr>
+      <w:rPr>
+        <w:rFonts w:ascii="Courier New" w:hAnsi="Courier New" w:hint="default"/>
+        <w:sz w:val="20"/>
+      </w:rPr>
+    </w:lvl>
+    <w:lvl w:ilvl="2" w:tentative="1">
+      <w:start w:val="1"/>
+      <w:numFmt w:val="bullet"/>
+      <w:lvlText w:val=""/>
+      <w:lvlJc w:val="left"/>
+      <w:pPr>
+        <w:tabs>
+          <w:tab w:val="num" w:pos="2160"/>
+        </w:tabs>
+        <w:ind w:left="2160" w:hanging="360"/>
+      </w:pPr>
+      <w:rPr>
+        <w:rFonts w:ascii="Wingdings" w:hAnsi="Wingdings" w:hint="default"/>
+        <w:sz w:val="20"/>
+      </w:rPr>
+    </w:lvl>
+    <w:lvl w:ilvl="3" w:tentative="1">
+      <w:start w:val="1"/>
+      <w:numFmt w:val="bullet"/>
+      <w:lvlText w:val=""/>
+      <w:lvlJc w:val="left"/>
+      <w:pPr>
+        <w:tabs>
+          <w:tab w:val="num" w:pos="2880"/>
+        </w:tabs>
+        <w:ind w:left="2880" w:hanging="360"/>
+      </w:pPr>
+      <w:rPr>
+        <w:rFonts w:ascii="Wingdings" w:hAnsi="Wingdings" w:hint="default"/>
+        <w:sz w:val="20"/>
+      </w:rPr>
+    </w:lvl>
+    <w:lvl w:ilvl="4" w:tentative="1">
+      <w:start w:val="1"/>
+      <w:numFmt w:val="bullet"/>
+      <w:lvlText w:val=""/>
+      <w:lvlJc w:val="left"/>
+      <w:pPr>
+        <w:tabs>
+          <w:tab w:val="num" w:pos="3600"/>
+        </w:tabs>
+        <w:ind w:left="3600" w:hanging="360"/>
+      </w:pPr>
+      <w:rPr>
+        <w:rFonts w:ascii="Wingdings" w:hAnsi="Wingdings" w:hint="default"/>
+        <w:sz w:val="20"/>
+      </w:rPr>
+    </w:lvl>
+    <w:lvl w:ilvl="5" w:tentative="1">
+      <w:start w:val="1"/>
+      <w:numFmt w:val="bullet"/>
+      <w:lvlText w:val=""/>
+      <w:lvlJc w:val="left"/>
+      <w:pPr>
+        <w:tabs>
+          <w:tab w:val="num" w:pos="4320"/>
+        </w:tabs>
+        <w:ind w:left="4320" w:hanging="360"/>
+      </w:pPr>
+      <w:rPr>
+        <w:rFonts w:ascii="Wingdings" w:hAnsi="Wingdings" w:hint="default"/>
+        <w:sz w:val="20"/>
+      </w:rPr>
+    </w:lvl>
+    <w:lvl w:ilvl="6" w:tentative="1">
+      <w:start w:val="1"/>
+      <w:numFmt w:val="bullet"/>
+      <w:lvlText w:val=""/>
+      <w:lvlJc w:val="left"/>
+      <w:pPr>
+        <w:tabs>
+          <w:tab w:val="num" w:pos="5040"/>
+        </w:tabs>
+        <w:ind w:left="5040" w:hanging="360"/>
+      </w:pPr>
+      <w:rPr>
+        <w:rFonts w:ascii="Wingdings" w:hAnsi="Wingdings" w:hint="default"/>
+        <w:sz w:val="20"/>
+      </w:rPr>
+    </w:lvl>
+    <w:lvl w:ilvl="7" w:tentative="1">
+      <w:start w:val="1"/>
+      <w:numFmt w:val="bullet"/>
+      <w:lvlText w:val=""/>
+      <w:lvlJc w:val="left"/>
+      <w:pPr>
+        <w:tabs>
+          <w:tab w:val="num" w:pos="5760"/>
+        </w:tabs>
+        <w:ind w:left="5760" w:hanging="360"/>
+      </w:pPr>
+      <w:rPr>
+        <w:rFonts w:ascii="Wingdings" w:hAnsi="Wingdings" w:hint="default"/>
+        <w:sz w:val="20"/>
+      </w:rPr>
+    </w:lvl>
+    <w:lvl w:ilvl="8" w:tentative="1">
+      <w:start w:val="1"/>
+      <w:numFmt w:val="bullet"/>
+      <w:lvlText w:val=""/>
+      <w:lvlJc w:val="left"/>
+      <w:pPr>
+        <w:tabs>
+          <w:tab w:val="num" w:pos="6480"/>
+        </w:tabs>
+        <w:ind w:left="6480" w:hanging="360"/>
+      </w:pPr>
+      <w:rPr>
+        <w:rFonts w:ascii="Wingdings" w:hAnsi="Wingdings" w:hint="default"/>
+        <w:sz w:val="20"/>
+      </w:rPr>
+    </w:lvl>
+  </w:abstractNum>
+  <w:abstractNum w:abstractNumId="16" w15:restartNumberingAfterBreak="0">
+    <w:nsid w:val="6ACB4DA9"/>
+    <w:multiLevelType w:val="multilevel"/>
+    <w:tmpl w:val="3FFCF934"/>
+    <w:lvl w:ilvl="0">
+      <w:start w:val="1"/>
+      <w:numFmt w:val="bullet"/>
+      <w:lvlText w:val=""/>
+      <w:lvlJc w:val="left"/>
+      <w:pPr>
+        <w:tabs>
+          <w:tab w:val="num" w:pos="720"/>
+        </w:tabs>
+        <w:ind w:left="720" w:hanging="360"/>
+      </w:pPr>
+      <w:rPr>
+        <w:rFonts w:ascii="Symbol" w:hAnsi="Symbol" w:hint="default"/>
+        <w:sz w:val="20"/>
+      </w:rPr>
+    </w:lvl>
+    <w:lvl w:ilvl="1" w:tentative="1">
+      <w:start w:val="1"/>
+      <w:numFmt w:val="bullet"/>
+      <w:lvlText w:val="o"/>
+      <w:lvlJc w:val="left"/>
+      <w:pPr>
+        <w:tabs>
+          <w:tab w:val="num" w:pos="1440"/>
+        </w:tabs>
+        <w:ind w:left="1440" w:hanging="360"/>
+      </w:pPr>
+      <w:rPr>
+        <w:rFonts w:ascii="Courier New" w:hAnsi="Courier New" w:hint="default"/>
+        <w:sz w:val="20"/>
+      </w:rPr>
+    </w:lvl>
+    <w:lvl w:ilvl="2" w:tentative="1">
+      <w:start w:val="1"/>
+      <w:numFmt w:val="bullet"/>
+      <w:lvlText w:val=""/>
+      <w:lvlJc w:val="left"/>
+      <w:pPr>
+        <w:tabs>
+          <w:tab w:val="num" w:pos="2160"/>
+        </w:tabs>
+        <w:ind w:left="2160" w:hanging="360"/>
+      </w:pPr>
+      <w:rPr>
+        <w:rFonts w:ascii="Wingdings" w:hAnsi="Wingdings" w:hint="default"/>
+        <w:sz w:val="20"/>
+      </w:rPr>
+    </w:lvl>
+    <w:lvl w:ilvl="3" w:tentative="1">
+      <w:start w:val="1"/>
+      <w:numFmt w:val="bullet"/>
+      <w:lvlText w:val=""/>
+      <w:lvlJc w:val="left"/>
+      <w:pPr>
+        <w:tabs>
+          <w:tab w:val="num" w:pos="2880"/>
+        </w:tabs>
+        <w:ind w:left="2880" w:hanging="360"/>
+      </w:pPr>
+      <w:rPr>
+        <w:rFonts w:ascii="Wingdings" w:hAnsi="Wingdings" w:hint="default"/>
+        <w:sz w:val="20"/>
+      </w:rPr>
+    </w:lvl>
+    <w:lvl w:ilvl="4" w:tentative="1">
+      <w:start w:val="1"/>
+      <w:numFmt w:val="bullet"/>
+      <w:lvlText w:val=""/>
+      <w:lvlJc w:val="left"/>
+      <w:pPr>
+        <w:tabs>
+          <w:tab w:val="num" w:pos="3600"/>
+        </w:tabs>
+        <w:ind w:left="3600" w:hanging="360"/>
+      </w:pPr>
+      <w:rPr>
+        <w:rFonts w:ascii="Wingdings" w:hAnsi="Wingdings" w:hint="default"/>
+        <w:sz w:val="20"/>
+      </w:rPr>
+    </w:lvl>
+    <w:lvl w:ilvl="5" w:tentative="1">
+      <w:start w:val="1"/>
+      <w:numFmt w:val="bullet"/>
+      <w:lvlText w:val=""/>
+      <w:lvlJc w:val="left"/>
+      <w:pPr>
+        <w:tabs>
+          <w:tab w:val="num" w:pos="4320"/>
+        </w:tabs>
+        <w:ind w:left="4320" w:hanging="360"/>
+      </w:pPr>
+      <w:rPr>
+        <w:rFonts w:ascii="Wingdings" w:hAnsi="Wingdings" w:hint="default"/>
+        <w:sz w:val="20"/>
+      </w:rPr>
+    </w:lvl>
+    <w:lvl w:ilvl="6" w:tentative="1">
+      <w:start w:val="1"/>
+      <w:numFmt w:val="bullet"/>
+      <w:lvlText w:val=""/>
+      <w:lvlJc w:val="left"/>
+      <w:pPr>
+        <w:tabs>
+          <w:tab w:val="num" w:pos="5040"/>
+        </w:tabs>
+        <w:ind w:left="5040" w:hanging="360"/>
+      </w:pPr>
+      <w:rPr>
+        <w:rFonts w:ascii="Wingdings" w:hAnsi="Wingdings" w:hint="default"/>
+        <w:sz w:val="20"/>
+      </w:rPr>
+    </w:lvl>
+    <w:lvl w:ilvl="7" w:tentative="1">
+      <w:start w:val="1"/>
+      <w:numFmt w:val="bullet"/>
+      <w:lvlText w:val=""/>
+      <w:lvlJc w:val="left"/>
+      <w:pPr>
+        <w:tabs>
+          <w:tab w:val="num" w:pos="5760"/>
+        </w:tabs>
+        <w:ind w:left="5760" w:hanging="360"/>
+      </w:pPr>
+      <w:rPr>
+        <w:rFonts w:ascii="Wingdings" w:hAnsi="Wingdings" w:hint="default"/>
+        <w:sz w:val="20"/>
+      </w:rPr>
+    </w:lvl>
+    <w:lvl w:ilvl="8" w:tentative="1">
+      <w:start w:val="1"/>
+      <w:numFmt w:val="bullet"/>
+      <w:lvlText w:val=""/>
+      <w:lvlJc w:val="left"/>
+      <w:pPr>
+        <w:tabs>
+          <w:tab w:val="num" w:pos="6480"/>
+        </w:tabs>
+        <w:ind w:left="6480" w:hanging="360"/>
+      </w:pPr>
+      <w:rPr>
+        <w:rFonts w:ascii="Wingdings" w:hAnsi="Wingdings" w:hint="default"/>
+        <w:sz w:val="20"/>
+      </w:rPr>
+    </w:lvl>
+  </w:abstractNum>
+  <w:abstractNum w:abstractNumId="17" w15:restartNumberingAfterBreak="0">
     <w:nsid w:val="6BA32602"/>
     <w:multiLevelType w:val="multilevel"/>
     <w:tmpl w:val="84BEE512"/>
@@ -4447,7 +6646,305 @@
       </w:rPr>
     </w:lvl>
   </w:abstractNum>
-  <w:abstractNum w:abstractNumId="13" w15:restartNumberingAfterBreak="0">
+  <w:abstractNum w:abstractNumId="18" w15:restartNumberingAfterBreak="0">
+    <w:nsid w:val="7272505D"/>
+    <w:multiLevelType w:val="multilevel"/>
+    <w:tmpl w:val="78003E54"/>
+    <w:lvl w:ilvl="0">
+      <w:start w:val="1"/>
+      <w:numFmt w:val="bullet"/>
+      <w:lvlText w:val=""/>
+      <w:lvlJc w:val="left"/>
+      <w:pPr>
+        <w:tabs>
+          <w:tab w:val="num" w:pos="720"/>
+        </w:tabs>
+        <w:ind w:left="720" w:hanging="360"/>
+      </w:pPr>
+      <w:rPr>
+        <w:rFonts w:ascii="Symbol" w:hAnsi="Symbol" w:hint="default"/>
+        <w:sz w:val="20"/>
+      </w:rPr>
+    </w:lvl>
+    <w:lvl w:ilvl="1" w:tentative="1">
+      <w:start w:val="1"/>
+      <w:numFmt w:val="bullet"/>
+      <w:lvlText w:val="o"/>
+      <w:lvlJc w:val="left"/>
+      <w:pPr>
+        <w:tabs>
+          <w:tab w:val="num" w:pos="1440"/>
+        </w:tabs>
+        <w:ind w:left="1440" w:hanging="360"/>
+      </w:pPr>
+      <w:rPr>
+        <w:rFonts w:ascii="Courier New" w:hAnsi="Courier New" w:hint="default"/>
+        <w:sz w:val="20"/>
+      </w:rPr>
+    </w:lvl>
+    <w:lvl w:ilvl="2" w:tentative="1">
+      <w:start w:val="1"/>
+      <w:numFmt w:val="bullet"/>
+      <w:lvlText w:val=""/>
+      <w:lvlJc w:val="left"/>
+      <w:pPr>
+        <w:tabs>
+          <w:tab w:val="num" w:pos="2160"/>
+        </w:tabs>
+        <w:ind w:left="2160" w:hanging="360"/>
+      </w:pPr>
+      <w:rPr>
+        <w:rFonts w:ascii="Wingdings" w:hAnsi="Wingdings" w:hint="default"/>
+        <w:sz w:val="20"/>
+      </w:rPr>
+    </w:lvl>
+    <w:lvl w:ilvl="3" w:tentative="1">
+      <w:start w:val="1"/>
+      <w:numFmt w:val="bullet"/>
+      <w:lvlText w:val=""/>
+      <w:lvlJc w:val="left"/>
+      <w:pPr>
+        <w:tabs>
+          <w:tab w:val="num" w:pos="2880"/>
+        </w:tabs>
+        <w:ind w:left="2880" w:hanging="360"/>
+      </w:pPr>
+      <w:rPr>
+        <w:rFonts w:ascii="Wingdings" w:hAnsi="Wingdings" w:hint="default"/>
+        <w:sz w:val="20"/>
+      </w:rPr>
+    </w:lvl>
+    <w:lvl w:ilvl="4" w:tentative="1">
+      <w:start w:val="1"/>
+      <w:numFmt w:val="bullet"/>
+      <w:lvlText w:val=""/>
+      <w:lvlJc w:val="left"/>
+      <w:pPr>
+        <w:tabs>
+          <w:tab w:val="num" w:pos="3600"/>
+        </w:tabs>
+        <w:ind w:left="3600" w:hanging="360"/>
+      </w:pPr>
+      <w:rPr>
+        <w:rFonts w:ascii="Wingdings" w:hAnsi="Wingdings" w:hint="default"/>
+        <w:sz w:val="20"/>
+      </w:rPr>
+    </w:lvl>
+    <w:lvl w:ilvl="5" w:tentative="1">
+      <w:start w:val="1"/>
+      <w:numFmt w:val="bullet"/>
+      <w:lvlText w:val=""/>
+      <w:lvlJc w:val="left"/>
+      <w:pPr>
+        <w:tabs>
+          <w:tab w:val="num" w:pos="4320"/>
+        </w:tabs>
+        <w:ind w:left="4320" w:hanging="360"/>
+      </w:pPr>
+      <w:rPr>
+        <w:rFonts w:ascii="Wingdings" w:hAnsi="Wingdings" w:hint="default"/>
+        <w:sz w:val="20"/>
+      </w:rPr>
+    </w:lvl>
+    <w:lvl w:ilvl="6" w:tentative="1">
+      <w:start w:val="1"/>
+      <w:numFmt w:val="bullet"/>
+      <w:lvlText w:val=""/>
+      <w:lvlJc w:val="left"/>
+      <w:pPr>
+        <w:tabs>
+          <w:tab w:val="num" w:pos="5040"/>
+        </w:tabs>
+        <w:ind w:left="5040" w:hanging="360"/>
+      </w:pPr>
+      <w:rPr>
+        <w:rFonts w:ascii="Wingdings" w:hAnsi="Wingdings" w:hint="default"/>
+        <w:sz w:val="20"/>
+      </w:rPr>
+    </w:lvl>
+    <w:lvl w:ilvl="7" w:tentative="1">
+      <w:start w:val="1"/>
+      <w:numFmt w:val="bullet"/>
+      <w:lvlText w:val=""/>
+      <w:lvlJc w:val="left"/>
+      <w:pPr>
+        <w:tabs>
+          <w:tab w:val="num" w:pos="5760"/>
+        </w:tabs>
+        <w:ind w:left="5760" w:hanging="360"/>
+      </w:pPr>
+      <w:rPr>
+        <w:rFonts w:ascii="Wingdings" w:hAnsi="Wingdings" w:hint="default"/>
+        <w:sz w:val="20"/>
+      </w:rPr>
+    </w:lvl>
+    <w:lvl w:ilvl="8" w:tentative="1">
+      <w:start w:val="1"/>
+      <w:numFmt w:val="bullet"/>
+      <w:lvlText w:val=""/>
+      <w:lvlJc w:val="left"/>
+      <w:pPr>
+        <w:tabs>
+          <w:tab w:val="num" w:pos="6480"/>
+        </w:tabs>
+        <w:ind w:left="6480" w:hanging="360"/>
+      </w:pPr>
+      <w:rPr>
+        <w:rFonts w:ascii="Wingdings" w:hAnsi="Wingdings" w:hint="default"/>
+        <w:sz w:val="20"/>
+      </w:rPr>
+    </w:lvl>
+  </w:abstractNum>
+  <w:abstractNum w:abstractNumId="19" w15:restartNumberingAfterBreak="0">
+    <w:nsid w:val="72D4731B"/>
+    <w:multiLevelType w:val="multilevel"/>
+    <w:tmpl w:val="645A3564"/>
+    <w:lvl w:ilvl="0">
+      <w:start w:val="1"/>
+      <w:numFmt w:val="bullet"/>
+      <w:lvlText w:val=""/>
+      <w:lvlJc w:val="left"/>
+      <w:pPr>
+        <w:tabs>
+          <w:tab w:val="num" w:pos="720"/>
+        </w:tabs>
+        <w:ind w:left="720" w:hanging="360"/>
+      </w:pPr>
+      <w:rPr>
+        <w:rFonts w:ascii="Symbol" w:hAnsi="Symbol" w:hint="default"/>
+        <w:sz w:val="20"/>
+      </w:rPr>
+    </w:lvl>
+    <w:lvl w:ilvl="1" w:tentative="1">
+      <w:start w:val="1"/>
+      <w:numFmt w:val="bullet"/>
+      <w:lvlText w:val="o"/>
+      <w:lvlJc w:val="left"/>
+      <w:pPr>
+        <w:tabs>
+          <w:tab w:val="num" w:pos="1440"/>
+        </w:tabs>
+        <w:ind w:left="1440" w:hanging="360"/>
+      </w:pPr>
+      <w:rPr>
+        <w:rFonts w:ascii="Courier New" w:hAnsi="Courier New" w:hint="default"/>
+        <w:sz w:val="20"/>
+      </w:rPr>
+    </w:lvl>
+    <w:lvl w:ilvl="2" w:tentative="1">
+      <w:start w:val="1"/>
+      <w:numFmt w:val="bullet"/>
+      <w:lvlText w:val=""/>
+      <w:lvlJc w:val="left"/>
+      <w:pPr>
+        <w:tabs>
+          <w:tab w:val="num" w:pos="2160"/>
+        </w:tabs>
+        <w:ind w:left="2160" w:hanging="360"/>
+      </w:pPr>
+      <w:rPr>
+        <w:rFonts w:ascii="Wingdings" w:hAnsi="Wingdings" w:hint="default"/>
+        <w:sz w:val="20"/>
+      </w:rPr>
+    </w:lvl>
+    <w:lvl w:ilvl="3" w:tentative="1">
+      <w:start w:val="1"/>
+      <w:numFmt w:val="bullet"/>
+      <w:lvlText w:val=""/>
+      <w:lvlJc w:val="left"/>
+      <w:pPr>
+        <w:tabs>
+          <w:tab w:val="num" w:pos="2880"/>
+        </w:tabs>
+        <w:ind w:left="2880" w:hanging="360"/>
+      </w:pPr>
+      <w:rPr>
+        <w:rFonts w:ascii="Wingdings" w:hAnsi="Wingdings" w:hint="default"/>
+        <w:sz w:val="20"/>
+      </w:rPr>
+    </w:lvl>
+    <w:lvl w:ilvl="4" w:tentative="1">
+      <w:start w:val="1"/>
+      <w:numFmt w:val="bullet"/>
+      <w:lvlText w:val=""/>
+      <w:lvlJc w:val="left"/>
+      <w:pPr>
+        <w:tabs>
+          <w:tab w:val="num" w:pos="3600"/>
+        </w:tabs>
+        <w:ind w:left="3600" w:hanging="360"/>
+      </w:pPr>
+      <w:rPr>
+        <w:rFonts w:ascii="Wingdings" w:hAnsi="Wingdings" w:hint="default"/>
+        <w:sz w:val="20"/>
+      </w:rPr>
+    </w:lvl>
+    <w:lvl w:ilvl="5" w:tentative="1">
+      <w:start w:val="1"/>
+      <w:numFmt w:val="bullet"/>
+      <w:lvlText w:val=""/>
+      <w:lvlJc w:val="left"/>
+      <w:pPr>
+        <w:tabs>
+          <w:tab w:val="num" w:pos="4320"/>
+        </w:tabs>
+        <w:ind w:left="4320" w:hanging="360"/>
+      </w:pPr>
+      <w:rPr>
+        <w:rFonts w:ascii="Wingdings" w:hAnsi="Wingdings" w:hint="default"/>
+        <w:sz w:val="20"/>
+      </w:rPr>
+    </w:lvl>
+    <w:lvl w:ilvl="6" w:tentative="1">
+      <w:start w:val="1"/>
+      <w:numFmt w:val="bullet"/>
+      <w:lvlText w:val=""/>
+      <w:lvlJc w:val="left"/>
+      <w:pPr>
+        <w:tabs>
+          <w:tab w:val="num" w:pos="5040"/>
+        </w:tabs>
+        <w:ind w:left="5040" w:hanging="360"/>
+      </w:pPr>
+      <w:rPr>
+        <w:rFonts w:ascii="Wingdings" w:hAnsi="Wingdings" w:hint="default"/>
+        <w:sz w:val="20"/>
+      </w:rPr>
+    </w:lvl>
+    <w:lvl w:ilvl="7" w:tentative="1">
+      <w:start w:val="1"/>
+      <w:numFmt w:val="bullet"/>
+      <w:lvlText w:val=""/>
+      <w:lvlJc w:val="left"/>
+      <w:pPr>
+        <w:tabs>
+          <w:tab w:val="num" w:pos="5760"/>
+        </w:tabs>
+        <w:ind w:left="5760" w:hanging="360"/>
+      </w:pPr>
+      <w:rPr>
+        <w:rFonts w:ascii="Wingdings" w:hAnsi="Wingdings" w:hint="default"/>
+        <w:sz w:val="20"/>
+      </w:rPr>
+    </w:lvl>
+    <w:lvl w:ilvl="8" w:tentative="1">
+      <w:start w:val="1"/>
+      <w:numFmt w:val="bullet"/>
+      <w:lvlText w:val=""/>
+      <w:lvlJc w:val="left"/>
+      <w:pPr>
+        <w:tabs>
+          <w:tab w:val="num" w:pos="6480"/>
+        </w:tabs>
+        <w:ind w:left="6480" w:hanging="360"/>
+      </w:pPr>
+      <w:rPr>
+        <w:rFonts w:ascii="Wingdings" w:hAnsi="Wingdings" w:hint="default"/>
+        <w:sz w:val="20"/>
+      </w:rPr>
+    </w:lvl>
+  </w:abstractNum>
+  <w:abstractNum w:abstractNumId="20" w15:restartNumberingAfterBreak="0">
     <w:nsid w:val="73EC6AD4"/>
     <w:multiLevelType w:val="multilevel"/>
     <w:tmpl w:val="432E85F8"/>
@@ -4596,20 +7093,169 @@
       </w:rPr>
     </w:lvl>
   </w:abstractNum>
+  <w:abstractNum w:abstractNumId="21" w15:restartNumberingAfterBreak="0">
+    <w:nsid w:val="7ECE66C8"/>
+    <w:multiLevelType w:val="multilevel"/>
+    <w:tmpl w:val="89D05068"/>
+    <w:lvl w:ilvl="0">
+      <w:start w:val="1"/>
+      <w:numFmt w:val="bullet"/>
+      <w:lvlText w:val=""/>
+      <w:lvlJc w:val="left"/>
+      <w:pPr>
+        <w:tabs>
+          <w:tab w:val="num" w:pos="720"/>
+        </w:tabs>
+        <w:ind w:left="720" w:hanging="360"/>
+      </w:pPr>
+      <w:rPr>
+        <w:rFonts w:ascii="Symbol" w:hAnsi="Symbol" w:hint="default"/>
+        <w:sz w:val="20"/>
+      </w:rPr>
+    </w:lvl>
+    <w:lvl w:ilvl="1" w:tentative="1">
+      <w:start w:val="1"/>
+      <w:numFmt w:val="bullet"/>
+      <w:lvlText w:val="o"/>
+      <w:lvlJc w:val="left"/>
+      <w:pPr>
+        <w:tabs>
+          <w:tab w:val="num" w:pos="1440"/>
+        </w:tabs>
+        <w:ind w:left="1440" w:hanging="360"/>
+      </w:pPr>
+      <w:rPr>
+        <w:rFonts w:ascii="Courier New" w:hAnsi="Courier New" w:hint="default"/>
+        <w:sz w:val="20"/>
+      </w:rPr>
+    </w:lvl>
+    <w:lvl w:ilvl="2" w:tentative="1">
+      <w:start w:val="1"/>
+      <w:numFmt w:val="bullet"/>
+      <w:lvlText w:val=""/>
+      <w:lvlJc w:val="left"/>
+      <w:pPr>
+        <w:tabs>
+          <w:tab w:val="num" w:pos="2160"/>
+        </w:tabs>
+        <w:ind w:left="2160" w:hanging="360"/>
+      </w:pPr>
+      <w:rPr>
+        <w:rFonts w:ascii="Wingdings" w:hAnsi="Wingdings" w:hint="default"/>
+        <w:sz w:val="20"/>
+      </w:rPr>
+    </w:lvl>
+    <w:lvl w:ilvl="3" w:tentative="1">
+      <w:start w:val="1"/>
+      <w:numFmt w:val="bullet"/>
+      <w:lvlText w:val=""/>
+      <w:lvlJc w:val="left"/>
+      <w:pPr>
+        <w:tabs>
+          <w:tab w:val="num" w:pos="2880"/>
+        </w:tabs>
+        <w:ind w:left="2880" w:hanging="360"/>
+      </w:pPr>
+      <w:rPr>
+        <w:rFonts w:ascii="Wingdings" w:hAnsi="Wingdings" w:hint="default"/>
+        <w:sz w:val="20"/>
+      </w:rPr>
+    </w:lvl>
+    <w:lvl w:ilvl="4" w:tentative="1">
+      <w:start w:val="1"/>
+      <w:numFmt w:val="bullet"/>
+      <w:lvlText w:val=""/>
+      <w:lvlJc w:val="left"/>
+      <w:pPr>
+        <w:tabs>
+          <w:tab w:val="num" w:pos="3600"/>
+        </w:tabs>
+        <w:ind w:left="3600" w:hanging="360"/>
+      </w:pPr>
+      <w:rPr>
+        <w:rFonts w:ascii="Wingdings" w:hAnsi="Wingdings" w:hint="default"/>
+        <w:sz w:val="20"/>
+      </w:rPr>
+    </w:lvl>
+    <w:lvl w:ilvl="5" w:tentative="1">
+      <w:start w:val="1"/>
+      <w:numFmt w:val="bullet"/>
+      <w:lvlText w:val=""/>
+      <w:lvlJc w:val="left"/>
+      <w:pPr>
+        <w:tabs>
+          <w:tab w:val="num" w:pos="4320"/>
+        </w:tabs>
+        <w:ind w:left="4320" w:hanging="360"/>
+      </w:pPr>
+      <w:rPr>
+        <w:rFonts w:ascii="Wingdings" w:hAnsi="Wingdings" w:hint="default"/>
+        <w:sz w:val="20"/>
+      </w:rPr>
+    </w:lvl>
+    <w:lvl w:ilvl="6" w:tentative="1">
+      <w:start w:val="1"/>
+      <w:numFmt w:val="bullet"/>
+      <w:lvlText w:val=""/>
+      <w:lvlJc w:val="left"/>
+      <w:pPr>
+        <w:tabs>
+          <w:tab w:val="num" w:pos="5040"/>
+        </w:tabs>
+        <w:ind w:left="5040" w:hanging="360"/>
+      </w:pPr>
+      <w:rPr>
+        <w:rFonts w:ascii="Wingdings" w:hAnsi="Wingdings" w:hint="default"/>
+        <w:sz w:val="20"/>
+      </w:rPr>
+    </w:lvl>
+    <w:lvl w:ilvl="7" w:tentative="1">
+      <w:start w:val="1"/>
+      <w:numFmt w:val="bullet"/>
+      <w:lvlText w:val=""/>
+      <w:lvlJc w:val="left"/>
+      <w:pPr>
+        <w:tabs>
+          <w:tab w:val="num" w:pos="5760"/>
+        </w:tabs>
+        <w:ind w:left="5760" w:hanging="360"/>
+      </w:pPr>
+      <w:rPr>
+        <w:rFonts w:ascii="Wingdings" w:hAnsi="Wingdings" w:hint="default"/>
+        <w:sz w:val="20"/>
+      </w:rPr>
+    </w:lvl>
+    <w:lvl w:ilvl="8" w:tentative="1">
+      <w:start w:val="1"/>
+      <w:numFmt w:val="bullet"/>
+      <w:lvlText w:val=""/>
+      <w:lvlJc w:val="left"/>
+      <w:pPr>
+        <w:tabs>
+          <w:tab w:val="num" w:pos="6480"/>
+        </w:tabs>
+        <w:ind w:left="6480" w:hanging="360"/>
+      </w:pPr>
+      <w:rPr>
+        <w:rFonts w:ascii="Wingdings" w:hAnsi="Wingdings" w:hint="default"/>
+        <w:sz w:val="20"/>
+      </w:rPr>
+    </w:lvl>
+  </w:abstractNum>
   <w:num w:numId="1" w16cid:durableId="1984386260">
-    <w:abstractNumId w:val="13"/>
+    <w:abstractNumId w:val="20"/>
   </w:num>
   <w:num w:numId="2" w16cid:durableId="1893224603">
-    <w:abstractNumId w:val="11"/>
+    <w:abstractNumId w:val="14"/>
   </w:num>
   <w:num w:numId="3" w16cid:durableId="1890072280">
     <w:abstractNumId w:val="1"/>
   </w:num>
   <w:num w:numId="4" w16cid:durableId="1088572646">
-    <w:abstractNumId w:val="8"/>
+    <w:abstractNumId w:val="11"/>
   </w:num>
   <w:num w:numId="5" w16cid:durableId="657920859">
-    <w:abstractNumId w:val="5"/>
+    <w:abstractNumId w:val="6"/>
   </w:num>
   <w:num w:numId="6" w16cid:durableId="1175076550">
     <w:abstractNumId w:val="0"/>
@@ -4624,19 +7270,43 @@
     <w:abstractNumId w:val="4"/>
   </w:num>
   <w:num w:numId="10" w16cid:durableId="1123230890">
-    <w:abstractNumId w:val="6"/>
+    <w:abstractNumId w:val="9"/>
   </w:num>
   <w:num w:numId="11" w16cid:durableId="51580383">
-    <w:abstractNumId w:val="9"/>
+    <w:abstractNumId w:val="12"/>
   </w:num>
   <w:num w:numId="12" w16cid:durableId="210001611">
+    <w:abstractNumId w:val="13"/>
+  </w:num>
+  <w:num w:numId="13" w16cid:durableId="1354382521">
+    <w:abstractNumId w:val="17"/>
+  </w:num>
+  <w:num w:numId="14" w16cid:durableId="179129715">
     <w:abstractNumId w:val="10"/>
   </w:num>
-  <w:num w:numId="13" w16cid:durableId="1354382521">
-    <w:abstractNumId w:val="12"/>
+  <w:num w:numId="15" w16cid:durableId="5981309">
+    <w:abstractNumId w:val="21"/>
   </w:num>
-  <w:num w:numId="14" w16cid:durableId="179129715">
+  <w:num w:numId="16" w16cid:durableId="1264460135">
+    <w:abstractNumId w:val="18"/>
+  </w:num>
+  <w:num w:numId="17" w16cid:durableId="1886335427">
     <w:abstractNumId w:val="7"/>
+  </w:num>
+  <w:num w:numId="18" w16cid:durableId="415440753">
+    <w:abstractNumId w:val="8"/>
+  </w:num>
+  <w:num w:numId="19" w16cid:durableId="1930769861">
+    <w:abstractNumId w:val="16"/>
+  </w:num>
+  <w:num w:numId="20" w16cid:durableId="1697340721">
+    <w:abstractNumId w:val="19"/>
+  </w:num>
+  <w:num w:numId="21" w16cid:durableId="964701797">
+    <w:abstractNumId w:val="15"/>
+  </w:num>
+  <w:num w:numId="22" w16cid:durableId="1180697704">
+    <w:abstractNumId w:val="5"/>
   </w:num>
 </w:numbering>
 </file>
@@ -5244,7 +7914,6 @@
   <w:style w:type="character" w:default="1" w:styleId="VarsaylanParagrafYazTipi">
     <w:name w:val="Default Paragraph Font"/>
     <w:uiPriority w:val="1"/>
-    <w:semiHidden/>
     <w:unhideWhenUsed/>
   </w:style>
   <w:style w:type="table" w:default="1" w:styleId="NormalTablo">

--- a/Haftalık Takip Dokümantasyonu.docx
+++ b/Haftalık Takip Dokümantasyonu.docx
@@ -1613,6 +1613,7 @@
           <w:bCs/>
           <w:sz w:val="40"/>
           <w:szCs w:val="40"/>
+          <w:highlight w:val="yellow"/>
         </w:rPr>
         <w:t xml:space="preserve">Video Linki: </w:t>
       </w:r>
@@ -1624,6 +1625,7 @@
             <w:bCs/>
             <w:sz w:val="40"/>
             <w:szCs w:val="40"/>
+            <w:highlight w:val="yellow"/>
           </w:rPr>
           <w:t>https://youtu.be/w8YeCgszcuM</w:t>
         </w:r>
@@ -2851,6 +2853,7 @@
           <w:bCs/>
           <w:sz w:val="40"/>
           <w:szCs w:val="40"/>
+          <w:highlight w:val="yellow"/>
         </w:rPr>
         <w:t xml:space="preserve">Video linki: </w:t>
       </w:r>
@@ -2862,6 +2865,7 @@
             <w:bCs/>
             <w:sz w:val="40"/>
             <w:szCs w:val="40"/>
+            <w:highlight w:val="yellow"/>
           </w:rPr>
           <w:t>https://youtu.be/1VGvJ3kWY-w</w:t>
         </w:r>
@@ -3449,6 +3453,9 @@
     <w:p/>
     <w:p>
       <w:r>
+        <w:rPr>
+          <w:noProof/>
+        </w:rPr>
         <w:drawing>
           <wp:anchor distT="0" distB="0" distL="114300" distR="114300" simplePos="0" relativeHeight="251660288" behindDoc="0" locked="0" layoutInCell="1" allowOverlap="1" wp14:anchorId="39F08C54" wp14:editId="35E96828">
             <wp:simplePos x="0" y="0"/>
@@ -3542,6 +3549,9 @@
         </w:rPr>
       </w:pPr>
       <w:r>
+        <w:rPr>
+          <w:noProof/>
+        </w:rPr>
         <w:drawing>
           <wp:anchor distT="0" distB="0" distL="114300" distR="114300" simplePos="0" relativeHeight="251661312" behindDoc="0" locked="0" layoutInCell="1" allowOverlap="1" wp14:anchorId="78B19A6F" wp14:editId="3F2B4AF9">
             <wp:simplePos x="0" y="0"/>
@@ -3656,6 +3666,7 @@
         <w:rPr>
           <w:b/>
           <w:bCs/>
+          <w:noProof/>
           <w:sz w:val="40"/>
           <w:szCs w:val="40"/>
         </w:rPr>
@@ -3807,12 +3818,13 @@
         <w:rPr>
           <w:b/>
           <w:bCs/>
+          <w:noProof/>
           <w:sz w:val="40"/>
           <w:szCs w:val="40"/>
         </w:rPr>
         <w:lastRenderedPageBreak/>
         <w:drawing>
-          <wp:anchor distT="0" distB="0" distL="114300" distR="114300" simplePos="0" relativeHeight="251663360" behindDoc="0" locked="0" layoutInCell="1" allowOverlap="1" wp14:anchorId="2E103889" wp14:editId="3C9D1795">
+          <wp:anchor distT="0" distB="0" distL="114300" distR="114300" simplePos="0" relativeHeight="251663360" behindDoc="0" locked="0" layoutInCell="1" allowOverlap="1" wp14:anchorId="2E103889" wp14:editId="44C2C223">
             <wp:simplePos x="0" y="0"/>
             <wp:positionH relativeFrom="column">
               <wp:posOffset>10795</wp:posOffset>
@@ -3900,14 +3912,7 @@
           <w:sz w:val="24"/>
           <w:szCs w:val="24"/>
         </w:rPr>
-        <w:t>Rezervasyon göndermeden önce 5 şeyi kontrol ediyor: Tarih seçilmiş mi? Gece sayısı geçerli mi? Konuk sayısı geçerli mi? Kapasite aşılmış mı? Kullanıcı giriş yapmış mı? Herhangi biri yanlışsa hata mesajı gösterip durduruyor</w:t>
-      </w:r>
-      <w:r>
-        <w:rPr>
-          <w:sz w:val="24"/>
-          <w:szCs w:val="24"/>
-        </w:rPr>
-        <w:t>.</w:t>
+        <w:t>Rezervasyon göndermeden önce 5 şeyi kontrol ediyor: Tarih seçilmiş mi? Gece sayısı geçerli mi? Konuk sayısı geçerli mi? Kapasite aşılmış mı? Kullanıcı giriş yapmış mı? Herhangi biri yanlışsa hata mesajı gösterip durduruyor.</w:t>
       </w:r>
     </w:p>
     <w:p>
@@ -3943,6 +3948,7 @@
         <w:rPr>
           <w:b/>
           <w:bCs/>
+          <w:noProof/>
           <w:sz w:val="40"/>
           <w:szCs w:val="40"/>
         </w:rPr>
@@ -3992,6 +3998,7 @@
         <w:rPr>
           <w:b/>
           <w:bCs/>
+          <w:noProof/>
           <w:sz w:val="40"/>
           <w:szCs w:val="40"/>
         </w:rPr>
@@ -4055,6 +4062,7 @@
         <w:rPr>
           <w:b/>
           <w:bCs/>
+          <w:noProof/>
           <w:sz w:val="40"/>
           <w:szCs w:val="40"/>
         </w:rPr>
@@ -4110,6 +4118,7 @@
           <w:bCs/>
           <w:sz w:val="40"/>
           <w:szCs w:val="40"/>
+          <w:highlight w:val="yellow"/>
         </w:rPr>
         <w:lastRenderedPageBreak/>
         <w:t xml:space="preserve">Video Linki: </w:t>
@@ -4122,6 +4131,7 @@
             <w:bCs/>
             <w:sz w:val="40"/>
             <w:szCs w:val="40"/>
+            <w:highlight w:val="yellow"/>
           </w:rPr>
           <w:t>https://youtu.be/vwzzP1_bHC8</w:t>
         </w:r>
@@ -4133,13 +4143,2491 @@
           <w:sz w:val="40"/>
           <w:szCs w:val="40"/>
         </w:rPr>
-        <w:t xml:space="preserve">                                </w:t>
-      </w:r>
-      <w:r>
+        <w:t xml:space="preserve">            </w:t>
+      </w:r>
+    </w:p>
+    <w:p>
+      <w:pPr>
+        <w:rPr>
+          <w:b/>
+          <w:bCs/>
+          <w:sz w:val="40"/>
+          <w:szCs w:val="40"/>
+        </w:rPr>
+      </w:pPr>
+    </w:p>
+    <w:p>
+      <w:pPr>
+        <w:rPr>
+          <w:b/>
+          <w:bCs/>
+          <w:sz w:val="24"/>
+          <w:szCs w:val="24"/>
+        </w:rPr>
+      </w:pPr>
+      <w:r>
+        <w:rPr>
+          <w:b/>
+          <w:bCs/>
+          <w:sz w:val="24"/>
+          <w:szCs w:val="24"/>
+          <w:u w:val="single"/>
+        </w:rPr>
+        <w:t>4. HAFTA</w:t>
+      </w:r>
+      <w:r>
+        <w:rPr>
+          <w:b/>
+          <w:bCs/>
+          <w:sz w:val="24"/>
+          <w:szCs w:val="24"/>
+        </w:rPr>
+        <w:t xml:space="preserve">    </w:t>
+      </w:r>
+      <w:r>
+        <w:rPr>
+          <w:b/>
+          <w:bCs/>
+          <w:i/>
+          <w:iCs/>
+          <w:sz w:val="24"/>
+          <w:szCs w:val="24"/>
+        </w:rPr>
+        <w:t>04.04.2026</w:t>
+      </w:r>
+      <w:r>
+        <w:rPr>
+          <w:b/>
+          <w:bCs/>
+          <w:sz w:val="24"/>
+          <w:szCs w:val="24"/>
+        </w:rPr>
+        <w:t xml:space="preserve">           </w:t>
+      </w:r>
+    </w:p>
+    <w:p>
+      <w:pPr>
+        <w:rPr>
+          <w:sz w:val="24"/>
+          <w:szCs w:val="24"/>
+        </w:rPr>
+      </w:pPr>
+      <w:r>
+        <w:rPr>
+          <w:b/>
+          <w:bCs/>
+          <w:sz w:val="24"/>
+          <w:szCs w:val="24"/>
+        </w:rPr>
+        <w:t xml:space="preserve">Dokumandaki </w:t>
+      </w:r>
+    </w:p>
+    <w:p>
+      <w:pPr>
+        <w:numPr>
+          <w:ilvl w:val="0"/>
+          <w:numId w:val="23"/>
+        </w:numPr>
+        <w:spacing w:after="200" w:line="276" w:lineRule="auto"/>
+        <w:rPr>
+          <w:sz w:val="24"/>
+          <w:szCs w:val="24"/>
+        </w:rPr>
+      </w:pPr>
+      <w:r>
+        <w:rPr>
+          <w:sz w:val="24"/>
+          <w:szCs w:val="24"/>
+        </w:rPr>
+        <w:t>Favoriler ekranının geliştirilmesi</w:t>
+      </w:r>
+    </w:p>
+    <w:p>
+      <w:pPr>
+        <w:numPr>
+          <w:ilvl w:val="0"/>
+          <w:numId w:val="23"/>
+        </w:numPr>
+        <w:spacing w:after="200" w:line="276" w:lineRule="auto"/>
+        <w:rPr>
+          <w:sz w:val="24"/>
+          <w:szCs w:val="24"/>
+        </w:rPr>
+      </w:pPr>
+      <w:r>
+        <w:rPr>
+          <w:sz w:val="24"/>
+          <w:szCs w:val="24"/>
+        </w:rPr>
+        <w:t>Arşivleme özelliğinin eklenmesi</w:t>
+      </w:r>
+      <w:r>
+        <w:rPr>
+          <w:sz w:val="24"/>
+          <w:szCs w:val="24"/>
+        </w:rPr>
         <w:t xml:space="preserve"> </w:t>
       </w:r>
-      <w:r>
+    </w:p>
+    <w:p>
+      <w:pPr>
+        <w:spacing w:after="200" w:line="276" w:lineRule="auto"/>
+        <w:ind w:left="360"/>
+        <w:rPr>
+          <w:sz w:val="24"/>
+          <w:szCs w:val="24"/>
+        </w:rPr>
+      </w:pPr>
+      <w:proofErr w:type="gramStart"/>
+      <w:r>
+        <w:rPr>
+          <w:sz w:val="24"/>
+          <w:szCs w:val="24"/>
+        </w:rPr>
+        <w:t>maddeleri</w:t>
+      </w:r>
+      <w:proofErr w:type="gramEnd"/>
+      <w:r>
+        <w:rPr>
+          <w:sz w:val="24"/>
+          <w:szCs w:val="24"/>
+        </w:rPr>
+        <w:t xml:space="preserve"> yapıldı.</w:t>
+      </w:r>
+    </w:p>
+    <w:p>
+      <w:pPr>
+        <w:rPr>
+          <w:sz w:val="24"/>
+          <w:szCs w:val="24"/>
+        </w:rPr>
+      </w:pPr>
+      <w:r>
+        <w:rPr>
+          <w:sz w:val="24"/>
+          <w:szCs w:val="24"/>
+        </w:rPr>
         <w:t xml:space="preserve"> </w:t>
+      </w:r>
+      <w:r>
+        <w:rPr>
+          <w:sz w:val="24"/>
+          <w:szCs w:val="24"/>
+        </w:rPr>
+        <w:t>Ek olarak ‘İlanlarım’ sayfası geliştirildi.</w:t>
+      </w:r>
+    </w:p>
+    <w:p>
+      <w:pPr>
+        <w:rPr>
+          <w:b/>
+          <w:bCs/>
+          <w:sz w:val="24"/>
+          <w:szCs w:val="24"/>
+        </w:rPr>
+      </w:pPr>
+    </w:p>
+    <w:p>
+      <w:pPr>
+        <w:rPr>
+          <w:b/>
+          <w:bCs/>
+          <w:sz w:val="24"/>
+          <w:szCs w:val="24"/>
+        </w:rPr>
+      </w:pPr>
+      <w:r>
+        <w:rPr>
+          <w:b/>
+          <w:bCs/>
+          <w:sz w:val="24"/>
+          <w:szCs w:val="24"/>
+        </w:rPr>
+        <w:t xml:space="preserve">Favorilere Ekleme Özelliği </w:t>
+      </w:r>
+    </w:p>
+    <w:p>
+      <w:pPr>
+        <w:rPr>
+          <w:b/>
+          <w:bCs/>
+          <w:sz w:val="24"/>
+          <w:szCs w:val="24"/>
+        </w:rPr>
+      </w:pPr>
+      <w:proofErr w:type="gramStart"/>
+      <w:r>
+        <w:rPr>
+          <w:b/>
+          <w:bCs/>
+          <w:sz w:val="24"/>
+          <w:szCs w:val="24"/>
+        </w:rPr>
+        <w:t>1 -</w:t>
+      </w:r>
+      <w:proofErr w:type="gramEnd"/>
+      <w:r>
+        <w:rPr>
+          <w:b/>
+          <w:bCs/>
+          <w:sz w:val="24"/>
+          <w:szCs w:val="24"/>
+        </w:rPr>
+        <w:t xml:space="preserve"> A</w:t>
+      </w:r>
+      <w:r>
+        <w:rPr>
+          <w:b/>
+          <w:bCs/>
+          <w:sz w:val="24"/>
+          <w:szCs w:val="24"/>
+        </w:rPr>
+        <w:t>nasayfa (Index.tsx) </w:t>
+      </w:r>
+    </w:p>
+    <w:p>
+      <w:pPr>
+        <w:numPr>
+          <w:ilvl w:val="0"/>
+          <w:numId w:val="24"/>
+        </w:numPr>
+        <w:rPr>
+          <w:sz w:val="24"/>
+          <w:szCs w:val="24"/>
+        </w:rPr>
+      </w:pPr>
+      <w:r>
+        <w:rPr>
+          <w:sz w:val="24"/>
+          <w:szCs w:val="24"/>
+        </w:rPr>
+        <w:t>Her ilanın </w:t>
+      </w:r>
+      <w:r>
+        <w:rPr>
+          <w:b/>
+          <w:bCs/>
+          <w:sz w:val="24"/>
+          <w:szCs w:val="24"/>
+        </w:rPr>
+        <w:t>sağ üst köşesine kalp buton</w:t>
+      </w:r>
+      <w:r>
+        <w:rPr>
+          <w:sz w:val="24"/>
+          <w:szCs w:val="24"/>
+        </w:rPr>
+        <w:t> eklendi</w:t>
+      </w:r>
+    </w:p>
+    <w:p>
+      <w:pPr>
+        <w:numPr>
+          <w:ilvl w:val="0"/>
+          <w:numId w:val="24"/>
+        </w:numPr>
+        <w:rPr>
+          <w:sz w:val="24"/>
+          <w:szCs w:val="24"/>
+        </w:rPr>
+      </w:pPr>
+      <w:r>
+        <w:rPr>
+          <w:b/>
+          <w:bCs/>
+          <w:sz w:val="24"/>
+          <w:szCs w:val="24"/>
+        </w:rPr>
+        <w:t>Giriş kontrolü</w:t>
+      </w:r>
+      <w:r>
+        <w:rPr>
+          <w:sz w:val="24"/>
+          <w:szCs w:val="24"/>
+        </w:rPr>
+        <w:t>: Giriş yapmamışsa tıklayınca alert gösterilir + Login sayfasına yönlendirilir</w:t>
+      </w:r>
+    </w:p>
+    <w:p>
+      <w:pPr>
+        <w:numPr>
+          <w:ilvl w:val="0"/>
+          <w:numId w:val="24"/>
+        </w:numPr>
+        <w:rPr>
+          <w:sz w:val="24"/>
+          <w:szCs w:val="24"/>
+        </w:rPr>
+      </w:pPr>
+      <w:r>
+        <w:rPr>
+          <w:b/>
+          <w:bCs/>
+          <w:sz w:val="24"/>
+          <w:szCs w:val="24"/>
+        </w:rPr>
+        <w:t>Favori durumu</w:t>
+      </w:r>
+      <w:r>
+        <w:rPr>
+          <w:sz w:val="24"/>
+          <w:szCs w:val="24"/>
+        </w:rPr>
+        <w:t>:</w:t>
+      </w:r>
+    </w:p>
+    <w:p>
+      <w:pPr>
+        <w:numPr>
+          <w:ilvl w:val="1"/>
+          <w:numId w:val="24"/>
+        </w:numPr>
+        <w:rPr>
+          <w:sz w:val="24"/>
+          <w:szCs w:val="24"/>
+        </w:rPr>
+      </w:pPr>
+      <w:r>
+        <w:rPr>
+          <w:sz w:val="24"/>
+          <w:szCs w:val="24"/>
+        </w:rPr>
+        <w:t>Favorisiz → </w:t>
+      </w:r>
+      <w:r>
+        <w:rPr>
+          <w:b/>
+          <w:bCs/>
+          <w:sz w:val="24"/>
+          <w:szCs w:val="24"/>
+        </w:rPr>
+        <w:t>Beyaz/outline kalp</w:t>
+      </w:r>
+    </w:p>
+    <w:p>
+      <w:pPr>
+        <w:numPr>
+          <w:ilvl w:val="1"/>
+          <w:numId w:val="24"/>
+        </w:numPr>
+        <w:rPr>
+          <w:sz w:val="24"/>
+          <w:szCs w:val="24"/>
+        </w:rPr>
+      </w:pPr>
+      <w:r>
+        <w:rPr>
+          <w:sz w:val="24"/>
+          <w:szCs w:val="24"/>
+        </w:rPr>
+        <w:t>Favorili → </w:t>
+      </w:r>
+      <w:r>
+        <w:rPr>
+          <w:b/>
+          <w:bCs/>
+          <w:sz w:val="24"/>
+          <w:szCs w:val="24"/>
+        </w:rPr>
+        <w:t>Pembe/dolu kalp</w:t>
+      </w:r>
+    </w:p>
+    <w:p>
+      <w:pPr>
+        <w:rPr>
+          <w:b/>
+          <w:bCs/>
+          <w:sz w:val="24"/>
+          <w:szCs w:val="24"/>
+        </w:rPr>
+      </w:pPr>
+      <w:r>
+        <w:rPr>
+          <w:b/>
+          <w:bCs/>
+          <w:sz w:val="24"/>
+          <w:szCs w:val="24"/>
+        </w:rPr>
+        <w:t xml:space="preserve">2- </w:t>
+      </w:r>
+      <w:r>
+        <w:rPr>
+          <w:b/>
+          <w:bCs/>
+          <w:sz w:val="24"/>
+          <w:szCs w:val="24"/>
+        </w:rPr>
+        <w:t>İlan Detay Sayfası ([id</w:t>
+      </w:r>
+      <w:proofErr w:type="gramStart"/>
+      <w:r>
+        <w:rPr>
+          <w:b/>
+          <w:bCs/>
+          <w:sz w:val="24"/>
+          <w:szCs w:val="24"/>
+        </w:rPr>
+        <w:t>].tsx</w:t>
+      </w:r>
+      <w:proofErr w:type="gramEnd"/>
+      <w:r>
+        <w:rPr>
+          <w:b/>
+          <w:bCs/>
+          <w:sz w:val="24"/>
+          <w:szCs w:val="24"/>
+        </w:rPr>
+        <w:t>) </w:t>
+      </w:r>
+    </w:p>
+    <w:p>
+      <w:pPr>
+        <w:numPr>
+          <w:ilvl w:val="0"/>
+          <w:numId w:val="25"/>
+        </w:numPr>
+        <w:rPr>
+          <w:sz w:val="24"/>
+          <w:szCs w:val="24"/>
+        </w:rPr>
+      </w:pPr>
+      <w:r>
+        <w:rPr>
+          <w:sz w:val="24"/>
+          <w:szCs w:val="24"/>
+        </w:rPr>
+        <w:t>Geri git butonunun yanına kalp buton eklendi</w:t>
+      </w:r>
+    </w:p>
+    <w:p>
+      <w:pPr>
+        <w:numPr>
+          <w:ilvl w:val="0"/>
+          <w:numId w:val="25"/>
+        </w:numPr>
+        <w:rPr>
+          <w:sz w:val="24"/>
+          <w:szCs w:val="24"/>
+        </w:rPr>
+      </w:pPr>
+      <w:r>
+        <w:rPr>
+          <w:b/>
+          <w:bCs/>
+          <w:sz w:val="24"/>
+          <w:szCs w:val="24"/>
+        </w:rPr>
+        <w:t>Sayfa yüklendiğinde kontrol</w:t>
+      </w:r>
+      <w:r>
+        <w:rPr>
+          <w:sz w:val="24"/>
+          <w:szCs w:val="24"/>
+        </w:rPr>
+        <w:t>: İlan daha önceden favorilendiyse </w:t>
+      </w:r>
+      <w:r>
+        <w:rPr>
+          <w:b/>
+          <w:bCs/>
+          <w:sz w:val="24"/>
+          <w:szCs w:val="24"/>
+        </w:rPr>
+        <w:t>kalp pembe gösterilir</w:t>
+      </w:r>
+    </w:p>
+    <w:p>
+      <w:pPr>
+        <w:numPr>
+          <w:ilvl w:val="0"/>
+          <w:numId w:val="25"/>
+        </w:numPr>
+        <w:rPr>
+          <w:sz w:val="24"/>
+          <w:szCs w:val="24"/>
+        </w:rPr>
+      </w:pPr>
+      <w:r>
+        <w:rPr>
+          <w:b/>
+          <w:bCs/>
+          <w:sz w:val="24"/>
+          <w:szCs w:val="24"/>
+        </w:rPr>
+        <w:t>Giriş kontrolü</w:t>
+      </w:r>
+      <w:r>
+        <w:rPr>
+          <w:sz w:val="24"/>
+          <w:szCs w:val="24"/>
+        </w:rPr>
+        <w:t>: Giriş yapmayan kullanıcılar favorileme yapamaz</w:t>
+      </w:r>
+    </w:p>
+    <w:p>
+      <w:pPr>
+        <w:rPr>
+          <w:b/>
+          <w:bCs/>
+          <w:sz w:val="24"/>
+          <w:szCs w:val="24"/>
+        </w:rPr>
+      </w:pPr>
+      <w:r>
+        <w:rPr>
+          <w:b/>
+          <w:bCs/>
+          <w:sz w:val="24"/>
+          <w:szCs w:val="24"/>
+        </w:rPr>
+        <w:t xml:space="preserve">3- </w:t>
+      </w:r>
+      <w:r>
+        <w:rPr>
+          <w:b/>
+          <w:bCs/>
+          <w:sz w:val="24"/>
+          <w:szCs w:val="24"/>
+        </w:rPr>
+        <w:t>Backend API Endpointleri Kullanıldı</w:t>
+      </w:r>
+    </w:p>
+    <w:p>
+      <w:pPr>
+        <w:rPr>
+          <w:b/>
+          <w:bCs/>
+          <w:sz w:val="24"/>
+          <w:szCs w:val="24"/>
+        </w:rPr>
+      </w:pPr>
+      <w:r>
+        <w:rPr>
+          <w:b/>
+          <w:bCs/>
+          <w:sz w:val="24"/>
+          <w:szCs w:val="24"/>
+        </w:rPr>
+        <w:t xml:space="preserve">4- </w:t>
+      </w:r>
+      <w:r>
+        <w:rPr>
+          <w:b/>
+          <w:bCs/>
+          <w:sz w:val="24"/>
+          <w:szCs w:val="24"/>
+        </w:rPr>
+        <w:t>Auth Context Entegrasyonu</w:t>
+      </w:r>
+    </w:p>
+    <w:p>
+      <w:pPr>
+        <w:numPr>
+          <w:ilvl w:val="0"/>
+          <w:numId w:val="26"/>
+        </w:numPr>
+        <w:rPr>
+          <w:sz w:val="24"/>
+          <w:szCs w:val="24"/>
+        </w:rPr>
+      </w:pPr>
+      <w:r>
+        <w:rPr>
+          <w:sz w:val="24"/>
+          <w:szCs w:val="24"/>
+        </w:rPr>
+        <w:t>Token (useAuth'dan) kullanılarak favorileme işlemleri yapılır</w:t>
+      </w:r>
+    </w:p>
+    <w:p>
+      <w:pPr>
+        <w:numPr>
+          <w:ilvl w:val="0"/>
+          <w:numId w:val="26"/>
+        </w:numPr>
+        <w:rPr>
+          <w:sz w:val="24"/>
+          <w:szCs w:val="24"/>
+        </w:rPr>
+      </w:pPr>
+      <w:r>
+        <w:rPr>
+          <w:sz w:val="24"/>
+          <w:szCs w:val="24"/>
+        </w:rPr>
+        <w:t>Giriş yapmayan kullanıcılar işlem yapamaz</w:t>
+      </w:r>
+    </w:p>
+    <w:p>
+      <w:pPr>
+        <w:rPr>
+          <w:sz w:val="24"/>
+          <w:szCs w:val="24"/>
+        </w:rPr>
+      </w:pPr>
+    </w:p>
+    <w:p>
+      <w:pPr>
+        <w:rPr>
+          <w:sz w:val="24"/>
+          <w:szCs w:val="24"/>
+        </w:rPr>
+      </w:pPr>
+      <w:r>
+        <w:rPr>
+          <w:noProof/>
+          <w:sz w:val="24"/>
+          <w:szCs w:val="24"/>
+        </w:rPr>
+        <w:drawing>
+          <wp:anchor distT="0" distB="0" distL="114300" distR="114300" simplePos="0" relativeHeight="251665408" behindDoc="1" locked="0" layoutInCell="1" allowOverlap="1" wp14:anchorId="1AA17DE7" wp14:editId="4067C6FB">
+            <wp:simplePos x="0" y="0"/>
+            <wp:positionH relativeFrom="column">
+              <wp:posOffset>0</wp:posOffset>
+            </wp:positionH>
+            <wp:positionV relativeFrom="paragraph">
+              <wp:posOffset>41275</wp:posOffset>
+            </wp:positionV>
+            <wp:extent cx="2767157" cy="1790513"/>
+            <wp:effectExtent l="0" t="0" r="0" b="635"/>
+            <wp:wrapTight wrapText="bothSides">
+              <wp:wrapPolygon edited="0">
+                <wp:start x="0" y="0"/>
+                <wp:lineTo x="0" y="21378"/>
+                <wp:lineTo x="21417" y="21378"/>
+                <wp:lineTo x="21417" y="0"/>
+                <wp:lineTo x="0" y="0"/>
+              </wp:wrapPolygon>
+            </wp:wrapTight>
+            <wp:docPr id="199845926" name="Resim 1" descr="metin, ekran görüntüsü, yazı tipi içeren bir resim&#10;&#10;Yapay zeka tarafından oluşturulmuş içerik yanlış olabilir."/>
+            <wp:cNvGraphicFramePr>
+              <a:graphicFrameLocks xmlns:a="http://schemas.openxmlformats.org/drawingml/2006/main" noChangeAspect="1"/>
+            </wp:cNvGraphicFramePr>
+            <a:graphic xmlns:a="http://schemas.openxmlformats.org/drawingml/2006/main">
+              <a:graphicData uri="http://schemas.openxmlformats.org/drawingml/2006/picture">
+                <pic:pic xmlns:pic="http://schemas.openxmlformats.org/drawingml/2006/picture">
+                  <pic:nvPicPr>
+                    <pic:cNvPr id="199845926" name="Resim 1" descr="metin, ekran görüntüsü, yazı tipi içeren bir resim&#10;&#10;Yapay zeka tarafından oluşturulmuş içerik yanlış olabilir."/>
+                    <pic:cNvPicPr/>
+                  </pic:nvPicPr>
+                  <pic:blipFill>
+                    <a:blip r:embed="rId27">
+                      <a:extLst>
+                        <a:ext uri="{28A0092B-C50C-407E-A947-70E740481C1C}">
+                          <a14:useLocalDpi xmlns:a14="http://schemas.microsoft.com/office/drawing/2010/main" val="0"/>
+                        </a:ext>
+                      </a:extLst>
+                    </a:blip>
+                    <a:stretch>
+                      <a:fillRect/>
+                    </a:stretch>
+                  </pic:blipFill>
+                  <pic:spPr>
+                    <a:xfrm>
+                      <a:off x="0" y="0"/>
+                      <a:ext cx="2767157" cy="1790513"/>
+                    </a:xfrm>
+                    <a:prstGeom prst="rect">
+                      <a:avLst/>
+                    </a:prstGeom>
+                  </pic:spPr>
+                </pic:pic>
+              </a:graphicData>
+            </a:graphic>
+          </wp:anchor>
+        </w:drawing>
+      </w:r>
+      <w:r>
+        <w:rPr>
+          <w:sz w:val="24"/>
+          <w:szCs w:val="24"/>
+        </w:rPr>
+        <w:t xml:space="preserve">  </w:t>
+      </w:r>
+      <w:r>
+        <w:rPr>
+          <w:sz w:val="24"/>
+          <w:szCs w:val="24"/>
+        </w:rPr>
+        <w:sym w:font="Wingdings" w:char="F0E0"/>
+      </w:r>
+      <w:r>
+        <w:rPr>
+          <w:sz w:val="24"/>
+          <w:szCs w:val="24"/>
+        </w:rPr>
+        <w:t xml:space="preserve"> </w:t>
+      </w:r>
+      <w:r>
+        <w:rPr>
+          <w:sz w:val="24"/>
+          <w:szCs w:val="24"/>
+        </w:rPr>
+        <w:t>Bu kod kullanıcının favorilediği tüm ilanları backend'den çekerek geri döndürüyor.</w:t>
+      </w:r>
+    </w:p>
+    <w:p>
+      <w:pPr>
+        <w:rPr>
+          <w:sz w:val="24"/>
+          <w:szCs w:val="24"/>
+        </w:rPr>
+      </w:pPr>
+    </w:p>
+    <w:p>
+      <w:pPr>
+        <w:rPr>
+          <w:sz w:val="24"/>
+          <w:szCs w:val="24"/>
+        </w:rPr>
+      </w:pPr>
+    </w:p>
+    <w:p>
+      <w:pPr>
+        <w:rPr>
+          <w:sz w:val="24"/>
+          <w:szCs w:val="24"/>
+        </w:rPr>
+      </w:pPr>
+    </w:p>
+    <w:p>
+      <w:pPr>
+        <w:rPr>
+          <w:sz w:val="24"/>
+          <w:szCs w:val="24"/>
+        </w:rPr>
+      </w:pPr>
+    </w:p>
+    <w:p>
+      <w:pPr>
+        <w:pStyle w:val="ListeParagraf"/>
+        <w:numPr>
+          <w:ilvl w:val="1"/>
+          <w:numId w:val="26"/>
+        </w:numPr>
+        <w:rPr>
+          <w:sz w:val="24"/>
+          <w:szCs w:val="24"/>
+        </w:rPr>
+      </w:pPr>
+      <w:r>
+        <w:rPr>
+          <w:noProof/>
+          <w:sz w:val="24"/>
+          <w:szCs w:val="24"/>
+        </w:rPr>
+        <w:lastRenderedPageBreak/>
+        <w:drawing>
+          <wp:anchor distT="0" distB="0" distL="114300" distR="114300" simplePos="0" relativeHeight="251666432" behindDoc="1" locked="0" layoutInCell="1" allowOverlap="1" wp14:anchorId="5EAFEF36" wp14:editId="4FA73AEB">
+            <wp:simplePos x="0" y="0"/>
+            <wp:positionH relativeFrom="column">
+              <wp:posOffset>0</wp:posOffset>
+            </wp:positionH>
+            <wp:positionV relativeFrom="paragraph">
+              <wp:posOffset>544</wp:posOffset>
+            </wp:positionV>
+            <wp:extent cx="3492500" cy="1942778"/>
+            <wp:effectExtent l="0" t="0" r="0" b="635"/>
+            <wp:wrapTight wrapText="bothSides">
+              <wp:wrapPolygon edited="0">
+                <wp:start x="0" y="0"/>
+                <wp:lineTo x="0" y="21395"/>
+                <wp:lineTo x="21443" y="21395"/>
+                <wp:lineTo x="21443" y="0"/>
+                <wp:lineTo x="0" y="0"/>
+              </wp:wrapPolygon>
+            </wp:wrapTight>
+            <wp:docPr id="2132094679" name="Resim 1" descr="metin, ekran görüntüsü, yazı tipi içeren bir resim&#10;&#10;Yapay zeka tarafından oluşturulmuş içerik yanlış olabilir."/>
+            <wp:cNvGraphicFramePr>
+              <a:graphicFrameLocks xmlns:a="http://schemas.openxmlformats.org/drawingml/2006/main" noChangeAspect="1"/>
+            </wp:cNvGraphicFramePr>
+            <a:graphic xmlns:a="http://schemas.openxmlformats.org/drawingml/2006/main">
+              <a:graphicData uri="http://schemas.openxmlformats.org/drawingml/2006/picture">
+                <pic:pic xmlns:pic="http://schemas.openxmlformats.org/drawingml/2006/picture">
+                  <pic:nvPicPr>
+                    <pic:cNvPr id="2132094679" name="Resim 1" descr="metin, ekran görüntüsü, yazı tipi içeren bir resim&#10;&#10;Yapay zeka tarafından oluşturulmuş içerik yanlış olabilir."/>
+                    <pic:cNvPicPr/>
+                  </pic:nvPicPr>
+                  <pic:blipFill rotWithShape="1">
+                    <a:blip r:embed="rId28">
+                      <a:extLst>
+                        <a:ext uri="{28A0092B-C50C-407E-A947-70E740481C1C}">
+                          <a14:useLocalDpi xmlns:a14="http://schemas.microsoft.com/office/drawing/2010/main" val="0"/>
+                        </a:ext>
+                      </a:extLst>
+                    </a:blip>
+                    <a:srcRect t="-2521" b="2521"/>
+                    <a:stretch>
+                      <a:fillRect/>
+                    </a:stretch>
+                  </pic:blipFill>
+                  <pic:spPr bwMode="auto">
+                    <a:xfrm>
+                      <a:off x="0" y="0"/>
+                      <a:ext cx="3493078" cy="1943100"/>
+                    </a:xfrm>
+                    <a:prstGeom prst="rect">
+                      <a:avLst/>
+                    </a:prstGeom>
+                    <a:ln>
+                      <a:noFill/>
+                    </a:ln>
+                    <a:extLst>
+                      <a:ext uri="{53640926-AAD7-44D8-BBD7-CCE9431645EC}">
+                        <a14:shadowObscured xmlns:a14="http://schemas.microsoft.com/office/drawing/2010/main"/>
+                      </a:ext>
+                    </a:extLst>
+                  </pic:spPr>
+                </pic:pic>
+              </a:graphicData>
+            </a:graphic>
+          </wp:anchor>
+        </w:drawing>
+      </w:r>
+      <w:r>
+        <w:rPr>
+          <w:sz w:val="24"/>
+          <w:szCs w:val="24"/>
+        </w:rPr>
+        <w:t>Bu kod </w:t>
+      </w:r>
+      <w:r>
+        <w:rPr>
+          <w:b/>
+          <w:bCs/>
+          <w:sz w:val="24"/>
+          <w:szCs w:val="24"/>
+        </w:rPr>
+        <w:t>belirli bir ilanın favorili olup olmadığını kontrol ediyor.</w:t>
+      </w:r>
+    </w:p>
+    <w:p>
+      <w:pPr>
+        <w:pStyle w:val="ListeParagraf"/>
+        <w:ind w:left="1440"/>
+        <w:rPr>
+          <w:b/>
+          <w:bCs/>
+          <w:sz w:val="24"/>
+          <w:szCs w:val="24"/>
+        </w:rPr>
+      </w:pPr>
+      <w:r>
+        <w:rPr>
+          <w:b/>
+          <w:bCs/>
+          <w:sz w:val="24"/>
+          <w:szCs w:val="24"/>
+        </w:rPr>
+        <w:t xml:space="preserve"> Ne için kullanılır?</w:t>
+      </w:r>
+    </w:p>
+    <w:p>
+      <w:pPr>
+        <w:pStyle w:val="ListeParagraf"/>
+        <w:ind w:left="1440"/>
+        <w:rPr>
+          <w:sz w:val="24"/>
+          <w:szCs w:val="24"/>
+        </w:rPr>
+      </w:pPr>
+      <w:r>
+        <w:rPr>
+          <w:b/>
+          <w:bCs/>
+          <w:sz w:val="24"/>
+          <w:szCs w:val="24"/>
+        </w:rPr>
+        <w:t>Detay sayfasında</w:t>
+      </w:r>
+      <w:r>
+        <w:rPr>
+          <w:sz w:val="24"/>
+          <w:szCs w:val="24"/>
+        </w:rPr>
+        <w:t>: İlanı açarken kalp butonunun pembe mi beyaz mı olacağını belirlemek</w:t>
+      </w:r>
+    </w:p>
+    <w:p>
+      <w:pPr>
+        <w:pStyle w:val="ListeParagraf"/>
+        <w:ind w:left="1440"/>
+        <w:rPr>
+          <w:sz w:val="24"/>
+          <w:szCs w:val="24"/>
+        </w:rPr>
+      </w:pPr>
+      <w:r>
+        <w:rPr>
+          <w:b/>
+          <w:bCs/>
+          <w:sz w:val="24"/>
+          <w:szCs w:val="24"/>
+        </w:rPr>
+        <w:t>Anasayfada</w:t>
+      </w:r>
+      <w:r>
+        <w:rPr>
+          <w:sz w:val="24"/>
+          <w:szCs w:val="24"/>
+        </w:rPr>
+        <w:t>: Her ilanın yanındaki kalp butonunun rengini belirlemek</w:t>
+      </w:r>
+    </w:p>
+    <w:p>
+      <w:pPr>
+        <w:pStyle w:val="ListeParagraf"/>
+        <w:ind w:left="1440"/>
+        <w:rPr>
+          <w:sz w:val="24"/>
+          <w:szCs w:val="24"/>
+        </w:rPr>
+      </w:pPr>
+    </w:p>
+    <w:p>
+      <w:pPr>
+        <w:pStyle w:val="ListeParagraf"/>
+        <w:ind w:left="1440"/>
+        <w:rPr>
+          <w:sz w:val="24"/>
+          <w:szCs w:val="24"/>
+        </w:rPr>
+      </w:pPr>
+    </w:p>
+    <w:p>
+      <w:pPr>
+        <w:pStyle w:val="ListeParagraf"/>
+        <w:ind w:left="1440"/>
+        <w:rPr>
+          <w:sz w:val="24"/>
+          <w:szCs w:val="24"/>
+        </w:rPr>
+      </w:pPr>
+    </w:p>
+    <w:p>
+      <w:pPr>
+        <w:rPr>
+          <w:b/>
+          <w:bCs/>
+          <w:sz w:val="24"/>
+          <w:szCs w:val="24"/>
+        </w:rPr>
+      </w:pPr>
+      <w:r>
+        <w:rPr>
+          <w:b/>
+          <w:bCs/>
+          <w:sz w:val="24"/>
+          <w:szCs w:val="24"/>
+        </w:rPr>
+        <w:t>İlanlarım Sayfası</w:t>
+      </w:r>
+    </w:p>
+    <w:p>
+      <w:pPr>
+        <w:rPr>
+          <w:b/>
+          <w:bCs/>
+          <w:sz w:val="24"/>
+          <w:szCs w:val="24"/>
+        </w:rPr>
+      </w:pPr>
+      <w:r>
+        <w:rPr>
+          <w:b/>
+          <w:bCs/>
+          <w:sz w:val="24"/>
+          <w:szCs w:val="24"/>
+        </w:rPr>
+        <w:t>1. Aktif İlanlar Sekmesi</w:t>
+      </w:r>
+    </w:p>
+    <w:p>
+      <w:pPr>
+        <w:numPr>
+          <w:ilvl w:val="0"/>
+          <w:numId w:val="28"/>
+        </w:numPr>
+        <w:rPr>
+          <w:sz w:val="24"/>
+          <w:szCs w:val="24"/>
+        </w:rPr>
+      </w:pPr>
+      <w:r>
+        <w:rPr>
+          <w:sz w:val="24"/>
+          <w:szCs w:val="24"/>
+        </w:rPr>
+        <w:t>Yayında olan tüm ilanlar listelenir</w:t>
+      </w:r>
+    </w:p>
+    <w:p>
+      <w:pPr>
+        <w:numPr>
+          <w:ilvl w:val="0"/>
+          <w:numId w:val="28"/>
+        </w:numPr>
+        <w:rPr>
+          <w:sz w:val="24"/>
+          <w:szCs w:val="24"/>
+        </w:rPr>
+      </w:pPr>
+      <w:r>
+        <w:rPr>
+          <w:sz w:val="24"/>
+          <w:szCs w:val="24"/>
+        </w:rPr>
+        <w:t>Her ilanın üzerinde 2 buton:</w:t>
+      </w:r>
+    </w:p>
+    <w:p>
+      <w:pPr>
+        <w:numPr>
+          <w:ilvl w:val="1"/>
+          <w:numId w:val="28"/>
+        </w:numPr>
+        <w:rPr>
+          <w:sz w:val="24"/>
+          <w:szCs w:val="24"/>
+        </w:rPr>
+      </w:pPr>
+      <w:r>
+        <w:rPr>
+          <w:b/>
+          <w:bCs/>
+          <w:sz w:val="24"/>
+          <w:szCs w:val="24"/>
+        </w:rPr>
+        <w:t>Arşivle Butonu</w:t>
+      </w:r>
+      <w:r>
+        <w:rPr>
+          <w:sz w:val="24"/>
+          <w:szCs w:val="24"/>
+        </w:rPr>
+        <w:t> (yeşil</w:t>
+      </w:r>
+      <w:proofErr w:type="gramStart"/>
+      <w:r>
+        <w:rPr>
+          <w:sz w:val="24"/>
+          <w:szCs w:val="24"/>
+        </w:rPr>
+        <w:t>) -</w:t>
+      </w:r>
+      <w:proofErr w:type="gramEnd"/>
+      <w:r>
+        <w:rPr>
+          <w:sz w:val="24"/>
+          <w:szCs w:val="24"/>
+        </w:rPr>
+        <w:t xml:space="preserve"> İlanı arşive taşır</w:t>
+      </w:r>
+    </w:p>
+    <w:p>
+      <w:pPr>
+        <w:numPr>
+          <w:ilvl w:val="1"/>
+          <w:numId w:val="28"/>
+        </w:numPr>
+        <w:rPr>
+          <w:sz w:val="24"/>
+          <w:szCs w:val="24"/>
+        </w:rPr>
+      </w:pPr>
+      <w:r>
+        <w:rPr>
+          <w:b/>
+          <w:bCs/>
+          <w:sz w:val="24"/>
+          <w:szCs w:val="24"/>
+        </w:rPr>
+        <w:t xml:space="preserve"> Sil Butonu</w:t>
+      </w:r>
+      <w:r>
+        <w:rPr>
+          <w:sz w:val="24"/>
+          <w:szCs w:val="24"/>
+        </w:rPr>
+        <w:t> (kırmızı</w:t>
+      </w:r>
+      <w:proofErr w:type="gramStart"/>
+      <w:r>
+        <w:rPr>
+          <w:sz w:val="24"/>
+          <w:szCs w:val="24"/>
+        </w:rPr>
+        <w:t>) -</w:t>
+      </w:r>
+      <w:proofErr w:type="gramEnd"/>
+      <w:r>
+        <w:rPr>
+          <w:sz w:val="24"/>
+          <w:szCs w:val="24"/>
+        </w:rPr>
+        <w:t xml:space="preserve"> İlanı siler</w:t>
+      </w:r>
+    </w:p>
+    <w:p>
+      <w:pPr>
+        <w:rPr>
+          <w:b/>
+          <w:bCs/>
+          <w:sz w:val="24"/>
+          <w:szCs w:val="24"/>
+        </w:rPr>
+      </w:pPr>
+      <w:r>
+        <w:rPr>
+          <w:b/>
+          <w:bCs/>
+          <w:sz w:val="24"/>
+          <w:szCs w:val="24"/>
+        </w:rPr>
+        <w:t>2. Arşivlenmiş İlanlar Sekmesi</w:t>
+      </w:r>
+    </w:p>
+    <w:p>
+      <w:pPr>
+        <w:numPr>
+          <w:ilvl w:val="0"/>
+          <w:numId w:val="29"/>
+        </w:numPr>
+        <w:rPr>
+          <w:sz w:val="24"/>
+          <w:szCs w:val="24"/>
+        </w:rPr>
+      </w:pPr>
+      <w:r>
+        <w:rPr>
+          <w:sz w:val="24"/>
+          <w:szCs w:val="24"/>
+        </w:rPr>
+        <w:t>Pasif/arşivlenmiş ilanlar burada gösterilir</w:t>
+      </w:r>
+    </w:p>
+    <w:p>
+      <w:pPr>
+        <w:numPr>
+          <w:ilvl w:val="0"/>
+          <w:numId w:val="29"/>
+        </w:numPr>
+        <w:rPr>
+          <w:sz w:val="24"/>
+          <w:szCs w:val="24"/>
+        </w:rPr>
+      </w:pPr>
+      <w:r>
+        <w:rPr>
+          <w:sz w:val="24"/>
+          <w:szCs w:val="24"/>
+        </w:rPr>
+        <w:t>Üzerinde 2 buton:</w:t>
+      </w:r>
+    </w:p>
+    <w:p>
+      <w:pPr>
+        <w:numPr>
+          <w:ilvl w:val="1"/>
+          <w:numId w:val="29"/>
+        </w:numPr>
+        <w:rPr>
+          <w:sz w:val="24"/>
+          <w:szCs w:val="24"/>
+        </w:rPr>
+      </w:pPr>
+      <w:r>
+        <w:rPr>
+          <w:b/>
+          <w:bCs/>
+          <w:sz w:val="24"/>
+          <w:szCs w:val="24"/>
+        </w:rPr>
+        <w:t>Yukarı Ok Butonu</w:t>
+      </w:r>
+      <w:r>
+        <w:rPr>
+          <w:sz w:val="24"/>
+          <w:szCs w:val="24"/>
+        </w:rPr>
+        <w:t> (yeşil</w:t>
+      </w:r>
+      <w:proofErr w:type="gramStart"/>
+      <w:r>
+        <w:rPr>
+          <w:sz w:val="24"/>
+          <w:szCs w:val="24"/>
+        </w:rPr>
+        <w:t>) -</w:t>
+      </w:r>
+      <w:proofErr w:type="gramEnd"/>
+      <w:r>
+        <w:rPr>
+          <w:sz w:val="24"/>
+          <w:szCs w:val="24"/>
+        </w:rPr>
+        <w:t xml:space="preserve"> İlanı tekrar yayına alır</w:t>
+      </w:r>
+    </w:p>
+    <w:p>
+      <w:pPr>
+        <w:numPr>
+          <w:ilvl w:val="1"/>
+          <w:numId w:val="29"/>
+        </w:numPr>
+        <w:rPr>
+          <w:sz w:val="24"/>
+          <w:szCs w:val="24"/>
+        </w:rPr>
+      </w:pPr>
+      <w:r>
+        <w:rPr>
+          <w:b/>
+          <w:bCs/>
+          <w:sz w:val="24"/>
+          <w:szCs w:val="24"/>
+        </w:rPr>
+        <w:t>Sil Butonu</w:t>
+      </w:r>
+      <w:r>
+        <w:rPr>
+          <w:sz w:val="24"/>
+          <w:szCs w:val="24"/>
+        </w:rPr>
+        <w:t> (kırmızı</w:t>
+      </w:r>
+      <w:proofErr w:type="gramStart"/>
+      <w:r>
+        <w:rPr>
+          <w:sz w:val="24"/>
+          <w:szCs w:val="24"/>
+        </w:rPr>
+        <w:t>) -</w:t>
+      </w:r>
+      <w:proofErr w:type="gramEnd"/>
+      <w:r>
+        <w:rPr>
+          <w:sz w:val="24"/>
+          <w:szCs w:val="24"/>
+        </w:rPr>
+        <w:t xml:space="preserve"> İlanı siler</w:t>
+      </w:r>
+    </w:p>
+    <w:p>
+      <w:pPr>
+        <w:rPr>
+          <w:sz w:val="24"/>
+          <w:szCs w:val="24"/>
+        </w:rPr>
+      </w:pPr>
+    </w:p>
+    <w:p>
+      <w:pPr>
+        <w:pStyle w:val="ListeParagraf"/>
+        <w:numPr>
+          <w:ilvl w:val="1"/>
+          <w:numId w:val="26"/>
+        </w:numPr>
+        <w:rPr>
+          <w:sz w:val="24"/>
+          <w:szCs w:val="24"/>
+        </w:rPr>
+      </w:pPr>
+      <w:r>
+        <w:rPr>
+          <w:noProof/>
+        </w:rPr>
+        <w:drawing>
+          <wp:anchor distT="0" distB="0" distL="114300" distR="114300" simplePos="0" relativeHeight="251667456" behindDoc="1" locked="0" layoutInCell="1" allowOverlap="1" wp14:anchorId="42DA97FE" wp14:editId="0365D559">
+            <wp:simplePos x="0" y="0"/>
+            <wp:positionH relativeFrom="column">
+              <wp:posOffset>0</wp:posOffset>
+            </wp:positionH>
+            <wp:positionV relativeFrom="paragraph">
+              <wp:posOffset>-363</wp:posOffset>
+            </wp:positionV>
+            <wp:extent cx="3890113" cy="3526971"/>
+            <wp:effectExtent l="0" t="0" r="0" b="0"/>
+            <wp:wrapTight wrapText="bothSides">
+              <wp:wrapPolygon edited="0">
+                <wp:start x="0" y="0"/>
+                <wp:lineTo x="0" y="21468"/>
+                <wp:lineTo x="21473" y="21468"/>
+                <wp:lineTo x="21473" y="0"/>
+                <wp:lineTo x="0" y="0"/>
+              </wp:wrapPolygon>
+            </wp:wrapTight>
+            <wp:docPr id="256453779" name="Resim 1" descr="metin, ekran görüntüsü içeren bir resim&#10;&#10;Yapay zeka tarafından oluşturulmuş içerik yanlış olabilir."/>
+            <wp:cNvGraphicFramePr>
+              <a:graphicFrameLocks xmlns:a="http://schemas.openxmlformats.org/drawingml/2006/main" noChangeAspect="1"/>
+            </wp:cNvGraphicFramePr>
+            <a:graphic xmlns:a="http://schemas.openxmlformats.org/drawingml/2006/main">
+              <a:graphicData uri="http://schemas.openxmlformats.org/drawingml/2006/picture">
+                <pic:pic xmlns:pic="http://schemas.openxmlformats.org/drawingml/2006/picture">
+                  <pic:nvPicPr>
+                    <pic:cNvPr id="256453779" name="Resim 1" descr="metin, ekran görüntüsü içeren bir resim&#10;&#10;Yapay zeka tarafından oluşturulmuş içerik yanlış olabilir."/>
+                    <pic:cNvPicPr/>
+                  </pic:nvPicPr>
+                  <pic:blipFill>
+                    <a:blip r:embed="rId29">
+                      <a:extLst>
+                        <a:ext uri="{28A0092B-C50C-407E-A947-70E740481C1C}">
+                          <a14:useLocalDpi xmlns:a14="http://schemas.microsoft.com/office/drawing/2010/main" val="0"/>
+                        </a:ext>
+                      </a:extLst>
+                    </a:blip>
+                    <a:stretch>
+                      <a:fillRect/>
+                    </a:stretch>
+                  </pic:blipFill>
+                  <pic:spPr>
+                    <a:xfrm>
+                      <a:off x="0" y="0"/>
+                      <a:ext cx="3890113" cy="3526971"/>
+                    </a:xfrm>
+                    <a:prstGeom prst="rect">
+                      <a:avLst/>
+                    </a:prstGeom>
+                  </pic:spPr>
+                </pic:pic>
+              </a:graphicData>
+            </a:graphic>
+          </wp:anchor>
+        </w:drawing>
+      </w:r>
+      <w:r>
+        <w:rPr>
+          <w:sz w:val="24"/>
+          <w:szCs w:val="24"/>
+        </w:rPr>
+        <w:t>Kullanıcının aktif ve arşivlenmiş ilanlarını getirir.</w:t>
+      </w:r>
+    </w:p>
+    <w:p>
+      <w:pPr>
+        <w:pStyle w:val="ListeParagraf"/>
+        <w:ind w:left="1440"/>
+        <w:rPr>
+          <w:sz w:val="24"/>
+          <w:szCs w:val="24"/>
+        </w:rPr>
+      </w:pPr>
+    </w:p>
+    <w:p>
+      <w:pPr>
+        <w:pStyle w:val="ListeParagraf"/>
+        <w:ind w:left="1440"/>
+        <w:rPr>
+          <w:sz w:val="24"/>
+          <w:szCs w:val="24"/>
+        </w:rPr>
+      </w:pPr>
+      <w:r>
+        <w:rPr>
+          <w:b/>
+          <w:bCs/>
+          <w:sz w:val="24"/>
+          <w:szCs w:val="24"/>
+        </w:rPr>
+        <w:t>Aktif İlanlar</w:t>
+      </w:r>
+      <w:r>
+        <w:rPr>
+          <w:sz w:val="24"/>
+          <w:szCs w:val="24"/>
+        </w:rPr>
+        <w:t xml:space="preserve"> Sekmesi → </w:t>
+      </w:r>
+      <w:proofErr w:type="gramStart"/>
+      <w:r>
+        <w:rPr>
+          <w:b/>
+          <w:bCs/>
+          <w:sz w:val="24"/>
+          <w:szCs w:val="24"/>
+        </w:rPr>
+        <w:t>getMyListings(</w:t>
+      </w:r>
+      <w:proofErr w:type="gramEnd"/>
+      <w:r>
+        <w:rPr>
+          <w:b/>
+          <w:bCs/>
+          <w:sz w:val="24"/>
+          <w:szCs w:val="24"/>
+        </w:rPr>
+        <w:t>)</w:t>
+      </w:r>
+      <w:r>
+        <w:rPr>
+          <w:sz w:val="24"/>
+          <w:szCs w:val="24"/>
+        </w:rPr>
+        <w:t xml:space="preserve"> sonuçlarını göster</w:t>
+      </w:r>
+    </w:p>
+    <w:p>
+      <w:pPr>
+        <w:pStyle w:val="ListeParagraf"/>
+        <w:ind w:left="1440"/>
+        <w:rPr>
+          <w:sz w:val="24"/>
+          <w:szCs w:val="24"/>
+        </w:rPr>
+      </w:pPr>
+      <w:r>
+        <w:rPr>
+          <w:b/>
+          <w:bCs/>
+          <w:sz w:val="24"/>
+          <w:szCs w:val="24"/>
+        </w:rPr>
+        <w:t>Arşiv</w:t>
+      </w:r>
+      <w:r>
+        <w:rPr>
+          <w:sz w:val="24"/>
+          <w:szCs w:val="24"/>
+        </w:rPr>
+        <w:t xml:space="preserve"> Sekmesi → </w:t>
+      </w:r>
+      <w:proofErr w:type="gramStart"/>
+      <w:r>
+        <w:rPr>
+          <w:b/>
+          <w:bCs/>
+          <w:sz w:val="24"/>
+          <w:szCs w:val="24"/>
+        </w:rPr>
+        <w:t>getArchivedListings(</w:t>
+      </w:r>
+      <w:proofErr w:type="gramEnd"/>
+      <w:r>
+        <w:rPr>
+          <w:b/>
+          <w:bCs/>
+          <w:sz w:val="24"/>
+          <w:szCs w:val="24"/>
+        </w:rPr>
+        <w:t>)</w:t>
+      </w:r>
+      <w:r>
+        <w:rPr>
+          <w:sz w:val="24"/>
+          <w:szCs w:val="24"/>
+        </w:rPr>
+        <w:t xml:space="preserve"> sonu</w:t>
+      </w:r>
+      <w:r>
+        <w:rPr>
+          <w:sz w:val="24"/>
+          <w:szCs w:val="24"/>
+        </w:rPr>
+        <w:t>ç</w:t>
+      </w:r>
+      <w:r>
+        <w:rPr>
+          <w:sz w:val="24"/>
+          <w:szCs w:val="24"/>
+        </w:rPr>
+        <w:t>larını göster</w:t>
+      </w:r>
+    </w:p>
+    <w:p>
+      <w:pPr>
+        <w:pStyle w:val="ListeParagraf"/>
+        <w:ind w:left="1440"/>
+        <w:rPr>
+          <w:sz w:val="24"/>
+          <w:szCs w:val="24"/>
+        </w:rPr>
+      </w:pPr>
+    </w:p>
+    <w:p>
+      <w:pPr>
+        <w:pStyle w:val="ListeParagraf"/>
+        <w:ind w:left="1440"/>
+        <w:rPr>
+          <w:sz w:val="24"/>
+          <w:szCs w:val="24"/>
+        </w:rPr>
+      </w:pPr>
+    </w:p>
+    <w:p>
+      <w:pPr>
+        <w:pStyle w:val="ListeParagraf"/>
+        <w:ind w:left="1440"/>
+        <w:rPr>
+          <w:sz w:val="24"/>
+          <w:szCs w:val="24"/>
+        </w:rPr>
+      </w:pPr>
+    </w:p>
+    <w:p>
+      <w:pPr>
+        <w:pStyle w:val="ListeParagraf"/>
+        <w:ind w:left="1440"/>
+        <w:rPr>
+          <w:sz w:val="24"/>
+          <w:szCs w:val="24"/>
+        </w:rPr>
+      </w:pPr>
+    </w:p>
+    <w:p>
+      <w:pPr>
+        <w:pStyle w:val="ListeParagraf"/>
+        <w:ind w:left="1440"/>
+        <w:rPr>
+          <w:sz w:val="24"/>
+          <w:szCs w:val="24"/>
+        </w:rPr>
+      </w:pPr>
+    </w:p>
+    <w:p>
+      <w:pPr>
+        <w:pStyle w:val="ListeParagraf"/>
+        <w:ind w:left="1440"/>
+        <w:rPr>
+          <w:sz w:val="24"/>
+          <w:szCs w:val="24"/>
+        </w:rPr>
+      </w:pPr>
+    </w:p>
+    <w:p>
+      <w:pPr>
+        <w:pStyle w:val="ListeParagraf"/>
+        <w:ind w:left="1440"/>
+        <w:rPr>
+          <w:sz w:val="24"/>
+          <w:szCs w:val="24"/>
+        </w:rPr>
+      </w:pPr>
+    </w:p>
+    <w:p>
+      <w:pPr>
+        <w:pStyle w:val="ListeParagraf"/>
+        <w:ind w:left="1440"/>
+        <w:rPr>
+          <w:sz w:val="24"/>
+          <w:szCs w:val="24"/>
+        </w:rPr>
+      </w:pPr>
+    </w:p>
+    <w:p>
+      <w:pPr>
+        <w:pStyle w:val="ListeParagraf"/>
+        <w:ind w:left="1440"/>
+        <w:rPr>
+          <w:sz w:val="24"/>
+          <w:szCs w:val="24"/>
+        </w:rPr>
+      </w:pPr>
+    </w:p>
+    <w:p>
+      <w:pPr>
+        <w:pStyle w:val="ListeParagraf"/>
+        <w:ind w:left="1440"/>
+        <w:rPr>
+          <w:sz w:val="24"/>
+          <w:szCs w:val="24"/>
+        </w:rPr>
+      </w:pPr>
+    </w:p>
+    <w:p>
+      <w:pPr>
+        <w:pStyle w:val="ListeParagraf"/>
+        <w:ind w:left="1440"/>
+        <w:rPr>
+          <w:sz w:val="24"/>
+          <w:szCs w:val="24"/>
+        </w:rPr>
+      </w:pPr>
+    </w:p>
+    <w:p>
+      <w:pPr>
+        <w:pStyle w:val="ListeParagraf"/>
+        <w:ind w:left="1440"/>
+        <w:rPr>
+          <w:sz w:val="24"/>
+          <w:szCs w:val="24"/>
+        </w:rPr>
+      </w:pPr>
+    </w:p>
+    <w:p>
+      <w:pPr>
+        <w:pStyle w:val="ListeParagraf"/>
+        <w:numPr>
+          <w:ilvl w:val="1"/>
+          <w:numId w:val="26"/>
+        </w:numPr>
+      </w:pPr>
+      <w:r>
+        <w:rPr>
+          <w:noProof/>
+          <w:sz w:val="24"/>
+          <w:szCs w:val="24"/>
+        </w:rPr>
+        <w:lastRenderedPageBreak/>
+        <w:drawing>
+          <wp:anchor distT="0" distB="0" distL="114300" distR="114300" simplePos="0" relativeHeight="251668480" behindDoc="1" locked="0" layoutInCell="1" allowOverlap="1" wp14:anchorId="0B5C70B1" wp14:editId="1DF57D94">
+            <wp:simplePos x="0" y="0"/>
+            <wp:positionH relativeFrom="column">
+              <wp:posOffset>5080</wp:posOffset>
+            </wp:positionH>
+            <wp:positionV relativeFrom="paragraph">
+              <wp:posOffset>272</wp:posOffset>
+            </wp:positionV>
+            <wp:extent cx="3249295" cy="4117340"/>
+            <wp:effectExtent l="0" t="0" r="8255" b="0"/>
+            <wp:wrapTight wrapText="bothSides">
+              <wp:wrapPolygon edited="0">
+                <wp:start x="0" y="0"/>
+                <wp:lineTo x="0" y="21487"/>
+                <wp:lineTo x="21528" y="21487"/>
+                <wp:lineTo x="21528" y="0"/>
+                <wp:lineTo x="0" y="0"/>
+              </wp:wrapPolygon>
+            </wp:wrapTight>
+            <wp:docPr id="1862251628" name="Resim 1" descr="metin, ekran görüntüsü içeren bir resim&#10;&#10;Yapay zeka tarafından oluşturulmuş içerik yanlış olabilir."/>
+            <wp:cNvGraphicFramePr>
+              <a:graphicFrameLocks xmlns:a="http://schemas.openxmlformats.org/drawingml/2006/main" noChangeAspect="1"/>
+            </wp:cNvGraphicFramePr>
+            <a:graphic xmlns:a="http://schemas.openxmlformats.org/drawingml/2006/main">
+              <a:graphicData uri="http://schemas.openxmlformats.org/drawingml/2006/picture">
+                <pic:pic xmlns:pic="http://schemas.openxmlformats.org/drawingml/2006/picture">
+                  <pic:nvPicPr>
+                    <pic:cNvPr id="1862251628" name="Resim 1" descr="metin, ekran görüntüsü içeren bir resim&#10;&#10;Yapay zeka tarafından oluşturulmuş içerik yanlış olabilir."/>
+                    <pic:cNvPicPr/>
+                  </pic:nvPicPr>
+                  <pic:blipFill>
+                    <a:blip r:embed="rId30">
+                      <a:extLst>
+                        <a:ext uri="{28A0092B-C50C-407E-A947-70E740481C1C}">
+                          <a14:useLocalDpi xmlns:a14="http://schemas.microsoft.com/office/drawing/2010/main" val="0"/>
+                        </a:ext>
+                      </a:extLst>
+                    </a:blip>
+                    <a:stretch>
+                      <a:fillRect/>
+                    </a:stretch>
+                  </pic:blipFill>
+                  <pic:spPr>
+                    <a:xfrm>
+                      <a:off x="0" y="0"/>
+                      <a:ext cx="3249295" cy="4117340"/>
+                    </a:xfrm>
+                    <a:prstGeom prst="rect">
+                      <a:avLst/>
+                    </a:prstGeom>
+                  </pic:spPr>
+                </pic:pic>
+              </a:graphicData>
+            </a:graphic>
+            <wp14:sizeRelH relativeFrom="margin">
+              <wp14:pctWidth>0</wp14:pctWidth>
+            </wp14:sizeRelH>
+            <wp14:sizeRelV relativeFrom="margin">
+              <wp14:pctHeight>0</wp14:pctHeight>
+            </wp14:sizeRelV>
+          </wp:anchor>
+        </w:drawing>
+      </w:r>
+      <w:r>
+        <w:rPr>
+          <w:rFonts w:ascii="Segoe UI" w:eastAsia="Times New Roman" w:hAnsi="Segoe UI" w:cs="Segoe UI"/>
+          <w:color w:val="F8F8F2"/>
+          <w:kern w:val="0"/>
+          <w:sz w:val="20"/>
+          <w:szCs w:val="20"/>
+          <w:lang w:eastAsia="tr-TR"/>
+          <w14:ligatures w14:val="none"/>
+        </w:rPr>
+        <w:t xml:space="preserve"> </w:t>
+      </w:r>
+      <w:r>
+        <w:t>Bu iki kod, kullanıcının ilanlarını </w:t>
+      </w:r>
+      <w:r>
+        <w:rPr>
+          <w:b/>
+          <w:bCs/>
+        </w:rPr>
+        <w:t>güncelleme</w:t>
+      </w:r>
+      <w:r>
+        <w:t> ve </w:t>
+      </w:r>
+      <w:r>
+        <w:rPr>
+          <w:b/>
+          <w:bCs/>
+        </w:rPr>
+        <w:t>silme</w:t>
+      </w:r>
+      <w:r>
+        <w:t> işlemleri yapıyor.</w:t>
+      </w:r>
+    </w:p>
+    <w:p>
+      <w:pPr>
+        <w:rPr>
+          <w:sz w:val="24"/>
+          <w:szCs w:val="24"/>
+        </w:rPr>
+      </w:pPr>
+    </w:p>
+    <w:p>
+      <w:pPr>
+        <w:pStyle w:val="ListeParagraf"/>
+        <w:numPr>
+          <w:ilvl w:val="0"/>
+          <w:numId w:val="32"/>
+        </w:numPr>
+        <w:rPr>
+          <w:b/>
+          <w:bCs/>
+          <w:sz w:val="24"/>
+          <w:szCs w:val="24"/>
+        </w:rPr>
+      </w:pPr>
+      <w:proofErr w:type="gramStart"/>
+      <w:r>
+        <w:rPr>
+          <w:b/>
+          <w:bCs/>
+          <w:sz w:val="24"/>
+          <w:szCs w:val="24"/>
+        </w:rPr>
+        <w:t>updateListing(</w:t>
+      </w:r>
+      <w:proofErr w:type="gramEnd"/>
+      <w:r>
+        <w:rPr>
+          <w:b/>
+          <w:bCs/>
+          <w:sz w:val="24"/>
+          <w:szCs w:val="24"/>
+        </w:rPr>
+        <w:t>) - İlanı Güncelle</w:t>
+      </w:r>
+    </w:p>
+    <w:p>
+      <w:pPr>
+        <w:pStyle w:val="ListeParagraf"/>
+        <w:ind w:left="1440"/>
+        <w:rPr>
+          <w:b/>
+          <w:bCs/>
+          <w:sz w:val="24"/>
+          <w:szCs w:val="24"/>
+        </w:rPr>
+      </w:pPr>
+      <w:r>
+        <w:rPr>
+          <w:sz w:val="24"/>
+          <w:szCs w:val="24"/>
+        </w:rPr>
+        <w:t>İlanın ID'sini ve yeni verileri alır</w:t>
+      </w:r>
+    </w:p>
+    <w:p>
+      <w:pPr>
+        <w:pStyle w:val="ListeParagraf"/>
+        <w:ind w:left="1440"/>
+        <w:rPr>
+          <w:sz w:val="24"/>
+          <w:szCs w:val="24"/>
+        </w:rPr>
+      </w:pPr>
+      <w:r>
+        <w:rPr>
+          <w:sz w:val="24"/>
+          <w:szCs w:val="24"/>
+        </w:rPr>
+        <w:t>Backend'e PUT isteği gönderir</w:t>
+      </w:r>
+    </w:p>
+    <w:p>
+      <w:pPr>
+        <w:pStyle w:val="ListeParagraf"/>
+        <w:ind w:left="1440"/>
+        <w:rPr>
+          <w:sz w:val="24"/>
+          <w:szCs w:val="24"/>
+        </w:rPr>
+      </w:pPr>
+      <w:r>
+        <w:rPr>
+          <w:sz w:val="24"/>
+          <w:szCs w:val="24"/>
+        </w:rPr>
+        <w:t>İlan güncellenir</w:t>
+      </w:r>
+    </w:p>
+    <w:p>
+      <w:pPr>
+        <w:pStyle w:val="ListeParagraf"/>
+        <w:ind w:left="1440"/>
+        <w:rPr>
+          <w:sz w:val="24"/>
+          <w:szCs w:val="24"/>
+        </w:rPr>
+      </w:pPr>
+    </w:p>
+    <w:p>
+      <w:pPr>
+        <w:pStyle w:val="ListeParagraf"/>
+        <w:numPr>
+          <w:ilvl w:val="0"/>
+          <w:numId w:val="32"/>
+        </w:numPr>
+        <w:rPr>
+          <w:b/>
+          <w:bCs/>
+          <w:sz w:val="24"/>
+          <w:szCs w:val="24"/>
+        </w:rPr>
+      </w:pPr>
+      <w:proofErr w:type="gramStart"/>
+      <w:r>
+        <w:rPr>
+          <w:b/>
+          <w:bCs/>
+          <w:sz w:val="24"/>
+          <w:szCs w:val="24"/>
+        </w:rPr>
+        <w:t>deleteListing(</w:t>
+      </w:r>
+      <w:proofErr w:type="gramEnd"/>
+      <w:r>
+        <w:rPr>
+          <w:b/>
+          <w:bCs/>
+          <w:sz w:val="24"/>
+          <w:szCs w:val="24"/>
+        </w:rPr>
+        <w:t>) - İlanı Sil</w:t>
+      </w:r>
+    </w:p>
+    <w:p>
+      <w:pPr>
+        <w:pStyle w:val="ListeParagraf"/>
+        <w:ind w:left="1440"/>
+        <w:rPr>
+          <w:sz w:val="24"/>
+          <w:szCs w:val="24"/>
+        </w:rPr>
+      </w:pPr>
+      <w:r>
+        <w:rPr>
+          <w:sz w:val="24"/>
+          <w:szCs w:val="24"/>
+        </w:rPr>
+        <w:t>İlanın ID'sini alır</w:t>
+      </w:r>
+    </w:p>
+    <w:p>
+      <w:pPr>
+        <w:pStyle w:val="ListeParagraf"/>
+        <w:ind w:left="1440"/>
+        <w:rPr>
+          <w:sz w:val="24"/>
+          <w:szCs w:val="24"/>
+        </w:rPr>
+      </w:pPr>
+      <w:r>
+        <w:rPr>
+          <w:sz w:val="24"/>
+          <w:szCs w:val="24"/>
+        </w:rPr>
+        <w:t>Backend'e DELETE isteği gönderir</w:t>
+      </w:r>
+    </w:p>
+    <w:p>
+      <w:pPr>
+        <w:pStyle w:val="ListeParagraf"/>
+        <w:ind w:left="1440"/>
+        <w:rPr>
+          <w:sz w:val="24"/>
+          <w:szCs w:val="24"/>
+        </w:rPr>
+      </w:pPr>
+      <w:r>
+        <w:rPr>
+          <w:sz w:val="24"/>
+          <w:szCs w:val="24"/>
+        </w:rPr>
+        <w:t>İlan tamamen silinir </w:t>
+      </w:r>
+    </w:p>
+    <w:p>
+      <w:pPr>
+        <w:pStyle w:val="ListeParagraf"/>
+        <w:ind w:left="1440"/>
+        <w:rPr>
+          <w:sz w:val="24"/>
+          <w:szCs w:val="24"/>
+        </w:rPr>
+      </w:pPr>
+    </w:p>
+    <w:p>
+      <w:pPr>
+        <w:pStyle w:val="ListeParagraf"/>
+        <w:ind w:left="1440"/>
+        <w:rPr>
+          <w:sz w:val="24"/>
+          <w:szCs w:val="24"/>
+        </w:rPr>
+      </w:pPr>
+    </w:p>
+    <w:p>
+      <w:pPr>
+        <w:pStyle w:val="ListeParagraf"/>
+        <w:ind w:left="1440"/>
+        <w:rPr>
+          <w:sz w:val="24"/>
+          <w:szCs w:val="24"/>
+        </w:rPr>
+      </w:pPr>
+    </w:p>
+    <w:p>
+      <w:pPr>
+        <w:pStyle w:val="ListeParagraf"/>
+        <w:ind w:left="1440"/>
+        <w:rPr>
+          <w:sz w:val="24"/>
+          <w:szCs w:val="24"/>
+        </w:rPr>
+      </w:pPr>
+    </w:p>
+    <w:p>
+      <w:pPr>
+        <w:pStyle w:val="ListeParagraf"/>
+        <w:ind w:left="1440"/>
+        <w:rPr>
+          <w:sz w:val="24"/>
+          <w:szCs w:val="24"/>
+        </w:rPr>
+      </w:pPr>
+    </w:p>
+    <w:p>
+      <w:pPr>
+        <w:pStyle w:val="ListeParagraf"/>
+        <w:ind w:left="1440"/>
+        <w:rPr>
+          <w:sz w:val="24"/>
+          <w:szCs w:val="24"/>
+        </w:rPr>
+      </w:pPr>
+    </w:p>
+    <w:p>
+      <w:pPr>
+        <w:pStyle w:val="ListeParagraf"/>
+        <w:ind w:left="1440"/>
+        <w:rPr>
+          <w:sz w:val="24"/>
+          <w:szCs w:val="24"/>
+        </w:rPr>
+      </w:pPr>
+    </w:p>
+    <w:p>
+      <w:pPr>
+        <w:pStyle w:val="ListeParagraf"/>
+        <w:ind w:left="1440"/>
+        <w:rPr>
+          <w:sz w:val="24"/>
+          <w:szCs w:val="24"/>
+        </w:rPr>
+      </w:pPr>
+    </w:p>
+    <w:p>
+      <w:pPr>
+        <w:pStyle w:val="ListeParagraf"/>
+        <w:ind w:left="1440"/>
+        <w:rPr>
+          <w:sz w:val="24"/>
+          <w:szCs w:val="24"/>
+        </w:rPr>
+      </w:pPr>
+    </w:p>
+    <w:p>
+      <w:pPr>
+        <w:pStyle w:val="ListeParagraf"/>
+        <w:numPr>
+          <w:ilvl w:val="1"/>
+          <w:numId w:val="26"/>
+        </w:numPr>
+        <w:rPr>
+          <w:sz w:val="24"/>
+          <w:szCs w:val="24"/>
+        </w:rPr>
+      </w:pPr>
+      <w:r>
+        <w:rPr>
+          <w:noProof/>
+          <w:sz w:val="24"/>
+          <w:szCs w:val="24"/>
+        </w:rPr>
+        <w:drawing>
+          <wp:anchor distT="0" distB="0" distL="114300" distR="114300" simplePos="0" relativeHeight="251669504" behindDoc="1" locked="0" layoutInCell="1" allowOverlap="1" wp14:anchorId="64AE05D2" wp14:editId="3EB8329A">
+            <wp:simplePos x="0" y="0"/>
+            <wp:positionH relativeFrom="column">
+              <wp:posOffset>-27305</wp:posOffset>
+            </wp:positionH>
+            <wp:positionV relativeFrom="paragraph">
+              <wp:posOffset>27305</wp:posOffset>
+            </wp:positionV>
+            <wp:extent cx="3314700" cy="2140585"/>
+            <wp:effectExtent l="0" t="0" r="0" b="0"/>
+            <wp:wrapTight wrapText="bothSides">
+              <wp:wrapPolygon edited="0">
+                <wp:start x="0" y="0"/>
+                <wp:lineTo x="0" y="21337"/>
+                <wp:lineTo x="21476" y="21337"/>
+                <wp:lineTo x="21476" y="0"/>
+                <wp:lineTo x="0" y="0"/>
+              </wp:wrapPolygon>
+            </wp:wrapTight>
+            <wp:docPr id="1220848273" name="Resim 1" descr="metin, ekran görüntüsü, yazı tipi içeren bir resim&#10;&#10;Yapay zeka tarafından oluşturulmuş içerik yanlış olabilir."/>
+            <wp:cNvGraphicFramePr>
+              <a:graphicFrameLocks xmlns:a="http://schemas.openxmlformats.org/drawingml/2006/main" noChangeAspect="1"/>
+            </wp:cNvGraphicFramePr>
+            <a:graphic xmlns:a="http://schemas.openxmlformats.org/drawingml/2006/main">
+              <a:graphicData uri="http://schemas.openxmlformats.org/drawingml/2006/picture">
+                <pic:pic xmlns:pic="http://schemas.openxmlformats.org/drawingml/2006/picture">
+                  <pic:nvPicPr>
+                    <pic:cNvPr id="1220848273" name="Resim 1" descr="metin, ekran görüntüsü, yazı tipi içeren bir resim&#10;&#10;Yapay zeka tarafından oluşturulmuş içerik yanlış olabilir."/>
+                    <pic:cNvPicPr/>
+                  </pic:nvPicPr>
+                  <pic:blipFill>
+                    <a:blip r:embed="rId31">
+                      <a:extLst>
+                        <a:ext uri="{28A0092B-C50C-407E-A947-70E740481C1C}">
+                          <a14:useLocalDpi xmlns:a14="http://schemas.microsoft.com/office/drawing/2010/main" val="0"/>
+                        </a:ext>
+                      </a:extLst>
+                    </a:blip>
+                    <a:stretch>
+                      <a:fillRect/>
+                    </a:stretch>
+                  </pic:blipFill>
+                  <pic:spPr>
+                    <a:xfrm>
+                      <a:off x="0" y="0"/>
+                      <a:ext cx="3314700" cy="2140585"/>
+                    </a:xfrm>
+                    <a:prstGeom prst="rect">
+                      <a:avLst/>
+                    </a:prstGeom>
+                  </pic:spPr>
+                </pic:pic>
+              </a:graphicData>
+            </a:graphic>
+          </wp:anchor>
+        </w:drawing>
+      </w:r>
+      <w:r>
+        <w:rPr>
+          <w:sz w:val="24"/>
+          <w:szCs w:val="24"/>
+        </w:rPr>
+        <w:t>Bu kod, İlanlarım sayfasında aktif ve arşivlenmiş ilanları backend'den çekerek sayfaya yükleyen fonksiyon.</w:t>
+      </w:r>
+    </w:p>
+    <w:p>
+      <w:pPr>
+        <w:pStyle w:val="ListeParagraf"/>
+        <w:rPr>
+          <w:sz w:val="24"/>
+          <w:szCs w:val="24"/>
+        </w:rPr>
+      </w:pPr>
+    </w:p>
+    <w:p>
+      <w:pPr>
+        <w:pStyle w:val="ListeParagraf"/>
+        <w:rPr>
+          <w:sz w:val="24"/>
+          <w:szCs w:val="24"/>
+        </w:rPr>
+      </w:pPr>
+    </w:p>
+    <w:p>
+      <w:pPr>
+        <w:pStyle w:val="ListeParagraf"/>
+        <w:rPr>
+          <w:sz w:val="24"/>
+          <w:szCs w:val="24"/>
+        </w:rPr>
+      </w:pPr>
+    </w:p>
+    <w:p>
+      <w:pPr>
+        <w:pStyle w:val="ListeParagraf"/>
+        <w:rPr>
+          <w:sz w:val="24"/>
+          <w:szCs w:val="24"/>
+        </w:rPr>
+      </w:pPr>
+    </w:p>
+    <w:p>
+      <w:pPr>
+        <w:pStyle w:val="ListeParagraf"/>
+        <w:rPr>
+          <w:sz w:val="24"/>
+          <w:szCs w:val="24"/>
+        </w:rPr>
+      </w:pPr>
+    </w:p>
+    <w:p>
+      <w:pPr>
+        <w:pStyle w:val="ListeParagraf"/>
+        <w:rPr>
+          <w:sz w:val="24"/>
+          <w:szCs w:val="24"/>
+        </w:rPr>
+      </w:pPr>
+    </w:p>
+    <w:p>
+      <w:pPr>
+        <w:pStyle w:val="ListeParagraf"/>
+        <w:rPr>
+          <w:sz w:val="24"/>
+          <w:szCs w:val="24"/>
+        </w:rPr>
+      </w:pPr>
+    </w:p>
+    <w:p>
+      <w:pPr>
+        <w:pStyle w:val="ListeParagraf"/>
+        <w:rPr>
+          <w:sz w:val="24"/>
+          <w:szCs w:val="24"/>
+        </w:rPr>
+      </w:pPr>
+    </w:p>
+    <w:p>
+      <w:pPr>
+        <w:pStyle w:val="ListeParagraf"/>
+        <w:rPr>
+          <w:sz w:val="24"/>
+          <w:szCs w:val="24"/>
+        </w:rPr>
+      </w:pPr>
+      <w:r>
+        <w:rPr>
+          <w:b/>
+          <w:bCs/>
+          <w:sz w:val="24"/>
+          <w:szCs w:val="24"/>
+        </w:rPr>
+        <w:drawing>
+          <wp:anchor distT="0" distB="0" distL="114300" distR="114300" simplePos="0" relativeHeight="251672576" behindDoc="1" locked="0" layoutInCell="1" allowOverlap="1" wp14:anchorId="11DA8E06" wp14:editId="7A4BB098">
+            <wp:simplePos x="0" y="0"/>
+            <wp:positionH relativeFrom="column">
+              <wp:posOffset>3256915</wp:posOffset>
+            </wp:positionH>
+            <wp:positionV relativeFrom="paragraph">
+              <wp:posOffset>187960</wp:posOffset>
+            </wp:positionV>
+            <wp:extent cx="2696845" cy="2986405"/>
+            <wp:effectExtent l="0" t="0" r="8255" b="4445"/>
+            <wp:wrapTight wrapText="bothSides">
+              <wp:wrapPolygon edited="0">
+                <wp:start x="0" y="0"/>
+                <wp:lineTo x="0" y="21494"/>
+                <wp:lineTo x="21514" y="21494"/>
+                <wp:lineTo x="21514" y="0"/>
+                <wp:lineTo x="0" y="0"/>
+              </wp:wrapPolygon>
+            </wp:wrapTight>
+            <wp:docPr id="2144441560" name="Resim 1" descr="metin, ekran görüntüsü, pencere, ev içeren bir resim&#10;&#10;Yapay zeka tarafından oluşturulmuş içerik yanlış olabilir."/>
+            <wp:cNvGraphicFramePr>
+              <a:graphicFrameLocks xmlns:a="http://schemas.openxmlformats.org/drawingml/2006/main" noChangeAspect="1"/>
+            </wp:cNvGraphicFramePr>
+            <a:graphic xmlns:a="http://schemas.openxmlformats.org/drawingml/2006/main">
+              <a:graphicData uri="http://schemas.openxmlformats.org/drawingml/2006/picture">
+                <pic:pic xmlns:pic="http://schemas.openxmlformats.org/drawingml/2006/picture">
+                  <pic:nvPicPr>
+                    <pic:cNvPr id="2144441560" name="Resim 1" descr="metin, ekran görüntüsü, pencere, ev içeren bir resim&#10;&#10;Yapay zeka tarafından oluşturulmuş içerik yanlış olabilir."/>
+                    <pic:cNvPicPr/>
+                  </pic:nvPicPr>
+                  <pic:blipFill>
+                    <a:blip r:embed="rId32" cstate="print">
+                      <a:extLst>
+                        <a:ext uri="{28A0092B-C50C-407E-A947-70E740481C1C}">
+                          <a14:useLocalDpi xmlns:a14="http://schemas.microsoft.com/office/drawing/2010/main" val="0"/>
+                        </a:ext>
+                      </a:extLst>
+                    </a:blip>
+                    <a:stretch>
+                      <a:fillRect/>
+                    </a:stretch>
+                  </pic:blipFill>
+                  <pic:spPr>
+                    <a:xfrm>
+                      <a:off x="0" y="0"/>
+                      <a:ext cx="2696845" cy="2986405"/>
+                    </a:xfrm>
+                    <a:prstGeom prst="rect">
+                      <a:avLst/>
+                    </a:prstGeom>
+                  </pic:spPr>
+                </pic:pic>
+              </a:graphicData>
+            </a:graphic>
+            <wp14:sizeRelH relativeFrom="margin">
+              <wp14:pctWidth>0</wp14:pctWidth>
+            </wp14:sizeRelH>
+            <wp14:sizeRelV relativeFrom="margin">
+              <wp14:pctHeight>0</wp14:pctHeight>
+            </wp14:sizeRelV>
+          </wp:anchor>
+        </w:drawing>
+      </w:r>
+    </w:p>
+    <w:p>
+      <w:pPr>
+        <w:pStyle w:val="ListeParagraf"/>
+        <w:rPr>
+          <w:sz w:val="24"/>
+          <w:szCs w:val="24"/>
+        </w:rPr>
+      </w:pPr>
+      <w:r>
+        <w:rPr>
+          <w:sz w:val="24"/>
+          <w:szCs w:val="24"/>
+        </w:rPr>
+        <w:drawing>
+          <wp:anchor distT="0" distB="0" distL="114300" distR="114300" simplePos="0" relativeHeight="251670528" behindDoc="0" locked="0" layoutInCell="1" allowOverlap="1" wp14:anchorId="52C54BBF" wp14:editId="2A542CE9">
+            <wp:simplePos x="0" y="0"/>
+            <wp:positionH relativeFrom="column">
+              <wp:posOffset>220980</wp:posOffset>
+            </wp:positionH>
+            <wp:positionV relativeFrom="paragraph">
+              <wp:posOffset>-11430</wp:posOffset>
+            </wp:positionV>
+            <wp:extent cx="2709278" cy="2987040"/>
+            <wp:effectExtent l="0" t="0" r="0" b="3810"/>
+            <wp:wrapSquare wrapText="bothSides"/>
+            <wp:docPr id="1951690288" name="Resim 1" descr="metin, ekran görüntüsü, pencere, ev içeren bir resim&#10;&#10;Yapay zeka tarafından oluşturulmuş içerik yanlış olabilir."/>
+            <wp:cNvGraphicFramePr>
+              <a:graphicFrameLocks xmlns:a="http://schemas.openxmlformats.org/drawingml/2006/main" noChangeAspect="1"/>
+            </wp:cNvGraphicFramePr>
+            <a:graphic xmlns:a="http://schemas.openxmlformats.org/drawingml/2006/main">
+              <a:graphicData uri="http://schemas.openxmlformats.org/drawingml/2006/picture">
+                <pic:pic xmlns:pic="http://schemas.openxmlformats.org/drawingml/2006/picture">
+                  <pic:nvPicPr>
+                    <pic:cNvPr id="1951690288" name="Resim 1" descr="metin, ekran görüntüsü, pencere, ev içeren bir resim&#10;&#10;Yapay zeka tarafından oluşturulmuş içerik yanlış olabilir."/>
+                    <pic:cNvPicPr/>
+                  </pic:nvPicPr>
+                  <pic:blipFill>
+                    <a:blip r:embed="rId33" cstate="print">
+                      <a:extLst>
+                        <a:ext uri="{28A0092B-C50C-407E-A947-70E740481C1C}">
+                          <a14:useLocalDpi xmlns:a14="http://schemas.microsoft.com/office/drawing/2010/main" val="0"/>
+                        </a:ext>
+                      </a:extLst>
+                    </a:blip>
+                    <a:stretch>
+                      <a:fillRect/>
+                    </a:stretch>
+                  </pic:blipFill>
+                  <pic:spPr>
+                    <a:xfrm>
+                      <a:off x="0" y="0"/>
+                      <a:ext cx="2709278" cy="2987040"/>
+                    </a:xfrm>
+                    <a:prstGeom prst="rect">
+                      <a:avLst/>
+                    </a:prstGeom>
+                  </pic:spPr>
+                </pic:pic>
+              </a:graphicData>
+            </a:graphic>
+          </wp:anchor>
+        </w:drawing>
+      </w:r>
+    </w:p>
+    <w:p>
+      <w:pPr>
+        <w:pStyle w:val="ListeParagraf"/>
+        <w:rPr>
+          <w:sz w:val="24"/>
+          <w:szCs w:val="24"/>
+        </w:rPr>
+      </w:pPr>
+    </w:p>
+    <w:p>
+      <w:pPr>
+        <w:pStyle w:val="ListeParagraf"/>
+        <w:rPr>
+          <w:b/>
+          <w:bCs/>
+          <w:sz w:val="24"/>
+          <w:szCs w:val="24"/>
+        </w:rPr>
+      </w:pPr>
+    </w:p>
+    <w:p>
+      <w:pPr>
+        <w:pStyle w:val="ListeParagraf"/>
+        <w:rPr>
+          <w:b/>
+          <w:bCs/>
+          <w:sz w:val="24"/>
+          <w:szCs w:val="24"/>
+        </w:rPr>
+      </w:pPr>
+    </w:p>
+    <w:p>
+      <w:pPr>
+        <w:pStyle w:val="ListeParagraf"/>
+        <w:rPr>
+          <w:b/>
+          <w:bCs/>
+          <w:sz w:val="24"/>
+          <w:szCs w:val="24"/>
+        </w:rPr>
+      </w:pPr>
+    </w:p>
+    <w:p>
+      <w:pPr>
+        <w:pStyle w:val="ListeParagraf"/>
+        <w:rPr>
+          <w:b/>
+          <w:bCs/>
+          <w:sz w:val="24"/>
+          <w:szCs w:val="24"/>
+        </w:rPr>
+      </w:pPr>
+    </w:p>
+    <w:p>
+      <w:pPr>
+        <w:pStyle w:val="ListeParagraf"/>
+        <w:rPr>
+          <w:b/>
+          <w:bCs/>
+          <w:sz w:val="24"/>
+          <w:szCs w:val="24"/>
+        </w:rPr>
+      </w:pPr>
+    </w:p>
+    <w:p>
+      <w:pPr>
+        <w:pStyle w:val="ListeParagraf"/>
+        <w:rPr>
+          <w:b/>
+          <w:bCs/>
+          <w:sz w:val="24"/>
+          <w:szCs w:val="24"/>
+        </w:rPr>
+      </w:pPr>
+    </w:p>
+    <w:p>
+      <w:pPr>
+        <w:pStyle w:val="ListeParagraf"/>
+        <w:rPr>
+          <w:b/>
+          <w:bCs/>
+          <w:sz w:val="24"/>
+          <w:szCs w:val="24"/>
+        </w:rPr>
+      </w:pPr>
+    </w:p>
+    <w:p>
+      <w:pPr>
+        <w:pStyle w:val="ListeParagraf"/>
+        <w:rPr>
+          <w:b/>
+          <w:bCs/>
+          <w:sz w:val="24"/>
+          <w:szCs w:val="24"/>
+        </w:rPr>
+      </w:pPr>
+    </w:p>
+    <w:p>
+      <w:pPr>
+        <w:pStyle w:val="ListeParagraf"/>
+        <w:rPr>
+          <w:b/>
+          <w:bCs/>
+          <w:sz w:val="24"/>
+          <w:szCs w:val="24"/>
+        </w:rPr>
+      </w:pPr>
+    </w:p>
+    <w:p>
+      <w:pPr>
+        <w:pStyle w:val="ListeParagraf"/>
+        <w:rPr>
+          <w:b/>
+          <w:bCs/>
+          <w:sz w:val="24"/>
+          <w:szCs w:val="24"/>
+        </w:rPr>
+      </w:pPr>
+    </w:p>
+    <w:p>
+      <w:pPr>
+        <w:pStyle w:val="ListeParagraf"/>
+        <w:rPr>
+          <w:b/>
+          <w:bCs/>
+          <w:sz w:val="24"/>
+          <w:szCs w:val="24"/>
+        </w:rPr>
+      </w:pPr>
+    </w:p>
+    <w:p>
+      <w:pPr>
+        <w:rPr>
+          <w:b/>
+          <w:bCs/>
+          <w:sz w:val="24"/>
+          <w:szCs w:val="24"/>
+        </w:rPr>
+      </w:pPr>
+    </w:p>
+    <w:p>
+      <w:pPr>
+        <w:pStyle w:val="ListeParagraf"/>
+        <w:rPr>
+          <w:b/>
+          <w:bCs/>
+          <w:sz w:val="28"/>
+          <w:szCs w:val="28"/>
+        </w:rPr>
+      </w:pPr>
+    </w:p>
+    <w:p>
+      <w:pPr>
+        <w:pStyle w:val="ListeParagraf"/>
+        <w:rPr>
+          <w:b/>
+          <w:bCs/>
+          <w:sz w:val="40"/>
+          <w:szCs w:val="40"/>
+        </w:rPr>
+      </w:pPr>
+      <w:r>
+        <w:rPr>
+          <w:b/>
+          <w:bCs/>
+          <w:sz w:val="40"/>
+          <w:szCs w:val="40"/>
+          <w:highlight w:val="yellow"/>
+        </w:rPr>
+        <w:t xml:space="preserve">Video Linki: </w:t>
+      </w:r>
+      <w:r>
+        <w:rPr>
+          <w:sz w:val="40"/>
+          <w:szCs w:val="40"/>
+          <w:highlight w:val="yellow"/>
+        </w:rPr>
+        <w:t>https://youtu.be/PHZSUQ0_NHE</w:t>
       </w:r>
     </w:p>
     <w:sectPr>
@@ -4304,6 +6792,155 @@
     </w:lvl>
   </w:abstractNum>
   <w:abstractNum w:abstractNumId="1" w15:restartNumberingAfterBreak="0">
+    <w:nsid w:val="05FB1E3A"/>
+    <w:multiLevelType w:val="multilevel"/>
+    <w:tmpl w:val="9B160172"/>
+    <w:lvl w:ilvl="0">
+      <w:start w:val="1"/>
+      <w:numFmt w:val="bullet"/>
+      <w:lvlText w:val=""/>
+      <w:lvlJc w:val="left"/>
+      <w:pPr>
+        <w:tabs>
+          <w:tab w:val="num" w:pos="720"/>
+        </w:tabs>
+        <w:ind w:left="720" w:hanging="360"/>
+      </w:pPr>
+      <w:rPr>
+        <w:rFonts w:ascii="Symbol" w:hAnsi="Symbol" w:hint="default"/>
+        <w:sz w:val="20"/>
+      </w:rPr>
+    </w:lvl>
+    <w:lvl w:ilvl="1">
+      <w:start w:val="1"/>
+      <w:numFmt w:val="bullet"/>
+      <w:lvlText w:val="o"/>
+      <w:lvlJc w:val="left"/>
+      <w:pPr>
+        <w:tabs>
+          <w:tab w:val="num" w:pos="1440"/>
+        </w:tabs>
+        <w:ind w:left="1440" w:hanging="360"/>
+      </w:pPr>
+      <w:rPr>
+        <w:rFonts w:ascii="Courier New" w:hAnsi="Courier New" w:hint="default"/>
+        <w:sz w:val="20"/>
+      </w:rPr>
+    </w:lvl>
+    <w:lvl w:ilvl="2" w:tentative="1">
+      <w:start w:val="1"/>
+      <w:numFmt w:val="bullet"/>
+      <w:lvlText w:val=""/>
+      <w:lvlJc w:val="left"/>
+      <w:pPr>
+        <w:tabs>
+          <w:tab w:val="num" w:pos="2160"/>
+        </w:tabs>
+        <w:ind w:left="2160" w:hanging="360"/>
+      </w:pPr>
+      <w:rPr>
+        <w:rFonts w:ascii="Wingdings" w:hAnsi="Wingdings" w:hint="default"/>
+        <w:sz w:val="20"/>
+      </w:rPr>
+    </w:lvl>
+    <w:lvl w:ilvl="3" w:tentative="1">
+      <w:start w:val="1"/>
+      <w:numFmt w:val="bullet"/>
+      <w:lvlText w:val=""/>
+      <w:lvlJc w:val="left"/>
+      <w:pPr>
+        <w:tabs>
+          <w:tab w:val="num" w:pos="2880"/>
+        </w:tabs>
+        <w:ind w:left="2880" w:hanging="360"/>
+      </w:pPr>
+      <w:rPr>
+        <w:rFonts w:ascii="Wingdings" w:hAnsi="Wingdings" w:hint="default"/>
+        <w:sz w:val="20"/>
+      </w:rPr>
+    </w:lvl>
+    <w:lvl w:ilvl="4" w:tentative="1">
+      <w:start w:val="1"/>
+      <w:numFmt w:val="bullet"/>
+      <w:lvlText w:val=""/>
+      <w:lvlJc w:val="left"/>
+      <w:pPr>
+        <w:tabs>
+          <w:tab w:val="num" w:pos="3600"/>
+        </w:tabs>
+        <w:ind w:left="3600" w:hanging="360"/>
+      </w:pPr>
+      <w:rPr>
+        <w:rFonts w:ascii="Wingdings" w:hAnsi="Wingdings" w:hint="default"/>
+        <w:sz w:val="20"/>
+      </w:rPr>
+    </w:lvl>
+    <w:lvl w:ilvl="5" w:tentative="1">
+      <w:start w:val="1"/>
+      <w:numFmt w:val="bullet"/>
+      <w:lvlText w:val=""/>
+      <w:lvlJc w:val="left"/>
+      <w:pPr>
+        <w:tabs>
+          <w:tab w:val="num" w:pos="4320"/>
+        </w:tabs>
+        <w:ind w:left="4320" w:hanging="360"/>
+      </w:pPr>
+      <w:rPr>
+        <w:rFonts w:ascii="Wingdings" w:hAnsi="Wingdings" w:hint="default"/>
+        <w:sz w:val="20"/>
+      </w:rPr>
+    </w:lvl>
+    <w:lvl w:ilvl="6" w:tentative="1">
+      <w:start w:val="1"/>
+      <w:numFmt w:val="bullet"/>
+      <w:lvlText w:val=""/>
+      <w:lvlJc w:val="left"/>
+      <w:pPr>
+        <w:tabs>
+          <w:tab w:val="num" w:pos="5040"/>
+        </w:tabs>
+        <w:ind w:left="5040" w:hanging="360"/>
+      </w:pPr>
+      <w:rPr>
+        <w:rFonts w:ascii="Wingdings" w:hAnsi="Wingdings" w:hint="default"/>
+        <w:sz w:val="20"/>
+      </w:rPr>
+    </w:lvl>
+    <w:lvl w:ilvl="7" w:tentative="1">
+      <w:start w:val="1"/>
+      <w:numFmt w:val="bullet"/>
+      <w:lvlText w:val=""/>
+      <w:lvlJc w:val="left"/>
+      <w:pPr>
+        <w:tabs>
+          <w:tab w:val="num" w:pos="5760"/>
+        </w:tabs>
+        <w:ind w:left="5760" w:hanging="360"/>
+      </w:pPr>
+      <w:rPr>
+        <w:rFonts w:ascii="Wingdings" w:hAnsi="Wingdings" w:hint="default"/>
+        <w:sz w:val="20"/>
+      </w:rPr>
+    </w:lvl>
+    <w:lvl w:ilvl="8" w:tentative="1">
+      <w:start w:val="1"/>
+      <w:numFmt w:val="bullet"/>
+      <w:lvlText w:val=""/>
+      <w:lvlJc w:val="left"/>
+      <w:pPr>
+        <w:tabs>
+          <w:tab w:val="num" w:pos="6480"/>
+        </w:tabs>
+        <w:ind w:left="6480" w:hanging="360"/>
+      </w:pPr>
+      <w:rPr>
+        <w:rFonts w:ascii="Wingdings" w:hAnsi="Wingdings" w:hint="default"/>
+        <w:sz w:val="20"/>
+      </w:rPr>
+    </w:lvl>
+  </w:abstractNum>
+  <w:abstractNum w:abstractNumId="2" w15:restartNumberingAfterBreak="0">
     <w:nsid w:val="0A9763E7"/>
     <w:multiLevelType w:val="hybridMultilevel"/>
     <w:tmpl w:val="D7B84FEC"/>
@@ -4416,7 +7053,7 @@
       </w:rPr>
     </w:lvl>
   </w:abstractNum>
-  <w:abstractNum w:abstractNumId="2" w15:restartNumberingAfterBreak="0">
+  <w:abstractNum w:abstractNumId="3" w15:restartNumberingAfterBreak="0">
     <w:nsid w:val="0D43789B"/>
     <w:multiLevelType w:val="multilevel"/>
     <w:tmpl w:val="2FBA78E8"/>
@@ -4565,7 +7202,7 @@
       </w:rPr>
     </w:lvl>
   </w:abstractNum>
-  <w:abstractNum w:abstractNumId="3" w15:restartNumberingAfterBreak="0">
+  <w:abstractNum w:abstractNumId="4" w15:restartNumberingAfterBreak="0">
     <w:nsid w:val="0DBC212F"/>
     <w:multiLevelType w:val="multilevel"/>
     <w:tmpl w:val="61EABF78"/>
@@ -4678,7 +7315,7 @@
       </w:pPr>
     </w:lvl>
   </w:abstractNum>
-  <w:abstractNum w:abstractNumId="4" w15:restartNumberingAfterBreak="0">
+  <w:abstractNum w:abstractNumId="5" w15:restartNumberingAfterBreak="0">
     <w:nsid w:val="15313FD6"/>
     <w:multiLevelType w:val="multilevel"/>
     <w:tmpl w:val="7AF446CA"/>
@@ -4827,7 +7464,152 @@
       </w:rPr>
     </w:lvl>
   </w:abstractNum>
-  <w:abstractNum w:abstractNumId="5" w15:restartNumberingAfterBreak="0">
+  <w:abstractNum w:abstractNumId="6" w15:restartNumberingAfterBreak="0">
+    <w:nsid w:val="18A8248E"/>
+    <w:multiLevelType w:val="multilevel"/>
+    <w:tmpl w:val="B8F29AAC"/>
+    <w:lvl w:ilvl="0">
+      <w:start w:val="1"/>
+      <w:numFmt w:val="bullet"/>
+      <w:lvlText w:val=""/>
+      <w:lvlJc w:val="left"/>
+      <w:pPr>
+        <w:tabs>
+          <w:tab w:val="num" w:pos="720"/>
+        </w:tabs>
+        <w:ind w:left="720" w:hanging="360"/>
+      </w:pPr>
+      <w:rPr>
+        <w:rFonts w:ascii="Symbol" w:hAnsi="Symbol" w:hint="default"/>
+        <w:sz w:val="20"/>
+      </w:rPr>
+    </w:lvl>
+    <w:lvl w:ilvl="1">
+      <w:start w:val="4"/>
+      <w:numFmt w:val="decimal"/>
+      <w:lvlText w:val="%2-"/>
+      <w:lvlJc w:val="left"/>
+      <w:pPr>
+        <w:ind w:left="1440" w:hanging="360"/>
+      </w:pPr>
+      <w:rPr>
+        <w:rFonts w:hint="default"/>
+      </w:rPr>
+    </w:lvl>
+    <w:lvl w:ilvl="2" w:tentative="1">
+      <w:start w:val="1"/>
+      <w:numFmt w:val="bullet"/>
+      <w:lvlText w:val=""/>
+      <w:lvlJc w:val="left"/>
+      <w:pPr>
+        <w:tabs>
+          <w:tab w:val="num" w:pos="2160"/>
+        </w:tabs>
+        <w:ind w:left="2160" w:hanging="360"/>
+      </w:pPr>
+      <w:rPr>
+        <w:rFonts w:ascii="Wingdings" w:hAnsi="Wingdings" w:hint="default"/>
+        <w:sz w:val="20"/>
+      </w:rPr>
+    </w:lvl>
+    <w:lvl w:ilvl="3" w:tentative="1">
+      <w:start w:val="1"/>
+      <w:numFmt w:val="bullet"/>
+      <w:lvlText w:val=""/>
+      <w:lvlJc w:val="left"/>
+      <w:pPr>
+        <w:tabs>
+          <w:tab w:val="num" w:pos="2880"/>
+        </w:tabs>
+        <w:ind w:left="2880" w:hanging="360"/>
+      </w:pPr>
+      <w:rPr>
+        <w:rFonts w:ascii="Wingdings" w:hAnsi="Wingdings" w:hint="default"/>
+        <w:sz w:val="20"/>
+      </w:rPr>
+    </w:lvl>
+    <w:lvl w:ilvl="4" w:tentative="1">
+      <w:start w:val="1"/>
+      <w:numFmt w:val="bullet"/>
+      <w:lvlText w:val=""/>
+      <w:lvlJc w:val="left"/>
+      <w:pPr>
+        <w:tabs>
+          <w:tab w:val="num" w:pos="3600"/>
+        </w:tabs>
+        <w:ind w:left="3600" w:hanging="360"/>
+      </w:pPr>
+      <w:rPr>
+        <w:rFonts w:ascii="Wingdings" w:hAnsi="Wingdings" w:hint="default"/>
+        <w:sz w:val="20"/>
+      </w:rPr>
+    </w:lvl>
+    <w:lvl w:ilvl="5" w:tentative="1">
+      <w:start w:val="1"/>
+      <w:numFmt w:val="bullet"/>
+      <w:lvlText w:val=""/>
+      <w:lvlJc w:val="left"/>
+      <w:pPr>
+        <w:tabs>
+          <w:tab w:val="num" w:pos="4320"/>
+        </w:tabs>
+        <w:ind w:left="4320" w:hanging="360"/>
+      </w:pPr>
+      <w:rPr>
+        <w:rFonts w:ascii="Wingdings" w:hAnsi="Wingdings" w:hint="default"/>
+        <w:sz w:val="20"/>
+      </w:rPr>
+    </w:lvl>
+    <w:lvl w:ilvl="6" w:tentative="1">
+      <w:start w:val="1"/>
+      <w:numFmt w:val="bullet"/>
+      <w:lvlText w:val=""/>
+      <w:lvlJc w:val="left"/>
+      <w:pPr>
+        <w:tabs>
+          <w:tab w:val="num" w:pos="5040"/>
+        </w:tabs>
+        <w:ind w:left="5040" w:hanging="360"/>
+      </w:pPr>
+      <w:rPr>
+        <w:rFonts w:ascii="Wingdings" w:hAnsi="Wingdings" w:hint="default"/>
+        <w:sz w:val="20"/>
+      </w:rPr>
+    </w:lvl>
+    <w:lvl w:ilvl="7" w:tentative="1">
+      <w:start w:val="1"/>
+      <w:numFmt w:val="bullet"/>
+      <w:lvlText w:val=""/>
+      <w:lvlJc w:val="left"/>
+      <w:pPr>
+        <w:tabs>
+          <w:tab w:val="num" w:pos="5760"/>
+        </w:tabs>
+        <w:ind w:left="5760" w:hanging="360"/>
+      </w:pPr>
+      <w:rPr>
+        <w:rFonts w:ascii="Wingdings" w:hAnsi="Wingdings" w:hint="default"/>
+        <w:sz w:val="20"/>
+      </w:rPr>
+    </w:lvl>
+    <w:lvl w:ilvl="8" w:tentative="1">
+      <w:start w:val="1"/>
+      <w:numFmt w:val="bullet"/>
+      <w:lvlText w:val=""/>
+      <w:lvlJc w:val="left"/>
+      <w:pPr>
+        <w:tabs>
+          <w:tab w:val="num" w:pos="6480"/>
+        </w:tabs>
+        <w:ind w:left="6480" w:hanging="360"/>
+      </w:pPr>
+      <w:rPr>
+        <w:rFonts w:ascii="Wingdings" w:hAnsi="Wingdings" w:hint="default"/>
+        <w:sz w:val="20"/>
+      </w:rPr>
+    </w:lvl>
+  </w:abstractNum>
+  <w:abstractNum w:abstractNumId="7" w15:restartNumberingAfterBreak="0">
     <w:nsid w:val="193711F2"/>
     <w:multiLevelType w:val="multilevel"/>
     <w:tmpl w:val="235CCDE6"/>
@@ -4976,7 +7758,245 @@
       </w:rPr>
     </w:lvl>
   </w:abstractNum>
-  <w:abstractNum w:abstractNumId="6" w15:restartNumberingAfterBreak="0">
+  <w:abstractNum w:abstractNumId="8" w15:restartNumberingAfterBreak="0">
+    <w:nsid w:val="1C117C59"/>
+    <w:multiLevelType w:val="multilevel"/>
+    <w:tmpl w:val="49CECC58"/>
+    <w:lvl w:ilvl="0">
+      <w:start w:val="1"/>
+      <w:numFmt w:val="bullet"/>
+      <w:lvlText w:val=""/>
+      <w:lvlJc w:val="left"/>
+      <w:pPr>
+        <w:tabs>
+          <w:tab w:val="num" w:pos="720"/>
+        </w:tabs>
+        <w:ind w:left="720" w:hanging="360"/>
+      </w:pPr>
+      <w:rPr>
+        <w:rFonts w:ascii="Symbol" w:hAnsi="Symbol" w:hint="default"/>
+        <w:sz w:val="20"/>
+      </w:rPr>
+    </w:lvl>
+    <w:lvl w:ilvl="1">
+      <w:start w:val="1"/>
+      <w:numFmt w:val="bullet"/>
+      <w:lvlText w:val="o"/>
+      <w:lvlJc w:val="left"/>
+      <w:pPr>
+        <w:tabs>
+          <w:tab w:val="num" w:pos="1440"/>
+        </w:tabs>
+        <w:ind w:left="1440" w:hanging="360"/>
+      </w:pPr>
+      <w:rPr>
+        <w:rFonts w:ascii="Courier New" w:hAnsi="Courier New" w:hint="default"/>
+        <w:sz w:val="20"/>
+      </w:rPr>
+    </w:lvl>
+    <w:lvl w:ilvl="2" w:tentative="1">
+      <w:start w:val="1"/>
+      <w:numFmt w:val="bullet"/>
+      <w:lvlText w:val=""/>
+      <w:lvlJc w:val="left"/>
+      <w:pPr>
+        <w:tabs>
+          <w:tab w:val="num" w:pos="2160"/>
+        </w:tabs>
+        <w:ind w:left="2160" w:hanging="360"/>
+      </w:pPr>
+      <w:rPr>
+        <w:rFonts w:ascii="Wingdings" w:hAnsi="Wingdings" w:hint="default"/>
+        <w:sz w:val="20"/>
+      </w:rPr>
+    </w:lvl>
+    <w:lvl w:ilvl="3" w:tentative="1">
+      <w:start w:val="1"/>
+      <w:numFmt w:val="bullet"/>
+      <w:lvlText w:val=""/>
+      <w:lvlJc w:val="left"/>
+      <w:pPr>
+        <w:tabs>
+          <w:tab w:val="num" w:pos="2880"/>
+        </w:tabs>
+        <w:ind w:left="2880" w:hanging="360"/>
+      </w:pPr>
+      <w:rPr>
+        <w:rFonts w:ascii="Wingdings" w:hAnsi="Wingdings" w:hint="default"/>
+        <w:sz w:val="20"/>
+      </w:rPr>
+    </w:lvl>
+    <w:lvl w:ilvl="4" w:tentative="1">
+      <w:start w:val="1"/>
+      <w:numFmt w:val="bullet"/>
+      <w:lvlText w:val=""/>
+      <w:lvlJc w:val="left"/>
+      <w:pPr>
+        <w:tabs>
+          <w:tab w:val="num" w:pos="3600"/>
+        </w:tabs>
+        <w:ind w:left="3600" w:hanging="360"/>
+      </w:pPr>
+      <w:rPr>
+        <w:rFonts w:ascii="Wingdings" w:hAnsi="Wingdings" w:hint="default"/>
+        <w:sz w:val="20"/>
+      </w:rPr>
+    </w:lvl>
+    <w:lvl w:ilvl="5" w:tentative="1">
+      <w:start w:val="1"/>
+      <w:numFmt w:val="bullet"/>
+      <w:lvlText w:val=""/>
+      <w:lvlJc w:val="left"/>
+      <w:pPr>
+        <w:tabs>
+          <w:tab w:val="num" w:pos="4320"/>
+        </w:tabs>
+        <w:ind w:left="4320" w:hanging="360"/>
+      </w:pPr>
+      <w:rPr>
+        <w:rFonts w:ascii="Wingdings" w:hAnsi="Wingdings" w:hint="default"/>
+        <w:sz w:val="20"/>
+      </w:rPr>
+    </w:lvl>
+    <w:lvl w:ilvl="6" w:tentative="1">
+      <w:start w:val="1"/>
+      <w:numFmt w:val="bullet"/>
+      <w:lvlText w:val=""/>
+      <w:lvlJc w:val="left"/>
+      <w:pPr>
+        <w:tabs>
+          <w:tab w:val="num" w:pos="5040"/>
+        </w:tabs>
+        <w:ind w:left="5040" w:hanging="360"/>
+      </w:pPr>
+      <w:rPr>
+        <w:rFonts w:ascii="Wingdings" w:hAnsi="Wingdings" w:hint="default"/>
+        <w:sz w:val="20"/>
+      </w:rPr>
+    </w:lvl>
+    <w:lvl w:ilvl="7" w:tentative="1">
+      <w:start w:val="1"/>
+      <w:numFmt w:val="bullet"/>
+      <w:lvlText w:val=""/>
+      <w:lvlJc w:val="left"/>
+      <w:pPr>
+        <w:tabs>
+          <w:tab w:val="num" w:pos="5760"/>
+        </w:tabs>
+        <w:ind w:left="5760" w:hanging="360"/>
+      </w:pPr>
+      <w:rPr>
+        <w:rFonts w:ascii="Wingdings" w:hAnsi="Wingdings" w:hint="default"/>
+        <w:sz w:val="20"/>
+      </w:rPr>
+    </w:lvl>
+    <w:lvl w:ilvl="8" w:tentative="1">
+      <w:start w:val="1"/>
+      <w:numFmt w:val="bullet"/>
+      <w:lvlText w:val=""/>
+      <w:lvlJc w:val="left"/>
+      <w:pPr>
+        <w:tabs>
+          <w:tab w:val="num" w:pos="6480"/>
+        </w:tabs>
+        <w:ind w:left="6480" w:hanging="360"/>
+      </w:pPr>
+      <w:rPr>
+        <w:rFonts w:ascii="Wingdings" w:hAnsi="Wingdings" w:hint="default"/>
+        <w:sz w:val="20"/>
+      </w:rPr>
+    </w:lvl>
+  </w:abstractNum>
+  <w:abstractNum w:abstractNumId="9" w15:restartNumberingAfterBreak="0">
+    <w:nsid w:val="1C1E52A0"/>
+    <w:multiLevelType w:val="hybridMultilevel"/>
+    <w:tmpl w:val="11E4A61A"/>
+    <w:lvl w:ilvl="0" w:tplc="E27EB2AC">
+      <w:start w:val="1"/>
+      <w:numFmt w:val="decimal"/>
+      <w:lvlText w:val="%1-"/>
+      <w:lvlJc w:val="left"/>
+      <w:pPr>
+        <w:ind w:left="1440" w:hanging="360"/>
+      </w:pPr>
+      <w:rPr>
+        <w:rFonts w:hint="default"/>
+      </w:rPr>
+    </w:lvl>
+    <w:lvl w:ilvl="1" w:tplc="041F0019" w:tentative="1">
+      <w:start w:val="1"/>
+      <w:numFmt w:val="lowerLetter"/>
+      <w:lvlText w:val="%2."/>
+      <w:lvlJc w:val="left"/>
+      <w:pPr>
+        <w:ind w:left="2160" w:hanging="360"/>
+      </w:pPr>
+    </w:lvl>
+    <w:lvl w:ilvl="2" w:tplc="041F001B" w:tentative="1">
+      <w:start w:val="1"/>
+      <w:numFmt w:val="lowerRoman"/>
+      <w:lvlText w:val="%3."/>
+      <w:lvlJc w:val="right"/>
+      <w:pPr>
+        <w:ind w:left="2880" w:hanging="180"/>
+      </w:pPr>
+    </w:lvl>
+    <w:lvl w:ilvl="3" w:tplc="041F000F" w:tentative="1">
+      <w:start w:val="1"/>
+      <w:numFmt w:val="decimal"/>
+      <w:lvlText w:val="%4."/>
+      <w:lvlJc w:val="left"/>
+      <w:pPr>
+        <w:ind w:left="3600" w:hanging="360"/>
+      </w:pPr>
+    </w:lvl>
+    <w:lvl w:ilvl="4" w:tplc="041F0019" w:tentative="1">
+      <w:start w:val="1"/>
+      <w:numFmt w:val="lowerLetter"/>
+      <w:lvlText w:val="%5."/>
+      <w:lvlJc w:val="left"/>
+      <w:pPr>
+        <w:ind w:left="4320" w:hanging="360"/>
+      </w:pPr>
+    </w:lvl>
+    <w:lvl w:ilvl="5" w:tplc="041F001B" w:tentative="1">
+      <w:start w:val="1"/>
+      <w:numFmt w:val="lowerRoman"/>
+      <w:lvlText w:val="%6."/>
+      <w:lvlJc w:val="right"/>
+      <w:pPr>
+        <w:ind w:left="5040" w:hanging="180"/>
+      </w:pPr>
+    </w:lvl>
+    <w:lvl w:ilvl="6" w:tplc="041F000F" w:tentative="1">
+      <w:start w:val="1"/>
+      <w:numFmt w:val="decimal"/>
+      <w:lvlText w:val="%7."/>
+      <w:lvlJc w:val="left"/>
+      <w:pPr>
+        <w:ind w:left="5760" w:hanging="360"/>
+      </w:pPr>
+    </w:lvl>
+    <w:lvl w:ilvl="7" w:tplc="041F0019" w:tentative="1">
+      <w:start w:val="1"/>
+      <w:numFmt w:val="lowerLetter"/>
+      <w:lvlText w:val="%8."/>
+      <w:lvlJc w:val="left"/>
+      <w:pPr>
+        <w:ind w:left="6480" w:hanging="360"/>
+      </w:pPr>
+    </w:lvl>
+    <w:lvl w:ilvl="8" w:tplc="041F001B" w:tentative="1">
+      <w:start w:val="1"/>
+      <w:numFmt w:val="lowerRoman"/>
+      <w:lvlText w:val="%9."/>
+      <w:lvlJc w:val="right"/>
+      <w:pPr>
+        <w:ind w:left="7200" w:hanging="180"/>
+      </w:pPr>
+    </w:lvl>
+  </w:abstractNum>
+  <w:abstractNum w:abstractNumId="10" w15:restartNumberingAfterBreak="0">
     <w:nsid w:val="1D32405E"/>
     <w:multiLevelType w:val="hybridMultilevel"/>
     <w:tmpl w:val="9E02595C"/>
@@ -5066,7 +8086,156 @@
       </w:pPr>
     </w:lvl>
   </w:abstractNum>
-  <w:abstractNum w:abstractNumId="7" w15:restartNumberingAfterBreak="0">
+  <w:abstractNum w:abstractNumId="11" w15:restartNumberingAfterBreak="0">
+    <w:nsid w:val="2045296F"/>
+    <w:multiLevelType w:val="multilevel"/>
+    <w:tmpl w:val="8AF8D40E"/>
+    <w:lvl w:ilvl="0">
+      <w:start w:val="1"/>
+      <w:numFmt w:val="bullet"/>
+      <w:lvlText w:val=""/>
+      <w:lvlJc w:val="left"/>
+      <w:pPr>
+        <w:tabs>
+          <w:tab w:val="num" w:pos="720"/>
+        </w:tabs>
+        <w:ind w:left="720" w:hanging="360"/>
+      </w:pPr>
+      <w:rPr>
+        <w:rFonts w:ascii="Symbol" w:hAnsi="Symbol" w:hint="default"/>
+        <w:sz w:val="20"/>
+      </w:rPr>
+    </w:lvl>
+    <w:lvl w:ilvl="1" w:tentative="1">
+      <w:start w:val="1"/>
+      <w:numFmt w:val="bullet"/>
+      <w:lvlText w:val="o"/>
+      <w:lvlJc w:val="left"/>
+      <w:pPr>
+        <w:tabs>
+          <w:tab w:val="num" w:pos="1440"/>
+        </w:tabs>
+        <w:ind w:left="1440" w:hanging="360"/>
+      </w:pPr>
+      <w:rPr>
+        <w:rFonts w:ascii="Courier New" w:hAnsi="Courier New" w:hint="default"/>
+        <w:sz w:val="20"/>
+      </w:rPr>
+    </w:lvl>
+    <w:lvl w:ilvl="2" w:tentative="1">
+      <w:start w:val="1"/>
+      <w:numFmt w:val="bullet"/>
+      <w:lvlText w:val=""/>
+      <w:lvlJc w:val="left"/>
+      <w:pPr>
+        <w:tabs>
+          <w:tab w:val="num" w:pos="2160"/>
+        </w:tabs>
+        <w:ind w:left="2160" w:hanging="360"/>
+      </w:pPr>
+      <w:rPr>
+        <w:rFonts w:ascii="Wingdings" w:hAnsi="Wingdings" w:hint="default"/>
+        <w:sz w:val="20"/>
+      </w:rPr>
+    </w:lvl>
+    <w:lvl w:ilvl="3" w:tentative="1">
+      <w:start w:val="1"/>
+      <w:numFmt w:val="bullet"/>
+      <w:lvlText w:val=""/>
+      <w:lvlJc w:val="left"/>
+      <w:pPr>
+        <w:tabs>
+          <w:tab w:val="num" w:pos="2880"/>
+        </w:tabs>
+        <w:ind w:left="2880" w:hanging="360"/>
+      </w:pPr>
+      <w:rPr>
+        <w:rFonts w:ascii="Wingdings" w:hAnsi="Wingdings" w:hint="default"/>
+        <w:sz w:val="20"/>
+      </w:rPr>
+    </w:lvl>
+    <w:lvl w:ilvl="4" w:tentative="1">
+      <w:start w:val="1"/>
+      <w:numFmt w:val="bullet"/>
+      <w:lvlText w:val=""/>
+      <w:lvlJc w:val="left"/>
+      <w:pPr>
+        <w:tabs>
+          <w:tab w:val="num" w:pos="3600"/>
+        </w:tabs>
+        <w:ind w:left="3600" w:hanging="360"/>
+      </w:pPr>
+      <w:rPr>
+        <w:rFonts w:ascii="Wingdings" w:hAnsi="Wingdings" w:hint="default"/>
+        <w:sz w:val="20"/>
+      </w:rPr>
+    </w:lvl>
+    <w:lvl w:ilvl="5" w:tentative="1">
+      <w:start w:val="1"/>
+      <w:numFmt w:val="bullet"/>
+      <w:lvlText w:val=""/>
+      <w:lvlJc w:val="left"/>
+      <w:pPr>
+        <w:tabs>
+          <w:tab w:val="num" w:pos="4320"/>
+        </w:tabs>
+        <w:ind w:left="4320" w:hanging="360"/>
+      </w:pPr>
+      <w:rPr>
+        <w:rFonts w:ascii="Wingdings" w:hAnsi="Wingdings" w:hint="default"/>
+        <w:sz w:val="20"/>
+      </w:rPr>
+    </w:lvl>
+    <w:lvl w:ilvl="6" w:tentative="1">
+      <w:start w:val="1"/>
+      <w:numFmt w:val="bullet"/>
+      <w:lvlText w:val=""/>
+      <w:lvlJc w:val="left"/>
+      <w:pPr>
+        <w:tabs>
+          <w:tab w:val="num" w:pos="5040"/>
+        </w:tabs>
+        <w:ind w:left="5040" w:hanging="360"/>
+      </w:pPr>
+      <w:rPr>
+        <w:rFonts w:ascii="Wingdings" w:hAnsi="Wingdings" w:hint="default"/>
+        <w:sz w:val="20"/>
+      </w:rPr>
+    </w:lvl>
+    <w:lvl w:ilvl="7" w:tentative="1">
+      <w:start w:val="1"/>
+      <w:numFmt w:val="bullet"/>
+      <w:lvlText w:val=""/>
+      <w:lvlJc w:val="left"/>
+      <w:pPr>
+        <w:tabs>
+          <w:tab w:val="num" w:pos="5760"/>
+        </w:tabs>
+        <w:ind w:left="5760" w:hanging="360"/>
+      </w:pPr>
+      <w:rPr>
+        <w:rFonts w:ascii="Wingdings" w:hAnsi="Wingdings" w:hint="default"/>
+        <w:sz w:val="20"/>
+      </w:rPr>
+    </w:lvl>
+    <w:lvl w:ilvl="8" w:tentative="1">
+      <w:start w:val="1"/>
+      <w:numFmt w:val="bullet"/>
+      <w:lvlText w:val=""/>
+      <w:lvlJc w:val="left"/>
+      <w:pPr>
+        <w:tabs>
+          <w:tab w:val="num" w:pos="6480"/>
+        </w:tabs>
+        <w:ind w:left="6480" w:hanging="360"/>
+      </w:pPr>
+      <w:rPr>
+        <w:rFonts w:ascii="Wingdings" w:hAnsi="Wingdings" w:hint="default"/>
+        <w:sz w:val="20"/>
+      </w:rPr>
+    </w:lvl>
+  </w:abstractNum>
+  <w:abstractNum w:abstractNumId="12" w15:restartNumberingAfterBreak="0">
     <w:nsid w:val="222A593B"/>
     <w:multiLevelType w:val="multilevel"/>
     <w:tmpl w:val="DEB69C7C"/>
@@ -5215,7 +8384,156 @@
       </w:rPr>
     </w:lvl>
   </w:abstractNum>
-  <w:abstractNum w:abstractNumId="8" w15:restartNumberingAfterBreak="0">
+  <w:abstractNum w:abstractNumId="13" w15:restartNumberingAfterBreak="0">
+    <w:nsid w:val="40BD5939"/>
+    <w:multiLevelType w:val="multilevel"/>
+    <w:tmpl w:val="76447A16"/>
+    <w:lvl w:ilvl="0">
+      <w:start w:val="1"/>
+      <w:numFmt w:val="bullet"/>
+      <w:lvlText w:val=""/>
+      <w:lvlJc w:val="left"/>
+      <w:pPr>
+        <w:tabs>
+          <w:tab w:val="num" w:pos="720"/>
+        </w:tabs>
+        <w:ind w:left="720" w:hanging="360"/>
+      </w:pPr>
+      <w:rPr>
+        <w:rFonts w:ascii="Symbol" w:hAnsi="Symbol" w:hint="default"/>
+        <w:sz w:val="20"/>
+      </w:rPr>
+    </w:lvl>
+    <w:lvl w:ilvl="1" w:tentative="1">
+      <w:start w:val="1"/>
+      <w:numFmt w:val="bullet"/>
+      <w:lvlText w:val="o"/>
+      <w:lvlJc w:val="left"/>
+      <w:pPr>
+        <w:tabs>
+          <w:tab w:val="num" w:pos="1440"/>
+        </w:tabs>
+        <w:ind w:left="1440" w:hanging="360"/>
+      </w:pPr>
+      <w:rPr>
+        <w:rFonts w:ascii="Courier New" w:hAnsi="Courier New" w:hint="default"/>
+        <w:sz w:val="20"/>
+      </w:rPr>
+    </w:lvl>
+    <w:lvl w:ilvl="2" w:tentative="1">
+      <w:start w:val="1"/>
+      <w:numFmt w:val="bullet"/>
+      <w:lvlText w:val=""/>
+      <w:lvlJc w:val="left"/>
+      <w:pPr>
+        <w:tabs>
+          <w:tab w:val="num" w:pos="2160"/>
+        </w:tabs>
+        <w:ind w:left="2160" w:hanging="360"/>
+      </w:pPr>
+      <w:rPr>
+        <w:rFonts w:ascii="Wingdings" w:hAnsi="Wingdings" w:hint="default"/>
+        <w:sz w:val="20"/>
+      </w:rPr>
+    </w:lvl>
+    <w:lvl w:ilvl="3" w:tentative="1">
+      <w:start w:val="1"/>
+      <w:numFmt w:val="bullet"/>
+      <w:lvlText w:val=""/>
+      <w:lvlJc w:val="left"/>
+      <w:pPr>
+        <w:tabs>
+          <w:tab w:val="num" w:pos="2880"/>
+        </w:tabs>
+        <w:ind w:left="2880" w:hanging="360"/>
+      </w:pPr>
+      <w:rPr>
+        <w:rFonts w:ascii="Wingdings" w:hAnsi="Wingdings" w:hint="default"/>
+        <w:sz w:val="20"/>
+      </w:rPr>
+    </w:lvl>
+    <w:lvl w:ilvl="4" w:tentative="1">
+      <w:start w:val="1"/>
+      <w:numFmt w:val="bullet"/>
+      <w:lvlText w:val=""/>
+      <w:lvlJc w:val="left"/>
+      <w:pPr>
+        <w:tabs>
+          <w:tab w:val="num" w:pos="3600"/>
+        </w:tabs>
+        <w:ind w:left="3600" w:hanging="360"/>
+      </w:pPr>
+      <w:rPr>
+        <w:rFonts w:ascii="Wingdings" w:hAnsi="Wingdings" w:hint="default"/>
+        <w:sz w:val="20"/>
+      </w:rPr>
+    </w:lvl>
+    <w:lvl w:ilvl="5" w:tentative="1">
+      <w:start w:val="1"/>
+      <w:numFmt w:val="bullet"/>
+      <w:lvlText w:val=""/>
+      <w:lvlJc w:val="left"/>
+      <w:pPr>
+        <w:tabs>
+          <w:tab w:val="num" w:pos="4320"/>
+        </w:tabs>
+        <w:ind w:left="4320" w:hanging="360"/>
+      </w:pPr>
+      <w:rPr>
+        <w:rFonts w:ascii="Wingdings" w:hAnsi="Wingdings" w:hint="default"/>
+        <w:sz w:val="20"/>
+      </w:rPr>
+    </w:lvl>
+    <w:lvl w:ilvl="6" w:tentative="1">
+      <w:start w:val="1"/>
+      <w:numFmt w:val="bullet"/>
+      <w:lvlText w:val=""/>
+      <w:lvlJc w:val="left"/>
+      <w:pPr>
+        <w:tabs>
+          <w:tab w:val="num" w:pos="5040"/>
+        </w:tabs>
+        <w:ind w:left="5040" w:hanging="360"/>
+      </w:pPr>
+      <w:rPr>
+        <w:rFonts w:ascii="Wingdings" w:hAnsi="Wingdings" w:hint="default"/>
+        <w:sz w:val="20"/>
+      </w:rPr>
+    </w:lvl>
+    <w:lvl w:ilvl="7" w:tentative="1">
+      <w:start w:val="1"/>
+      <w:numFmt w:val="bullet"/>
+      <w:lvlText w:val=""/>
+      <w:lvlJc w:val="left"/>
+      <w:pPr>
+        <w:tabs>
+          <w:tab w:val="num" w:pos="5760"/>
+        </w:tabs>
+        <w:ind w:left="5760" w:hanging="360"/>
+      </w:pPr>
+      <w:rPr>
+        <w:rFonts w:ascii="Wingdings" w:hAnsi="Wingdings" w:hint="default"/>
+        <w:sz w:val="20"/>
+      </w:rPr>
+    </w:lvl>
+    <w:lvl w:ilvl="8" w:tentative="1">
+      <w:start w:val="1"/>
+      <w:numFmt w:val="bullet"/>
+      <w:lvlText w:val=""/>
+      <w:lvlJc w:val="left"/>
+      <w:pPr>
+        <w:tabs>
+          <w:tab w:val="num" w:pos="6480"/>
+        </w:tabs>
+        <w:ind w:left="6480" w:hanging="360"/>
+      </w:pPr>
+      <w:rPr>
+        <w:rFonts w:ascii="Wingdings" w:hAnsi="Wingdings" w:hint="default"/>
+        <w:sz w:val="20"/>
+      </w:rPr>
+    </w:lvl>
+  </w:abstractNum>
+  <w:abstractNum w:abstractNumId="14" w15:restartNumberingAfterBreak="0">
     <w:nsid w:val="42296991"/>
     <w:multiLevelType w:val="multilevel"/>
     <w:tmpl w:val="4F12CAA8"/>
@@ -5364,7 +8682,7 @@
       </w:rPr>
     </w:lvl>
   </w:abstractNum>
-  <w:abstractNum w:abstractNumId="9" w15:restartNumberingAfterBreak="0">
+  <w:abstractNum w:abstractNumId="15" w15:restartNumberingAfterBreak="0">
     <w:nsid w:val="427301F0"/>
     <w:multiLevelType w:val="multilevel"/>
     <w:tmpl w:val="0D2A589A"/>
@@ -5513,7 +8831,156 @@
       </w:rPr>
     </w:lvl>
   </w:abstractNum>
-  <w:abstractNum w:abstractNumId="10" w15:restartNumberingAfterBreak="0">
+  <w:abstractNum w:abstractNumId="16" w15:restartNumberingAfterBreak="0">
+    <w:nsid w:val="43611354"/>
+    <w:multiLevelType w:val="multilevel"/>
+    <w:tmpl w:val="4CBA0570"/>
+    <w:lvl w:ilvl="0">
+      <w:start w:val="1"/>
+      <w:numFmt w:val="bullet"/>
+      <w:lvlText w:val=""/>
+      <w:lvlJc w:val="left"/>
+      <w:pPr>
+        <w:tabs>
+          <w:tab w:val="num" w:pos="720"/>
+        </w:tabs>
+        <w:ind w:left="720" w:hanging="360"/>
+      </w:pPr>
+      <w:rPr>
+        <w:rFonts w:ascii="Symbol" w:hAnsi="Symbol" w:hint="default"/>
+        <w:sz w:val="20"/>
+      </w:rPr>
+    </w:lvl>
+    <w:lvl w:ilvl="1" w:tentative="1">
+      <w:start w:val="1"/>
+      <w:numFmt w:val="bullet"/>
+      <w:lvlText w:val="o"/>
+      <w:lvlJc w:val="left"/>
+      <w:pPr>
+        <w:tabs>
+          <w:tab w:val="num" w:pos="1440"/>
+        </w:tabs>
+        <w:ind w:left="1440" w:hanging="360"/>
+      </w:pPr>
+      <w:rPr>
+        <w:rFonts w:ascii="Courier New" w:hAnsi="Courier New" w:hint="default"/>
+        <w:sz w:val="20"/>
+      </w:rPr>
+    </w:lvl>
+    <w:lvl w:ilvl="2" w:tentative="1">
+      <w:start w:val="1"/>
+      <w:numFmt w:val="bullet"/>
+      <w:lvlText w:val=""/>
+      <w:lvlJc w:val="left"/>
+      <w:pPr>
+        <w:tabs>
+          <w:tab w:val="num" w:pos="2160"/>
+        </w:tabs>
+        <w:ind w:left="2160" w:hanging="360"/>
+      </w:pPr>
+      <w:rPr>
+        <w:rFonts w:ascii="Wingdings" w:hAnsi="Wingdings" w:hint="default"/>
+        <w:sz w:val="20"/>
+      </w:rPr>
+    </w:lvl>
+    <w:lvl w:ilvl="3" w:tentative="1">
+      <w:start w:val="1"/>
+      <w:numFmt w:val="bullet"/>
+      <w:lvlText w:val=""/>
+      <w:lvlJc w:val="left"/>
+      <w:pPr>
+        <w:tabs>
+          <w:tab w:val="num" w:pos="2880"/>
+        </w:tabs>
+        <w:ind w:left="2880" w:hanging="360"/>
+      </w:pPr>
+      <w:rPr>
+        <w:rFonts w:ascii="Wingdings" w:hAnsi="Wingdings" w:hint="default"/>
+        <w:sz w:val="20"/>
+      </w:rPr>
+    </w:lvl>
+    <w:lvl w:ilvl="4" w:tentative="1">
+      <w:start w:val="1"/>
+      <w:numFmt w:val="bullet"/>
+      <w:lvlText w:val=""/>
+      <w:lvlJc w:val="left"/>
+      <w:pPr>
+        <w:tabs>
+          <w:tab w:val="num" w:pos="3600"/>
+        </w:tabs>
+        <w:ind w:left="3600" w:hanging="360"/>
+      </w:pPr>
+      <w:rPr>
+        <w:rFonts w:ascii="Wingdings" w:hAnsi="Wingdings" w:hint="default"/>
+        <w:sz w:val="20"/>
+      </w:rPr>
+    </w:lvl>
+    <w:lvl w:ilvl="5" w:tentative="1">
+      <w:start w:val="1"/>
+      <w:numFmt w:val="bullet"/>
+      <w:lvlText w:val=""/>
+      <w:lvlJc w:val="left"/>
+      <w:pPr>
+        <w:tabs>
+          <w:tab w:val="num" w:pos="4320"/>
+        </w:tabs>
+        <w:ind w:left="4320" w:hanging="360"/>
+      </w:pPr>
+      <w:rPr>
+        <w:rFonts w:ascii="Wingdings" w:hAnsi="Wingdings" w:hint="default"/>
+        <w:sz w:val="20"/>
+      </w:rPr>
+    </w:lvl>
+    <w:lvl w:ilvl="6" w:tentative="1">
+      <w:start w:val="1"/>
+      <w:numFmt w:val="bullet"/>
+      <w:lvlText w:val=""/>
+      <w:lvlJc w:val="left"/>
+      <w:pPr>
+        <w:tabs>
+          <w:tab w:val="num" w:pos="5040"/>
+        </w:tabs>
+        <w:ind w:left="5040" w:hanging="360"/>
+      </w:pPr>
+      <w:rPr>
+        <w:rFonts w:ascii="Wingdings" w:hAnsi="Wingdings" w:hint="default"/>
+        <w:sz w:val="20"/>
+      </w:rPr>
+    </w:lvl>
+    <w:lvl w:ilvl="7" w:tentative="1">
+      <w:start w:val="1"/>
+      <w:numFmt w:val="bullet"/>
+      <w:lvlText w:val=""/>
+      <w:lvlJc w:val="left"/>
+      <w:pPr>
+        <w:tabs>
+          <w:tab w:val="num" w:pos="5760"/>
+        </w:tabs>
+        <w:ind w:left="5760" w:hanging="360"/>
+      </w:pPr>
+      <w:rPr>
+        <w:rFonts w:ascii="Wingdings" w:hAnsi="Wingdings" w:hint="default"/>
+        <w:sz w:val="20"/>
+      </w:rPr>
+    </w:lvl>
+    <w:lvl w:ilvl="8" w:tentative="1">
+      <w:start w:val="1"/>
+      <w:numFmt w:val="bullet"/>
+      <w:lvlText w:val=""/>
+      <w:lvlJc w:val="left"/>
+      <w:pPr>
+        <w:tabs>
+          <w:tab w:val="num" w:pos="6480"/>
+        </w:tabs>
+        <w:ind w:left="6480" w:hanging="360"/>
+      </w:pPr>
+      <w:rPr>
+        <w:rFonts w:ascii="Wingdings" w:hAnsi="Wingdings" w:hint="default"/>
+        <w:sz w:val="20"/>
+      </w:rPr>
+    </w:lvl>
+  </w:abstractNum>
+  <w:abstractNum w:abstractNumId="17" w15:restartNumberingAfterBreak="0">
     <w:nsid w:val="45AE6334"/>
     <w:multiLevelType w:val="multilevel"/>
     <w:tmpl w:val="297CF0EC"/>
@@ -5662,7 +9129,7 @@
       </w:rPr>
     </w:lvl>
   </w:abstractNum>
-  <w:abstractNum w:abstractNumId="11" w15:restartNumberingAfterBreak="0">
+  <w:abstractNum w:abstractNumId="18" w15:restartNumberingAfterBreak="0">
     <w:nsid w:val="501156EE"/>
     <w:multiLevelType w:val="hybridMultilevel"/>
     <w:tmpl w:val="33D84E90"/>
@@ -5752,7 +9219,7 @@
       </w:pPr>
     </w:lvl>
   </w:abstractNum>
-  <w:abstractNum w:abstractNumId="12" w15:restartNumberingAfterBreak="0">
+  <w:abstractNum w:abstractNumId="19" w15:restartNumberingAfterBreak="0">
     <w:nsid w:val="560B36BC"/>
     <w:multiLevelType w:val="multilevel"/>
     <w:tmpl w:val="EDB857C2"/>
@@ -5901,7 +9368,7 @@
       </w:rPr>
     </w:lvl>
   </w:abstractNum>
-  <w:abstractNum w:abstractNumId="13" w15:restartNumberingAfterBreak="0">
+  <w:abstractNum w:abstractNumId="20" w15:restartNumberingAfterBreak="0">
     <w:nsid w:val="59FF5E98"/>
     <w:multiLevelType w:val="multilevel"/>
     <w:tmpl w:val="5964E98A"/>
@@ -6050,7 +9517,7 @@
       </w:rPr>
     </w:lvl>
   </w:abstractNum>
-  <w:abstractNum w:abstractNumId="14" w15:restartNumberingAfterBreak="0">
+  <w:abstractNum w:abstractNumId="21" w15:restartNumberingAfterBreak="0">
     <w:nsid w:val="5A9F4916"/>
     <w:multiLevelType w:val="multilevel"/>
     <w:tmpl w:val="4C860BBE"/>
@@ -6199,7 +9666,7 @@
       </w:rPr>
     </w:lvl>
   </w:abstractNum>
-  <w:abstractNum w:abstractNumId="15" w15:restartNumberingAfterBreak="0">
+  <w:abstractNum w:abstractNumId="22" w15:restartNumberingAfterBreak="0">
     <w:nsid w:val="5C5F63EA"/>
     <w:multiLevelType w:val="multilevel"/>
     <w:tmpl w:val="C27CC192"/>
@@ -6348,7 +9815,7 @@
       </w:rPr>
     </w:lvl>
   </w:abstractNum>
-  <w:abstractNum w:abstractNumId="16" w15:restartNumberingAfterBreak="0">
+  <w:abstractNum w:abstractNumId="23" w15:restartNumberingAfterBreak="0">
     <w:nsid w:val="6ACB4DA9"/>
     <w:multiLevelType w:val="multilevel"/>
     <w:tmpl w:val="3FFCF934"/>
@@ -6497,7 +9964,7 @@
       </w:rPr>
     </w:lvl>
   </w:abstractNum>
-  <w:abstractNum w:abstractNumId="17" w15:restartNumberingAfterBreak="0">
+  <w:abstractNum w:abstractNumId="24" w15:restartNumberingAfterBreak="0">
     <w:nsid w:val="6BA32602"/>
     <w:multiLevelType w:val="multilevel"/>
     <w:tmpl w:val="84BEE512"/>
@@ -6646,7 +10113,7 @@
       </w:rPr>
     </w:lvl>
   </w:abstractNum>
-  <w:abstractNum w:abstractNumId="18" w15:restartNumberingAfterBreak="0">
+  <w:abstractNum w:abstractNumId="25" w15:restartNumberingAfterBreak="0">
     <w:nsid w:val="7272505D"/>
     <w:multiLevelType w:val="multilevel"/>
     <w:tmpl w:val="78003E54"/>
@@ -6795,7 +10262,7 @@
       </w:rPr>
     </w:lvl>
   </w:abstractNum>
-  <w:abstractNum w:abstractNumId="19" w15:restartNumberingAfterBreak="0">
+  <w:abstractNum w:abstractNumId="26" w15:restartNumberingAfterBreak="0">
     <w:nsid w:val="72D4731B"/>
     <w:multiLevelType w:val="multilevel"/>
     <w:tmpl w:val="645A3564"/>
@@ -6944,7 +10411,7 @@
       </w:rPr>
     </w:lvl>
   </w:abstractNum>
-  <w:abstractNum w:abstractNumId="20" w15:restartNumberingAfterBreak="0">
+  <w:abstractNum w:abstractNumId="27" w15:restartNumberingAfterBreak="0">
     <w:nsid w:val="73EC6AD4"/>
     <w:multiLevelType w:val="multilevel"/>
     <w:tmpl w:val="432E85F8"/>
@@ -7093,7 +10560,450 @@
       </w:rPr>
     </w:lvl>
   </w:abstractNum>
-  <w:abstractNum w:abstractNumId="21" w15:restartNumberingAfterBreak="0">
+  <w:abstractNum w:abstractNumId="28" w15:restartNumberingAfterBreak="0">
+    <w:nsid w:val="77624704"/>
+    <w:multiLevelType w:val="multilevel"/>
+    <w:tmpl w:val="EF7C151C"/>
+    <w:lvl w:ilvl="0">
+      <w:start w:val="1"/>
+      <w:numFmt w:val="bullet"/>
+      <w:lvlText w:val=""/>
+      <w:lvlJc w:val="left"/>
+      <w:pPr>
+        <w:tabs>
+          <w:tab w:val="num" w:pos="720"/>
+        </w:tabs>
+        <w:ind w:left="720" w:hanging="360"/>
+      </w:pPr>
+      <w:rPr>
+        <w:rFonts w:ascii="Symbol" w:hAnsi="Symbol" w:hint="default"/>
+        <w:sz w:val="20"/>
+      </w:rPr>
+    </w:lvl>
+    <w:lvl w:ilvl="1">
+      <w:start w:val="4"/>
+      <w:numFmt w:val="bullet"/>
+      <w:lvlText w:val=""/>
+      <w:lvlJc w:val="left"/>
+      <w:pPr>
+        <w:ind w:left="1440" w:hanging="360"/>
+      </w:pPr>
+      <w:rPr>
+        <w:rFonts w:ascii="Wingdings" w:eastAsiaTheme="minorHAnsi" w:hAnsi="Wingdings" w:cstheme="minorBidi" w:hint="default"/>
+      </w:rPr>
+    </w:lvl>
+    <w:lvl w:ilvl="2" w:tentative="1">
+      <w:start w:val="1"/>
+      <w:numFmt w:val="bullet"/>
+      <w:lvlText w:val=""/>
+      <w:lvlJc w:val="left"/>
+      <w:pPr>
+        <w:tabs>
+          <w:tab w:val="num" w:pos="2160"/>
+        </w:tabs>
+        <w:ind w:left="2160" w:hanging="360"/>
+      </w:pPr>
+      <w:rPr>
+        <w:rFonts w:ascii="Wingdings" w:hAnsi="Wingdings" w:hint="default"/>
+        <w:sz w:val="20"/>
+      </w:rPr>
+    </w:lvl>
+    <w:lvl w:ilvl="3" w:tentative="1">
+      <w:start w:val="1"/>
+      <w:numFmt w:val="bullet"/>
+      <w:lvlText w:val=""/>
+      <w:lvlJc w:val="left"/>
+      <w:pPr>
+        <w:tabs>
+          <w:tab w:val="num" w:pos="2880"/>
+        </w:tabs>
+        <w:ind w:left="2880" w:hanging="360"/>
+      </w:pPr>
+      <w:rPr>
+        <w:rFonts w:ascii="Wingdings" w:hAnsi="Wingdings" w:hint="default"/>
+        <w:sz w:val="20"/>
+      </w:rPr>
+    </w:lvl>
+    <w:lvl w:ilvl="4" w:tentative="1">
+      <w:start w:val="1"/>
+      <w:numFmt w:val="bullet"/>
+      <w:lvlText w:val=""/>
+      <w:lvlJc w:val="left"/>
+      <w:pPr>
+        <w:tabs>
+          <w:tab w:val="num" w:pos="3600"/>
+        </w:tabs>
+        <w:ind w:left="3600" w:hanging="360"/>
+      </w:pPr>
+      <w:rPr>
+        <w:rFonts w:ascii="Wingdings" w:hAnsi="Wingdings" w:hint="default"/>
+        <w:sz w:val="20"/>
+      </w:rPr>
+    </w:lvl>
+    <w:lvl w:ilvl="5" w:tentative="1">
+      <w:start w:val="1"/>
+      <w:numFmt w:val="bullet"/>
+      <w:lvlText w:val=""/>
+      <w:lvlJc w:val="left"/>
+      <w:pPr>
+        <w:tabs>
+          <w:tab w:val="num" w:pos="4320"/>
+        </w:tabs>
+        <w:ind w:left="4320" w:hanging="360"/>
+      </w:pPr>
+      <w:rPr>
+        <w:rFonts w:ascii="Wingdings" w:hAnsi="Wingdings" w:hint="default"/>
+        <w:sz w:val="20"/>
+      </w:rPr>
+    </w:lvl>
+    <w:lvl w:ilvl="6" w:tentative="1">
+      <w:start w:val="1"/>
+      <w:numFmt w:val="bullet"/>
+      <w:lvlText w:val=""/>
+      <w:lvlJc w:val="left"/>
+      <w:pPr>
+        <w:tabs>
+          <w:tab w:val="num" w:pos="5040"/>
+        </w:tabs>
+        <w:ind w:left="5040" w:hanging="360"/>
+      </w:pPr>
+      <w:rPr>
+        <w:rFonts w:ascii="Wingdings" w:hAnsi="Wingdings" w:hint="default"/>
+        <w:sz w:val="20"/>
+      </w:rPr>
+    </w:lvl>
+    <w:lvl w:ilvl="7" w:tentative="1">
+      <w:start w:val="1"/>
+      <w:numFmt w:val="bullet"/>
+      <w:lvlText w:val=""/>
+      <w:lvlJc w:val="left"/>
+      <w:pPr>
+        <w:tabs>
+          <w:tab w:val="num" w:pos="5760"/>
+        </w:tabs>
+        <w:ind w:left="5760" w:hanging="360"/>
+      </w:pPr>
+      <w:rPr>
+        <w:rFonts w:ascii="Wingdings" w:hAnsi="Wingdings" w:hint="default"/>
+        <w:sz w:val="20"/>
+      </w:rPr>
+    </w:lvl>
+    <w:lvl w:ilvl="8" w:tentative="1">
+      <w:start w:val="1"/>
+      <w:numFmt w:val="bullet"/>
+      <w:lvlText w:val=""/>
+      <w:lvlJc w:val="left"/>
+      <w:pPr>
+        <w:tabs>
+          <w:tab w:val="num" w:pos="6480"/>
+        </w:tabs>
+        <w:ind w:left="6480" w:hanging="360"/>
+      </w:pPr>
+      <w:rPr>
+        <w:rFonts w:ascii="Wingdings" w:hAnsi="Wingdings" w:hint="default"/>
+        <w:sz w:val="20"/>
+      </w:rPr>
+    </w:lvl>
+  </w:abstractNum>
+  <w:abstractNum w:abstractNumId="29" w15:restartNumberingAfterBreak="0">
+    <w:nsid w:val="7B9C7567"/>
+    <w:multiLevelType w:val="multilevel"/>
+    <w:tmpl w:val="9F22824A"/>
+    <w:lvl w:ilvl="0">
+      <w:start w:val="1"/>
+      <w:numFmt w:val="bullet"/>
+      <w:lvlText w:val=""/>
+      <w:lvlJc w:val="left"/>
+      <w:pPr>
+        <w:tabs>
+          <w:tab w:val="num" w:pos="720"/>
+        </w:tabs>
+        <w:ind w:left="720" w:hanging="360"/>
+      </w:pPr>
+      <w:rPr>
+        <w:rFonts w:ascii="Symbol" w:hAnsi="Symbol" w:hint="default"/>
+        <w:sz w:val="20"/>
+      </w:rPr>
+    </w:lvl>
+    <w:lvl w:ilvl="1" w:tentative="1">
+      <w:start w:val="1"/>
+      <w:numFmt w:val="bullet"/>
+      <w:lvlText w:val="o"/>
+      <w:lvlJc w:val="left"/>
+      <w:pPr>
+        <w:tabs>
+          <w:tab w:val="num" w:pos="1440"/>
+        </w:tabs>
+        <w:ind w:left="1440" w:hanging="360"/>
+      </w:pPr>
+      <w:rPr>
+        <w:rFonts w:ascii="Courier New" w:hAnsi="Courier New" w:hint="default"/>
+        <w:sz w:val="20"/>
+      </w:rPr>
+    </w:lvl>
+    <w:lvl w:ilvl="2" w:tentative="1">
+      <w:start w:val="1"/>
+      <w:numFmt w:val="bullet"/>
+      <w:lvlText w:val=""/>
+      <w:lvlJc w:val="left"/>
+      <w:pPr>
+        <w:tabs>
+          <w:tab w:val="num" w:pos="2160"/>
+        </w:tabs>
+        <w:ind w:left="2160" w:hanging="360"/>
+      </w:pPr>
+      <w:rPr>
+        <w:rFonts w:ascii="Wingdings" w:hAnsi="Wingdings" w:hint="default"/>
+        <w:sz w:val="20"/>
+      </w:rPr>
+    </w:lvl>
+    <w:lvl w:ilvl="3" w:tentative="1">
+      <w:start w:val="1"/>
+      <w:numFmt w:val="bullet"/>
+      <w:lvlText w:val=""/>
+      <w:lvlJc w:val="left"/>
+      <w:pPr>
+        <w:tabs>
+          <w:tab w:val="num" w:pos="2880"/>
+        </w:tabs>
+        <w:ind w:left="2880" w:hanging="360"/>
+      </w:pPr>
+      <w:rPr>
+        <w:rFonts w:ascii="Wingdings" w:hAnsi="Wingdings" w:hint="default"/>
+        <w:sz w:val="20"/>
+      </w:rPr>
+    </w:lvl>
+    <w:lvl w:ilvl="4" w:tentative="1">
+      <w:start w:val="1"/>
+      <w:numFmt w:val="bullet"/>
+      <w:lvlText w:val=""/>
+      <w:lvlJc w:val="left"/>
+      <w:pPr>
+        <w:tabs>
+          <w:tab w:val="num" w:pos="3600"/>
+        </w:tabs>
+        <w:ind w:left="3600" w:hanging="360"/>
+      </w:pPr>
+      <w:rPr>
+        <w:rFonts w:ascii="Wingdings" w:hAnsi="Wingdings" w:hint="default"/>
+        <w:sz w:val="20"/>
+      </w:rPr>
+    </w:lvl>
+    <w:lvl w:ilvl="5" w:tentative="1">
+      <w:start w:val="1"/>
+      <w:numFmt w:val="bullet"/>
+      <w:lvlText w:val=""/>
+      <w:lvlJc w:val="left"/>
+      <w:pPr>
+        <w:tabs>
+          <w:tab w:val="num" w:pos="4320"/>
+        </w:tabs>
+        <w:ind w:left="4320" w:hanging="360"/>
+      </w:pPr>
+      <w:rPr>
+        <w:rFonts w:ascii="Wingdings" w:hAnsi="Wingdings" w:hint="default"/>
+        <w:sz w:val="20"/>
+      </w:rPr>
+    </w:lvl>
+    <w:lvl w:ilvl="6" w:tentative="1">
+      <w:start w:val="1"/>
+      <w:numFmt w:val="bullet"/>
+      <w:lvlText w:val=""/>
+      <w:lvlJc w:val="left"/>
+      <w:pPr>
+        <w:tabs>
+          <w:tab w:val="num" w:pos="5040"/>
+        </w:tabs>
+        <w:ind w:left="5040" w:hanging="360"/>
+      </w:pPr>
+      <w:rPr>
+        <w:rFonts w:ascii="Wingdings" w:hAnsi="Wingdings" w:hint="default"/>
+        <w:sz w:val="20"/>
+      </w:rPr>
+    </w:lvl>
+    <w:lvl w:ilvl="7" w:tentative="1">
+      <w:start w:val="1"/>
+      <w:numFmt w:val="bullet"/>
+      <w:lvlText w:val=""/>
+      <w:lvlJc w:val="left"/>
+      <w:pPr>
+        <w:tabs>
+          <w:tab w:val="num" w:pos="5760"/>
+        </w:tabs>
+        <w:ind w:left="5760" w:hanging="360"/>
+      </w:pPr>
+      <w:rPr>
+        <w:rFonts w:ascii="Wingdings" w:hAnsi="Wingdings" w:hint="default"/>
+        <w:sz w:val="20"/>
+      </w:rPr>
+    </w:lvl>
+    <w:lvl w:ilvl="8" w:tentative="1">
+      <w:start w:val="1"/>
+      <w:numFmt w:val="bullet"/>
+      <w:lvlText w:val=""/>
+      <w:lvlJc w:val="left"/>
+      <w:pPr>
+        <w:tabs>
+          <w:tab w:val="num" w:pos="6480"/>
+        </w:tabs>
+        <w:ind w:left="6480" w:hanging="360"/>
+      </w:pPr>
+      <w:rPr>
+        <w:rFonts w:ascii="Wingdings" w:hAnsi="Wingdings" w:hint="default"/>
+        <w:sz w:val="20"/>
+      </w:rPr>
+    </w:lvl>
+  </w:abstractNum>
+  <w:abstractNum w:abstractNumId="30" w15:restartNumberingAfterBreak="0">
+    <w:nsid w:val="7CE64680"/>
+    <w:multiLevelType w:val="multilevel"/>
+    <w:tmpl w:val="AC34E844"/>
+    <w:lvl w:ilvl="0">
+      <w:start w:val="1"/>
+      <w:numFmt w:val="bullet"/>
+      <w:lvlText w:val=""/>
+      <w:lvlJc w:val="left"/>
+      <w:pPr>
+        <w:tabs>
+          <w:tab w:val="num" w:pos="720"/>
+        </w:tabs>
+        <w:ind w:left="720" w:hanging="360"/>
+      </w:pPr>
+      <w:rPr>
+        <w:rFonts w:ascii="Symbol" w:hAnsi="Symbol" w:hint="default"/>
+        <w:sz w:val="20"/>
+      </w:rPr>
+    </w:lvl>
+    <w:lvl w:ilvl="1">
+      <w:start w:val="1"/>
+      <w:numFmt w:val="bullet"/>
+      <w:lvlText w:val="o"/>
+      <w:lvlJc w:val="left"/>
+      <w:pPr>
+        <w:tabs>
+          <w:tab w:val="num" w:pos="1440"/>
+        </w:tabs>
+        <w:ind w:left="1440" w:hanging="360"/>
+      </w:pPr>
+      <w:rPr>
+        <w:rFonts w:ascii="Courier New" w:hAnsi="Courier New" w:hint="default"/>
+        <w:sz w:val="20"/>
+      </w:rPr>
+    </w:lvl>
+    <w:lvl w:ilvl="2" w:tentative="1">
+      <w:start w:val="1"/>
+      <w:numFmt w:val="bullet"/>
+      <w:lvlText w:val=""/>
+      <w:lvlJc w:val="left"/>
+      <w:pPr>
+        <w:tabs>
+          <w:tab w:val="num" w:pos="2160"/>
+        </w:tabs>
+        <w:ind w:left="2160" w:hanging="360"/>
+      </w:pPr>
+      <w:rPr>
+        <w:rFonts w:ascii="Wingdings" w:hAnsi="Wingdings" w:hint="default"/>
+        <w:sz w:val="20"/>
+      </w:rPr>
+    </w:lvl>
+    <w:lvl w:ilvl="3" w:tentative="1">
+      <w:start w:val="1"/>
+      <w:numFmt w:val="bullet"/>
+      <w:lvlText w:val=""/>
+      <w:lvlJc w:val="left"/>
+      <w:pPr>
+        <w:tabs>
+          <w:tab w:val="num" w:pos="2880"/>
+        </w:tabs>
+        <w:ind w:left="2880" w:hanging="360"/>
+      </w:pPr>
+      <w:rPr>
+        <w:rFonts w:ascii="Wingdings" w:hAnsi="Wingdings" w:hint="default"/>
+        <w:sz w:val="20"/>
+      </w:rPr>
+    </w:lvl>
+    <w:lvl w:ilvl="4" w:tentative="1">
+      <w:start w:val="1"/>
+      <w:numFmt w:val="bullet"/>
+      <w:lvlText w:val=""/>
+      <w:lvlJc w:val="left"/>
+      <w:pPr>
+        <w:tabs>
+          <w:tab w:val="num" w:pos="3600"/>
+        </w:tabs>
+        <w:ind w:left="3600" w:hanging="360"/>
+      </w:pPr>
+      <w:rPr>
+        <w:rFonts w:ascii="Wingdings" w:hAnsi="Wingdings" w:hint="default"/>
+        <w:sz w:val="20"/>
+      </w:rPr>
+    </w:lvl>
+    <w:lvl w:ilvl="5" w:tentative="1">
+      <w:start w:val="1"/>
+      <w:numFmt w:val="bullet"/>
+      <w:lvlText w:val=""/>
+      <w:lvlJc w:val="left"/>
+      <w:pPr>
+        <w:tabs>
+          <w:tab w:val="num" w:pos="4320"/>
+        </w:tabs>
+        <w:ind w:left="4320" w:hanging="360"/>
+      </w:pPr>
+      <w:rPr>
+        <w:rFonts w:ascii="Wingdings" w:hAnsi="Wingdings" w:hint="default"/>
+        <w:sz w:val="20"/>
+      </w:rPr>
+    </w:lvl>
+    <w:lvl w:ilvl="6" w:tentative="1">
+      <w:start w:val="1"/>
+      <w:numFmt w:val="bullet"/>
+      <w:lvlText w:val=""/>
+      <w:lvlJc w:val="left"/>
+      <w:pPr>
+        <w:tabs>
+          <w:tab w:val="num" w:pos="5040"/>
+        </w:tabs>
+        <w:ind w:left="5040" w:hanging="360"/>
+      </w:pPr>
+      <w:rPr>
+        <w:rFonts w:ascii="Wingdings" w:hAnsi="Wingdings" w:hint="default"/>
+        <w:sz w:val="20"/>
+      </w:rPr>
+    </w:lvl>
+    <w:lvl w:ilvl="7" w:tentative="1">
+      <w:start w:val="1"/>
+      <w:numFmt w:val="bullet"/>
+      <w:lvlText w:val=""/>
+      <w:lvlJc w:val="left"/>
+      <w:pPr>
+        <w:tabs>
+          <w:tab w:val="num" w:pos="5760"/>
+        </w:tabs>
+        <w:ind w:left="5760" w:hanging="360"/>
+      </w:pPr>
+      <w:rPr>
+        <w:rFonts w:ascii="Wingdings" w:hAnsi="Wingdings" w:hint="default"/>
+        <w:sz w:val="20"/>
+      </w:rPr>
+    </w:lvl>
+    <w:lvl w:ilvl="8" w:tentative="1">
+      <w:start w:val="1"/>
+      <w:numFmt w:val="bullet"/>
+      <w:lvlText w:val=""/>
+      <w:lvlJc w:val="left"/>
+      <w:pPr>
+        <w:tabs>
+          <w:tab w:val="num" w:pos="6480"/>
+        </w:tabs>
+        <w:ind w:left="6480" w:hanging="360"/>
+      </w:pPr>
+      <w:rPr>
+        <w:rFonts w:ascii="Wingdings" w:hAnsi="Wingdings" w:hint="default"/>
+        <w:sz w:val="20"/>
+      </w:rPr>
+    </w:lvl>
+  </w:abstractNum>
+  <w:abstractNum w:abstractNumId="31" w15:restartNumberingAfterBreak="0">
     <w:nsid w:val="7ECE66C8"/>
     <w:multiLevelType w:val="multilevel"/>
     <w:tmpl w:val="89D05068"/>
@@ -7243,70 +11153,100 @@
     </w:lvl>
   </w:abstractNum>
   <w:num w:numId="1" w16cid:durableId="1984386260">
-    <w:abstractNumId w:val="20"/>
+    <w:abstractNumId w:val="27"/>
   </w:num>
   <w:num w:numId="2" w16cid:durableId="1893224603">
-    <w:abstractNumId w:val="14"/>
+    <w:abstractNumId w:val="21"/>
   </w:num>
   <w:num w:numId="3" w16cid:durableId="1890072280">
-    <w:abstractNumId w:val="1"/>
+    <w:abstractNumId w:val="2"/>
   </w:num>
   <w:num w:numId="4" w16cid:durableId="1088572646">
-    <w:abstractNumId w:val="11"/>
+    <w:abstractNumId w:val="18"/>
   </w:num>
   <w:num w:numId="5" w16cid:durableId="657920859">
-    <w:abstractNumId w:val="6"/>
+    <w:abstractNumId w:val="10"/>
   </w:num>
   <w:num w:numId="6" w16cid:durableId="1175076550">
     <w:abstractNumId w:val="0"/>
   </w:num>
   <w:num w:numId="7" w16cid:durableId="163671704">
+    <w:abstractNumId w:val="4"/>
+  </w:num>
+  <w:num w:numId="8" w16cid:durableId="2115008326">
     <w:abstractNumId w:val="3"/>
   </w:num>
-  <w:num w:numId="8" w16cid:durableId="2115008326">
-    <w:abstractNumId w:val="2"/>
-  </w:num>
   <w:num w:numId="9" w16cid:durableId="92209493">
-    <w:abstractNumId w:val="4"/>
+    <w:abstractNumId w:val="5"/>
   </w:num>
   <w:num w:numId="10" w16cid:durableId="1123230890">
-    <w:abstractNumId w:val="9"/>
+    <w:abstractNumId w:val="15"/>
   </w:num>
   <w:num w:numId="11" w16cid:durableId="51580383">
+    <w:abstractNumId w:val="19"/>
+  </w:num>
+  <w:num w:numId="12" w16cid:durableId="210001611">
+    <w:abstractNumId w:val="20"/>
+  </w:num>
+  <w:num w:numId="13" w16cid:durableId="1354382521">
+    <w:abstractNumId w:val="24"/>
+  </w:num>
+  <w:num w:numId="14" w16cid:durableId="179129715">
+    <w:abstractNumId w:val="17"/>
+  </w:num>
+  <w:num w:numId="15" w16cid:durableId="5981309">
+    <w:abstractNumId w:val="31"/>
+  </w:num>
+  <w:num w:numId="16" w16cid:durableId="1264460135">
+    <w:abstractNumId w:val="25"/>
+  </w:num>
+  <w:num w:numId="17" w16cid:durableId="1886335427">
     <w:abstractNumId w:val="12"/>
   </w:num>
-  <w:num w:numId="12" w16cid:durableId="210001611">
+  <w:num w:numId="18" w16cid:durableId="415440753">
+    <w:abstractNumId w:val="14"/>
+  </w:num>
+  <w:num w:numId="19" w16cid:durableId="1930769861">
+    <w:abstractNumId w:val="23"/>
+  </w:num>
+  <w:num w:numId="20" w16cid:durableId="1697340721">
+    <w:abstractNumId w:val="26"/>
+  </w:num>
+  <w:num w:numId="21" w16cid:durableId="964701797">
+    <w:abstractNumId w:val="22"/>
+  </w:num>
+  <w:num w:numId="22" w16cid:durableId="1180697704">
+    <w:abstractNumId w:val="7"/>
+  </w:num>
+  <w:num w:numId="23" w16cid:durableId="2073188940">
+    <w:abstractNumId w:val="16"/>
+  </w:num>
+  <w:num w:numId="24" w16cid:durableId="245767983">
+    <w:abstractNumId w:val="30"/>
+  </w:num>
+  <w:num w:numId="25" w16cid:durableId="1339111870">
+    <w:abstractNumId w:val="6"/>
+  </w:num>
+  <w:num w:numId="26" w16cid:durableId="1585604834">
+    <w:abstractNumId w:val="28"/>
+  </w:num>
+  <w:num w:numId="27" w16cid:durableId="1646158179">
+    <w:abstractNumId w:val="29"/>
+  </w:num>
+  <w:num w:numId="28" w16cid:durableId="1679383742">
+    <w:abstractNumId w:val="1"/>
+  </w:num>
+  <w:num w:numId="29" w16cid:durableId="1789010438">
+    <w:abstractNumId w:val="8"/>
+  </w:num>
+  <w:num w:numId="30" w16cid:durableId="1759904342">
+    <w:abstractNumId w:val="11"/>
+  </w:num>
+  <w:num w:numId="31" w16cid:durableId="282612058">
     <w:abstractNumId w:val="13"/>
   </w:num>
-  <w:num w:numId="13" w16cid:durableId="1354382521">
-    <w:abstractNumId w:val="17"/>
-  </w:num>
-  <w:num w:numId="14" w16cid:durableId="179129715">
-    <w:abstractNumId w:val="10"/>
-  </w:num>
-  <w:num w:numId="15" w16cid:durableId="5981309">
-    <w:abstractNumId w:val="21"/>
-  </w:num>
-  <w:num w:numId="16" w16cid:durableId="1264460135">
-    <w:abstractNumId w:val="18"/>
-  </w:num>
-  <w:num w:numId="17" w16cid:durableId="1886335427">
-    <w:abstractNumId w:val="7"/>
-  </w:num>
-  <w:num w:numId="18" w16cid:durableId="415440753">
-    <w:abstractNumId w:val="8"/>
-  </w:num>
-  <w:num w:numId="19" w16cid:durableId="1930769861">
-    <w:abstractNumId w:val="16"/>
-  </w:num>
-  <w:num w:numId="20" w16cid:durableId="1697340721">
-    <w:abstractNumId w:val="19"/>
-  </w:num>
-  <w:num w:numId="21" w16cid:durableId="964701797">
-    <w:abstractNumId w:val="15"/>
-  </w:num>
-  <w:num w:numId="22" w16cid:durableId="1180697704">
-    <w:abstractNumId w:val="5"/>
+  <w:num w:numId="32" w16cid:durableId="1204439901">
+    <w:abstractNumId w:val="9"/>
   </w:num>
 </w:numbering>
 </file>
@@ -7914,6 +11854,7 @@
   <w:style w:type="character" w:default="1" w:styleId="VarsaylanParagrafYazTipi">
     <w:name w:val="Default Paragraph Font"/>
     <w:uiPriority w:val="1"/>
+    <w:semiHidden/>
     <w:unhideWhenUsed/>
   </w:style>
   <w:style w:type="table" w:default="1" w:styleId="NormalTablo">
@@ -8250,6 +12191,19 @@
       <w:shd w:val="clear" w:color="auto" w:fill="E1DFDD"/>
     </w:rPr>
   </w:style>
+  <w:style w:type="paragraph" w:styleId="NormalWeb">
+    <w:name w:val="Normal (Web)"/>
+    <w:basedOn w:val="Normal"/>
+    <w:uiPriority w:val="99"/>
+    <w:semiHidden/>
+    <w:unhideWhenUsed/>
+    <w:rsid w:val="005B4EA1"/>
+    <w:rPr>
+      <w:rFonts w:ascii="Times New Roman" w:hAnsi="Times New Roman" w:cs="Times New Roman"/>
+      <w:sz w:val="24"/>
+      <w:szCs w:val="24"/>
+    </w:rPr>
+  </w:style>
 </w:styles>
 </file>
 

--- a/Haftalık Takip Dokümantasyonu.docx
+++ b/Haftalık Takip Dokümantasyonu.docx
@@ -3824,7 +3824,7 @@
         </w:rPr>
         <w:lastRenderedPageBreak/>
         <w:drawing>
-          <wp:anchor distT="0" distB="0" distL="114300" distR="114300" simplePos="0" relativeHeight="251663360" behindDoc="0" locked="0" layoutInCell="1" allowOverlap="1" wp14:anchorId="2E103889" wp14:editId="44C2C223">
+          <wp:anchor distT="0" distB="0" distL="114300" distR="114300" simplePos="0" relativeHeight="251663360" behindDoc="0" locked="0" layoutInCell="1" allowOverlap="1" wp14:anchorId="2E103889" wp14:editId="7F583FFB">
             <wp:simplePos x="0" y="0"/>
             <wp:positionH relativeFrom="column">
               <wp:posOffset>10795</wp:posOffset>
@@ -6318,11 +6318,12 @@
         <w:rPr>
           <w:b/>
           <w:bCs/>
+          <w:noProof/>
           <w:sz w:val="24"/>
           <w:szCs w:val="24"/>
         </w:rPr>
         <w:drawing>
-          <wp:anchor distT="0" distB="0" distL="114300" distR="114300" simplePos="0" relativeHeight="251672576" behindDoc="1" locked="0" layoutInCell="1" allowOverlap="1" wp14:anchorId="11DA8E06" wp14:editId="7A4BB098">
+          <wp:anchor distT="0" distB="0" distL="114300" distR="114300" simplePos="0" relativeHeight="251672576" behindDoc="1" locked="0" layoutInCell="1" allowOverlap="1" wp14:anchorId="11DA8E06" wp14:editId="480B94CC">
             <wp:simplePos x="0" y="0"/>
             <wp:positionH relativeFrom="column">
               <wp:posOffset>3256915</wp:posOffset>
@@ -6396,11 +6397,12 @@
       </w:pPr>
       <w:r>
         <w:rPr>
+          <w:noProof/>
           <w:sz w:val="24"/>
           <w:szCs w:val="24"/>
         </w:rPr>
         <w:drawing>
-          <wp:anchor distT="0" distB="0" distL="114300" distR="114300" simplePos="0" relativeHeight="251670528" behindDoc="0" locked="0" layoutInCell="1" allowOverlap="1" wp14:anchorId="52C54BBF" wp14:editId="2A542CE9">
+          <wp:anchor distT="0" distB="0" distL="114300" distR="114300" simplePos="0" relativeHeight="251670528" behindDoc="0" locked="0" layoutInCell="1" allowOverlap="1" wp14:anchorId="52C54BBF" wp14:editId="72447A0F">
             <wp:simplePos x="0" y="0"/>
             <wp:positionH relativeFrom="column">
               <wp:posOffset>220980</wp:posOffset>
@@ -6605,8 +6607,6 @@
       <w:pPr>
         <w:pStyle w:val="ListeParagraf"/>
         <w:rPr>
-          <w:b/>
-          <w:bCs/>
           <w:sz w:val="40"/>
           <w:szCs w:val="40"/>
         </w:rPr>
@@ -6621,14 +6621,1528 @@
         </w:rPr>
         <w:t xml:space="preserve">Video Linki: </w:t>
       </w:r>
-      <w:r>
-        <w:rPr>
+      <w:hyperlink r:id="rId34" w:history="1">
+        <w:r>
+          <w:rPr>
+            <w:rStyle w:val="Kpr"/>
+            <w:sz w:val="40"/>
+            <w:szCs w:val="40"/>
+            <w:highlight w:val="yellow"/>
+          </w:rPr>
+          <w:t>https://youtu.be/PHZSUQ0_NHE</w:t>
+        </w:r>
+      </w:hyperlink>
+    </w:p>
+    <w:p>
+      <w:pPr>
+        <w:pStyle w:val="ListeParagraf"/>
+        <w:rPr>
+          <w:sz w:val="40"/>
+          <w:szCs w:val="40"/>
+        </w:rPr>
+      </w:pPr>
+    </w:p>
+    <w:p>
+      <w:pPr>
+        <w:rPr>
+          <w:b/>
+          <w:bCs/>
+          <w:sz w:val="24"/>
+          <w:szCs w:val="24"/>
+        </w:rPr>
+      </w:pPr>
+      <w:r>
+        <w:rPr>
+          <w:b/>
+          <w:bCs/>
+          <w:sz w:val="24"/>
+          <w:szCs w:val="24"/>
+          <w:u w:val="single"/>
+        </w:rPr>
+        <w:t>5</w:t>
+      </w:r>
+      <w:r>
+        <w:rPr>
+          <w:b/>
+          <w:bCs/>
+          <w:sz w:val="24"/>
+          <w:szCs w:val="24"/>
+          <w:u w:val="single"/>
+        </w:rPr>
+        <w:t>. HAFTA</w:t>
+      </w:r>
+      <w:r>
+        <w:rPr>
+          <w:b/>
+          <w:bCs/>
+          <w:sz w:val="24"/>
+          <w:szCs w:val="24"/>
+        </w:rPr>
+        <w:t xml:space="preserve">    </w:t>
+      </w:r>
+      <w:r>
+        <w:rPr>
+          <w:b/>
+          <w:bCs/>
+          <w:i/>
+          <w:iCs/>
+          <w:sz w:val="24"/>
+          <w:szCs w:val="24"/>
+        </w:rPr>
+        <w:t>26</w:t>
+      </w:r>
+      <w:r>
+        <w:rPr>
+          <w:b/>
+          <w:bCs/>
+          <w:i/>
+          <w:iCs/>
+          <w:sz w:val="24"/>
+          <w:szCs w:val="24"/>
+        </w:rPr>
+        <w:t>.04.2026</w:t>
+      </w:r>
+      <w:r>
+        <w:rPr>
+          <w:b/>
+          <w:bCs/>
+          <w:sz w:val="24"/>
+          <w:szCs w:val="24"/>
+        </w:rPr>
+        <w:t xml:space="preserve">           </w:t>
+      </w:r>
+    </w:p>
+    <w:p>
+      <w:pPr>
+        <w:rPr>
+          <w:sz w:val="24"/>
+          <w:szCs w:val="24"/>
+        </w:rPr>
+      </w:pPr>
+      <w:r>
+        <w:rPr>
+          <w:b/>
+          <w:bCs/>
+          <w:sz w:val="24"/>
+          <w:szCs w:val="24"/>
+        </w:rPr>
+        <w:t xml:space="preserve">Dokumandaki </w:t>
+      </w:r>
+    </w:p>
+    <w:p>
+      <w:pPr>
+        <w:numPr>
+          <w:ilvl w:val="0"/>
+          <w:numId w:val="23"/>
+        </w:numPr>
+        <w:spacing w:after="200" w:line="276" w:lineRule="auto"/>
+        <w:rPr>
+          <w:sz w:val="24"/>
+          <w:szCs w:val="24"/>
+        </w:rPr>
+      </w:pPr>
+      <w:r>
+        <w:rPr>
+          <w:sz w:val="24"/>
+          <w:szCs w:val="24"/>
+        </w:rPr>
+        <w:t>Profil</w:t>
+      </w:r>
+      <w:r>
+        <w:rPr>
+          <w:sz w:val="24"/>
+          <w:szCs w:val="24"/>
+        </w:rPr>
+        <w:t xml:space="preserve"> ekranının geliştirilmesi</w:t>
+      </w:r>
+    </w:p>
+    <w:p>
+      <w:pPr>
+        <w:spacing w:after="200" w:line="276" w:lineRule="auto"/>
+        <w:ind w:left="360"/>
+        <w:rPr>
+          <w:sz w:val="24"/>
+          <w:szCs w:val="24"/>
+        </w:rPr>
+      </w:pPr>
+      <w:proofErr w:type="gramStart"/>
+      <w:r>
+        <w:rPr>
+          <w:sz w:val="24"/>
+          <w:szCs w:val="24"/>
+        </w:rPr>
+        <w:t>madde</w:t>
+      </w:r>
+      <w:r>
+        <w:rPr>
+          <w:sz w:val="24"/>
+          <w:szCs w:val="24"/>
+        </w:rPr>
+        <w:t>si</w:t>
+      </w:r>
+      <w:proofErr w:type="gramEnd"/>
+      <w:r>
+        <w:rPr>
+          <w:sz w:val="24"/>
+          <w:szCs w:val="24"/>
+        </w:rPr>
+        <w:t xml:space="preserve"> yapıldı.</w:t>
+      </w:r>
+    </w:p>
+    <w:p>
+      <w:pPr>
+        <w:rPr>
+          <w:sz w:val="24"/>
+          <w:szCs w:val="24"/>
+        </w:rPr>
+      </w:pPr>
+      <w:r>
+        <w:rPr>
+          <w:sz w:val="24"/>
+          <w:szCs w:val="24"/>
+        </w:rPr>
+        <w:t xml:space="preserve"> Ek olarak </w:t>
+      </w:r>
+      <w:r>
+        <w:rPr>
+          <w:sz w:val="24"/>
+          <w:szCs w:val="24"/>
+        </w:rPr>
+        <w:t>rezervasyon yapma butonu aktifleştirildi ve kişinin yaptığı rezervasyonları görebileceği ‘</w:t>
+      </w:r>
+      <w:r>
+        <w:rPr>
+          <w:b/>
+          <w:bCs/>
+          <w:sz w:val="24"/>
+          <w:szCs w:val="24"/>
+        </w:rPr>
+        <w:t>Rezervasyonlarım’</w:t>
+      </w:r>
+      <w:r>
+        <w:rPr>
+          <w:sz w:val="24"/>
+          <w:szCs w:val="24"/>
+        </w:rPr>
+        <w:t xml:space="preserve"> </w:t>
+      </w:r>
+      <w:r>
+        <w:rPr>
+          <w:sz w:val="24"/>
+          <w:szCs w:val="24"/>
+        </w:rPr>
+        <w:t>sayfası geliştirildi.</w:t>
+      </w:r>
+    </w:p>
+    <w:p>
+      <w:pPr>
+        <w:rPr>
+          <w:sz w:val="24"/>
+          <w:szCs w:val="24"/>
+        </w:rPr>
+      </w:pPr>
+    </w:p>
+    <w:p>
+      <w:pPr>
+        <w:rPr>
+          <w:b/>
+          <w:bCs/>
+          <w:sz w:val="24"/>
+          <w:szCs w:val="24"/>
+        </w:rPr>
+      </w:pPr>
+      <w:r>
+        <w:rPr>
+          <w:b/>
+          <w:bCs/>
+          <w:sz w:val="24"/>
+          <w:szCs w:val="24"/>
+        </w:rPr>
+        <w:t>Profil</w:t>
+      </w:r>
+      <w:r>
+        <w:rPr>
+          <w:b/>
+          <w:bCs/>
+          <w:sz w:val="24"/>
+          <w:szCs w:val="24"/>
+        </w:rPr>
+        <w:t xml:space="preserve"> Sayfası</w:t>
+      </w:r>
+    </w:p>
+    <w:p>
+      <w:pPr>
+        <w:rPr>
+          <w:sz w:val="24"/>
+          <w:szCs w:val="24"/>
+        </w:rPr>
+      </w:pPr>
+      <w:r>
+        <w:rPr>
+          <w:b/>
+          <w:bCs/>
+          <w:sz w:val="24"/>
+          <w:szCs w:val="24"/>
+        </w:rPr>
+        <w:t xml:space="preserve">Giriş Yapılmış </w:t>
+      </w:r>
+      <w:r>
+        <w:rPr>
+          <w:b/>
+          <w:bCs/>
+          <w:sz w:val="24"/>
+          <w:szCs w:val="24"/>
+        </w:rPr>
+        <w:t>İ</w:t>
+      </w:r>
+      <w:r>
+        <w:rPr>
+          <w:b/>
+          <w:bCs/>
+          <w:sz w:val="24"/>
+          <w:szCs w:val="24"/>
+        </w:rPr>
+        <w:t>se</w:t>
+      </w:r>
+      <w:r>
+        <w:rPr>
+          <w:sz w:val="24"/>
+          <w:szCs w:val="24"/>
+        </w:rPr>
+        <w:t>:</w:t>
+      </w:r>
+    </w:p>
+    <w:p>
+      <w:pPr>
+        <w:rPr>
+          <w:sz w:val="24"/>
+          <w:szCs w:val="24"/>
+        </w:rPr>
+      </w:pPr>
+      <w:r>
+        <w:rPr>
+          <w:sz w:val="24"/>
+          <w:szCs w:val="24"/>
+        </w:rPr>
+        <w:t>1. Profil Bölümü</w:t>
+      </w:r>
+    </w:p>
+    <w:p>
+      <w:pPr>
+        <w:numPr>
+          <w:ilvl w:val="0"/>
+          <w:numId w:val="33"/>
+        </w:numPr>
+        <w:rPr>
+          <w:sz w:val="24"/>
+          <w:szCs w:val="24"/>
+        </w:rPr>
+      </w:pPr>
+      <w:r>
+        <w:rPr>
+          <w:sz w:val="24"/>
+          <w:szCs w:val="24"/>
+        </w:rPr>
+        <w:t>Avatar (kullanıcının adının ilk harfi gösterilir)</w:t>
+      </w:r>
+    </w:p>
+    <w:p>
+      <w:pPr>
+        <w:numPr>
+          <w:ilvl w:val="0"/>
+          <w:numId w:val="33"/>
+        </w:numPr>
+        <w:rPr>
+          <w:sz w:val="24"/>
+          <w:szCs w:val="24"/>
+        </w:rPr>
+      </w:pPr>
+      <w:r>
+        <w:rPr>
+          <w:sz w:val="24"/>
+          <w:szCs w:val="24"/>
+        </w:rPr>
+        <w:t>Kullanıcı adı (Full Name)</w:t>
+      </w:r>
+    </w:p>
+    <w:p>
+      <w:pPr>
+        <w:numPr>
+          <w:ilvl w:val="0"/>
+          <w:numId w:val="33"/>
+        </w:numPr>
+        <w:rPr>
+          <w:sz w:val="24"/>
+          <w:szCs w:val="24"/>
+        </w:rPr>
+      </w:pPr>
+      <w:r>
+        <w:rPr>
+          <w:sz w:val="24"/>
+          <w:szCs w:val="24"/>
+        </w:rPr>
+        <w:t>Email</w:t>
+      </w:r>
+    </w:p>
+    <w:p>
+      <w:pPr>
+        <w:rPr>
+          <w:sz w:val="24"/>
+          <w:szCs w:val="24"/>
+        </w:rPr>
+      </w:pPr>
+      <w:r>
+        <w:rPr>
+          <w:sz w:val="24"/>
+          <w:szCs w:val="24"/>
+        </w:rPr>
+        <w:t>2. Ev Sahipliği Bölümü</w:t>
+      </w:r>
+    </w:p>
+    <w:p>
+      <w:pPr>
+        <w:numPr>
+          <w:ilvl w:val="0"/>
+          <w:numId w:val="34"/>
+        </w:numPr>
+        <w:rPr>
+          <w:sz w:val="24"/>
+          <w:szCs w:val="24"/>
+        </w:rPr>
+      </w:pPr>
+      <w:r>
+        <w:rPr>
+          <w:sz w:val="24"/>
+          <w:szCs w:val="24"/>
+        </w:rPr>
+        <w:t> Ev Sahipliği Yapın → /become-host sayfasına yönlendir</w:t>
+      </w:r>
+    </w:p>
+    <w:p>
+      <w:pPr>
+        <w:numPr>
+          <w:ilvl w:val="0"/>
+          <w:numId w:val="34"/>
+        </w:numPr>
+        <w:rPr>
+          <w:sz w:val="24"/>
+          <w:szCs w:val="24"/>
+        </w:rPr>
+      </w:pPr>
+      <w:r>
+        <w:rPr>
+          <w:sz w:val="24"/>
+          <w:szCs w:val="24"/>
+        </w:rPr>
+        <w:t>Gelen Rezervasyon Talepleri → Ev sahibinin aldığı rezervasyon isteklerini yönet (henüz bağlantı yok)</w:t>
+      </w:r>
+    </w:p>
+    <w:p>
+      <w:pPr>
+        <w:rPr>
+          <w:sz w:val="24"/>
+          <w:szCs w:val="24"/>
+        </w:rPr>
+      </w:pPr>
+      <w:r>
+        <w:rPr>
+          <w:sz w:val="24"/>
+          <w:szCs w:val="24"/>
+        </w:rPr>
+        <w:t>3. Hesap Bölümü</w:t>
+      </w:r>
+    </w:p>
+    <w:p>
+      <w:pPr>
+        <w:numPr>
+          <w:ilvl w:val="0"/>
+          <w:numId w:val="35"/>
+        </w:numPr>
+        <w:rPr>
+          <w:sz w:val="24"/>
+          <w:szCs w:val="24"/>
+        </w:rPr>
+      </w:pPr>
+      <w:r>
+        <w:rPr>
+          <w:sz w:val="24"/>
+          <w:szCs w:val="24"/>
+        </w:rPr>
+        <w:t>Profili Düzenle → /edit-profile sayfasına yönlendir (Ad, email, telefon güncelle)</w:t>
+      </w:r>
+    </w:p>
+    <w:p>
+      <w:pPr>
+        <w:numPr>
+          <w:ilvl w:val="0"/>
+          <w:numId w:val="35"/>
+        </w:numPr>
+        <w:rPr>
+          <w:sz w:val="24"/>
+          <w:szCs w:val="24"/>
+        </w:rPr>
+      </w:pPr>
+      <w:r>
+        <w:rPr>
+          <w:sz w:val="24"/>
+          <w:szCs w:val="24"/>
+        </w:rPr>
+        <w:t>Şifre Değiştir → /change-password sayfasına yönlendir</w:t>
+      </w:r>
+    </w:p>
+    <w:p>
+      <w:pPr>
+        <w:numPr>
+          <w:ilvl w:val="0"/>
+          <w:numId w:val="35"/>
+        </w:numPr>
+        <w:rPr>
+          <w:sz w:val="24"/>
+          <w:szCs w:val="24"/>
+        </w:rPr>
+      </w:pPr>
+      <w:r>
+        <w:rPr>
+          <w:sz w:val="24"/>
+          <w:szCs w:val="24"/>
+        </w:rPr>
+        <w:t>Çıkış Yap → Logout modal çıkıp onay ister, sonra hoş geldiniz ekranına geri gönder</w:t>
+      </w:r>
+    </w:p>
+    <w:p>
+      <w:pPr>
+        <w:rPr>
+          <w:sz w:val="24"/>
+          <w:szCs w:val="24"/>
+        </w:rPr>
+      </w:pPr>
+    </w:p>
+    <w:p>
+      <w:pPr>
+        <w:rPr>
+          <w:b/>
+          <w:bCs/>
+          <w:sz w:val="24"/>
+          <w:szCs w:val="24"/>
+        </w:rPr>
+      </w:pPr>
+      <w:r>
+        <w:rPr>
+          <w:b/>
+          <w:bCs/>
+          <w:sz w:val="24"/>
+          <w:szCs w:val="24"/>
+        </w:rPr>
+        <w:t xml:space="preserve">Giriş Yapılmamış </w:t>
+      </w:r>
+      <w:r>
+        <w:rPr>
+          <w:b/>
+          <w:bCs/>
+          <w:sz w:val="24"/>
+          <w:szCs w:val="24"/>
+        </w:rPr>
+        <w:t>İse:</w:t>
+      </w:r>
+    </w:p>
+    <w:p>
+      <w:pPr>
+        <w:rPr>
+          <w:sz w:val="24"/>
+          <w:szCs w:val="24"/>
+        </w:rPr>
+      </w:pPr>
+      <w:r>
+        <w:rPr>
+          <w:sz w:val="24"/>
+          <w:szCs w:val="24"/>
+        </w:rPr>
+        <w:t>1. Login Bölümü</w:t>
+      </w:r>
+    </w:p>
+    <w:p>
+      <w:pPr>
+        <w:numPr>
+          <w:ilvl w:val="0"/>
+          <w:numId w:val="36"/>
+        </w:numPr>
+        <w:rPr>
+          <w:sz w:val="24"/>
+          <w:szCs w:val="24"/>
+        </w:rPr>
+      </w:pPr>
+      <w:r>
+        <w:rPr>
+          <w:sz w:val="24"/>
+          <w:szCs w:val="24"/>
+        </w:rPr>
+        <w:t>Logo ve branding ("StayIn" yazısı)</w:t>
+      </w:r>
+    </w:p>
+    <w:p>
+      <w:pPr>
+        <w:numPr>
+          <w:ilvl w:val="0"/>
+          <w:numId w:val="36"/>
+        </w:numPr>
+        <w:rPr>
+          <w:sz w:val="24"/>
+          <w:szCs w:val="24"/>
+        </w:rPr>
+      </w:pPr>
+      <w:r>
+        <w:rPr>
+          <w:sz w:val="24"/>
+          <w:szCs w:val="24"/>
+        </w:rPr>
+        <w:t xml:space="preserve">Email input field </w:t>
+      </w:r>
+    </w:p>
+    <w:p>
+      <w:pPr>
+        <w:numPr>
+          <w:ilvl w:val="0"/>
+          <w:numId w:val="36"/>
+        </w:numPr>
+        <w:rPr>
+          <w:sz w:val="24"/>
+          <w:szCs w:val="24"/>
+        </w:rPr>
+      </w:pPr>
+      <w:r>
+        <w:rPr>
+          <w:sz w:val="24"/>
+          <w:szCs w:val="24"/>
+        </w:rPr>
+        <w:t xml:space="preserve">Şifre input field </w:t>
+      </w:r>
+    </w:p>
+    <w:p>
+      <w:pPr>
+        <w:numPr>
+          <w:ilvl w:val="0"/>
+          <w:numId w:val="36"/>
+        </w:numPr>
+        <w:rPr>
+          <w:sz w:val="24"/>
+          <w:szCs w:val="24"/>
+        </w:rPr>
+      </w:pPr>
+      <w:r>
+        <w:rPr>
+          <w:sz w:val="24"/>
+          <w:szCs w:val="24"/>
+        </w:rPr>
+        <w:t>"Şifremi unuttum" butonu</w:t>
+      </w:r>
+    </w:p>
+    <w:p>
+      <w:pPr>
+        <w:numPr>
+          <w:ilvl w:val="0"/>
+          <w:numId w:val="36"/>
+        </w:numPr>
+        <w:rPr>
+          <w:sz w:val="24"/>
+          <w:szCs w:val="24"/>
+        </w:rPr>
+      </w:pPr>
+      <w:r>
+        <w:rPr>
+          <w:sz w:val="24"/>
+          <w:szCs w:val="24"/>
+        </w:rPr>
+        <w:t>"Giriş Yap" butonu</w:t>
+      </w:r>
+    </w:p>
+    <w:p>
+      <w:pPr>
+        <w:rPr>
+          <w:sz w:val="24"/>
+          <w:szCs w:val="24"/>
+        </w:rPr>
+      </w:pPr>
+      <w:r>
+        <w:rPr>
+          <w:sz w:val="24"/>
+          <w:szCs w:val="24"/>
+        </w:rPr>
+        <w:lastRenderedPageBreak/>
+        <w:t>2. Register Bölümü</w:t>
+      </w:r>
+    </w:p>
+    <w:p>
+      <w:pPr>
+        <w:numPr>
+          <w:ilvl w:val="0"/>
+          <w:numId w:val="37"/>
+        </w:numPr>
+        <w:rPr>
+          <w:sz w:val="24"/>
+          <w:szCs w:val="24"/>
+        </w:rPr>
+      </w:pPr>
+      <w:r>
+        <w:rPr>
+          <w:sz w:val="24"/>
+          <w:szCs w:val="24"/>
+        </w:rPr>
+        <w:t>"Hesabınız yok mu?" mesajı</w:t>
+      </w:r>
+    </w:p>
+    <w:p>
+      <w:pPr>
+        <w:numPr>
+          <w:ilvl w:val="0"/>
+          <w:numId w:val="37"/>
+        </w:numPr>
+        <w:rPr>
+          <w:sz w:val="24"/>
+          <w:szCs w:val="24"/>
+        </w:rPr>
+      </w:pPr>
+      <w:r>
+        <w:rPr>
+          <w:sz w:val="24"/>
+          <w:szCs w:val="24"/>
+        </w:rPr>
+        <w:t>"Kayıt Ol" butonu → /register sayfasına yönlendir</w:t>
+      </w:r>
+    </w:p>
+    <w:p>
+      <w:pPr>
+        <w:rPr>
+          <w:b/>
+          <w:bCs/>
+          <w:sz w:val="24"/>
+          <w:szCs w:val="24"/>
+        </w:rPr>
+      </w:pPr>
+      <w:r>
+        <w:rPr>
+          <w:b/>
+          <w:bCs/>
+          <w:sz w:val="24"/>
+          <w:szCs w:val="24"/>
+        </w:rPr>
+        <w:drawing>
+          <wp:inline distT="0" distB="0" distL="0" distR="0" wp14:anchorId="43F77317" wp14:editId="22A4FB1A">
+            <wp:extent cx="3749040" cy="4004802"/>
+            <wp:effectExtent l="0" t="0" r="3810" b="0"/>
+            <wp:docPr id="1551371042" name="Resim 1" descr="metin, ekran görüntüsü, yazı tipi, sayı, numara içeren bir resim&#10;&#10;Yapay zeka tarafından oluşturulmuş içerik yanlış olabilir."/>
+            <wp:cNvGraphicFramePr>
+              <a:graphicFrameLocks xmlns:a="http://schemas.openxmlformats.org/drawingml/2006/main" noChangeAspect="1"/>
+            </wp:cNvGraphicFramePr>
+            <a:graphic xmlns:a="http://schemas.openxmlformats.org/drawingml/2006/main">
+              <a:graphicData uri="http://schemas.openxmlformats.org/drawingml/2006/picture">
+                <pic:pic xmlns:pic="http://schemas.openxmlformats.org/drawingml/2006/picture">
+                  <pic:nvPicPr>
+                    <pic:cNvPr id="1551371042" name="Resim 1" descr="metin, ekran görüntüsü, yazı tipi, sayı, numara içeren bir resim&#10;&#10;Yapay zeka tarafından oluşturulmuş içerik yanlış olabilir."/>
+                    <pic:cNvPicPr/>
+                  </pic:nvPicPr>
+                  <pic:blipFill>
+                    <a:blip r:embed="rId35"/>
+                    <a:stretch>
+                      <a:fillRect/>
+                    </a:stretch>
+                  </pic:blipFill>
+                  <pic:spPr>
+                    <a:xfrm>
+                      <a:off x="0" y="0"/>
+                      <a:ext cx="3750054" cy="4005886"/>
+                    </a:xfrm>
+                    <a:prstGeom prst="rect">
+                      <a:avLst/>
+                    </a:prstGeom>
+                  </pic:spPr>
+                </pic:pic>
+              </a:graphicData>
+            </a:graphic>
+          </wp:inline>
+        </w:drawing>
+      </w:r>
+    </w:p>
+    <w:p>
+      <w:pPr>
+        <w:rPr>
+          <w:b/>
+          <w:bCs/>
+          <w:sz w:val="24"/>
+          <w:szCs w:val="24"/>
+        </w:rPr>
+      </w:pPr>
+    </w:p>
+    <w:p>
+      <w:pPr>
+        <w:rPr>
+          <w:b/>
+          <w:bCs/>
+          <w:sz w:val="24"/>
+          <w:szCs w:val="24"/>
+        </w:rPr>
+      </w:pPr>
+    </w:p>
+    <w:p>
+      <w:pPr>
+        <w:rPr>
+          <w:b/>
+          <w:bCs/>
+          <w:sz w:val="24"/>
+          <w:szCs w:val="24"/>
+        </w:rPr>
+      </w:pPr>
+      <w:r>
+        <w:rPr>
+          <w:b/>
+          <w:bCs/>
+          <w:sz w:val="24"/>
+          <w:szCs w:val="24"/>
+        </w:rPr>
+        <w:t>Rezervasyonu Tamamla Butonu</w:t>
+      </w:r>
+    </w:p>
+    <w:p>
+      <w:pPr>
+        <w:jc w:val="both"/>
+        <w:rPr>
+          <w:sz w:val="24"/>
+          <w:szCs w:val="24"/>
+        </w:rPr>
+      </w:pPr>
+      <w:r>
+        <w:rPr>
+          <w:sz w:val="24"/>
+          <w:szCs w:val="24"/>
+        </w:rPr>
+        <w:t xml:space="preserve">İlk olarak, sistem kontrol </w:t>
+      </w:r>
+      <w:proofErr w:type="gramStart"/>
+      <w:r>
+        <w:rPr>
+          <w:sz w:val="24"/>
+          <w:szCs w:val="24"/>
+        </w:rPr>
+        <w:t>ediyor -</w:t>
+      </w:r>
+      <w:proofErr w:type="gramEnd"/>
+      <w:r>
+        <w:rPr>
+          <w:sz w:val="24"/>
+          <w:szCs w:val="24"/>
+        </w:rPr>
+        <w:t xml:space="preserve"> tarih seçildi mi? Gece sayısı sıfırdan büyük mü? Konuk sayısı sıfırdan büyük mü? Konuk sayısı evin kapasitesini aşmadı mı? Bu kontrollerin herhangi biri başarısız olursa, hata mesajı gösteriyor ve kırmızı hata modal'ı açıyor. Buradan sonra işlem durduruluyor.</w:t>
+      </w:r>
+    </w:p>
+    <w:p>
+      <w:pPr>
+        <w:jc w:val="both"/>
+        <w:rPr>
+          <w:sz w:val="24"/>
+          <w:szCs w:val="24"/>
+        </w:rPr>
+      </w:pPr>
+      <w:r>
+        <w:rPr>
+          <w:sz w:val="24"/>
+          <w:szCs w:val="24"/>
+        </w:rPr>
+        <w:t>Kontroller başarılı olursa, tarihler hazırlanıyor. Girdiğin check-in tarihini alıyor, check-out tarihini hesaplıyor (check-in + gece sayısı), sonra her ikisini sunucuya gondereceği formata çeviriyor.</w:t>
+      </w:r>
+    </w:p>
+    <w:p>
+      <w:pPr>
+        <w:jc w:val="both"/>
+        <w:rPr>
+          <w:sz w:val="24"/>
+          <w:szCs w:val="24"/>
+        </w:rPr>
+      </w:pPr>
+      <w:r>
+        <w:rPr>
+          <w:sz w:val="24"/>
+          <w:szCs w:val="24"/>
+        </w:rPr>
+        <w:t>Ardından, bu bilgiler (ilanın ID'si, check-in, check-out, konuk sayısı) sunucuya gönderiliyor. Sunucu cevap verene kadar loading spinner gösteriyor.</w:t>
+      </w:r>
+    </w:p>
+    <w:p>
+      <w:pPr>
+        <w:jc w:val="both"/>
+        <w:rPr>
+          <w:sz w:val="24"/>
+          <w:szCs w:val="24"/>
+        </w:rPr>
+      </w:pPr>
+      <w:r>
+        <w:rPr>
+          <w:sz w:val="24"/>
+          <w:szCs w:val="24"/>
+        </w:rPr>
+        <w:t xml:space="preserve">Sunucu başarılı cevap verirse, yeşil başarı modal'ı </w:t>
+      </w:r>
+      <w:proofErr w:type="gramStart"/>
+      <w:r>
+        <w:rPr>
+          <w:sz w:val="24"/>
+          <w:szCs w:val="24"/>
+        </w:rPr>
+        <w:t>açılıyor -</w:t>
+      </w:r>
+      <w:proofErr w:type="gramEnd"/>
+      <w:r>
+        <w:rPr>
+          <w:sz w:val="24"/>
+          <w:szCs w:val="24"/>
+        </w:rPr>
+        <w:t xml:space="preserve"> "Rezervasyon Başarılı!" yazısı ve "Ana Sayfaya Dön" butonu gösteriyor. O butona basınca ana sayfaya gidiyor.</w:t>
+      </w:r>
+    </w:p>
+    <w:p>
+      <w:pPr>
+        <w:jc w:val="both"/>
+        <w:rPr>
+          <w:sz w:val="24"/>
+          <w:szCs w:val="24"/>
+        </w:rPr>
+      </w:pPr>
+      <w:r>
+        <w:rPr>
+          <w:sz w:val="24"/>
+          <w:szCs w:val="24"/>
+        </w:rPr>
+        <w:t>Şayet sunucu hata dönerse, kırmızı hata modal'ı açılıyor ve hatanın sebebini yazıyor (örneğin "Seçtiğiniz tarihler zaten reserve edilmiş" gibi).</w:t>
+      </w:r>
+    </w:p>
+    <w:p>
+      <w:pPr>
+        <w:rPr>
+          <w:b/>
+          <w:bCs/>
+          <w:sz w:val="24"/>
+          <w:szCs w:val="24"/>
+        </w:rPr>
+      </w:pPr>
+      <w:r>
+        <w:rPr>
+          <w:b/>
+          <w:bCs/>
+          <w:sz w:val="24"/>
+          <w:szCs w:val="24"/>
+        </w:rPr>
+        <w:lastRenderedPageBreak/>
+        <w:drawing>
+          <wp:inline distT="0" distB="0" distL="0" distR="0" wp14:anchorId="45C515D0" wp14:editId="3FBE3E19">
+            <wp:extent cx="3133564" cy="2773680"/>
+            <wp:effectExtent l="0" t="0" r="0" b="7620"/>
+            <wp:docPr id="1858554295" name="Resim 1" descr="metin, ekran görüntüsü, sayı, numara, yazı tipi içeren bir resim&#10;&#10;Yapay zeka tarafından oluşturulmuş içerik yanlış olabilir."/>
+            <wp:cNvGraphicFramePr>
+              <a:graphicFrameLocks xmlns:a="http://schemas.openxmlformats.org/drawingml/2006/main" noChangeAspect="1"/>
+            </wp:cNvGraphicFramePr>
+            <a:graphic xmlns:a="http://schemas.openxmlformats.org/drawingml/2006/main">
+              <a:graphicData uri="http://schemas.openxmlformats.org/drawingml/2006/picture">
+                <pic:pic xmlns:pic="http://schemas.openxmlformats.org/drawingml/2006/picture">
+                  <pic:nvPicPr>
+                    <pic:cNvPr id="1858554295" name="Resim 1" descr="metin, ekran görüntüsü, sayı, numara, yazı tipi içeren bir resim&#10;&#10;Yapay zeka tarafından oluşturulmuş içerik yanlış olabilir."/>
+                    <pic:cNvPicPr/>
+                  </pic:nvPicPr>
+                  <pic:blipFill>
+                    <a:blip r:embed="rId36"/>
+                    <a:stretch>
+                      <a:fillRect/>
+                    </a:stretch>
+                  </pic:blipFill>
+                  <pic:spPr>
+                    <a:xfrm>
+                      <a:off x="0" y="0"/>
+                      <a:ext cx="3146145" cy="2784816"/>
+                    </a:xfrm>
+                    <a:prstGeom prst="rect">
+                      <a:avLst/>
+                    </a:prstGeom>
+                  </pic:spPr>
+                </pic:pic>
+              </a:graphicData>
+            </a:graphic>
+          </wp:inline>
+        </w:drawing>
+      </w:r>
+    </w:p>
+    <w:p>
+      <w:pPr>
+        <w:rPr>
+          <w:b/>
+          <w:bCs/>
+          <w:sz w:val="24"/>
+          <w:szCs w:val="24"/>
+        </w:rPr>
+      </w:pPr>
+    </w:p>
+    <w:p>
+      <w:pPr>
+        <w:jc w:val="both"/>
+        <w:rPr>
+          <w:b/>
+          <w:bCs/>
+          <w:sz w:val="24"/>
+          <w:szCs w:val="24"/>
+        </w:rPr>
+      </w:pPr>
+      <w:r>
+        <w:rPr>
+          <w:b/>
+          <w:bCs/>
+          <w:sz w:val="24"/>
+          <w:szCs w:val="24"/>
+        </w:rPr>
+        <w:t>Rezervasyon</w:t>
+      </w:r>
+      <w:r>
+        <w:rPr>
+          <w:b/>
+          <w:bCs/>
+          <w:sz w:val="24"/>
+          <w:szCs w:val="24"/>
+        </w:rPr>
+        <w:t>larım Ekranı</w:t>
+      </w:r>
+    </w:p>
+    <w:p>
+      <w:pPr>
+        <w:rPr>
+          <w:sz w:val="24"/>
+          <w:szCs w:val="24"/>
+        </w:rPr>
+      </w:pPr>
+      <w:r>
+        <w:rPr>
+          <w:sz w:val="24"/>
+          <w:szCs w:val="24"/>
+        </w:rPr>
+        <w:t xml:space="preserve">Sayfa açıldığında, ilk olarak kontrol </w:t>
+      </w:r>
+      <w:proofErr w:type="gramStart"/>
+      <w:r>
+        <w:rPr>
+          <w:sz w:val="24"/>
+          <w:szCs w:val="24"/>
+        </w:rPr>
+        <w:t>ediyor -</w:t>
+      </w:r>
+      <w:proofErr w:type="gramEnd"/>
+      <w:r>
+        <w:rPr>
+          <w:sz w:val="24"/>
+          <w:szCs w:val="24"/>
+        </w:rPr>
+        <w:t xml:space="preserve"> kullanıcı giriş yapmış mı? Eğer giriş yapmamışsa, "Giriş yapman gerekiyor" mesajı gösteriyor ve "Giriş Yap" butonu sunuyor. Tıklanırsa login sayfasına yönlendiriyor.</w:t>
+      </w:r>
+    </w:p>
+    <w:p>
+      <w:pPr>
+        <w:rPr>
+          <w:sz w:val="24"/>
+          <w:szCs w:val="24"/>
+        </w:rPr>
+      </w:pPr>
+      <w:r>
+        <w:rPr>
+          <w:sz w:val="24"/>
+          <w:szCs w:val="24"/>
+        </w:rPr>
+        <w:t>Kullanıcı giriş yaptığında, sayfa kendi rezervasyonlarını sunucudan çekiyor. Loading durumunda spinner gösteriyor.</w:t>
+      </w:r>
+    </w:p>
+    <w:p>
+      <w:pPr>
+        <w:rPr>
+          <w:sz w:val="24"/>
+          <w:szCs w:val="24"/>
+        </w:rPr>
+      </w:pPr>
+      <w:r>
+        <w:rPr>
+          <w:sz w:val="24"/>
+          <w:szCs w:val="24"/>
+        </w:rPr>
+        <w:t>Rezervasyonlar yüklendikten sonra, eğer hiçbir rezervasyon yoksa "Henüz rezervasyonun yok" mesajı gösteriyor.</w:t>
+      </w:r>
+    </w:p>
+    <w:p>
+      <w:pPr>
+        <w:rPr>
+          <w:sz w:val="24"/>
+          <w:szCs w:val="24"/>
+        </w:rPr>
+      </w:pPr>
+      <w:r>
+        <w:rPr>
+          <w:sz w:val="24"/>
+          <w:szCs w:val="24"/>
+        </w:rPr>
+        <w:t>Eğer rezervasyonlar varsa, her bir rezervasyonu kart şeklinde listelediyor. Her karta şunlar yazıyor:</w:t>
+      </w:r>
+    </w:p>
+    <w:p>
+      <w:pPr>
+        <w:numPr>
+          <w:ilvl w:val="0"/>
+          <w:numId w:val="39"/>
+        </w:numPr>
+        <w:rPr>
+          <w:sz w:val="24"/>
+          <w:szCs w:val="24"/>
+        </w:rPr>
+      </w:pPr>
+      <w:r>
+        <w:rPr>
+          <w:sz w:val="24"/>
+          <w:szCs w:val="24"/>
+        </w:rPr>
+        <w:t>İlanın fotoğrafı</w:t>
+      </w:r>
+    </w:p>
+    <w:p>
+      <w:pPr>
+        <w:numPr>
+          <w:ilvl w:val="0"/>
+          <w:numId w:val="39"/>
+        </w:numPr>
+        <w:rPr>
+          <w:sz w:val="24"/>
+          <w:szCs w:val="24"/>
+        </w:rPr>
+      </w:pPr>
+      <w:r>
+        <w:rPr>
+          <w:sz w:val="24"/>
+          <w:szCs w:val="24"/>
+        </w:rPr>
+        <w:t>İlanın adı</w:t>
+      </w:r>
+    </w:p>
+    <w:p>
+      <w:pPr>
+        <w:numPr>
+          <w:ilvl w:val="0"/>
+          <w:numId w:val="39"/>
+        </w:numPr>
+        <w:rPr>
+          <w:sz w:val="24"/>
+          <w:szCs w:val="24"/>
+        </w:rPr>
+      </w:pPr>
+      <w:r>
+        <w:rPr>
+          <w:sz w:val="24"/>
+          <w:szCs w:val="24"/>
+        </w:rPr>
+        <w:t>Durum (Beklemede, Onaylandı, Reddedildi, İptal)</w:t>
+      </w:r>
+    </w:p>
+    <w:p>
+      <w:pPr>
+        <w:numPr>
+          <w:ilvl w:val="0"/>
+          <w:numId w:val="39"/>
+        </w:numPr>
+        <w:rPr>
+          <w:sz w:val="24"/>
+          <w:szCs w:val="24"/>
+        </w:rPr>
+      </w:pPr>
+      <w:r>
+        <w:rPr>
+          <w:sz w:val="24"/>
+          <w:szCs w:val="24"/>
+        </w:rPr>
+        <w:t>Giriş ve çıkış tarihleri</w:t>
+      </w:r>
+    </w:p>
+    <w:p>
+      <w:pPr>
+        <w:numPr>
+          <w:ilvl w:val="0"/>
+          <w:numId w:val="39"/>
+        </w:numPr>
+        <w:rPr>
+          <w:sz w:val="24"/>
+          <w:szCs w:val="24"/>
+        </w:rPr>
+      </w:pPr>
+      <w:r>
+        <w:rPr>
+          <w:sz w:val="24"/>
+          <w:szCs w:val="24"/>
+        </w:rPr>
+        <w:t>Konuk sayısı</w:t>
+      </w:r>
+    </w:p>
+    <w:p>
+      <w:pPr>
+        <w:numPr>
+          <w:ilvl w:val="0"/>
+          <w:numId w:val="39"/>
+        </w:numPr>
+        <w:rPr>
+          <w:sz w:val="24"/>
+          <w:szCs w:val="24"/>
+        </w:rPr>
+      </w:pPr>
+      <w:r>
+        <w:rPr>
+          <w:sz w:val="24"/>
+          <w:szCs w:val="24"/>
+        </w:rPr>
+        <w:t>Toplam fiyat</w:t>
+      </w:r>
+    </w:p>
+    <w:p>
+      <w:pPr>
+        <w:rPr>
+          <w:sz w:val="24"/>
+          <w:szCs w:val="24"/>
+        </w:rPr>
+      </w:pPr>
+      <w:r>
+        <w:rPr>
+          <w:sz w:val="24"/>
+          <w:szCs w:val="24"/>
+        </w:rPr>
+        <w:t>Durumların renkleri farklı: Beklemede turuncu, Onaylandı yeşil, Reddedildi kırmızı, İptal griyse.</w:t>
+      </w:r>
+    </w:p>
+    <w:p>
+      <w:pPr>
+        <w:rPr>
+          <w:sz w:val="24"/>
+          <w:szCs w:val="24"/>
+        </w:rPr>
+      </w:pPr>
+      <w:r>
+        <w:rPr>
+          <w:sz w:val="24"/>
+          <w:szCs w:val="24"/>
+        </w:rPr>
+        <w:t>Sayfanın üstünde, "Rezervasyonlarım" başlığı var.</w:t>
+      </w:r>
+    </w:p>
+    <w:p>
+      <w:pPr>
+        <w:rPr>
+          <w:sz w:val="24"/>
+          <w:szCs w:val="24"/>
+        </w:rPr>
+      </w:pPr>
+      <w:r>
+        <w:rPr>
+          <w:sz w:val="24"/>
+          <w:szCs w:val="24"/>
+        </w:rPr>
+        <w:t>Sayfanın altında, BottomNav menüsü var. "Rezervasyonlarım" sekmesi aktif görünüyor.</w:t>
+      </w:r>
+    </w:p>
+    <w:p>
+      <w:pPr>
+        <w:rPr>
+          <w:sz w:val="24"/>
+          <w:szCs w:val="24"/>
+        </w:rPr>
+      </w:pPr>
+      <w:r>
+        <w:rPr>
+          <w:sz w:val="24"/>
+          <w:szCs w:val="24"/>
+        </w:rPr>
+        <w:t xml:space="preserve">Ayrıca, bir refresh (yenile) buton </w:t>
+      </w:r>
+      <w:proofErr w:type="gramStart"/>
+      <w:r>
+        <w:rPr>
+          <w:sz w:val="24"/>
+          <w:szCs w:val="24"/>
+        </w:rPr>
+        <w:t>var -</w:t>
+      </w:r>
+      <w:proofErr w:type="gramEnd"/>
+      <w:r>
+        <w:rPr>
+          <w:sz w:val="24"/>
+          <w:szCs w:val="24"/>
+        </w:rPr>
+        <w:t xml:space="preserve"> aça aşağı çekersen de sayfanın rezervasyonları yenilemesi mümkün.</w:t>
+      </w:r>
+    </w:p>
+    <w:p>
+      <w:pPr>
+        <w:rPr>
+          <w:sz w:val="24"/>
+          <w:szCs w:val="24"/>
+        </w:rPr>
+      </w:pPr>
+      <w:r>
+        <w:rPr>
+          <w:sz w:val="24"/>
+          <w:szCs w:val="24"/>
+        </w:rPr>
+        <w:t>Kısacası: Bu sayfa kullanıcının yaptığı tüm rezervasyonları gösteriyor ve her birinin durumunu renklerle belirtiyor.</w:t>
+      </w:r>
+    </w:p>
+    <w:p>
+      <w:pPr>
+        <w:rPr>
+          <w:b/>
+          <w:bCs/>
+          <w:sz w:val="40"/>
+          <w:szCs w:val="40"/>
+        </w:rPr>
+      </w:pPr>
+    </w:p>
+    <w:p>
+      <w:pPr>
+        <w:rPr>
+          <w:b/>
+          <w:bCs/>
+          <w:sz w:val="40"/>
+          <w:szCs w:val="40"/>
+        </w:rPr>
+      </w:pPr>
+    </w:p>
+    <w:p>
+      <w:pPr>
+        <w:rPr>
+          <w:b/>
+          <w:bCs/>
+          <w:sz w:val="40"/>
+          <w:szCs w:val="40"/>
+        </w:rPr>
+      </w:pPr>
+      <w:r>
+        <w:rPr>
+          <w:b/>
+          <w:bCs/>
+          <w:sz w:val="40"/>
+          <w:szCs w:val="40"/>
+        </w:rPr>
+        <w:drawing>
+          <wp:inline distT="0" distB="0" distL="0" distR="0" wp14:anchorId="2E640077" wp14:editId="6CBBD33D">
+            <wp:extent cx="3901440" cy="2259376"/>
+            <wp:effectExtent l="0" t="0" r="3810" b="7620"/>
+            <wp:docPr id="1892667129" name="Resim 1" descr="metin, ekran görüntüsü içeren bir resim&#10;&#10;Yapay zeka tarafından oluşturulmuş içerik yanlış olabilir."/>
+            <wp:cNvGraphicFramePr>
+              <a:graphicFrameLocks xmlns:a="http://schemas.openxmlformats.org/drawingml/2006/main" noChangeAspect="1"/>
+            </wp:cNvGraphicFramePr>
+            <a:graphic xmlns:a="http://schemas.openxmlformats.org/drawingml/2006/main">
+              <a:graphicData uri="http://schemas.openxmlformats.org/drawingml/2006/picture">
+                <pic:pic xmlns:pic="http://schemas.openxmlformats.org/drawingml/2006/picture">
+                  <pic:nvPicPr>
+                    <pic:cNvPr id="1892667129" name="Resim 1" descr="metin, ekran görüntüsü içeren bir resim&#10;&#10;Yapay zeka tarafından oluşturulmuş içerik yanlış olabilir."/>
+                    <pic:cNvPicPr/>
+                  </pic:nvPicPr>
+                  <pic:blipFill>
+                    <a:blip r:embed="rId37"/>
+                    <a:stretch>
+                      <a:fillRect/>
+                    </a:stretch>
+                  </pic:blipFill>
+                  <pic:spPr>
+                    <a:xfrm>
+                      <a:off x="0" y="0"/>
+                      <a:ext cx="3901440" cy="2259376"/>
+                    </a:xfrm>
+                    <a:prstGeom prst="rect">
+                      <a:avLst/>
+                    </a:prstGeom>
+                  </pic:spPr>
+                </pic:pic>
+              </a:graphicData>
+            </a:graphic>
+          </wp:inline>
+        </w:drawing>
+      </w:r>
+    </w:p>
+    <w:p>
+      <w:pPr>
+        <w:rPr>
+          <w:sz w:val="24"/>
+          <w:szCs w:val="24"/>
+        </w:rPr>
+      </w:pPr>
+    </w:p>
+    <w:p>
+      <w:pPr>
+        <w:rPr>
+          <w:sz w:val="24"/>
+          <w:szCs w:val="24"/>
+        </w:rPr>
+      </w:pPr>
+      <w:r>
+        <w:rPr>
+          <w:b/>
+          <w:bCs/>
+          <w:sz w:val="24"/>
+          <w:szCs w:val="24"/>
+        </w:rPr>
+        <w:t>Token varsa API'ye git:</w:t>
+      </w:r>
+      <w:r>
+        <w:rPr>
+          <w:sz w:val="24"/>
+          <w:szCs w:val="24"/>
+        </w:rPr>
+        <w:t xml:space="preserve"> Sunucuya getMyReservations(token) çağrısını </w:t>
+      </w:r>
+      <w:proofErr w:type="gramStart"/>
+      <w:r>
+        <w:rPr>
+          <w:sz w:val="24"/>
+          <w:szCs w:val="24"/>
+        </w:rPr>
+        <w:t>yapıyor -</w:t>
+      </w:r>
+      <w:proofErr w:type="gramEnd"/>
+      <w:r>
+        <w:rPr>
+          <w:sz w:val="24"/>
+          <w:szCs w:val="24"/>
+        </w:rPr>
+        <w:t xml:space="preserve"> "Bu kullanıcının tüm rezervasyonlarını getir" diyor.</w:t>
+      </w:r>
+    </w:p>
+    <w:p>
+      <w:pPr>
+        <w:rPr>
+          <w:sz w:val="24"/>
+          <w:szCs w:val="24"/>
+        </w:rPr>
+      </w:pPr>
+      <w:r>
+        <w:rPr>
+          <w:b/>
+          <w:bCs/>
+          <w:sz w:val="24"/>
+          <w:szCs w:val="24"/>
+        </w:rPr>
+        <w:t>Veriyi kaydet</w:t>
+      </w:r>
+      <w:r>
+        <w:rPr>
+          <w:sz w:val="24"/>
+          <w:szCs w:val="24"/>
+        </w:rPr>
+        <w:t>: Sunucudan gelen verileri setReservations ile state'e kaydediyor. Ekranda gösterilmek üzere.</w:t>
+      </w:r>
+    </w:p>
+    <w:p>
+      <w:pPr>
+        <w:rPr>
+          <w:b/>
+          <w:bCs/>
+          <w:sz w:val="40"/>
+          <w:szCs w:val="40"/>
+        </w:rPr>
+      </w:pPr>
+    </w:p>
+    <w:p>
+      <w:pPr>
+        <w:rPr>
+          <w:b/>
+          <w:bCs/>
+          <w:sz w:val="40"/>
+          <w:szCs w:val="40"/>
+        </w:rPr>
+      </w:pPr>
+      <w:r>
+        <w:rPr>
+          <w:b/>
+          <w:bCs/>
+          <w:sz w:val="40"/>
+          <w:szCs w:val="40"/>
+        </w:rPr>
+        <w:drawing>
+          <wp:inline distT="0" distB="0" distL="0" distR="0" wp14:anchorId="7913181F" wp14:editId="590DD1A4">
+            <wp:extent cx="4206240" cy="4517307"/>
+            <wp:effectExtent l="0" t="0" r="3810" b="0"/>
+            <wp:docPr id="451134075" name="Resim 1" descr="metin, ekran görüntüsü, web sitesi, tasarım içeren bir resim&#10;&#10;Yapay zeka tarafından oluşturulmuş içerik yanlış olabilir."/>
+            <wp:cNvGraphicFramePr>
+              <a:graphicFrameLocks xmlns:a="http://schemas.openxmlformats.org/drawingml/2006/main" noChangeAspect="1"/>
+            </wp:cNvGraphicFramePr>
+            <a:graphic xmlns:a="http://schemas.openxmlformats.org/drawingml/2006/main">
+              <a:graphicData uri="http://schemas.openxmlformats.org/drawingml/2006/picture">
+                <pic:pic xmlns:pic="http://schemas.openxmlformats.org/drawingml/2006/picture">
+                  <pic:nvPicPr>
+                    <pic:cNvPr id="451134075" name="Resim 1" descr="metin, ekran görüntüsü, web sitesi, tasarım içeren bir resim&#10;&#10;Yapay zeka tarafından oluşturulmuş içerik yanlış olabilir."/>
+                    <pic:cNvPicPr/>
+                  </pic:nvPicPr>
+                  <pic:blipFill>
+                    <a:blip r:embed="rId38"/>
+                    <a:stretch>
+                      <a:fillRect/>
+                    </a:stretch>
+                  </pic:blipFill>
+                  <pic:spPr>
+                    <a:xfrm>
+                      <a:off x="0" y="0"/>
+                      <a:ext cx="4209810" cy="4521141"/>
+                    </a:xfrm>
+                    <a:prstGeom prst="rect">
+                      <a:avLst/>
+                    </a:prstGeom>
+                  </pic:spPr>
+                </pic:pic>
+              </a:graphicData>
+            </a:graphic>
+          </wp:inline>
+        </w:drawing>
+      </w:r>
+    </w:p>
+    <w:p>
+      <w:pPr>
+        <w:pStyle w:val="ListeParagraf"/>
+        <w:rPr>
+          <w:sz w:val="40"/>
+          <w:szCs w:val="40"/>
+        </w:rPr>
+      </w:pPr>
+      <w:r>
+        <w:rPr>
+          <w:b/>
+          <w:bCs/>
           <w:sz w:val="40"/>
           <w:szCs w:val="40"/>
           <w:highlight w:val="yellow"/>
         </w:rPr>
-        <w:t>https://youtu.be/PHZSUQ0_NHE</w:t>
-      </w:r>
+        <w:t xml:space="preserve">Video </w:t>
+      </w:r>
+      <w:r>
+        <w:rPr>
+          <w:b/>
+          <w:bCs/>
+          <w:sz w:val="40"/>
+          <w:szCs w:val="40"/>
+          <w:highlight w:val="yellow"/>
+        </w:rPr>
+        <w:t xml:space="preserve">Linki: </w:t>
+      </w:r>
+      <w:r>
+        <w:rPr>
+          <w:b/>
+          <w:bCs/>
+          <w:sz w:val="40"/>
+          <w:szCs w:val="40"/>
+          <w:highlight w:val="yellow"/>
+        </w:rPr>
+        <w:t>https://youtu.be/zMMeLTPvCcM</w:t>
+      </w:r>
+    </w:p>
+    <w:p>
+      <w:pPr>
+        <w:rPr>
+          <w:b/>
+          <w:bCs/>
+          <w:sz w:val="40"/>
+          <w:szCs w:val="40"/>
+        </w:rPr>
+      </w:pPr>
     </w:p>
     <w:sectPr>
       <w:pgSz w:w="11906" w:h="16838"/>
@@ -7465,6 +8979,304 @@
     </w:lvl>
   </w:abstractNum>
   <w:abstractNum w:abstractNumId="6" w15:restartNumberingAfterBreak="0">
+    <w:nsid w:val="17107483"/>
+    <w:multiLevelType w:val="multilevel"/>
+    <w:tmpl w:val="0D3276D4"/>
+    <w:lvl w:ilvl="0">
+      <w:start w:val="1"/>
+      <w:numFmt w:val="bullet"/>
+      <w:lvlText w:val=""/>
+      <w:lvlJc w:val="left"/>
+      <w:pPr>
+        <w:tabs>
+          <w:tab w:val="num" w:pos="720"/>
+        </w:tabs>
+        <w:ind w:left="720" w:hanging="360"/>
+      </w:pPr>
+      <w:rPr>
+        <w:rFonts w:ascii="Symbol" w:hAnsi="Symbol" w:hint="default"/>
+        <w:sz w:val="20"/>
+      </w:rPr>
+    </w:lvl>
+    <w:lvl w:ilvl="1" w:tentative="1">
+      <w:start w:val="1"/>
+      <w:numFmt w:val="bullet"/>
+      <w:lvlText w:val="o"/>
+      <w:lvlJc w:val="left"/>
+      <w:pPr>
+        <w:tabs>
+          <w:tab w:val="num" w:pos="1440"/>
+        </w:tabs>
+        <w:ind w:left="1440" w:hanging="360"/>
+      </w:pPr>
+      <w:rPr>
+        <w:rFonts w:ascii="Courier New" w:hAnsi="Courier New" w:hint="default"/>
+        <w:sz w:val="20"/>
+      </w:rPr>
+    </w:lvl>
+    <w:lvl w:ilvl="2" w:tentative="1">
+      <w:start w:val="1"/>
+      <w:numFmt w:val="bullet"/>
+      <w:lvlText w:val=""/>
+      <w:lvlJc w:val="left"/>
+      <w:pPr>
+        <w:tabs>
+          <w:tab w:val="num" w:pos="2160"/>
+        </w:tabs>
+        <w:ind w:left="2160" w:hanging="360"/>
+      </w:pPr>
+      <w:rPr>
+        <w:rFonts w:ascii="Wingdings" w:hAnsi="Wingdings" w:hint="default"/>
+        <w:sz w:val="20"/>
+      </w:rPr>
+    </w:lvl>
+    <w:lvl w:ilvl="3" w:tentative="1">
+      <w:start w:val="1"/>
+      <w:numFmt w:val="bullet"/>
+      <w:lvlText w:val=""/>
+      <w:lvlJc w:val="left"/>
+      <w:pPr>
+        <w:tabs>
+          <w:tab w:val="num" w:pos="2880"/>
+        </w:tabs>
+        <w:ind w:left="2880" w:hanging="360"/>
+      </w:pPr>
+      <w:rPr>
+        <w:rFonts w:ascii="Wingdings" w:hAnsi="Wingdings" w:hint="default"/>
+        <w:sz w:val="20"/>
+      </w:rPr>
+    </w:lvl>
+    <w:lvl w:ilvl="4" w:tentative="1">
+      <w:start w:val="1"/>
+      <w:numFmt w:val="bullet"/>
+      <w:lvlText w:val=""/>
+      <w:lvlJc w:val="left"/>
+      <w:pPr>
+        <w:tabs>
+          <w:tab w:val="num" w:pos="3600"/>
+        </w:tabs>
+        <w:ind w:left="3600" w:hanging="360"/>
+      </w:pPr>
+      <w:rPr>
+        <w:rFonts w:ascii="Wingdings" w:hAnsi="Wingdings" w:hint="default"/>
+        <w:sz w:val="20"/>
+      </w:rPr>
+    </w:lvl>
+    <w:lvl w:ilvl="5" w:tentative="1">
+      <w:start w:val="1"/>
+      <w:numFmt w:val="bullet"/>
+      <w:lvlText w:val=""/>
+      <w:lvlJc w:val="left"/>
+      <w:pPr>
+        <w:tabs>
+          <w:tab w:val="num" w:pos="4320"/>
+        </w:tabs>
+        <w:ind w:left="4320" w:hanging="360"/>
+      </w:pPr>
+      <w:rPr>
+        <w:rFonts w:ascii="Wingdings" w:hAnsi="Wingdings" w:hint="default"/>
+        <w:sz w:val="20"/>
+      </w:rPr>
+    </w:lvl>
+    <w:lvl w:ilvl="6" w:tentative="1">
+      <w:start w:val="1"/>
+      <w:numFmt w:val="bullet"/>
+      <w:lvlText w:val=""/>
+      <w:lvlJc w:val="left"/>
+      <w:pPr>
+        <w:tabs>
+          <w:tab w:val="num" w:pos="5040"/>
+        </w:tabs>
+        <w:ind w:left="5040" w:hanging="360"/>
+      </w:pPr>
+      <w:rPr>
+        <w:rFonts w:ascii="Wingdings" w:hAnsi="Wingdings" w:hint="default"/>
+        <w:sz w:val="20"/>
+      </w:rPr>
+    </w:lvl>
+    <w:lvl w:ilvl="7" w:tentative="1">
+      <w:start w:val="1"/>
+      <w:numFmt w:val="bullet"/>
+      <w:lvlText w:val=""/>
+      <w:lvlJc w:val="left"/>
+      <w:pPr>
+        <w:tabs>
+          <w:tab w:val="num" w:pos="5760"/>
+        </w:tabs>
+        <w:ind w:left="5760" w:hanging="360"/>
+      </w:pPr>
+      <w:rPr>
+        <w:rFonts w:ascii="Wingdings" w:hAnsi="Wingdings" w:hint="default"/>
+        <w:sz w:val="20"/>
+      </w:rPr>
+    </w:lvl>
+    <w:lvl w:ilvl="8" w:tentative="1">
+      <w:start w:val="1"/>
+      <w:numFmt w:val="bullet"/>
+      <w:lvlText w:val=""/>
+      <w:lvlJc w:val="left"/>
+      <w:pPr>
+        <w:tabs>
+          <w:tab w:val="num" w:pos="6480"/>
+        </w:tabs>
+        <w:ind w:left="6480" w:hanging="360"/>
+      </w:pPr>
+      <w:rPr>
+        <w:rFonts w:ascii="Wingdings" w:hAnsi="Wingdings" w:hint="default"/>
+        <w:sz w:val="20"/>
+      </w:rPr>
+    </w:lvl>
+  </w:abstractNum>
+  <w:abstractNum w:abstractNumId="7" w15:restartNumberingAfterBreak="0">
+    <w:nsid w:val="17AD7206"/>
+    <w:multiLevelType w:val="multilevel"/>
+    <w:tmpl w:val="39FC00BE"/>
+    <w:lvl w:ilvl="0">
+      <w:start w:val="1"/>
+      <w:numFmt w:val="bullet"/>
+      <w:lvlText w:val=""/>
+      <w:lvlJc w:val="left"/>
+      <w:pPr>
+        <w:tabs>
+          <w:tab w:val="num" w:pos="720"/>
+        </w:tabs>
+        <w:ind w:left="720" w:hanging="360"/>
+      </w:pPr>
+      <w:rPr>
+        <w:rFonts w:ascii="Symbol" w:hAnsi="Symbol" w:hint="default"/>
+        <w:sz w:val="20"/>
+      </w:rPr>
+    </w:lvl>
+    <w:lvl w:ilvl="1" w:tentative="1">
+      <w:start w:val="1"/>
+      <w:numFmt w:val="bullet"/>
+      <w:lvlText w:val="o"/>
+      <w:lvlJc w:val="left"/>
+      <w:pPr>
+        <w:tabs>
+          <w:tab w:val="num" w:pos="1440"/>
+        </w:tabs>
+        <w:ind w:left="1440" w:hanging="360"/>
+      </w:pPr>
+      <w:rPr>
+        <w:rFonts w:ascii="Courier New" w:hAnsi="Courier New" w:hint="default"/>
+        <w:sz w:val="20"/>
+      </w:rPr>
+    </w:lvl>
+    <w:lvl w:ilvl="2" w:tentative="1">
+      <w:start w:val="1"/>
+      <w:numFmt w:val="bullet"/>
+      <w:lvlText w:val=""/>
+      <w:lvlJc w:val="left"/>
+      <w:pPr>
+        <w:tabs>
+          <w:tab w:val="num" w:pos="2160"/>
+        </w:tabs>
+        <w:ind w:left="2160" w:hanging="360"/>
+      </w:pPr>
+      <w:rPr>
+        <w:rFonts w:ascii="Wingdings" w:hAnsi="Wingdings" w:hint="default"/>
+        <w:sz w:val="20"/>
+      </w:rPr>
+    </w:lvl>
+    <w:lvl w:ilvl="3" w:tentative="1">
+      <w:start w:val="1"/>
+      <w:numFmt w:val="bullet"/>
+      <w:lvlText w:val=""/>
+      <w:lvlJc w:val="left"/>
+      <w:pPr>
+        <w:tabs>
+          <w:tab w:val="num" w:pos="2880"/>
+        </w:tabs>
+        <w:ind w:left="2880" w:hanging="360"/>
+      </w:pPr>
+      <w:rPr>
+        <w:rFonts w:ascii="Wingdings" w:hAnsi="Wingdings" w:hint="default"/>
+        <w:sz w:val="20"/>
+      </w:rPr>
+    </w:lvl>
+    <w:lvl w:ilvl="4" w:tentative="1">
+      <w:start w:val="1"/>
+      <w:numFmt w:val="bullet"/>
+      <w:lvlText w:val=""/>
+      <w:lvlJc w:val="left"/>
+      <w:pPr>
+        <w:tabs>
+          <w:tab w:val="num" w:pos="3600"/>
+        </w:tabs>
+        <w:ind w:left="3600" w:hanging="360"/>
+      </w:pPr>
+      <w:rPr>
+        <w:rFonts w:ascii="Wingdings" w:hAnsi="Wingdings" w:hint="default"/>
+        <w:sz w:val="20"/>
+      </w:rPr>
+    </w:lvl>
+    <w:lvl w:ilvl="5" w:tentative="1">
+      <w:start w:val="1"/>
+      <w:numFmt w:val="bullet"/>
+      <w:lvlText w:val=""/>
+      <w:lvlJc w:val="left"/>
+      <w:pPr>
+        <w:tabs>
+          <w:tab w:val="num" w:pos="4320"/>
+        </w:tabs>
+        <w:ind w:left="4320" w:hanging="360"/>
+      </w:pPr>
+      <w:rPr>
+        <w:rFonts w:ascii="Wingdings" w:hAnsi="Wingdings" w:hint="default"/>
+        <w:sz w:val="20"/>
+      </w:rPr>
+    </w:lvl>
+    <w:lvl w:ilvl="6" w:tentative="1">
+      <w:start w:val="1"/>
+      <w:numFmt w:val="bullet"/>
+      <w:lvlText w:val=""/>
+      <w:lvlJc w:val="left"/>
+      <w:pPr>
+        <w:tabs>
+          <w:tab w:val="num" w:pos="5040"/>
+        </w:tabs>
+        <w:ind w:left="5040" w:hanging="360"/>
+      </w:pPr>
+      <w:rPr>
+        <w:rFonts w:ascii="Wingdings" w:hAnsi="Wingdings" w:hint="default"/>
+        <w:sz w:val="20"/>
+      </w:rPr>
+    </w:lvl>
+    <w:lvl w:ilvl="7" w:tentative="1">
+      <w:start w:val="1"/>
+      <w:numFmt w:val="bullet"/>
+      <w:lvlText w:val=""/>
+      <w:lvlJc w:val="left"/>
+      <w:pPr>
+        <w:tabs>
+          <w:tab w:val="num" w:pos="5760"/>
+        </w:tabs>
+        <w:ind w:left="5760" w:hanging="360"/>
+      </w:pPr>
+      <w:rPr>
+        <w:rFonts w:ascii="Wingdings" w:hAnsi="Wingdings" w:hint="default"/>
+        <w:sz w:val="20"/>
+      </w:rPr>
+    </w:lvl>
+    <w:lvl w:ilvl="8" w:tentative="1">
+      <w:start w:val="1"/>
+      <w:numFmt w:val="bullet"/>
+      <w:lvlText w:val=""/>
+      <w:lvlJc w:val="left"/>
+      <w:pPr>
+        <w:tabs>
+          <w:tab w:val="num" w:pos="6480"/>
+        </w:tabs>
+        <w:ind w:left="6480" w:hanging="360"/>
+      </w:pPr>
+      <w:rPr>
+        <w:rFonts w:ascii="Wingdings" w:hAnsi="Wingdings" w:hint="default"/>
+        <w:sz w:val="20"/>
+      </w:rPr>
+    </w:lvl>
+  </w:abstractNum>
+  <w:abstractNum w:abstractNumId="8" w15:restartNumberingAfterBreak="0">
     <w:nsid w:val="18A8248E"/>
     <w:multiLevelType w:val="multilevel"/>
     <w:tmpl w:val="B8F29AAC"/>
@@ -7609,7 +9421,7 @@
       </w:rPr>
     </w:lvl>
   </w:abstractNum>
-  <w:abstractNum w:abstractNumId="7" w15:restartNumberingAfterBreak="0">
+  <w:abstractNum w:abstractNumId="9" w15:restartNumberingAfterBreak="0">
     <w:nsid w:val="193711F2"/>
     <w:multiLevelType w:val="multilevel"/>
     <w:tmpl w:val="235CCDE6"/>
@@ -7758,7 +9570,7 @@
       </w:rPr>
     </w:lvl>
   </w:abstractNum>
-  <w:abstractNum w:abstractNumId="8" w15:restartNumberingAfterBreak="0">
+  <w:abstractNum w:abstractNumId="10" w15:restartNumberingAfterBreak="0">
     <w:nsid w:val="1C117C59"/>
     <w:multiLevelType w:val="multilevel"/>
     <w:tmpl w:val="49CECC58"/>
@@ -7907,7 +9719,7 @@
       </w:rPr>
     </w:lvl>
   </w:abstractNum>
-  <w:abstractNum w:abstractNumId="9" w15:restartNumberingAfterBreak="0">
+  <w:abstractNum w:abstractNumId="11" w15:restartNumberingAfterBreak="0">
     <w:nsid w:val="1C1E52A0"/>
     <w:multiLevelType w:val="hybridMultilevel"/>
     <w:tmpl w:val="11E4A61A"/>
@@ -7996,7 +9808,7 @@
       </w:pPr>
     </w:lvl>
   </w:abstractNum>
-  <w:abstractNum w:abstractNumId="10" w15:restartNumberingAfterBreak="0">
+  <w:abstractNum w:abstractNumId="12" w15:restartNumberingAfterBreak="0">
     <w:nsid w:val="1D32405E"/>
     <w:multiLevelType w:val="hybridMultilevel"/>
     <w:tmpl w:val="9E02595C"/>
@@ -8086,7 +9898,7 @@
       </w:pPr>
     </w:lvl>
   </w:abstractNum>
-  <w:abstractNum w:abstractNumId="11" w15:restartNumberingAfterBreak="0">
+  <w:abstractNum w:abstractNumId="13" w15:restartNumberingAfterBreak="0">
     <w:nsid w:val="2045296F"/>
     <w:multiLevelType w:val="multilevel"/>
     <w:tmpl w:val="8AF8D40E"/>
@@ -8235,7 +10047,7 @@
       </w:rPr>
     </w:lvl>
   </w:abstractNum>
-  <w:abstractNum w:abstractNumId="12" w15:restartNumberingAfterBreak="0">
+  <w:abstractNum w:abstractNumId="14" w15:restartNumberingAfterBreak="0">
     <w:nsid w:val="222A593B"/>
     <w:multiLevelType w:val="multilevel"/>
     <w:tmpl w:val="DEB69C7C"/>
@@ -8384,7 +10196,454 @@
       </w:rPr>
     </w:lvl>
   </w:abstractNum>
-  <w:abstractNum w:abstractNumId="13" w15:restartNumberingAfterBreak="0">
+  <w:abstractNum w:abstractNumId="15" w15:restartNumberingAfterBreak="0">
+    <w:nsid w:val="27C73DB9"/>
+    <w:multiLevelType w:val="multilevel"/>
+    <w:tmpl w:val="61B8520C"/>
+    <w:lvl w:ilvl="0">
+      <w:start w:val="1"/>
+      <w:numFmt w:val="bullet"/>
+      <w:lvlText w:val=""/>
+      <w:lvlJc w:val="left"/>
+      <w:pPr>
+        <w:tabs>
+          <w:tab w:val="num" w:pos="720"/>
+        </w:tabs>
+        <w:ind w:left="720" w:hanging="360"/>
+      </w:pPr>
+      <w:rPr>
+        <w:rFonts w:ascii="Symbol" w:hAnsi="Symbol" w:hint="default"/>
+        <w:sz w:val="20"/>
+      </w:rPr>
+    </w:lvl>
+    <w:lvl w:ilvl="1" w:tentative="1">
+      <w:start w:val="1"/>
+      <w:numFmt w:val="bullet"/>
+      <w:lvlText w:val="o"/>
+      <w:lvlJc w:val="left"/>
+      <w:pPr>
+        <w:tabs>
+          <w:tab w:val="num" w:pos="1440"/>
+        </w:tabs>
+        <w:ind w:left="1440" w:hanging="360"/>
+      </w:pPr>
+      <w:rPr>
+        <w:rFonts w:ascii="Courier New" w:hAnsi="Courier New" w:hint="default"/>
+        <w:sz w:val="20"/>
+      </w:rPr>
+    </w:lvl>
+    <w:lvl w:ilvl="2" w:tentative="1">
+      <w:start w:val="1"/>
+      <w:numFmt w:val="bullet"/>
+      <w:lvlText w:val=""/>
+      <w:lvlJc w:val="left"/>
+      <w:pPr>
+        <w:tabs>
+          <w:tab w:val="num" w:pos="2160"/>
+        </w:tabs>
+        <w:ind w:left="2160" w:hanging="360"/>
+      </w:pPr>
+      <w:rPr>
+        <w:rFonts w:ascii="Wingdings" w:hAnsi="Wingdings" w:hint="default"/>
+        <w:sz w:val="20"/>
+      </w:rPr>
+    </w:lvl>
+    <w:lvl w:ilvl="3" w:tentative="1">
+      <w:start w:val="1"/>
+      <w:numFmt w:val="bullet"/>
+      <w:lvlText w:val=""/>
+      <w:lvlJc w:val="left"/>
+      <w:pPr>
+        <w:tabs>
+          <w:tab w:val="num" w:pos="2880"/>
+        </w:tabs>
+        <w:ind w:left="2880" w:hanging="360"/>
+      </w:pPr>
+      <w:rPr>
+        <w:rFonts w:ascii="Wingdings" w:hAnsi="Wingdings" w:hint="default"/>
+        <w:sz w:val="20"/>
+      </w:rPr>
+    </w:lvl>
+    <w:lvl w:ilvl="4" w:tentative="1">
+      <w:start w:val="1"/>
+      <w:numFmt w:val="bullet"/>
+      <w:lvlText w:val=""/>
+      <w:lvlJc w:val="left"/>
+      <w:pPr>
+        <w:tabs>
+          <w:tab w:val="num" w:pos="3600"/>
+        </w:tabs>
+        <w:ind w:left="3600" w:hanging="360"/>
+      </w:pPr>
+      <w:rPr>
+        <w:rFonts w:ascii="Wingdings" w:hAnsi="Wingdings" w:hint="default"/>
+        <w:sz w:val="20"/>
+      </w:rPr>
+    </w:lvl>
+    <w:lvl w:ilvl="5" w:tentative="1">
+      <w:start w:val="1"/>
+      <w:numFmt w:val="bullet"/>
+      <w:lvlText w:val=""/>
+      <w:lvlJc w:val="left"/>
+      <w:pPr>
+        <w:tabs>
+          <w:tab w:val="num" w:pos="4320"/>
+        </w:tabs>
+        <w:ind w:left="4320" w:hanging="360"/>
+      </w:pPr>
+      <w:rPr>
+        <w:rFonts w:ascii="Wingdings" w:hAnsi="Wingdings" w:hint="default"/>
+        <w:sz w:val="20"/>
+      </w:rPr>
+    </w:lvl>
+    <w:lvl w:ilvl="6" w:tentative="1">
+      <w:start w:val="1"/>
+      <w:numFmt w:val="bullet"/>
+      <w:lvlText w:val=""/>
+      <w:lvlJc w:val="left"/>
+      <w:pPr>
+        <w:tabs>
+          <w:tab w:val="num" w:pos="5040"/>
+        </w:tabs>
+        <w:ind w:left="5040" w:hanging="360"/>
+      </w:pPr>
+      <w:rPr>
+        <w:rFonts w:ascii="Wingdings" w:hAnsi="Wingdings" w:hint="default"/>
+        <w:sz w:val="20"/>
+      </w:rPr>
+    </w:lvl>
+    <w:lvl w:ilvl="7" w:tentative="1">
+      <w:start w:val="1"/>
+      <w:numFmt w:val="bullet"/>
+      <w:lvlText w:val=""/>
+      <w:lvlJc w:val="left"/>
+      <w:pPr>
+        <w:tabs>
+          <w:tab w:val="num" w:pos="5760"/>
+        </w:tabs>
+        <w:ind w:left="5760" w:hanging="360"/>
+      </w:pPr>
+      <w:rPr>
+        <w:rFonts w:ascii="Wingdings" w:hAnsi="Wingdings" w:hint="default"/>
+        <w:sz w:val="20"/>
+      </w:rPr>
+    </w:lvl>
+    <w:lvl w:ilvl="8" w:tentative="1">
+      <w:start w:val="1"/>
+      <w:numFmt w:val="bullet"/>
+      <w:lvlText w:val=""/>
+      <w:lvlJc w:val="left"/>
+      <w:pPr>
+        <w:tabs>
+          <w:tab w:val="num" w:pos="6480"/>
+        </w:tabs>
+        <w:ind w:left="6480" w:hanging="360"/>
+      </w:pPr>
+      <w:rPr>
+        <w:rFonts w:ascii="Wingdings" w:hAnsi="Wingdings" w:hint="default"/>
+        <w:sz w:val="20"/>
+      </w:rPr>
+    </w:lvl>
+  </w:abstractNum>
+  <w:abstractNum w:abstractNumId="16" w15:restartNumberingAfterBreak="0">
+    <w:nsid w:val="310B2BC9"/>
+    <w:multiLevelType w:val="multilevel"/>
+    <w:tmpl w:val="136C9312"/>
+    <w:lvl w:ilvl="0">
+      <w:start w:val="1"/>
+      <w:numFmt w:val="bullet"/>
+      <w:lvlText w:val=""/>
+      <w:lvlJc w:val="left"/>
+      <w:pPr>
+        <w:tabs>
+          <w:tab w:val="num" w:pos="720"/>
+        </w:tabs>
+        <w:ind w:left="720" w:hanging="360"/>
+      </w:pPr>
+      <w:rPr>
+        <w:rFonts w:ascii="Symbol" w:hAnsi="Symbol" w:hint="default"/>
+        <w:sz w:val="20"/>
+      </w:rPr>
+    </w:lvl>
+    <w:lvl w:ilvl="1" w:tentative="1">
+      <w:start w:val="1"/>
+      <w:numFmt w:val="bullet"/>
+      <w:lvlText w:val="o"/>
+      <w:lvlJc w:val="left"/>
+      <w:pPr>
+        <w:tabs>
+          <w:tab w:val="num" w:pos="1440"/>
+        </w:tabs>
+        <w:ind w:left="1440" w:hanging="360"/>
+      </w:pPr>
+      <w:rPr>
+        <w:rFonts w:ascii="Courier New" w:hAnsi="Courier New" w:hint="default"/>
+        <w:sz w:val="20"/>
+      </w:rPr>
+    </w:lvl>
+    <w:lvl w:ilvl="2" w:tentative="1">
+      <w:start w:val="1"/>
+      <w:numFmt w:val="bullet"/>
+      <w:lvlText w:val=""/>
+      <w:lvlJc w:val="left"/>
+      <w:pPr>
+        <w:tabs>
+          <w:tab w:val="num" w:pos="2160"/>
+        </w:tabs>
+        <w:ind w:left="2160" w:hanging="360"/>
+      </w:pPr>
+      <w:rPr>
+        <w:rFonts w:ascii="Wingdings" w:hAnsi="Wingdings" w:hint="default"/>
+        <w:sz w:val="20"/>
+      </w:rPr>
+    </w:lvl>
+    <w:lvl w:ilvl="3" w:tentative="1">
+      <w:start w:val="1"/>
+      <w:numFmt w:val="bullet"/>
+      <w:lvlText w:val=""/>
+      <w:lvlJc w:val="left"/>
+      <w:pPr>
+        <w:tabs>
+          <w:tab w:val="num" w:pos="2880"/>
+        </w:tabs>
+        <w:ind w:left="2880" w:hanging="360"/>
+      </w:pPr>
+      <w:rPr>
+        <w:rFonts w:ascii="Wingdings" w:hAnsi="Wingdings" w:hint="default"/>
+        <w:sz w:val="20"/>
+      </w:rPr>
+    </w:lvl>
+    <w:lvl w:ilvl="4" w:tentative="1">
+      <w:start w:val="1"/>
+      <w:numFmt w:val="bullet"/>
+      <w:lvlText w:val=""/>
+      <w:lvlJc w:val="left"/>
+      <w:pPr>
+        <w:tabs>
+          <w:tab w:val="num" w:pos="3600"/>
+        </w:tabs>
+        <w:ind w:left="3600" w:hanging="360"/>
+      </w:pPr>
+      <w:rPr>
+        <w:rFonts w:ascii="Wingdings" w:hAnsi="Wingdings" w:hint="default"/>
+        <w:sz w:val="20"/>
+      </w:rPr>
+    </w:lvl>
+    <w:lvl w:ilvl="5" w:tentative="1">
+      <w:start w:val="1"/>
+      <w:numFmt w:val="bullet"/>
+      <w:lvlText w:val=""/>
+      <w:lvlJc w:val="left"/>
+      <w:pPr>
+        <w:tabs>
+          <w:tab w:val="num" w:pos="4320"/>
+        </w:tabs>
+        <w:ind w:left="4320" w:hanging="360"/>
+      </w:pPr>
+      <w:rPr>
+        <w:rFonts w:ascii="Wingdings" w:hAnsi="Wingdings" w:hint="default"/>
+        <w:sz w:val="20"/>
+      </w:rPr>
+    </w:lvl>
+    <w:lvl w:ilvl="6" w:tentative="1">
+      <w:start w:val="1"/>
+      <w:numFmt w:val="bullet"/>
+      <w:lvlText w:val=""/>
+      <w:lvlJc w:val="left"/>
+      <w:pPr>
+        <w:tabs>
+          <w:tab w:val="num" w:pos="5040"/>
+        </w:tabs>
+        <w:ind w:left="5040" w:hanging="360"/>
+      </w:pPr>
+      <w:rPr>
+        <w:rFonts w:ascii="Wingdings" w:hAnsi="Wingdings" w:hint="default"/>
+        <w:sz w:val="20"/>
+      </w:rPr>
+    </w:lvl>
+    <w:lvl w:ilvl="7" w:tentative="1">
+      <w:start w:val="1"/>
+      <w:numFmt w:val="bullet"/>
+      <w:lvlText w:val=""/>
+      <w:lvlJc w:val="left"/>
+      <w:pPr>
+        <w:tabs>
+          <w:tab w:val="num" w:pos="5760"/>
+        </w:tabs>
+        <w:ind w:left="5760" w:hanging="360"/>
+      </w:pPr>
+      <w:rPr>
+        <w:rFonts w:ascii="Wingdings" w:hAnsi="Wingdings" w:hint="default"/>
+        <w:sz w:val="20"/>
+      </w:rPr>
+    </w:lvl>
+    <w:lvl w:ilvl="8" w:tentative="1">
+      <w:start w:val="1"/>
+      <w:numFmt w:val="bullet"/>
+      <w:lvlText w:val=""/>
+      <w:lvlJc w:val="left"/>
+      <w:pPr>
+        <w:tabs>
+          <w:tab w:val="num" w:pos="6480"/>
+        </w:tabs>
+        <w:ind w:left="6480" w:hanging="360"/>
+      </w:pPr>
+      <w:rPr>
+        <w:rFonts w:ascii="Wingdings" w:hAnsi="Wingdings" w:hint="default"/>
+        <w:sz w:val="20"/>
+      </w:rPr>
+    </w:lvl>
+  </w:abstractNum>
+  <w:abstractNum w:abstractNumId="17" w15:restartNumberingAfterBreak="0">
+    <w:nsid w:val="323A1C3C"/>
+    <w:multiLevelType w:val="multilevel"/>
+    <w:tmpl w:val="DE26E82C"/>
+    <w:lvl w:ilvl="0">
+      <w:start w:val="1"/>
+      <w:numFmt w:val="bullet"/>
+      <w:lvlText w:val=""/>
+      <w:lvlJc w:val="left"/>
+      <w:pPr>
+        <w:tabs>
+          <w:tab w:val="num" w:pos="720"/>
+        </w:tabs>
+        <w:ind w:left="720" w:hanging="360"/>
+      </w:pPr>
+      <w:rPr>
+        <w:rFonts w:ascii="Symbol" w:hAnsi="Symbol" w:hint="default"/>
+        <w:sz w:val="20"/>
+      </w:rPr>
+    </w:lvl>
+    <w:lvl w:ilvl="1" w:tentative="1">
+      <w:start w:val="1"/>
+      <w:numFmt w:val="bullet"/>
+      <w:lvlText w:val="o"/>
+      <w:lvlJc w:val="left"/>
+      <w:pPr>
+        <w:tabs>
+          <w:tab w:val="num" w:pos="1440"/>
+        </w:tabs>
+        <w:ind w:left="1440" w:hanging="360"/>
+      </w:pPr>
+      <w:rPr>
+        <w:rFonts w:ascii="Courier New" w:hAnsi="Courier New" w:hint="default"/>
+        <w:sz w:val="20"/>
+      </w:rPr>
+    </w:lvl>
+    <w:lvl w:ilvl="2" w:tentative="1">
+      <w:start w:val="1"/>
+      <w:numFmt w:val="bullet"/>
+      <w:lvlText w:val=""/>
+      <w:lvlJc w:val="left"/>
+      <w:pPr>
+        <w:tabs>
+          <w:tab w:val="num" w:pos="2160"/>
+        </w:tabs>
+        <w:ind w:left="2160" w:hanging="360"/>
+      </w:pPr>
+      <w:rPr>
+        <w:rFonts w:ascii="Wingdings" w:hAnsi="Wingdings" w:hint="default"/>
+        <w:sz w:val="20"/>
+      </w:rPr>
+    </w:lvl>
+    <w:lvl w:ilvl="3" w:tentative="1">
+      <w:start w:val="1"/>
+      <w:numFmt w:val="bullet"/>
+      <w:lvlText w:val=""/>
+      <w:lvlJc w:val="left"/>
+      <w:pPr>
+        <w:tabs>
+          <w:tab w:val="num" w:pos="2880"/>
+        </w:tabs>
+        <w:ind w:left="2880" w:hanging="360"/>
+      </w:pPr>
+      <w:rPr>
+        <w:rFonts w:ascii="Wingdings" w:hAnsi="Wingdings" w:hint="default"/>
+        <w:sz w:val="20"/>
+      </w:rPr>
+    </w:lvl>
+    <w:lvl w:ilvl="4" w:tentative="1">
+      <w:start w:val="1"/>
+      <w:numFmt w:val="bullet"/>
+      <w:lvlText w:val=""/>
+      <w:lvlJc w:val="left"/>
+      <w:pPr>
+        <w:tabs>
+          <w:tab w:val="num" w:pos="3600"/>
+        </w:tabs>
+        <w:ind w:left="3600" w:hanging="360"/>
+      </w:pPr>
+      <w:rPr>
+        <w:rFonts w:ascii="Wingdings" w:hAnsi="Wingdings" w:hint="default"/>
+        <w:sz w:val="20"/>
+      </w:rPr>
+    </w:lvl>
+    <w:lvl w:ilvl="5" w:tentative="1">
+      <w:start w:val="1"/>
+      <w:numFmt w:val="bullet"/>
+      <w:lvlText w:val=""/>
+      <w:lvlJc w:val="left"/>
+      <w:pPr>
+        <w:tabs>
+          <w:tab w:val="num" w:pos="4320"/>
+        </w:tabs>
+        <w:ind w:left="4320" w:hanging="360"/>
+      </w:pPr>
+      <w:rPr>
+        <w:rFonts w:ascii="Wingdings" w:hAnsi="Wingdings" w:hint="default"/>
+        <w:sz w:val="20"/>
+      </w:rPr>
+    </w:lvl>
+    <w:lvl w:ilvl="6" w:tentative="1">
+      <w:start w:val="1"/>
+      <w:numFmt w:val="bullet"/>
+      <w:lvlText w:val=""/>
+      <w:lvlJc w:val="left"/>
+      <w:pPr>
+        <w:tabs>
+          <w:tab w:val="num" w:pos="5040"/>
+        </w:tabs>
+        <w:ind w:left="5040" w:hanging="360"/>
+      </w:pPr>
+      <w:rPr>
+        <w:rFonts w:ascii="Wingdings" w:hAnsi="Wingdings" w:hint="default"/>
+        <w:sz w:val="20"/>
+      </w:rPr>
+    </w:lvl>
+    <w:lvl w:ilvl="7" w:tentative="1">
+      <w:start w:val="1"/>
+      <w:numFmt w:val="bullet"/>
+      <w:lvlText w:val=""/>
+      <w:lvlJc w:val="left"/>
+      <w:pPr>
+        <w:tabs>
+          <w:tab w:val="num" w:pos="5760"/>
+        </w:tabs>
+        <w:ind w:left="5760" w:hanging="360"/>
+      </w:pPr>
+      <w:rPr>
+        <w:rFonts w:ascii="Wingdings" w:hAnsi="Wingdings" w:hint="default"/>
+        <w:sz w:val="20"/>
+      </w:rPr>
+    </w:lvl>
+    <w:lvl w:ilvl="8" w:tentative="1">
+      <w:start w:val="1"/>
+      <w:numFmt w:val="bullet"/>
+      <w:lvlText w:val=""/>
+      <w:lvlJc w:val="left"/>
+      <w:pPr>
+        <w:tabs>
+          <w:tab w:val="num" w:pos="6480"/>
+        </w:tabs>
+        <w:ind w:left="6480" w:hanging="360"/>
+      </w:pPr>
+      <w:rPr>
+        <w:rFonts w:ascii="Wingdings" w:hAnsi="Wingdings" w:hint="default"/>
+        <w:sz w:val="20"/>
+      </w:rPr>
+    </w:lvl>
+  </w:abstractNum>
+  <w:abstractNum w:abstractNumId="18" w15:restartNumberingAfterBreak="0">
     <w:nsid w:val="40BD5939"/>
     <w:multiLevelType w:val="multilevel"/>
     <w:tmpl w:val="76447A16"/>
@@ -8533,7 +10792,7 @@
       </w:rPr>
     </w:lvl>
   </w:abstractNum>
-  <w:abstractNum w:abstractNumId="14" w15:restartNumberingAfterBreak="0">
+  <w:abstractNum w:abstractNumId="19" w15:restartNumberingAfterBreak="0">
     <w:nsid w:val="42296991"/>
     <w:multiLevelType w:val="multilevel"/>
     <w:tmpl w:val="4F12CAA8"/>
@@ -8682,7 +10941,7 @@
       </w:rPr>
     </w:lvl>
   </w:abstractNum>
-  <w:abstractNum w:abstractNumId="15" w15:restartNumberingAfterBreak="0">
+  <w:abstractNum w:abstractNumId="20" w15:restartNumberingAfterBreak="0">
     <w:nsid w:val="427301F0"/>
     <w:multiLevelType w:val="multilevel"/>
     <w:tmpl w:val="0D2A589A"/>
@@ -8831,7 +11090,7 @@
       </w:rPr>
     </w:lvl>
   </w:abstractNum>
-  <w:abstractNum w:abstractNumId="16" w15:restartNumberingAfterBreak="0">
+  <w:abstractNum w:abstractNumId="21" w15:restartNumberingAfterBreak="0">
     <w:nsid w:val="43611354"/>
     <w:multiLevelType w:val="multilevel"/>
     <w:tmpl w:val="4CBA0570"/>
@@ -8980,7 +11239,7 @@
       </w:rPr>
     </w:lvl>
   </w:abstractNum>
-  <w:abstractNum w:abstractNumId="17" w15:restartNumberingAfterBreak="0">
+  <w:abstractNum w:abstractNumId="22" w15:restartNumberingAfterBreak="0">
     <w:nsid w:val="45AE6334"/>
     <w:multiLevelType w:val="multilevel"/>
     <w:tmpl w:val="297CF0EC"/>
@@ -9129,7 +11388,156 @@
       </w:rPr>
     </w:lvl>
   </w:abstractNum>
-  <w:abstractNum w:abstractNumId="18" w15:restartNumberingAfterBreak="0">
+  <w:abstractNum w:abstractNumId="23" w15:restartNumberingAfterBreak="0">
+    <w:nsid w:val="4BF548FB"/>
+    <w:multiLevelType w:val="multilevel"/>
+    <w:tmpl w:val="F9FCBAE6"/>
+    <w:lvl w:ilvl="0">
+      <w:start w:val="1"/>
+      <w:numFmt w:val="bullet"/>
+      <w:lvlText w:val=""/>
+      <w:lvlJc w:val="left"/>
+      <w:pPr>
+        <w:tabs>
+          <w:tab w:val="num" w:pos="720"/>
+        </w:tabs>
+        <w:ind w:left="720" w:hanging="360"/>
+      </w:pPr>
+      <w:rPr>
+        <w:rFonts w:ascii="Symbol" w:hAnsi="Symbol" w:hint="default"/>
+        <w:sz w:val="20"/>
+      </w:rPr>
+    </w:lvl>
+    <w:lvl w:ilvl="1" w:tentative="1">
+      <w:start w:val="1"/>
+      <w:numFmt w:val="bullet"/>
+      <w:lvlText w:val="o"/>
+      <w:lvlJc w:val="left"/>
+      <w:pPr>
+        <w:tabs>
+          <w:tab w:val="num" w:pos="1440"/>
+        </w:tabs>
+        <w:ind w:left="1440" w:hanging="360"/>
+      </w:pPr>
+      <w:rPr>
+        <w:rFonts w:ascii="Courier New" w:hAnsi="Courier New" w:hint="default"/>
+        <w:sz w:val="20"/>
+      </w:rPr>
+    </w:lvl>
+    <w:lvl w:ilvl="2" w:tentative="1">
+      <w:start w:val="1"/>
+      <w:numFmt w:val="bullet"/>
+      <w:lvlText w:val=""/>
+      <w:lvlJc w:val="left"/>
+      <w:pPr>
+        <w:tabs>
+          <w:tab w:val="num" w:pos="2160"/>
+        </w:tabs>
+        <w:ind w:left="2160" w:hanging="360"/>
+      </w:pPr>
+      <w:rPr>
+        <w:rFonts w:ascii="Wingdings" w:hAnsi="Wingdings" w:hint="default"/>
+        <w:sz w:val="20"/>
+      </w:rPr>
+    </w:lvl>
+    <w:lvl w:ilvl="3" w:tentative="1">
+      <w:start w:val="1"/>
+      <w:numFmt w:val="bullet"/>
+      <w:lvlText w:val=""/>
+      <w:lvlJc w:val="left"/>
+      <w:pPr>
+        <w:tabs>
+          <w:tab w:val="num" w:pos="2880"/>
+        </w:tabs>
+        <w:ind w:left="2880" w:hanging="360"/>
+      </w:pPr>
+      <w:rPr>
+        <w:rFonts w:ascii="Wingdings" w:hAnsi="Wingdings" w:hint="default"/>
+        <w:sz w:val="20"/>
+      </w:rPr>
+    </w:lvl>
+    <w:lvl w:ilvl="4" w:tentative="1">
+      <w:start w:val="1"/>
+      <w:numFmt w:val="bullet"/>
+      <w:lvlText w:val=""/>
+      <w:lvlJc w:val="left"/>
+      <w:pPr>
+        <w:tabs>
+          <w:tab w:val="num" w:pos="3600"/>
+        </w:tabs>
+        <w:ind w:left="3600" w:hanging="360"/>
+      </w:pPr>
+      <w:rPr>
+        <w:rFonts w:ascii="Wingdings" w:hAnsi="Wingdings" w:hint="default"/>
+        <w:sz w:val="20"/>
+      </w:rPr>
+    </w:lvl>
+    <w:lvl w:ilvl="5" w:tentative="1">
+      <w:start w:val="1"/>
+      <w:numFmt w:val="bullet"/>
+      <w:lvlText w:val=""/>
+      <w:lvlJc w:val="left"/>
+      <w:pPr>
+        <w:tabs>
+          <w:tab w:val="num" w:pos="4320"/>
+        </w:tabs>
+        <w:ind w:left="4320" w:hanging="360"/>
+      </w:pPr>
+      <w:rPr>
+        <w:rFonts w:ascii="Wingdings" w:hAnsi="Wingdings" w:hint="default"/>
+        <w:sz w:val="20"/>
+      </w:rPr>
+    </w:lvl>
+    <w:lvl w:ilvl="6" w:tentative="1">
+      <w:start w:val="1"/>
+      <w:numFmt w:val="bullet"/>
+      <w:lvlText w:val=""/>
+      <w:lvlJc w:val="left"/>
+      <w:pPr>
+        <w:tabs>
+          <w:tab w:val="num" w:pos="5040"/>
+        </w:tabs>
+        <w:ind w:left="5040" w:hanging="360"/>
+      </w:pPr>
+      <w:rPr>
+        <w:rFonts w:ascii="Wingdings" w:hAnsi="Wingdings" w:hint="default"/>
+        <w:sz w:val="20"/>
+      </w:rPr>
+    </w:lvl>
+    <w:lvl w:ilvl="7" w:tentative="1">
+      <w:start w:val="1"/>
+      <w:numFmt w:val="bullet"/>
+      <w:lvlText w:val=""/>
+      <w:lvlJc w:val="left"/>
+      <w:pPr>
+        <w:tabs>
+          <w:tab w:val="num" w:pos="5760"/>
+        </w:tabs>
+        <w:ind w:left="5760" w:hanging="360"/>
+      </w:pPr>
+      <w:rPr>
+        <w:rFonts w:ascii="Wingdings" w:hAnsi="Wingdings" w:hint="default"/>
+        <w:sz w:val="20"/>
+      </w:rPr>
+    </w:lvl>
+    <w:lvl w:ilvl="8" w:tentative="1">
+      <w:start w:val="1"/>
+      <w:numFmt w:val="bullet"/>
+      <w:lvlText w:val=""/>
+      <w:lvlJc w:val="left"/>
+      <w:pPr>
+        <w:tabs>
+          <w:tab w:val="num" w:pos="6480"/>
+        </w:tabs>
+        <w:ind w:left="6480" w:hanging="360"/>
+      </w:pPr>
+      <w:rPr>
+        <w:rFonts w:ascii="Wingdings" w:hAnsi="Wingdings" w:hint="default"/>
+        <w:sz w:val="20"/>
+      </w:rPr>
+    </w:lvl>
+  </w:abstractNum>
+  <w:abstractNum w:abstractNumId="24" w15:restartNumberingAfterBreak="0">
     <w:nsid w:val="501156EE"/>
     <w:multiLevelType w:val="hybridMultilevel"/>
     <w:tmpl w:val="33D84E90"/>
@@ -9219,7 +11627,7 @@
       </w:pPr>
     </w:lvl>
   </w:abstractNum>
-  <w:abstractNum w:abstractNumId="19" w15:restartNumberingAfterBreak="0">
+  <w:abstractNum w:abstractNumId="25" w15:restartNumberingAfterBreak="0">
     <w:nsid w:val="560B36BC"/>
     <w:multiLevelType w:val="multilevel"/>
     <w:tmpl w:val="EDB857C2"/>
@@ -9368,7 +11776,7 @@
       </w:rPr>
     </w:lvl>
   </w:abstractNum>
-  <w:abstractNum w:abstractNumId="20" w15:restartNumberingAfterBreak="0">
+  <w:abstractNum w:abstractNumId="26" w15:restartNumberingAfterBreak="0">
     <w:nsid w:val="59FF5E98"/>
     <w:multiLevelType w:val="multilevel"/>
     <w:tmpl w:val="5964E98A"/>
@@ -9517,7 +11925,7 @@
       </w:rPr>
     </w:lvl>
   </w:abstractNum>
-  <w:abstractNum w:abstractNumId="21" w15:restartNumberingAfterBreak="0">
+  <w:abstractNum w:abstractNumId="27" w15:restartNumberingAfterBreak="0">
     <w:nsid w:val="5A9F4916"/>
     <w:multiLevelType w:val="multilevel"/>
     <w:tmpl w:val="4C860BBE"/>
@@ -9666,7 +12074,7 @@
       </w:rPr>
     </w:lvl>
   </w:abstractNum>
-  <w:abstractNum w:abstractNumId="22" w15:restartNumberingAfterBreak="0">
+  <w:abstractNum w:abstractNumId="28" w15:restartNumberingAfterBreak="0">
     <w:nsid w:val="5C5F63EA"/>
     <w:multiLevelType w:val="multilevel"/>
     <w:tmpl w:val="C27CC192"/>
@@ -9815,7 +12223,156 @@
       </w:rPr>
     </w:lvl>
   </w:abstractNum>
-  <w:abstractNum w:abstractNumId="23" w15:restartNumberingAfterBreak="0">
+  <w:abstractNum w:abstractNumId="29" w15:restartNumberingAfterBreak="0">
+    <w:nsid w:val="658B634F"/>
+    <w:multiLevelType w:val="multilevel"/>
+    <w:tmpl w:val="29EA4048"/>
+    <w:lvl w:ilvl="0">
+      <w:start w:val="1"/>
+      <w:numFmt w:val="bullet"/>
+      <w:lvlText w:val=""/>
+      <w:lvlJc w:val="left"/>
+      <w:pPr>
+        <w:tabs>
+          <w:tab w:val="num" w:pos="720"/>
+        </w:tabs>
+        <w:ind w:left="720" w:hanging="360"/>
+      </w:pPr>
+      <w:rPr>
+        <w:rFonts w:ascii="Symbol" w:hAnsi="Symbol" w:hint="default"/>
+        <w:sz w:val="20"/>
+      </w:rPr>
+    </w:lvl>
+    <w:lvl w:ilvl="1" w:tentative="1">
+      <w:start w:val="1"/>
+      <w:numFmt w:val="bullet"/>
+      <w:lvlText w:val="o"/>
+      <w:lvlJc w:val="left"/>
+      <w:pPr>
+        <w:tabs>
+          <w:tab w:val="num" w:pos="1440"/>
+        </w:tabs>
+        <w:ind w:left="1440" w:hanging="360"/>
+      </w:pPr>
+      <w:rPr>
+        <w:rFonts w:ascii="Courier New" w:hAnsi="Courier New" w:hint="default"/>
+        <w:sz w:val="20"/>
+      </w:rPr>
+    </w:lvl>
+    <w:lvl w:ilvl="2" w:tentative="1">
+      <w:start w:val="1"/>
+      <w:numFmt w:val="bullet"/>
+      <w:lvlText w:val=""/>
+      <w:lvlJc w:val="left"/>
+      <w:pPr>
+        <w:tabs>
+          <w:tab w:val="num" w:pos="2160"/>
+        </w:tabs>
+        <w:ind w:left="2160" w:hanging="360"/>
+      </w:pPr>
+      <w:rPr>
+        <w:rFonts w:ascii="Wingdings" w:hAnsi="Wingdings" w:hint="default"/>
+        <w:sz w:val="20"/>
+      </w:rPr>
+    </w:lvl>
+    <w:lvl w:ilvl="3" w:tentative="1">
+      <w:start w:val="1"/>
+      <w:numFmt w:val="bullet"/>
+      <w:lvlText w:val=""/>
+      <w:lvlJc w:val="left"/>
+      <w:pPr>
+        <w:tabs>
+          <w:tab w:val="num" w:pos="2880"/>
+        </w:tabs>
+        <w:ind w:left="2880" w:hanging="360"/>
+      </w:pPr>
+      <w:rPr>
+        <w:rFonts w:ascii="Wingdings" w:hAnsi="Wingdings" w:hint="default"/>
+        <w:sz w:val="20"/>
+      </w:rPr>
+    </w:lvl>
+    <w:lvl w:ilvl="4" w:tentative="1">
+      <w:start w:val="1"/>
+      <w:numFmt w:val="bullet"/>
+      <w:lvlText w:val=""/>
+      <w:lvlJc w:val="left"/>
+      <w:pPr>
+        <w:tabs>
+          <w:tab w:val="num" w:pos="3600"/>
+        </w:tabs>
+        <w:ind w:left="3600" w:hanging="360"/>
+      </w:pPr>
+      <w:rPr>
+        <w:rFonts w:ascii="Wingdings" w:hAnsi="Wingdings" w:hint="default"/>
+        <w:sz w:val="20"/>
+      </w:rPr>
+    </w:lvl>
+    <w:lvl w:ilvl="5" w:tentative="1">
+      <w:start w:val="1"/>
+      <w:numFmt w:val="bullet"/>
+      <w:lvlText w:val=""/>
+      <w:lvlJc w:val="left"/>
+      <w:pPr>
+        <w:tabs>
+          <w:tab w:val="num" w:pos="4320"/>
+        </w:tabs>
+        <w:ind w:left="4320" w:hanging="360"/>
+      </w:pPr>
+      <w:rPr>
+        <w:rFonts w:ascii="Wingdings" w:hAnsi="Wingdings" w:hint="default"/>
+        <w:sz w:val="20"/>
+      </w:rPr>
+    </w:lvl>
+    <w:lvl w:ilvl="6" w:tentative="1">
+      <w:start w:val="1"/>
+      <w:numFmt w:val="bullet"/>
+      <w:lvlText w:val=""/>
+      <w:lvlJc w:val="left"/>
+      <w:pPr>
+        <w:tabs>
+          <w:tab w:val="num" w:pos="5040"/>
+        </w:tabs>
+        <w:ind w:left="5040" w:hanging="360"/>
+      </w:pPr>
+      <w:rPr>
+        <w:rFonts w:ascii="Wingdings" w:hAnsi="Wingdings" w:hint="default"/>
+        <w:sz w:val="20"/>
+      </w:rPr>
+    </w:lvl>
+    <w:lvl w:ilvl="7" w:tentative="1">
+      <w:start w:val="1"/>
+      <w:numFmt w:val="bullet"/>
+      <w:lvlText w:val=""/>
+      <w:lvlJc w:val="left"/>
+      <w:pPr>
+        <w:tabs>
+          <w:tab w:val="num" w:pos="5760"/>
+        </w:tabs>
+        <w:ind w:left="5760" w:hanging="360"/>
+      </w:pPr>
+      <w:rPr>
+        <w:rFonts w:ascii="Wingdings" w:hAnsi="Wingdings" w:hint="default"/>
+        <w:sz w:val="20"/>
+      </w:rPr>
+    </w:lvl>
+    <w:lvl w:ilvl="8" w:tentative="1">
+      <w:start w:val="1"/>
+      <w:numFmt w:val="bullet"/>
+      <w:lvlText w:val=""/>
+      <w:lvlJc w:val="left"/>
+      <w:pPr>
+        <w:tabs>
+          <w:tab w:val="num" w:pos="6480"/>
+        </w:tabs>
+        <w:ind w:left="6480" w:hanging="360"/>
+      </w:pPr>
+      <w:rPr>
+        <w:rFonts w:ascii="Wingdings" w:hAnsi="Wingdings" w:hint="default"/>
+        <w:sz w:val="20"/>
+      </w:rPr>
+    </w:lvl>
+  </w:abstractNum>
+  <w:abstractNum w:abstractNumId="30" w15:restartNumberingAfterBreak="0">
     <w:nsid w:val="6ACB4DA9"/>
     <w:multiLevelType w:val="multilevel"/>
     <w:tmpl w:val="3FFCF934"/>
@@ -9964,7 +12521,7 @@
       </w:rPr>
     </w:lvl>
   </w:abstractNum>
-  <w:abstractNum w:abstractNumId="24" w15:restartNumberingAfterBreak="0">
+  <w:abstractNum w:abstractNumId="31" w15:restartNumberingAfterBreak="0">
     <w:nsid w:val="6BA32602"/>
     <w:multiLevelType w:val="multilevel"/>
     <w:tmpl w:val="84BEE512"/>
@@ -10113,7 +12670,7 @@
       </w:rPr>
     </w:lvl>
   </w:abstractNum>
-  <w:abstractNum w:abstractNumId="25" w15:restartNumberingAfterBreak="0">
+  <w:abstractNum w:abstractNumId="32" w15:restartNumberingAfterBreak="0">
     <w:nsid w:val="7272505D"/>
     <w:multiLevelType w:val="multilevel"/>
     <w:tmpl w:val="78003E54"/>
@@ -10262,7 +12819,7 @@
       </w:rPr>
     </w:lvl>
   </w:abstractNum>
-  <w:abstractNum w:abstractNumId="26" w15:restartNumberingAfterBreak="0">
+  <w:abstractNum w:abstractNumId="33" w15:restartNumberingAfterBreak="0">
     <w:nsid w:val="72D4731B"/>
     <w:multiLevelType w:val="multilevel"/>
     <w:tmpl w:val="645A3564"/>
@@ -10411,7 +12968,7 @@
       </w:rPr>
     </w:lvl>
   </w:abstractNum>
-  <w:abstractNum w:abstractNumId="27" w15:restartNumberingAfterBreak="0">
+  <w:abstractNum w:abstractNumId="34" w15:restartNumberingAfterBreak="0">
     <w:nsid w:val="73EC6AD4"/>
     <w:multiLevelType w:val="multilevel"/>
     <w:tmpl w:val="432E85F8"/>
@@ -10560,7 +13117,7 @@
       </w:rPr>
     </w:lvl>
   </w:abstractNum>
-  <w:abstractNum w:abstractNumId="28" w15:restartNumberingAfterBreak="0">
+  <w:abstractNum w:abstractNumId="35" w15:restartNumberingAfterBreak="0">
     <w:nsid w:val="77624704"/>
     <w:multiLevelType w:val="multilevel"/>
     <w:tmpl w:val="EF7C151C"/>
@@ -10705,7 +13262,7 @@
       </w:rPr>
     </w:lvl>
   </w:abstractNum>
-  <w:abstractNum w:abstractNumId="29" w15:restartNumberingAfterBreak="0">
+  <w:abstractNum w:abstractNumId="36" w15:restartNumberingAfterBreak="0">
     <w:nsid w:val="7B9C7567"/>
     <w:multiLevelType w:val="multilevel"/>
     <w:tmpl w:val="9F22824A"/>
@@ -10854,7 +13411,7 @@
       </w:rPr>
     </w:lvl>
   </w:abstractNum>
-  <w:abstractNum w:abstractNumId="30" w15:restartNumberingAfterBreak="0">
+  <w:abstractNum w:abstractNumId="37" w15:restartNumberingAfterBreak="0">
     <w:nsid w:val="7CE64680"/>
     <w:multiLevelType w:val="multilevel"/>
     <w:tmpl w:val="AC34E844"/>
@@ -11003,7 +13560,7 @@
       </w:rPr>
     </w:lvl>
   </w:abstractNum>
-  <w:abstractNum w:abstractNumId="31" w15:restartNumberingAfterBreak="0">
+  <w:abstractNum w:abstractNumId="38" w15:restartNumberingAfterBreak="0">
     <w:nsid w:val="7ECE66C8"/>
     <w:multiLevelType w:val="multilevel"/>
     <w:tmpl w:val="89D05068"/>
@@ -11152,20 +13709,133 @@
       </w:rPr>
     </w:lvl>
   </w:abstractNum>
+  <w:abstractNum w:abstractNumId="39" w15:restartNumberingAfterBreak="0">
+    <w:nsid w:val="7FB641EA"/>
+    <w:multiLevelType w:val="multilevel"/>
+    <w:tmpl w:val="DE30916C"/>
+    <w:lvl w:ilvl="0">
+      <w:start w:val="1"/>
+      <w:numFmt w:val="decimal"/>
+      <w:lvlText w:val="%1."/>
+      <w:lvlJc w:val="left"/>
+      <w:pPr>
+        <w:tabs>
+          <w:tab w:val="num" w:pos="720"/>
+        </w:tabs>
+        <w:ind w:left="720" w:hanging="360"/>
+      </w:pPr>
+    </w:lvl>
+    <w:lvl w:ilvl="1" w:tentative="1">
+      <w:start w:val="1"/>
+      <w:numFmt w:val="decimal"/>
+      <w:lvlText w:val="%2."/>
+      <w:lvlJc w:val="left"/>
+      <w:pPr>
+        <w:tabs>
+          <w:tab w:val="num" w:pos="1440"/>
+        </w:tabs>
+        <w:ind w:left="1440" w:hanging="360"/>
+      </w:pPr>
+    </w:lvl>
+    <w:lvl w:ilvl="2" w:tentative="1">
+      <w:start w:val="1"/>
+      <w:numFmt w:val="decimal"/>
+      <w:lvlText w:val="%3."/>
+      <w:lvlJc w:val="left"/>
+      <w:pPr>
+        <w:tabs>
+          <w:tab w:val="num" w:pos="2160"/>
+        </w:tabs>
+        <w:ind w:left="2160" w:hanging="360"/>
+      </w:pPr>
+    </w:lvl>
+    <w:lvl w:ilvl="3" w:tentative="1">
+      <w:start w:val="1"/>
+      <w:numFmt w:val="decimal"/>
+      <w:lvlText w:val="%4."/>
+      <w:lvlJc w:val="left"/>
+      <w:pPr>
+        <w:tabs>
+          <w:tab w:val="num" w:pos="2880"/>
+        </w:tabs>
+        <w:ind w:left="2880" w:hanging="360"/>
+      </w:pPr>
+    </w:lvl>
+    <w:lvl w:ilvl="4" w:tentative="1">
+      <w:start w:val="1"/>
+      <w:numFmt w:val="decimal"/>
+      <w:lvlText w:val="%5."/>
+      <w:lvlJc w:val="left"/>
+      <w:pPr>
+        <w:tabs>
+          <w:tab w:val="num" w:pos="3600"/>
+        </w:tabs>
+        <w:ind w:left="3600" w:hanging="360"/>
+      </w:pPr>
+    </w:lvl>
+    <w:lvl w:ilvl="5" w:tentative="1">
+      <w:start w:val="1"/>
+      <w:numFmt w:val="decimal"/>
+      <w:lvlText w:val="%6."/>
+      <w:lvlJc w:val="left"/>
+      <w:pPr>
+        <w:tabs>
+          <w:tab w:val="num" w:pos="4320"/>
+        </w:tabs>
+        <w:ind w:left="4320" w:hanging="360"/>
+      </w:pPr>
+    </w:lvl>
+    <w:lvl w:ilvl="6" w:tentative="1">
+      <w:start w:val="1"/>
+      <w:numFmt w:val="decimal"/>
+      <w:lvlText w:val="%7."/>
+      <w:lvlJc w:val="left"/>
+      <w:pPr>
+        <w:tabs>
+          <w:tab w:val="num" w:pos="5040"/>
+        </w:tabs>
+        <w:ind w:left="5040" w:hanging="360"/>
+      </w:pPr>
+    </w:lvl>
+    <w:lvl w:ilvl="7" w:tentative="1">
+      <w:start w:val="1"/>
+      <w:numFmt w:val="decimal"/>
+      <w:lvlText w:val="%8."/>
+      <w:lvlJc w:val="left"/>
+      <w:pPr>
+        <w:tabs>
+          <w:tab w:val="num" w:pos="5760"/>
+        </w:tabs>
+        <w:ind w:left="5760" w:hanging="360"/>
+      </w:pPr>
+    </w:lvl>
+    <w:lvl w:ilvl="8" w:tentative="1">
+      <w:start w:val="1"/>
+      <w:numFmt w:val="decimal"/>
+      <w:lvlText w:val="%9."/>
+      <w:lvlJc w:val="left"/>
+      <w:pPr>
+        <w:tabs>
+          <w:tab w:val="num" w:pos="6480"/>
+        </w:tabs>
+        <w:ind w:left="6480" w:hanging="360"/>
+      </w:pPr>
+    </w:lvl>
+  </w:abstractNum>
   <w:num w:numId="1" w16cid:durableId="1984386260">
-    <w:abstractNumId w:val="27"/>
+    <w:abstractNumId w:val="34"/>
   </w:num>
   <w:num w:numId="2" w16cid:durableId="1893224603">
-    <w:abstractNumId w:val="21"/>
+    <w:abstractNumId w:val="27"/>
   </w:num>
   <w:num w:numId="3" w16cid:durableId="1890072280">
     <w:abstractNumId w:val="2"/>
   </w:num>
   <w:num w:numId="4" w16cid:durableId="1088572646">
-    <w:abstractNumId w:val="18"/>
+    <w:abstractNumId w:val="24"/>
   </w:num>
   <w:num w:numId="5" w16cid:durableId="657920859">
-    <w:abstractNumId w:val="10"/>
+    <w:abstractNumId w:val="12"/>
   </w:num>
   <w:num w:numId="6" w16cid:durableId="1175076550">
     <w:abstractNumId w:val="0"/>
@@ -11180,73 +13850,97 @@
     <w:abstractNumId w:val="5"/>
   </w:num>
   <w:num w:numId="10" w16cid:durableId="1123230890">
-    <w:abstractNumId w:val="15"/>
+    <w:abstractNumId w:val="20"/>
   </w:num>
   <w:num w:numId="11" w16cid:durableId="51580383">
+    <w:abstractNumId w:val="25"/>
+  </w:num>
+  <w:num w:numId="12" w16cid:durableId="210001611">
+    <w:abstractNumId w:val="26"/>
+  </w:num>
+  <w:num w:numId="13" w16cid:durableId="1354382521">
+    <w:abstractNumId w:val="31"/>
+  </w:num>
+  <w:num w:numId="14" w16cid:durableId="179129715">
+    <w:abstractNumId w:val="22"/>
+  </w:num>
+  <w:num w:numId="15" w16cid:durableId="5981309">
+    <w:abstractNumId w:val="38"/>
+  </w:num>
+  <w:num w:numId="16" w16cid:durableId="1264460135">
+    <w:abstractNumId w:val="32"/>
+  </w:num>
+  <w:num w:numId="17" w16cid:durableId="1886335427">
+    <w:abstractNumId w:val="14"/>
+  </w:num>
+  <w:num w:numId="18" w16cid:durableId="415440753">
     <w:abstractNumId w:val="19"/>
   </w:num>
-  <w:num w:numId="12" w16cid:durableId="210001611">
-    <w:abstractNumId w:val="20"/>
-  </w:num>
-  <w:num w:numId="13" w16cid:durableId="1354382521">
-    <w:abstractNumId w:val="24"/>
-  </w:num>
-  <w:num w:numId="14" w16cid:durableId="179129715">
-    <w:abstractNumId w:val="17"/>
-  </w:num>
-  <w:num w:numId="15" w16cid:durableId="5981309">
-    <w:abstractNumId w:val="31"/>
-  </w:num>
-  <w:num w:numId="16" w16cid:durableId="1264460135">
-    <w:abstractNumId w:val="25"/>
-  </w:num>
-  <w:num w:numId="17" w16cid:durableId="1886335427">
-    <w:abstractNumId w:val="12"/>
-  </w:num>
-  <w:num w:numId="18" w16cid:durableId="415440753">
-    <w:abstractNumId w:val="14"/>
-  </w:num>
   <w:num w:numId="19" w16cid:durableId="1930769861">
-    <w:abstractNumId w:val="23"/>
+    <w:abstractNumId w:val="30"/>
   </w:num>
   <w:num w:numId="20" w16cid:durableId="1697340721">
-    <w:abstractNumId w:val="26"/>
+    <w:abstractNumId w:val="33"/>
   </w:num>
   <w:num w:numId="21" w16cid:durableId="964701797">
-    <w:abstractNumId w:val="22"/>
+    <w:abstractNumId w:val="28"/>
   </w:num>
   <w:num w:numId="22" w16cid:durableId="1180697704">
-    <w:abstractNumId w:val="7"/>
+    <w:abstractNumId w:val="9"/>
   </w:num>
   <w:num w:numId="23" w16cid:durableId="2073188940">
-    <w:abstractNumId w:val="16"/>
+    <w:abstractNumId w:val="21"/>
   </w:num>
   <w:num w:numId="24" w16cid:durableId="245767983">
-    <w:abstractNumId w:val="30"/>
+    <w:abstractNumId w:val="37"/>
   </w:num>
   <w:num w:numId="25" w16cid:durableId="1339111870">
-    <w:abstractNumId w:val="6"/>
+    <w:abstractNumId w:val="8"/>
   </w:num>
   <w:num w:numId="26" w16cid:durableId="1585604834">
-    <w:abstractNumId w:val="28"/>
+    <w:abstractNumId w:val="35"/>
   </w:num>
   <w:num w:numId="27" w16cid:durableId="1646158179">
-    <w:abstractNumId w:val="29"/>
+    <w:abstractNumId w:val="36"/>
   </w:num>
   <w:num w:numId="28" w16cid:durableId="1679383742">
     <w:abstractNumId w:val="1"/>
   </w:num>
   <w:num w:numId="29" w16cid:durableId="1789010438">
-    <w:abstractNumId w:val="8"/>
+    <w:abstractNumId w:val="10"/>
   </w:num>
   <w:num w:numId="30" w16cid:durableId="1759904342">
+    <w:abstractNumId w:val="13"/>
+  </w:num>
+  <w:num w:numId="31" w16cid:durableId="282612058">
+    <w:abstractNumId w:val="18"/>
+  </w:num>
+  <w:num w:numId="32" w16cid:durableId="1204439901">
     <w:abstractNumId w:val="11"/>
   </w:num>
-  <w:num w:numId="31" w16cid:durableId="282612058">
-    <w:abstractNumId w:val="13"/>
+  <w:num w:numId="33" w16cid:durableId="1066760847">
+    <w:abstractNumId w:val="29"/>
   </w:num>
-  <w:num w:numId="32" w16cid:durableId="1204439901">
-    <w:abstractNumId w:val="9"/>
+  <w:num w:numId="34" w16cid:durableId="1910993614">
+    <w:abstractNumId w:val="7"/>
+  </w:num>
+  <w:num w:numId="35" w16cid:durableId="173347598">
+    <w:abstractNumId w:val="6"/>
+  </w:num>
+  <w:num w:numId="36" w16cid:durableId="1345666616">
+    <w:abstractNumId w:val="16"/>
+  </w:num>
+  <w:num w:numId="37" w16cid:durableId="132528025">
+    <w:abstractNumId w:val="15"/>
+  </w:num>
+  <w:num w:numId="38" w16cid:durableId="956106988">
+    <w:abstractNumId w:val="17"/>
+  </w:num>
+  <w:num w:numId="39" w16cid:durableId="1496065906">
+    <w:abstractNumId w:val="23"/>
+  </w:num>
+  <w:num w:numId="40" w16cid:durableId="880752537">
+    <w:abstractNumId w:val="39"/>
   </w:num>
 </w:numbering>
 </file>
@@ -11854,7 +14548,6 @@
   <w:style w:type="character" w:default="1" w:styleId="VarsaylanParagrafYazTipi">
     <w:name w:val="Default Paragraph Font"/>
     <w:uiPriority w:val="1"/>
-    <w:semiHidden/>
     <w:unhideWhenUsed/>
   </w:style>
   <w:style w:type="table" w:default="1" w:styleId="NormalTablo">

--- a/Haftalık Takip Dokümantasyonu.docx
+++ b/Haftalık Takip Dokümantasyonu.docx
@@ -137,13 +137,8 @@
       </w:r>
     </w:p>
     <w:p>
-      <w:proofErr w:type="gramStart"/>
-      <w:r>
-        <w:t>maddeleri</w:t>
-      </w:r>
-      <w:proofErr w:type="gramEnd"/>
-      <w:r>
-        <w:t xml:space="preserve"> yapıldı.</w:t>
+      <w:r>
+        <w:t>maddeleri yapıldı.</w:t>
       </w:r>
     </w:p>
     <w:p/>
@@ -153,7 +148,7 @@
           <w:b/>
           <w:bCs/>
         </w:rPr>
-        <w:t>ANA SAYFA (`/app/index.tsx`)</w:t>
+        <w:t xml:space="preserve">ANA SAYFA </w:t>
       </w:r>
     </w:p>
     <w:p>
@@ -198,14 +193,7 @@
           <w:b/>
           <w:bCs/>
         </w:rPr>
-        <w:t xml:space="preserve"> </w:t>
-      </w:r>
-      <w:r>
-        <w:rPr>
-          <w:b/>
-          <w:bCs/>
-        </w:rPr>
-        <w:t>(`/components/BottomNav.tsx`)</w:t>
+        <w:t>:</w:t>
       </w:r>
     </w:p>
     <w:p>
@@ -310,7 +298,7 @@
           <w:bCs/>
         </w:rPr>
         <w:lastRenderedPageBreak/>
-        <w:t>KAYIT EKRANI (`/app/register.tsx`)</w:t>
+        <w:t xml:space="preserve">KAYIT EKRANI </w:t>
       </w:r>
     </w:p>
     <w:p>
@@ -384,13 +372,6 @@
           <w:bCs/>
         </w:rPr>
         <w:t xml:space="preserve"> </w:t>
-      </w:r>
-      <w:r>
-        <w:rPr>
-          <w:b/>
-          <w:bCs/>
-        </w:rPr>
-        <w:t>(`/app/profile.tsx`)</w:t>
       </w:r>
     </w:p>
     <w:p>
@@ -544,7 +525,6 @@
       <w:pPr>
         <w:ind w:firstLine="360"/>
       </w:pPr>
-      <w:proofErr w:type="gramStart"/>
       <w:r>
         <w:rPr>
           <w:b/>
@@ -553,11 +533,7 @@
         <w:t>Dosya:</w:t>
       </w:r>
       <w:r>
-        <w:t>`</w:t>
-      </w:r>
-      <w:proofErr w:type="gramEnd"/>
-      <w:r>
-        <w:t>MyApp/context/AuthContext.tsx`</w:t>
+        <w:t>`MyApp/context/AuthContext.tsx`</w:t>
       </w:r>
     </w:p>
     <w:p>
@@ -565,15 +541,7 @@
         <w:ind w:left="360"/>
       </w:pPr>
       <w:r>
-        <w:t>- `profile.tsx`'deki buton `</w:t>
-      </w:r>
-      <w:proofErr w:type="gramStart"/>
-      <w:r>
-        <w:t>login(</w:t>
-      </w:r>
-      <w:proofErr w:type="gramEnd"/>
-      <w:r>
-        <w:t>)` fonksiyonunu çağrıyor</w:t>
+        <w:t>- `profile.tsx`'deki buton `login()` fonksiyonunu çağrıyor</w:t>
       </w:r>
     </w:p>
     <w:p>
@@ -581,15 +549,7 @@
         <w:ind w:left="360"/>
       </w:pPr>
       <w:r>
-        <w:t>- Bu `</w:t>
-      </w:r>
-      <w:proofErr w:type="gramStart"/>
-      <w:r>
-        <w:t>login(</w:t>
-      </w:r>
-      <w:proofErr w:type="gramEnd"/>
-      <w:r>
-        <w:t>)`, `AuthContext.tsx` dosyasından geliyor</w:t>
+        <w:t>- Bu `login()`, `AuthContext.tsx` dosyasından geliyor</w:t>
       </w:r>
     </w:p>
     <w:p>
@@ -597,15 +557,7 @@
         <w:ind w:left="360"/>
       </w:pPr>
       <w:r>
-        <w:t>- `</w:t>
-      </w:r>
-      <w:proofErr w:type="gramStart"/>
-      <w:r>
-        <w:t>login(</w:t>
-      </w:r>
-      <w:proofErr w:type="gramEnd"/>
-      <w:r>
-        <w:t>)` fonksiyonu API'ye çağrı yapmaya hazırlanıyor</w:t>
+        <w:t>- `login()` fonksiyonu API'ye çağrı yapmaya hazırlanıyor</w:t>
       </w:r>
     </w:p>
     <w:p>
@@ -633,7 +585,6 @@
       <w:pPr>
         <w:ind w:firstLine="360"/>
       </w:pPr>
-      <w:proofErr w:type="gramStart"/>
       <w:r>
         <w:rPr>
           <w:b/>
@@ -642,11 +593,7 @@
         <w:t>Dosya:</w:t>
       </w:r>
       <w:r>
-        <w:t>`</w:t>
-      </w:r>
-      <w:proofErr w:type="gramEnd"/>
-      <w:r>
-        <w:t>MyApp/services/authService.ts`</w:t>
+        <w:t>`MyApp/services/authService.ts`</w:t>
       </w:r>
     </w:p>
     <w:p>
@@ -654,15 +601,7 @@
         <w:ind w:left="360"/>
       </w:pPr>
       <w:r>
-        <w:t>- `AuthContext`'deki `</w:t>
-      </w:r>
-      <w:proofErr w:type="gramStart"/>
-      <w:r>
-        <w:t>login(</w:t>
-      </w:r>
-      <w:proofErr w:type="gramEnd"/>
-      <w:r>
-        <w:t>)`, `authService.ts`'den `loginApi()` fonksiyonunu çağrıyor</w:t>
+        <w:t>- `AuthContext`'deki `login()`, `authService.ts`'den `loginApi()` fonksiyonunu çağrıyor</w:t>
       </w:r>
     </w:p>
     <w:p>
@@ -670,15 +609,7 @@
         <w:ind w:left="360"/>
       </w:pPr>
       <w:r>
-        <w:t>- `</w:t>
-      </w:r>
-      <w:proofErr w:type="gramStart"/>
-      <w:r>
-        <w:t>loginApi(</w:t>
-      </w:r>
-      <w:proofErr w:type="gramEnd"/>
-      <w:r>
-        <w:t>)`, email + şifreyi alıyor</w:t>
+        <w:t>- `loginApi()`, email + şifreyi alıyor</w:t>
       </w:r>
     </w:p>
     <w:p>
@@ -771,15 +702,7 @@
         <w:ind w:left="360"/>
       </w:pPr>
       <w:r>
-        <w:t xml:space="preserve">  </w:t>
-      </w:r>
-      <w:proofErr w:type="gramStart"/>
-      <w:r>
-        <w:t>email</w:t>
-      </w:r>
-      <w:proofErr w:type="gramEnd"/>
-      <w:r>
-        <w:t>: "ali@example.com",</w:t>
+        <w:t>  email: "ali@example.com",</w:t>
       </w:r>
     </w:p>
     <w:p>
@@ -787,15 +710,7 @@
         <w:ind w:left="360"/>
       </w:pPr>
       <w:r>
-        <w:t xml:space="preserve">  </w:t>
-      </w:r>
-      <w:proofErr w:type="gramStart"/>
-      <w:r>
-        <w:t>password</w:t>
-      </w:r>
-      <w:proofErr w:type="gramEnd"/>
-      <w:r>
-        <w:t>: "123456"</w:t>
+        <w:t>  password: "123456"</w:t>
       </w:r>
     </w:p>
     <w:p>
@@ -838,30 +753,14 @@
           <w:b/>
           <w:bCs/>
         </w:rPr>
-        <w:t>5</w:t>
-      </w:r>
-      <w:proofErr w:type="gramStart"/>
-      <w:r>
-        <w:rPr>
-          <w:b/>
-          <w:bCs/>
-        </w:rPr>
-        <w:t xml:space="preserve">- </w:t>
-      </w:r>
-      <w:r>
-        <w:rPr>
-          <w:b/>
-          <w:bCs/>
-        </w:rPr>
-        <w:t xml:space="preserve"> Backend</w:t>
-      </w:r>
-      <w:proofErr w:type="gramEnd"/>
-      <w:r>
-        <w:rPr>
-          <w:b/>
-          <w:bCs/>
-        </w:rPr>
-        <w:t xml:space="preserve"> Kontrolü ve Doğrulama</w:t>
+        <w:t xml:space="preserve">5- </w:t>
+      </w:r>
+      <w:r>
+        <w:rPr>
+          <w:b/>
+          <w:bCs/>
+        </w:rPr>
+        <w:t xml:space="preserve"> Backend Kontrolü ve Doğrulama</w:t>
       </w:r>
     </w:p>
     <w:p>
@@ -1128,30 +1027,14 @@
           <w:bCs/>
         </w:rPr>
         <w:lastRenderedPageBreak/>
-        <w:t>7</w:t>
-      </w:r>
-      <w:proofErr w:type="gramStart"/>
-      <w:r>
-        <w:rPr>
-          <w:b/>
-          <w:bCs/>
-        </w:rPr>
-        <w:t xml:space="preserve">- </w:t>
-      </w:r>
-      <w:r>
-        <w:rPr>
-          <w:b/>
-          <w:bCs/>
-        </w:rPr>
-        <w:t xml:space="preserve"> Backend</w:t>
-      </w:r>
-      <w:proofErr w:type="gramEnd"/>
-      <w:r>
-        <w:rPr>
-          <w:b/>
-          <w:bCs/>
-        </w:rPr>
-        <w:t xml:space="preserve"> Yanıt Gönderilyor</w:t>
+        <w:t xml:space="preserve">7- </w:t>
+      </w:r>
+      <w:r>
+        <w:rPr>
+          <w:b/>
+          <w:bCs/>
+        </w:rPr>
+        <w:t xml:space="preserve"> Backend Yanıt Gönderilyor</w:t>
       </w:r>
     </w:p>
     <w:p>
@@ -1747,13 +1630,8 @@
           <w:numId w:val="7"/>
         </w:numPr>
       </w:pPr>
-      <w:proofErr w:type="gramStart"/>
-      <w:r>
-        <w:t>getAllListings(</w:t>
-      </w:r>
-      <w:proofErr w:type="gramEnd"/>
-      <w:r>
-        <w:t>) çağrılır</w:t>
+      <w:r>
+        <w:t>getAllListings() çağrılır</w:t>
       </w:r>
     </w:p>
     <w:p>
@@ -1892,22 +1770,13 @@
           <w:numId w:val="8"/>
         </w:numPr>
       </w:pPr>
-      <w:proofErr w:type="gramStart"/>
       <w:r>
         <w:rPr>
           <w:b/>
           <w:bCs/>
         </w:rPr>
         <w:lastRenderedPageBreak/>
-        <w:t>Mekan</w:t>
-      </w:r>
-      <w:proofErr w:type="gramEnd"/>
-      <w:r>
-        <w:rPr>
-          <w:b/>
-          <w:bCs/>
-        </w:rPr>
-        <w:t xml:space="preserve"> Türü Seçimi:</w:t>
+        <w:t>Mekan Türü Seçimi:</w:t>
       </w:r>
       <w:r>
         <w:t xml:space="preserve"> Ev, daire, tekne, kamp aracı gibi seçenekler arasından mekanı en iyi tanımlayan tür seçilir.</w:t>
@@ -1946,15 +1815,7 @@
         <w:t>Açıklama:</w:t>
       </w:r>
       <w:r>
-        <w:t xml:space="preserve"> </w:t>
-      </w:r>
-      <w:proofErr w:type="gramStart"/>
-      <w:r>
-        <w:t>Mekanın</w:t>
-      </w:r>
-      <w:proofErr w:type="gramEnd"/>
-      <w:r>
-        <w:t xml:space="preserve"> özellikleri ve çevresi hakkında detaylı metin girişi yapılır.</w:t>
+        <w:t xml:space="preserve"> Mekanın özellikleri ve çevresi hakkında detaylı metin girişi yapılır.</w:t>
       </w:r>
     </w:p>
     <w:p>
@@ -1972,15 +1833,7 @@
         <w:t>Konaklama Türü:</w:t>
       </w:r>
       <w:r>
-        <w:t xml:space="preserve"> </w:t>
-      </w:r>
-      <w:proofErr w:type="gramStart"/>
-      <w:r>
-        <w:t>Mekanın</w:t>
-      </w:r>
-      <w:proofErr w:type="gramEnd"/>
-      <w:r>
-        <w:t xml:space="preserve"> tamamının mı, özel bir odanın mı yoksa paylaşımlı bir alanın mı kiralandığı belirtilir.</w:t>
+        <w:t xml:space="preserve"> Mekanın tamamının mı, özel bir odanın mı yoksa paylaşımlı bir alanın mı kiralandığı belirtilir.</w:t>
       </w:r>
     </w:p>
     <w:p>
@@ -1999,13 +1852,8 @@
       </w:r>
     </w:p>
     <w:p>
-      <w:proofErr w:type="gramStart"/>
-      <w:r>
-        <w:t>Mekanın</w:t>
-      </w:r>
-      <w:proofErr w:type="gramEnd"/>
-      <w:r>
-        <w:t xml:space="preserve"> fiziksel kapasitesiyle ilgili sayısal veriler toplanır:</w:t>
+      <w:r>
+        <w:t>Mekanın fiziksel kapasitesiyle ilgili sayısal veriler toplanır:</w:t>
       </w:r>
     </w:p>
     <w:p>
@@ -2105,13 +1953,8 @@
       </w:r>
     </w:p>
     <w:p>
-      <w:proofErr w:type="gramStart"/>
-      <w:r>
-        <w:t>Mekanın</w:t>
-      </w:r>
-      <w:proofErr w:type="gramEnd"/>
-      <w:r>
-        <w:t xml:space="preserve"> sunduğu imkanlar görsel ikonlar eşliğinde seçilir:</w:t>
+      <w:r>
+        <w:t>Mekanın sunduğu imkanlar görsel ikonlar eşliğinde seçilir:</w:t>
       </w:r>
     </w:p>
     <w:p>
@@ -2314,15 +2157,7 @@
         <w:t>Gece Konaklama Bedeli:</w:t>
       </w:r>
       <w:r>
-        <w:t xml:space="preserve"> Kullanıcı Türk </w:t>
-      </w:r>
-      <w:proofErr w:type="gramStart"/>
-      <w:r>
-        <w:t>Lirası</w:t>
-      </w:r>
-      <w:proofErr w:type="gramEnd"/>
-      <w:r>
-        <w:t xml:space="preserve"> cinsinden bir rakam belirler.</w:t>
+        <w:t xml:space="preserve"> Kullanıcı Türk Lirası cinsinden bir rakam belirler.</w:t>
       </w:r>
     </w:p>
     <w:p>
@@ -2443,9 +2278,9 @@
           <w:noProof/>
         </w:rPr>
         <w:drawing>
-          <wp:inline distT="0" distB="0" distL="0" distR="0" wp14:anchorId="6042736F" wp14:editId="6EEF643A">
+          <wp:inline distT="0" distB="0" distL="0" distR="0" wp14:anchorId="6042736F" wp14:editId="063DC92A">
             <wp:extent cx="4087091" cy="2548086"/>
-            <wp:effectExtent l="0" t="0" r="8890" b="5080"/>
+            <wp:effectExtent l="0" t="0" r="0" b="6985"/>
             <wp:docPr id="98157994" name="Resim 1" descr="metin, ekran görüntüsü, yazı tipi içeren bir resim&#10;&#10;Yapay zeka tarafından oluşturulmuş içerik yanlış olabilir."/>
             <wp:cNvGraphicFramePr>
               <a:graphicFrameLocks xmlns:a="http://schemas.openxmlformats.org/drawingml/2006/main" noChangeAspect="1"/>
@@ -2466,7 +2301,7 @@
                   <pic:spPr>
                     <a:xfrm>
                       <a:off x="0" y="0"/>
-                      <a:ext cx="4100402" cy="2556385"/>
+                      <a:ext cx="4087091" cy="2548086"/>
                     </a:xfrm>
                     <a:prstGeom prst="rect">
                       <a:avLst/>
@@ -3824,7 +3659,7 @@
         </w:rPr>
         <w:lastRenderedPageBreak/>
         <w:drawing>
-          <wp:anchor distT="0" distB="0" distL="114300" distR="114300" simplePos="0" relativeHeight="251663360" behindDoc="0" locked="0" layoutInCell="1" allowOverlap="1" wp14:anchorId="2E103889" wp14:editId="7F583FFB">
+          <wp:anchor distT="0" distB="0" distL="114300" distR="114300" simplePos="0" relativeHeight="251663360" behindDoc="0" locked="0" layoutInCell="1" allowOverlap="1" wp14:anchorId="2E103889" wp14:editId="006850A2">
             <wp:simplePos x="0" y="0"/>
             <wp:positionH relativeFrom="column">
               <wp:posOffset>10795</wp:posOffset>
@@ -4278,21 +4113,12 @@
           <w:szCs w:val="24"/>
         </w:rPr>
       </w:pPr>
-      <w:proofErr w:type="gramStart"/>
-      <w:r>
-        <w:rPr>
-          <w:sz w:val="24"/>
-          <w:szCs w:val="24"/>
-        </w:rPr>
-        <w:t>maddeleri</w:t>
-      </w:r>
-      <w:proofErr w:type="gramEnd"/>
-      <w:r>
-        <w:rPr>
-          <w:sz w:val="24"/>
-          <w:szCs w:val="24"/>
-        </w:rPr>
-        <w:t xml:space="preserve"> yapıldı.</w:t>
+      <w:r>
+        <w:rPr>
+          <w:sz w:val="24"/>
+          <w:szCs w:val="24"/>
+        </w:rPr>
+        <w:t>maddeleri yapıldı.</w:t>
       </w:r>
     </w:p>
     <w:p>
@@ -4355,25 +4181,14 @@
           <w:szCs w:val="24"/>
         </w:rPr>
       </w:pPr>
-      <w:proofErr w:type="gramStart"/>
-      <w:r>
-        <w:rPr>
-          <w:b/>
-          <w:bCs/>
-          <w:sz w:val="24"/>
-          <w:szCs w:val="24"/>
-        </w:rPr>
-        <w:t>1 -</w:t>
-      </w:r>
-      <w:proofErr w:type="gramEnd"/>
-      <w:r>
-        <w:rPr>
-          <w:b/>
-          <w:bCs/>
-          <w:sz w:val="24"/>
-          <w:szCs w:val="24"/>
-        </w:rPr>
-        <w:t xml:space="preserve"> A</w:t>
+      <w:r>
+        <w:rPr>
+          <w:b/>
+          <w:bCs/>
+          <w:sz w:val="24"/>
+          <w:szCs w:val="24"/>
+        </w:rPr>
+        <w:t>1 - A</w:t>
       </w:r>
       <w:r>
         <w:rPr>
@@ -4557,27 +4372,7 @@
           <w:sz w:val="24"/>
           <w:szCs w:val="24"/>
         </w:rPr>
-        <w:t>İlan Detay Sayfası ([id</w:t>
-      </w:r>
-      <w:proofErr w:type="gramStart"/>
-      <w:r>
-        <w:rPr>
-          <w:b/>
-          <w:bCs/>
-          <w:sz w:val="24"/>
-          <w:szCs w:val="24"/>
-        </w:rPr>
-        <w:t>].tsx</w:t>
-      </w:r>
-      <w:proofErr w:type="gramEnd"/>
-      <w:r>
-        <w:rPr>
-          <w:b/>
-          <w:bCs/>
-          <w:sz w:val="24"/>
-          <w:szCs w:val="24"/>
-        </w:rPr>
-        <w:t>) </w:t>
+        <w:t>İlan Detay Sayfası ([id].tsx) </w:t>
       </w:r>
     </w:p>
     <w:p>
@@ -5205,23 +5000,7 @@
           <w:sz w:val="24"/>
           <w:szCs w:val="24"/>
         </w:rPr>
-        <w:t> (yeşil</w:t>
-      </w:r>
-      <w:proofErr w:type="gramStart"/>
-      <w:r>
-        <w:rPr>
-          <w:sz w:val="24"/>
-          <w:szCs w:val="24"/>
-        </w:rPr>
-        <w:t>) -</w:t>
-      </w:r>
-      <w:proofErr w:type="gramEnd"/>
-      <w:r>
-        <w:rPr>
-          <w:sz w:val="24"/>
-          <w:szCs w:val="24"/>
-        </w:rPr>
-        <w:t xml:space="preserve"> İlanı arşive taşır</w:t>
+        <w:t> (yeşil) - İlanı arşive taşır</w:t>
       </w:r>
     </w:p>
     <w:p>
@@ -5249,23 +5028,7 @@
           <w:sz w:val="24"/>
           <w:szCs w:val="24"/>
         </w:rPr>
-        <w:t> (kırmızı</w:t>
-      </w:r>
-      <w:proofErr w:type="gramStart"/>
-      <w:r>
-        <w:rPr>
-          <w:sz w:val="24"/>
-          <w:szCs w:val="24"/>
-        </w:rPr>
-        <w:t>) -</w:t>
-      </w:r>
-      <w:proofErr w:type="gramEnd"/>
-      <w:r>
-        <w:rPr>
-          <w:sz w:val="24"/>
-          <w:szCs w:val="24"/>
-        </w:rPr>
-        <w:t xml:space="preserve"> İlanı siler</w:t>
+        <w:t> (kırmızı) - İlanı siler</w:t>
       </w:r>
     </w:p>
     <w:p>
@@ -5350,23 +5113,7 @@
           <w:sz w:val="24"/>
           <w:szCs w:val="24"/>
         </w:rPr>
-        <w:t> (yeşil</w:t>
-      </w:r>
-      <w:proofErr w:type="gramStart"/>
-      <w:r>
-        <w:rPr>
-          <w:sz w:val="24"/>
-          <w:szCs w:val="24"/>
-        </w:rPr>
-        <w:t>) -</w:t>
-      </w:r>
-      <w:proofErr w:type="gramEnd"/>
-      <w:r>
-        <w:rPr>
-          <w:sz w:val="24"/>
-          <w:szCs w:val="24"/>
-        </w:rPr>
-        <w:t xml:space="preserve"> İlanı tekrar yayına alır</w:t>
+        <w:t> (yeşil) - İlanı tekrar yayına alır</w:t>
       </w:r>
     </w:p>
     <w:p>
@@ -5394,23 +5141,7 @@
           <w:sz w:val="24"/>
           <w:szCs w:val="24"/>
         </w:rPr>
-        <w:t> (kırmızı</w:t>
-      </w:r>
-      <w:proofErr w:type="gramStart"/>
-      <w:r>
-        <w:rPr>
-          <w:sz w:val="24"/>
-          <w:szCs w:val="24"/>
-        </w:rPr>
-        <w:t>) -</w:t>
-      </w:r>
-      <w:proofErr w:type="gramEnd"/>
-      <w:r>
-        <w:rPr>
-          <w:sz w:val="24"/>
-          <w:szCs w:val="24"/>
-        </w:rPr>
-        <w:t xml:space="preserve"> İlanı siler</w:t>
+        <w:t> (kırmızı) - İlanı siler</w:t>
       </w:r>
     </w:p>
     <w:p>
@@ -5538,25 +5269,14 @@
         </w:rPr>
         <w:t xml:space="preserve"> Sekmesi → </w:t>
       </w:r>
-      <w:proofErr w:type="gramStart"/>
-      <w:r>
-        <w:rPr>
-          <w:b/>
-          <w:bCs/>
-          <w:sz w:val="24"/>
-          <w:szCs w:val="24"/>
-        </w:rPr>
-        <w:t>getMyListings(</w:t>
-      </w:r>
-      <w:proofErr w:type="gramEnd"/>
-      <w:r>
-        <w:rPr>
-          <w:b/>
-          <w:bCs/>
-          <w:sz w:val="24"/>
-          <w:szCs w:val="24"/>
-        </w:rPr>
-        <w:t>)</w:t>
+      <w:r>
+        <w:rPr>
+          <w:b/>
+          <w:bCs/>
+          <w:sz w:val="24"/>
+          <w:szCs w:val="24"/>
+        </w:rPr>
+        <w:t>getMyListings()</w:t>
       </w:r>
       <w:r>
         <w:rPr>
@@ -5591,25 +5311,14 @@
         </w:rPr>
         <w:t xml:space="preserve"> Sekmesi → </w:t>
       </w:r>
-      <w:proofErr w:type="gramStart"/>
-      <w:r>
-        <w:rPr>
-          <w:b/>
-          <w:bCs/>
-          <w:sz w:val="24"/>
-          <w:szCs w:val="24"/>
-        </w:rPr>
-        <w:t>getArchivedListings(</w:t>
-      </w:r>
-      <w:proofErr w:type="gramEnd"/>
-      <w:r>
-        <w:rPr>
-          <w:b/>
-          <w:bCs/>
-          <w:sz w:val="24"/>
-          <w:szCs w:val="24"/>
-        </w:rPr>
-        <w:t>)</w:t>
+      <w:r>
+        <w:rPr>
+          <w:b/>
+          <w:bCs/>
+          <w:sz w:val="24"/>
+          <w:szCs w:val="24"/>
+        </w:rPr>
+        <w:t>getArchivedListings()</w:t>
       </w:r>
       <w:r>
         <w:rPr>
@@ -5769,22 +5478,22 @@
         </w:rPr>
         <w:lastRenderedPageBreak/>
         <w:drawing>
-          <wp:anchor distT="0" distB="0" distL="114300" distR="114300" simplePos="0" relativeHeight="251668480" behindDoc="1" locked="0" layoutInCell="1" allowOverlap="1" wp14:anchorId="0B5C70B1" wp14:editId="1DF57D94">
+          <wp:anchor distT="0" distB="0" distL="114300" distR="114300" simplePos="0" relativeHeight="251668480" behindDoc="1" locked="0" layoutInCell="1" allowOverlap="1" wp14:anchorId="0B5C70B1" wp14:editId="77765A16">
             <wp:simplePos x="0" y="0"/>
             <wp:positionH relativeFrom="column">
-              <wp:posOffset>5080</wp:posOffset>
+              <wp:posOffset>9525</wp:posOffset>
             </wp:positionH>
             <wp:positionV relativeFrom="paragraph">
-              <wp:posOffset>272</wp:posOffset>
+              <wp:posOffset>0</wp:posOffset>
             </wp:positionV>
-            <wp:extent cx="3249295" cy="4117340"/>
-            <wp:effectExtent l="0" t="0" r="8255" b="0"/>
+            <wp:extent cx="3028950" cy="3837940"/>
+            <wp:effectExtent l="0" t="0" r="0" b="0"/>
             <wp:wrapTight wrapText="bothSides">
               <wp:wrapPolygon edited="0">
                 <wp:start x="0" y="0"/>
-                <wp:lineTo x="0" y="21487"/>
-                <wp:lineTo x="21528" y="21487"/>
-                <wp:lineTo x="21528" y="0"/>
+                <wp:lineTo x="0" y="21443"/>
+                <wp:lineTo x="21464" y="21443"/>
+                <wp:lineTo x="21464" y="0"/>
                 <wp:lineTo x="0" y="0"/>
               </wp:wrapPolygon>
             </wp:wrapTight>
@@ -5814,7 +5523,7 @@
                   <pic:spPr>
                     <a:xfrm>
                       <a:off x="0" y="0"/>
-                      <a:ext cx="3249295" cy="4117340"/>
+                      <a:ext cx="3028950" cy="3837940"/>
                     </a:xfrm>
                     <a:prstGeom prst="rect">
                       <a:avLst/>
@@ -5890,25 +5599,14 @@
           <w:szCs w:val="24"/>
         </w:rPr>
       </w:pPr>
-      <w:proofErr w:type="gramStart"/>
-      <w:r>
-        <w:rPr>
-          <w:b/>
-          <w:bCs/>
-          <w:sz w:val="24"/>
-          <w:szCs w:val="24"/>
-        </w:rPr>
-        <w:t>updateListing(</w:t>
-      </w:r>
-      <w:proofErr w:type="gramEnd"/>
-      <w:r>
-        <w:rPr>
-          <w:b/>
-          <w:bCs/>
-          <w:sz w:val="24"/>
-          <w:szCs w:val="24"/>
-        </w:rPr>
-        <w:t>) - İlanı Güncelle</w:t>
+      <w:r>
+        <w:rPr>
+          <w:b/>
+          <w:bCs/>
+          <w:sz w:val="24"/>
+          <w:szCs w:val="24"/>
+        </w:rPr>
+        <w:t>updateListing() - İlanı Güncelle</w:t>
       </w:r>
     </w:p>
     <w:p>
@@ -5988,25 +5686,14 @@
           <w:szCs w:val="24"/>
         </w:rPr>
       </w:pPr>
-      <w:proofErr w:type="gramStart"/>
-      <w:r>
-        <w:rPr>
-          <w:b/>
-          <w:bCs/>
-          <w:sz w:val="24"/>
-          <w:szCs w:val="24"/>
-        </w:rPr>
-        <w:t>deleteListing(</w:t>
-      </w:r>
-      <w:proofErr w:type="gramEnd"/>
-      <w:r>
-        <w:rPr>
-          <w:b/>
-          <w:bCs/>
-          <w:sz w:val="24"/>
-          <w:szCs w:val="24"/>
-        </w:rPr>
-        <w:t>) - İlanı Sil</w:t>
+      <w:r>
+        <w:rPr>
+          <w:b/>
+          <w:bCs/>
+          <w:sz w:val="24"/>
+          <w:szCs w:val="24"/>
+        </w:rPr>
+        <w:t>deleteListing() - İlanı Sil</w:t>
       </w:r>
     </w:p>
     <w:p>
@@ -6139,29 +5826,6 @@
           <w:szCs w:val="24"/>
         </w:rPr>
       </w:pPr>
-    </w:p>
-    <w:p>
-      <w:pPr>
-        <w:pStyle w:val="ListeParagraf"/>
-        <w:ind w:left="1440"/>
-        <w:rPr>
-          <w:sz w:val="24"/>
-          <w:szCs w:val="24"/>
-        </w:rPr>
-      </w:pPr>
-    </w:p>
-    <w:p>
-      <w:pPr>
-        <w:pStyle w:val="ListeParagraf"/>
-        <w:numPr>
-          <w:ilvl w:val="1"/>
-          <w:numId w:val="26"/>
-        </w:numPr>
-        <w:rPr>
-          <w:sz w:val="24"/>
-          <w:szCs w:val="24"/>
-        </w:rPr>
-      </w:pPr>
       <w:r>
         <w:rPr>
           <w:noProof/>
@@ -6169,13 +5833,13 @@
           <w:szCs w:val="24"/>
         </w:rPr>
         <w:drawing>
-          <wp:anchor distT="0" distB="0" distL="114300" distR="114300" simplePos="0" relativeHeight="251669504" behindDoc="1" locked="0" layoutInCell="1" allowOverlap="1" wp14:anchorId="64AE05D2" wp14:editId="3EB8329A">
+          <wp:anchor distT="0" distB="0" distL="114300" distR="114300" simplePos="0" relativeHeight="251669504" behindDoc="1" locked="0" layoutInCell="1" allowOverlap="1" wp14:anchorId="64AE05D2" wp14:editId="4569017A">
             <wp:simplePos x="0" y="0"/>
             <wp:positionH relativeFrom="column">
               <wp:posOffset>-27305</wp:posOffset>
             </wp:positionH>
             <wp:positionV relativeFrom="paragraph">
-              <wp:posOffset>27305</wp:posOffset>
+              <wp:posOffset>114935</wp:posOffset>
             </wp:positionV>
             <wp:extent cx="3314700" cy="2140585"/>
             <wp:effectExtent l="0" t="0" r="0" b="0"/>
@@ -6226,6 +5890,29 @@
           </wp:anchor>
         </w:drawing>
       </w:r>
+    </w:p>
+    <w:p>
+      <w:pPr>
+        <w:pStyle w:val="ListeParagraf"/>
+        <w:ind w:left="1440"/>
+        <w:rPr>
+          <w:sz w:val="24"/>
+          <w:szCs w:val="24"/>
+        </w:rPr>
+      </w:pPr>
+    </w:p>
+    <w:p>
+      <w:pPr>
+        <w:pStyle w:val="ListeParagraf"/>
+        <w:numPr>
+          <w:ilvl w:val="1"/>
+          <w:numId w:val="26"/>
+        </w:numPr>
+        <w:rPr>
+          <w:sz w:val="24"/>
+          <w:szCs w:val="24"/>
+        </w:rPr>
+      </w:pPr>
       <w:r>
         <w:rPr>
           <w:sz w:val="24"/>
@@ -6305,15 +5992,6 @@
           <w:szCs w:val="24"/>
         </w:rPr>
       </w:pPr>
-    </w:p>
-    <w:p>
-      <w:pPr>
-        <w:pStyle w:val="ListeParagraf"/>
-        <w:rPr>
-          <w:sz w:val="24"/>
-          <w:szCs w:val="24"/>
-        </w:rPr>
-      </w:pPr>
       <w:r>
         <w:rPr>
           <w:b/>
@@ -6323,13 +6001,13 @@
           <w:szCs w:val="24"/>
         </w:rPr>
         <w:drawing>
-          <wp:anchor distT="0" distB="0" distL="114300" distR="114300" simplePos="0" relativeHeight="251672576" behindDoc="1" locked="0" layoutInCell="1" allowOverlap="1" wp14:anchorId="11DA8E06" wp14:editId="480B94CC">
+          <wp:anchor distT="0" distB="0" distL="114300" distR="114300" simplePos="0" relativeHeight="251672576" behindDoc="1" locked="0" layoutInCell="1" allowOverlap="1" wp14:anchorId="11DA8E06" wp14:editId="40C5D424">
             <wp:simplePos x="0" y="0"/>
             <wp:positionH relativeFrom="column">
-              <wp:posOffset>3256915</wp:posOffset>
+              <wp:posOffset>3399790</wp:posOffset>
             </wp:positionH>
             <wp:positionV relativeFrom="paragraph">
-              <wp:posOffset>187960</wp:posOffset>
+              <wp:posOffset>93345</wp:posOffset>
             </wp:positionV>
             <wp:extent cx="2696845" cy="2986405"/>
             <wp:effectExtent l="0" t="0" r="8255" b="4445"/>
@@ -6386,15 +6064,6 @@
           </wp:anchor>
         </w:drawing>
       </w:r>
-    </w:p>
-    <w:p>
-      <w:pPr>
-        <w:pStyle w:val="ListeParagraf"/>
-        <w:rPr>
-          <w:sz w:val="24"/>
-          <w:szCs w:val="24"/>
-        </w:rPr>
-      </w:pPr>
       <w:r>
         <w:rPr>
           <w:noProof/>
@@ -6402,13 +6071,13 @@
           <w:szCs w:val="24"/>
         </w:rPr>
         <w:drawing>
-          <wp:anchor distT="0" distB="0" distL="114300" distR="114300" simplePos="0" relativeHeight="251670528" behindDoc="0" locked="0" layoutInCell="1" allowOverlap="1" wp14:anchorId="52C54BBF" wp14:editId="72447A0F">
+          <wp:anchor distT="0" distB="0" distL="114300" distR="114300" simplePos="0" relativeHeight="251670528" behindDoc="0" locked="0" layoutInCell="1" allowOverlap="1" wp14:anchorId="52C54BBF" wp14:editId="5A9FD546">
             <wp:simplePos x="0" y="0"/>
             <wp:positionH relativeFrom="column">
-              <wp:posOffset>220980</wp:posOffset>
+              <wp:posOffset>173355</wp:posOffset>
             </wp:positionH>
             <wp:positionV relativeFrom="paragraph">
-              <wp:posOffset>-11430</wp:posOffset>
+              <wp:posOffset>95250</wp:posOffset>
             </wp:positionV>
             <wp:extent cx="2709278" cy="2987040"/>
             <wp:effectExtent l="0" t="0" r="0" b="3810"/>
@@ -6465,6 +6134,24 @@
       <w:pPr>
         <w:pStyle w:val="ListeParagraf"/>
         <w:rPr>
+          <w:sz w:val="24"/>
+          <w:szCs w:val="24"/>
+        </w:rPr>
+      </w:pPr>
+    </w:p>
+    <w:p>
+      <w:pPr>
+        <w:pStyle w:val="ListeParagraf"/>
+        <w:rPr>
+          <w:sz w:val="24"/>
+          <w:szCs w:val="24"/>
+        </w:rPr>
+      </w:pPr>
+    </w:p>
+    <w:p>
+      <w:pPr>
+        <w:pStyle w:val="ListeParagraf"/>
+        <w:rPr>
           <w:b/>
           <w:bCs/>
           <w:sz w:val="24"/>
@@ -6607,6 +6294,8 @@
       <w:pPr>
         <w:pStyle w:val="ListeParagraf"/>
         <w:rPr>
+          <w:b/>
+          <w:bCs/>
           <w:sz w:val="40"/>
           <w:szCs w:val="40"/>
         </w:rPr>
@@ -6625,6 +6314,8 @@
         <w:r>
           <w:rPr>
             <w:rStyle w:val="Kpr"/>
+            <w:b/>
+            <w:bCs/>
             <w:sz w:val="40"/>
             <w:szCs w:val="40"/>
             <w:highlight w:val="yellow"/>
@@ -6765,28 +6456,12 @@
           <w:szCs w:val="24"/>
         </w:rPr>
       </w:pPr>
-      <w:proofErr w:type="gramStart"/>
-      <w:r>
-        <w:rPr>
-          <w:sz w:val="24"/>
-          <w:szCs w:val="24"/>
-        </w:rPr>
-        <w:t>madde</w:t>
-      </w:r>
-      <w:r>
-        <w:rPr>
-          <w:sz w:val="24"/>
-          <w:szCs w:val="24"/>
-        </w:rPr>
-        <w:t>si</w:t>
-      </w:r>
-      <w:proofErr w:type="gramEnd"/>
-      <w:r>
-        <w:rPr>
-          <w:sz w:val="24"/>
-          <w:szCs w:val="24"/>
-        </w:rPr>
-        <w:t xml:space="preserve"> yapıldı.</w:t>
+      <w:r>
+        <w:rPr>
+          <w:sz w:val="24"/>
+          <w:szCs w:val="24"/>
+        </w:rPr>
+        <w:t>maddesi yapıldı.</w:t>
       </w:r>
     </w:p>
     <w:p>
@@ -6858,16 +6533,7 @@
           <w:sz w:val="24"/>
           <w:szCs w:val="24"/>
         </w:rPr>
-        <w:t>Profil</w:t>
-      </w:r>
-      <w:r>
-        <w:rPr>
-          <w:b/>
-          <w:bCs/>
-          <w:sz w:val="24"/>
-          <w:szCs w:val="24"/>
-        </w:rPr>
-        <w:t xml:space="preserve"> Sayfası</w:t>
+        <w:t>Profil Sayfası</w:t>
       </w:r>
     </w:p>
     <w:p>
@@ -7322,6 +6988,7 @@
         <w:rPr>
           <w:b/>
           <w:bCs/>
+          <w:noProof/>
           <w:sz w:val="24"/>
           <w:szCs w:val="24"/>
         </w:rPr>
@@ -7414,23 +7081,7 @@
           <w:sz w:val="24"/>
           <w:szCs w:val="24"/>
         </w:rPr>
-        <w:t xml:space="preserve">İlk olarak, sistem kontrol </w:t>
-      </w:r>
-      <w:proofErr w:type="gramStart"/>
-      <w:r>
-        <w:rPr>
-          <w:sz w:val="24"/>
-          <w:szCs w:val="24"/>
-        </w:rPr>
-        <w:t>ediyor -</w:t>
-      </w:r>
-      <w:proofErr w:type="gramEnd"/>
-      <w:r>
-        <w:rPr>
-          <w:sz w:val="24"/>
-          <w:szCs w:val="24"/>
-        </w:rPr>
-        <w:t xml:space="preserve"> tarih seçildi mi? Gece sayısı sıfırdan büyük mü? Konuk sayısı sıfırdan büyük mü? Konuk sayısı evin kapasitesini aşmadı mı? Bu kontrollerin herhangi biri başarısız olursa, hata mesajı gösteriyor ve kırmızı hata modal'ı açıyor. Buradan sonra işlem durduruluyor.</w:t>
+        <w:t>İlk olarak, sistem kontrol ediyor - tarih seçildi mi? Gece sayısı sıfırdan büyük mü? Konuk sayısı sıfırdan büyük mü? Konuk sayısı evin kapasitesini aşmadı mı? Bu kontrollerin herhangi biri başarısız olursa, hata mesajı gösteriyor ve kırmızı hata modal'ı açıyor. Buradan sonra işlem durduruluyor.</w:t>
       </w:r>
     </w:p>
     <w:p>
@@ -7478,23 +7129,7 @@
           <w:sz w:val="24"/>
           <w:szCs w:val="24"/>
         </w:rPr>
-        <w:t xml:space="preserve">Sunucu başarılı cevap verirse, yeşil başarı modal'ı </w:t>
-      </w:r>
-      <w:proofErr w:type="gramStart"/>
-      <w:r>
-        <w:rPr>
-          <w:sz w:val="24"/>
-          <w:szCs w:val="24"/>
-        </w:rPr>
-        <w:t>açılıyor -</w:t>
-      </w:r>
-      <w:proofErr w:type="gramEnd"/>
-      <w:r>
-        <w:rPr>
-          <w:sz w:val="24"/>
-          <w:szCs w:val="24"/>
-        </w:rPr>
-        <w:t xml:space="preserve"> "Rezervasyon Başarılı!" yazısı ve "Ana Sayfaya Dön" butonu gösteriyor. O butona basınca ana sayfaya gidiyor.</w:t>
+        <w:t>Sunucu başarılı cevap verirse, yeşil başarı modal'ı açılıyor - "Rezervasyon Başarılı!" yazısı ve "Ana Sayfaya Dön" butonu gösteriyor. O butona basınca ana sayfaya gidiyor.</w:t>
       </w:r>
     </w:p>
     <w:p>
@@ -7526,6 +7161,7 @@
         <w:rPr>
           <w:b/>
           <w:bCs/>
+          <w:noProof/>
           <w:sz w:val="24"/>
           <w:szCs w:val="24"/>
         </w:rPr>
@@ -7594,47 +7230,22 @@
           <w:sz w:val="24"/>
           <w:szCs w:val="24"/>
         </w:rPr>
-        <w:t>Rezervasyon</w:t>
-      </w:r>
-      <w:r>
-        <w:rPr>
-          <w:b/>
-          <w:bCs/>
-          <w:sz w:val="24"/>
-          <w:szCs w:val="24"/>
-        </w:rPr>
-        <w:t>larım Ekranı</w:t>
-      </w:r>
-    </w:p>
-    <w:p>
-      <w:pPr>
-        <w:rPr>
-          <w:sz w:val="24"/>
-          <w:szCs w:val="24"/>
-        </w:rPr>
-      </w:pPr>
-      <w:r>
-        <w:rPr>
-          <w:sz w:val="24"/>
-          <w:szCs w:val="24"/>
-        </w:rPr>
-        <w:t xml:space="preserve">Sayfa açıldığında, ilk olarak kontrol </w:t>
-      </w:r>
-      <w:proofErr w:type="gramStart"/>
-      <w:r>
-        <w:rPr>
-          <w:sz w:val="24"/>
-          <w:szCs w:val="24"/>
-        </w:rPr>
-        <w:t>ediyor -</w:t>
-      </w:r>
-      <w:proofErr w:type="gramEnd"/>
-      <w:r>
-        <w:rPr>
-          <w:sz w:val="24"/>
-          <w:szCs w:val="24"/>
-        </w:rPr>
-        <w:t xml:space="preserve"> kullanıcı giriş yapmış mı? Eğer giriş yapmamışsa, "Giriş yapman gerekiyor" mesajı gösteriyor ve "Giriş Yap" butonu sunuyor. Tıklanırsa login sayfasına yönlendiriyor.</w:t>
+        <w:t>Rezervasyonlarım Ekranı</w:t>
+      </w:r>
+    </w:p>
+    <w:p>
+      <w:pPr>
+        <w:rPr>
+          <w:sz w:val="24"/>
+          <w:szCs w:val="24"/>
+        </w:rPr>
+      </w:pPr>
+      <w:r>
+        <w:rPr>
+          <w:sz w:val="24"/>
+          <w:szCs w:val="24"/>
+        </w:rPr>
+        <w:t>Sayfa açıldığında, ilk olarak kontrol ediyor - kullanıcı giriş yapmış mı? Eğer giriş yapmamışsa, "Giriş yapman gerekiyor" mesajı gösteriyor ve "Giriş Yap" butonu sunuyor. Tıklanırsa login sayfasına yönlendiriyor.</w:t>
       </w:r>
     </w:p>
     <w:p>
@@ -7853,23 +7464,7 @@
           <w:sz w:val="24"/>
           <w:szCs w:val="24"/>
         </w:rPr>
-        <w:t xml:space="preserve">Ayrıca, bir refresh (yenile) buton </w:t>
-      </w:r>
-      <w:proofErr w:type="gramStart"/>
-      <w:r>
-        <w:rPr>
-          <w:sz w:val="24"/>
-          <w:szCs w:val="24"/>
-        </w:rPr>
-        <w:t>var -</w:t>
-      </w:r>
-      <w:proofErr w:type="gramEnd"/>
-      <w:r>
-        <w:rPr>
-          <w:sz w:val="24"/>
-          <w:szCs w:val="24"/>
-        </w:rPr>
-        <w:t xml:space="preserve"> aça aşağı çekersen de sayfanın rezervasyonları yenilemesi mümkün.</w:t>
+        <w:t>Ayrıca, bir refresh (yenile) buton var - aça aşağı çekersen de sayfanın rezervasyonları yenilemesi mümkün.</w:t>
       </w:r>
     </w:p>
     <w:p>
@@ -7920,6 +7515,209 @@
         <w:rPr>
           <w:b/>
           <w:bCs/>
+          <w:noProof/>
+          <w:sz w:val="40"/>
+          <w:szCs w:val="40"/>
+        </w:rPr>
+        <mc:AlternateContent>
+          <mc:Choice Requires="wps">
+            <w:drawing>
+              <wp:anchor distT="45720" distB="45720" distL="114300" distR="114300" simplePos="0" relativeHeight="251682816" behindDoc="0" locked="0" layoutInCell="1" allowOverlap="1" wp14:anchorId="47BDBA84" wp14:editId="0AD62913">
+                <wp:simplePos x="0" y="0"/>
+                <wp:positionH relativeFrom="column">
+                  <wp:posOffset>4057650</wp:posOffset>
+                </wp:positionH>
+                <wp:positionV relativeFrom="paragraph">
+                  <wp:posOffset>11430</wp:posOffset>
+                </wp:positionV>
+                <wp:extent cx="2360930" cy="2249805"/>
+                <wp:effectExtent l="0" t="0" r="27940" b="17145"/>
+                <wp:wrapSquare wrapText="bothSides"/>
+                <wp:docPr id="1904694235" name="Metin Kutusu 2"/>
+                <wp:cNvGraphicFramePr>
+                  <a:graphicFrameLocks xmlns:a="http://schemas.openxmlformats.org/drawingml/2006/main"/>
+                </wp:cNvGraphicFramePr>
+                <a:graphic xmlns:a="http://schemas.openxmlformats.org/drawingml/2006/main">
+                  <a:graphicData uri="http://schemas.microsoft.com/office/word/2010/wordprocessingShape">
+                    <wps:wsp>
+                      <wps:cNvSpPr txBox="1">
+                        <a:spLocks noChangeArrowheads="1"/>
+                      </wps:cNvSpPr>
+                      <wps:spPr bwMode="auto">
+                        <a:xfrm>
+                          <a:off x="0" y="0"/>
+                          <a:ext cx="2360930" cy="2249805"/>
+                        </a:xfrm>
+                        <a:prstGeom prst="rect">
+                          <a:avLst/>
+                        </a:prstGeom>
+                        <a:solidFill>
+                          <a:srgbClr val="FFFFFF"/>
+                        </a:solidFill>
+                        <a:ln w="9525">
+                          <a:solidFill>
+                            <a:schemeClr val="bg1"/>
+                          </a:solidFill>
+                          <a:miter lim="800000"/>
+                          <a:headEnd/>
+                          <a:tailEnd/>
+                        </a:ln>
+                      </wps:spPr>
+                      <wps:txbx>
+                        <w:txbxContent>
+                          <w:p>
+                            <w:pPr>
+                              <w:rPr>
+                                <w:sz w:val="24"/>
+                                <w:szCs w:val="24"/>
+                              </w:rPr>
+                            </w:pPr>
+                            <w:r>
+                              <w:rPr>
+                                <w:b/>
+                                <w:bCs/>
+                                <w:sz w:val="24"/>
+                                <w:szCs w:val="24"/>
+                              </w:rPr>
+                              <w:t>Token varsa API'ye git:</w:t>
+                            </w:r>
+                            <w:r>
+                              <w:rPr>
+                                <w:sz w:val="24"/>
+                                <w:szCs w:val="24"/>
+                              </w:rPr>
+                              <w:t> Sunucuya getMyReservations(token) çağrısını yapıyor - "Bu kullanıcının tüm rezervasyonlarını getir" diyor.</w:t>
+                            </w:r>
+                          </w:p>
+                          <w:p>
+                            <w:pPr>
+                              <w:rPr>
+                                <w:sz w:val="24"/>
+                                <w:szCs w:val="24"/>
+                              </w:rPr>
+                            </w:pPr>
+                            <w:r>
+                              <w:rPr>
+                                <w:b/>
+                                <w:bCs/>
+                                <w:sz w:val="24"/>
+                                <w:szCs w:val="24"/>
+                              </w:rPr>
+                              <w:t>Veriyi kaydet</w:t>
+                            </w:r>
+                            <w:r>
+                              <w:rPr>
+                                <w:sz w:val="24"/>
+                                <w:szCs w:val="24"/>
+                              </w:rPr>
+                              <w:t>: Sunucudan gelen verileri setReservations ile state'e kaydediyor. Ekranda gösterilmek üzere.</w:t>
+                            </w:r>
+                          </w:p>
+                          <w:p/>
+                        </w:txbxContent>
+                      </wps:txbx>
+                      <wps:bodyPr rot="0" vert="horz" wrap="square" lIns="91440" tIns="45720" rIns="91440" bIns="45720" anchor="t" anchorCtr="0">
+                        <a:noAutofit/>
+                      </wps:bodyPr>
+                    </wps:wsp>
+                  </a:graphicData>
+                </a:graphic>
+                <wp14:sizeRelH relativeFrom="margin">
+                  <wp14:pctWidth>40000</wp14:pctWidth>
+                </wp14:sizeRelH>
+                <wp14:sizeRelV relativeFrom="margin">
+                  <wp14:pctHeight>0</wp14:pctHeight>
+                </wp14:sizeRelV>
+              </wp:anchor>
+            </w:drawing>
+          </mc:Choice>
+          <mc:Fallback>
+            <w:pict>
+              <v:shapetype w14:anchorId="47BDBA84" id="_x0000_t202" coordsize="21600,21600" o:spt="202" path="m,l,21600r21600,l21600,xe">
+                <v:stroke joinstyle="miter"/>
+                <v:path gradientshapeok="t" o:connecttype="rect"/>
+              </v:shapetype>
+              <v:shape id="Metin Kutusu 2" o:spid="_x0000_s1026" type="#_x0000_t202" style="position:absolute;margin-left:319.5pt;margin-top:.9pt;width:185.9pt;height:177.15pt;z-index:251682816;visibility:visible;mso-wrap-style:square;mso-width-percent:400;mso-height-percent:0;mso-wrap-distance-left:9pt;mso-wrap-distance-top:3.6pt;mso-wrap-distance-right:9pt;mso-wrap-distance-bottom:3.6pt;mso-position-horizontal:absolute;mso-position-horizontal-relative:text;mso-position-vertical:absolute;mso-position-vertical-relative:text;mso-width-percent:400;mso-height-percent:0;mso-width-relative:margin;mso-height-relative:margin;v-text-anchor:top" o:gfxdata="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" strokecolor="white [3212]">
+                <v:textbox>
+                  <w:txbxContent>
+                    <w:p>
+                      <w:pPr>
+                        <w:rPr>
+                          <w:sz w:val="24"/>
+                          <w:szCs w:val="24"/>
+                        </w:rPr>
+                      </w:pPr>
+                      <w:r>
+                        <w:rPr>
+                          <w:b/>
+                          <w:bCs/>
+                          <w:sz w:val="24"/>
+                          <w:szCs w:val="24"/>
+                        </w:rPr>
+                        <w:t>Token varsa API'ye git:</w:t>
+                      </w:r>
+                      <w:r>
+                        <w:rPr>
+                          <w:sz w:val="24"/>
+                          <w:szCs w:val="24"/>
+                        </w:rPr>
+                        <w:t xml:space="preserve"> Sunucuya getMyReservations(token) çağrısını </w:t>
+                      </w:r>
+                      <w:proofErr w:type="gramStart"/>
+                      <w:r>
+                        <w:rPr>
+                          <w:sz w:val="24"/>
+                          <w:szCs w:val="24"/>
+                        </w:rPr>
+                        <w:t>yapıyor -</w:t>
+                      </w:r>
+                      <w:proofErr w:type="gramEnd"/>
+                      <w:r>
+                        <w:rPr>
+                          <w:sz w:val="24"/>
+                          <w:szCs w:val="24"/>
+                        </w:rPr>
+                        <w:t xml:space="preserve"> "Bu kullanıcının tüm rezervasyonlarını getir" diyor.</w:t>
+                      </w:r>
+                    </w:p>
+                    <w:p>
+                      <w:pPr>
+                        <w:rPr>
+                          <w:sz w:val="24"/>
+                          <w:szCs w:val="24"/>
+                        </w:rPr>
+                      </w:pPr>
+                      <w:r>
+                        <w:rPr>
+                          <w:b/>
+                          <w:bCs/>
+                          <w:sz w:val="24"/>
+                          <w:szCs w:val="24"/>
+                        </w:rPr>
+                        <w:t>Veriyi kaydet</w:t>
+                      </w:r>
+                      <w:r>
+                        <w:rPr>
+                          <w:sz w:val="24"/>
+                          <w:szCs w:val="24"/>
+                        </w:rPr>
+                        <w:t>: Sunucudan gelen verileri setReservations ile state'e kaydediyor. Ekranda gösterilmek üzere.</w:t>
+                      </w:r>
+                    </w:p>
+                    <w:p/>
+                  </w:txbxContent>
+                </v:textbox>
+                <w10:wrap type="square"/>
+              </v:shape>
+            </w:pict>
+          </mc:Fallback>
+        </mc:AlternateContent>
+      </w:r>
+      <w:r>
+        <w:rPr>
+          <w:b/>
+          <w:bCs/>
+          <w:noProof/>
           <w:sz w:val="40"/>
           <w:szCs w:val="40"/>
         </w:rPr>
@@ -7959,87 +7757,23 @@
           </wp:inline>
         </w:drawing>
       </w:r>
-    </w:p>
-    <w:p>
-      <w:pPr>
-        <w:rPr>
-          <w:sz w:val="24"/>
-          <w:szCs w:val="24"/>
-        </w:rPr>
-      </w:pPr>
-    </w:p>
-    <w:p>
-      <w:pPr>
-        <w:rPr>
-          <w:sz w:val="24"/>
-          <w:szCs w:val="24"/>
-        </w:rPr>
-      </w:pPr>
-      <w:r>
-        <w:rPr>
-          <w:b/>
-          <w:bCs/>
-          <w:sz w:val="24"/>
-          <w:szCs w:val="24"/>
-        </w:rPr>
-        <w:t>Token varsa API'ye git:</w:t>
-      </w:r>
-      <w:r>
-        <w:rPr>
-          <w:sz w:val="24"/>
-          <w:szCs w:val="24"/>
-        </w:rPr>
-        <w:t xml:space="preserve"> Sunucuya getMyReservations(token) çağrısını </w:t>
-      </w:r>
-      <w:proofErr w:type="gramStart"/>
-      <w:r>
-        <w:rPr>
-          <w:sz w:val="24"/>
-          <w:szCs w:val="24"/>
-        </w:rPr>
-        <w:t>yapıyor -</w:t>
-      </w:r>
-      <w:proofErr w:type="gramEnd"/>
-      <w:r>
-        <w:rPr>
-          <w:sz w:val="24"/>
-          <w:szCs w:val="24"/>
-        </w:rPr>
-        <w:t xml:space="preserve"> "Bu kullanıcının tüm rezervasyonlarını getir" diyor.</w:t>
-      </w:r>
-    </w:p>
-    <w:p>
-      <w:pPr>
-        <w:rPr>
-          <w:sz w:val="24"/>
-          <w:szCs w:val="24"/>
-        </w:rPr>
-      </w:pPr>
-      <w:r>
-        <w:rPr>
-          <w:b/>
-          <w:bCs/>
-          <w:sz w:val="24"/>
-          <w:szCs w:val="24"/>
-        </w:rPr>
-        <w:t>Veriyi kaydet</w:t>
-      </w:r>
-      <w:r>
-        <w:rPr>
-          <w:sz w:val="24"/>
-          <w:szCs w:val="24"/>
-        </w:rPr>
-        <w:t>: Sunucudan gelen verileri setReservations ile state'e kaydediyor. Ekranda gösterilmek üzere.</w:t>
-      </w:r>
-    </w:p>
-    <w:p>
-      <w:pPr>
-        <w:rPr>
-          <w:b/>
-          <w:bCs/>
+      <w:r>
+        <w:rPr>
+          <w:b/>
+          <w:bCs/>
+          <w:noProof/>
           <w:sz w:val="40"/>
           <w:szCs w:val="40"/>
         </w:rPr>
+        <w:t xml:space="preserve"> </w:t>
+      </w:r>
+    </w:p>
+    <w:p>
+      <w:pPr>
+        <w:rPr>
+          <w:sz w:val="24"/>
+          <w:szCs w:val="24"/>
+        </w:rPr>
       </w:pPr>
     </w:p>
     <w:p>
@@ -8055,6 +7789,7 @@
         <w:rPr>
           <w:b/>
           <w:bCs/>
+          <w:noProof/>
           <w:sz w:val="40"/>
           <w:szCs w:val="40"/>
         </w:rPr>
@@ -8097,8 +7832,30 @@
     </w:p>
     <w:p>
       <w:pPr>
-        <w:pStyle w:val="ListeParagraf"/>
-        <w:rPr>
+        <w:rPr>
+          <w:b/>
+          <w:bCs/>
+          <w:sz w:val="40"/>
+          <w:szCs w:val="40"/>
+        </w:rPr>
+      </w:pPr>
+    </w:p>
+    <w:p>
+      <w:pPr>
+        <w:rPr>
+          <w:b/>
+          <w:bCs/>
+          <w:sz w:val="40"/>
+          <w:szCs w:val="40"/>
+        </w:rPr>
+      </w:pPr>
+    </w:p>
+    <w:p>
+      <w:pPr>
+        <w:jc w:val="both"/>
+        <w:rPr>
+          <w:b/>
+          <w:bCs/>
           <w:sz w:val="40"/>
           <w:szCs w:val="40"/>
         </w:rPr>
@@ -8111,8 +7868,1436 @@
           <w:szCs w:val="40"/>
           <w:highlight w:val="yellow"/>
         </w:rPr>
-        <w:t xml:space="preserve">Video </w:t>
-      </w:r>
+        <w:t xml:space="preserve">Video Linki: </w:t>
+      </w:r>
+      <w:hyperlink r:id="rId39" w:history="1">
+        <w:r>
+          <w:rPr>
+            <w:rStyle w:val="Kpr"/>
+            <w:b/>
+            <w:bCs/>
+            <w:sz w:val="40"/>
+            <w:szCs w:val="40"/>
+            <w:highlight w:val="yellow"/>
+          </w:rPr>
+          <w:t>https://youtu.be/zMMeLTPvCcM</w:t>
+        </w:r>
+      </w:hyperlink>
+    </w:p>
+    <w:p>
+      <w:pPr>
+        <w:jc w:val="both"/>
+        <w:rPr>
+          <w:b/>
+          <w:bCs/>
+          <w:sz w:val="40"/>
+          <w:szCs w:val="40"/>
+        </w:rPr>
+      </w:pPr>
+    </w:p>
+    <w:p>
+      <w:pPr>
+        <w:rPr>
+          <w:sz w:val="40"/>
+          <w:szCs w:val="40"/>
+        </w:rPr>
+      </w:pPr>
+    </w:p>
+    <w:p>
+      <w:pPr>
+        <w:rPr>
+          <w:b/>
+          <w:bCs/>
+          <w:sz w:val="24"/>
+          <w:szCs w:val="24"/>
+        </w:rPr>
+      </w:pPr>
+      <w:r>
+        <w:rPr>
+          <w:b/>
+          <w:bCs/>
+          <w:sz w:val="24"/>
+          <w:szCs w:val="24"/>
+          <w:u w:val="single"/>
+        </w:rPr>
+        <w:t>6</w:t>
+      </w:r>
+      <w:r>
+        <w:rPr>
+          <w:b/>
+          <w:bCs/>
+          <w:sz w:val="24"/>
+          <w:szCs w:val="24"/>
+          <w:u w:val="single"/>
+        </w:rPr>
+        <w:t>. HAFTA</w:t>
+      </w:r>
+      <w:r>
+        <w:rPr>
+          <w:b/>
+          <w:bCs/>
+          <w:sz w:val="24"/>
+          <w:szCs w:val="24"/>
+        </w:rPr>
+        <w:t xml:space="preserve">    </w:t>
+      </w:r>
+      <w:r>
+        <w:rPr>
+          <w:b/>
+          <w:bCs/>
+          <w:i/>
+          <w:iCs/>
+          <w:sz w:val="24"/>
+          <w:szCs w:val="24"/>
+        </w:rPr>
+        <w:t>03</w:t>
+      </w:r>
+      <w:r>
+        <w:rPr>
+          <w:b/>
+          <w:bCs/>
+          <w:i/>
+          <w:iCs/>
+          <w:sz w:val="24"/>
+          <w:szCs w:val="24"/>
+        </w:rPr>
+        <w:t>.0</w:t>
+      </w:r>
+      <w:r>
+        <w:rPr>
+          <w:b/>
+          <w:bCs/>
+          <w:i/>
+          <w:iCs/>
+          <w:sz w:val="24"/>
+          <w:szCs w:val="24"/>
+        </w:rPr>
+        <w:t>5</w:t>
+      </w:r>
+      <w:r>
+        <w:rPr>
+          <w:b/>
+          <w:bCs/>
+          <w:i/>
+          <w:iCs/>
+          <w:sz w:val="24"/>
+          <w:szCs w:val="24"/>
+        </w:rPr>
+        <w:t>.2026</w:t>
+      </w:r>
+      <w:r>
+        <w:rPr>
+          <w:b/>
+          <w:bCs/>
+          <w:sz w:val="24"/>
+          <w:szCs w:val="24"/>
+        </w:rPr>
+        <w:t xml:space="preserve">           </w:t>
+      </w:r>
+    </w:p>
+    <w:p>
+      <w:pPr>
+        <w:rPr>
+          <w:sz w:val="24"/>
+          <w:szCs w:val="24"/>
+        </w:rPr>
+      </w:pPr>
+      <w:r>
+        <w:rPr>
+          <w:b/>
+          <w:bCs/>
+          <w:sz w:val="24"/>
+          <w:szCs w:val="24"/>
+        </w:rPr>
+        <w:t xml:space="preserve">Dokumandaki </w:t>
+      </w:r>
+    </w:p>
+    <w:p>
+      <w:pPr>
+        <w:numPr>
+          <w:ilvl w:val="0"/>
+          <w:numId w:val="41"/>
+        </w:numPr>
+        <w:spacing w:after="200" w:line="276" w:lineRule="auto"/>
+        <w:rPr>
+          <w:sz w:val="24"/>
+          <w:szCs w:val="24"/>
+        </w:rPr>
+      </w:pPr>
+      <w:r>
+        <w:rPr>
+          <w:sz w:val="24"/>
+          <w:szCs w:val="24"/>
+        </w:rPr>
+        <w:t>Rezervasyon taleplerini görüntüleme ekranının geliştirilmesi</w:t>
+      </w:r>
+    </w:p>
+    <w:p>
+      <w:pPr>
+        <w:spacing w:after="200" w:line="276" w:lineRule="auto"/>
+        <w:ind w:left="360"/>
+        <w:rPr>
+          <w:sz w:val="24"/>
+          <w:szCs w:val="24"/>
+        </w:rPr>
+      </w:pPr>
+      <w:r>
+        <w:rPr>
+          <w:sz w:val="24"/>
+          <w:szCs w:val="24"/>
+        </w:rPr>
+        <w:t>maddesi yapıldı.</w:t>
+      </w:r>
+    </w:p>
+    <w:p>
+      <w:pPr>
+        <w:rPr>
+          <w:b/>
+          <w:bCs/>
+          <w:sz w:val="28"/>
+          <w:szCs w:val="28"/>
+        </w:rPr>
+      </w:pPr>
+      <w:r>
+        <w:rPr>
+          <w:b/>
+          <w:bCs/>
+          <w:sz w:val="28"/>
+          <w:szCs w:val="28"/>
+        </w:rPr>
+        <w:t>Rezervasyon Taleplerini Görüntüleme Ekranı</w:t>
+      </w:r>
+    </w:p>
+    <w:p>
+      <w:pPr>
+        <w:rPr>
+          <w:b/>
+          <w:bCs/>
+          <w:sz w:val="24"/>
+          <w:szCs w:val="24"/>
+        </w:rPr>
+      </w:pPr>
+      <w:r>
+        <w:rPr>
+          <w:b/>
+          <w:bCs/>
+          <w:sz w:val="24"/>
+          <w:szCs w:val="24"/>
+        </w:rPr>
+        <w:t>Sayfa Açılışı ve Veri Yükleme</w:t>
+      </w:r>
+    </w:p>
+    <w:p>
+      <w:pPr>
+        <w:rPr>
+          <w:sz w:val="24"/>
+          <w:szCs w:val="24"/>
+        </w:rPr>
+      </w:pPr>
+      <w:r>
+        <w:rPr>
+          <w:sz w:val="24"/>
+          <w:szCs w:val="24"/>
+        </w:rPr>
+        <w:t>Host uygulamaya giriş yaptıktan sonra "Gelen Talepleri" sayfasına girdiğinde, önce kullanıcının token'ı kontrol edilir. Eğer token varsa, sayfa getIncomingRequests() fonksiyonu aracılığıyla backend'e bir API çağrısı yapar. Backend bu çağrıyı aldığında, veritabanında o host'a ait tüm rezervasyon taleplerini getirir. Veri gelene kadar ekranda bir yükleme göstergesi (loading spinner) gösterilir.</w:t>
+      </w:r>
+    </w:p>
+    <w:p>
+      <w:pPr>
+        <w:rPr>
+          <w:b/>
+          <w:bCs/>
+          <w:sz w:val="24"/>
+          <w:szCs w:val="24"/>
+        </w:rPr>
+      </w:pPr>
+      <w:r>
+        <w:rPr>
+          <w:b/>
+          <w:bCs/>
+          <w:sz w:val="24"/>
+          <w:szCs w:val="24"/>
+        </w:rPr>
+        <w:t>Taleplerin Listelenmesi ve Kart Yapısı</w:t>
+      </w:r>
+    </w:p>
+    <w:p>
+      <w:pPr>
+        <w:rPr>
+          <w:sz w:val="24"/>
+          <w:szCs w:val="24"/>
+        </w:rPr>
+      </w:pPr>
+      <w:r>
+        <w:rPr>
+          <w:sz w:val="24"/>
+          <w:szCs w:val="24"/>
+        </w:rPr>
+        <w:t>Veri başarıyla yüklendikten sonra, gelen her bir rezervasyon talebi için ekranda bir kart gösterilir. Her kartta birden fazla bilgi bulunur. Kar</w:t>
+      </w:r>
+      <w:r>
+        <w:rPr>
+          <w:sz w:val="24"/>
+          <w:szCs w:val="24"/>
+        </w:rPr>
+        <w:t>t</w:t>
+      </w:r>
+      <w:r>
+        <w:rPr>
+          <w:sz w:val="24"/>
+          <w:szCs w:val="24"/>
+        </w:rPr>
+        <w:t>ın üst kısmında mülkün fotoğrafı yer alır. Fotoğrafın yanında mülkün başlığı ve bir durum badge'i gösterilir. Bu badge, rezervasyonun hangi aşamada olduğunu gösterir ve renk kodlarına göre renklendirilir.</w:t>
+      </w:r>
+    </w:p>
+    <w:p>
+      <w:pPr>
+        <w:rPr>
+          <w:sz w:val="24"/>
+          <w:szCs w:val="24"/>
+        </w:rPr>
+      </w:pPr>
+      <w:r>
+        <w:rPr>
+          <w:sz w:val="24"/>
+          <w:szCs w:val="24"/>
+        </w:rPr>
+        <w:t>Kar</w:t>
+      </w:r>
+      <w:r>
+        <w:rPr>
+          <w:sz w:val="24"/>
+          <w:szCs w:val="24"/>
+        </w:rPr>
+        <w:t>t</w:t>
+      </w:r>
+      <w:r>
+        <w:rPr>
+          <w:sz w:val="24"/>
+          <w:szCs w:val="24"/>
+        </w:rPr>
+        <w:t>ın orta bölümünde guest'in adı, misafir sayısı, check-in ve check-out tarihleri, ve toplam fiyat gösterilir. Bu bilgiler, host'un rezervasyon hakkında hızlı bir şekilde karar vermesini sağlar.</w:t>
+      </w:r>
+    </w:p>
+    <w:p>
+      <w:pPr>
+        <w:rPr>
+          <w:b/>
+          <w:bCs/>
+          <w:sz w:val="24"/>
+          <w:szCs w:val="24"/>
+        </w:rPr>
+      </w:pPr>
+      <w:r>
+        <w:rPr>
+          <w:b/>
+          <w:bCs/>
+          <w:sz w:val="24"/>
+          <w:szCs w:val="24"/>
+        </w:rPr>
+        <w:t>Durum Sistemi ve Renk Kodlaması</w:t>
+      </w:r>
+    </w:p>
+    <w:p>
+      <w:pPr>
+        <w:rPr>
+          <w:sz w:val="24"/>
+          <w:szCs w:val="24"/>
+        </w:rPr>
+      </w:pPr>
+      <w:r>
+        <w:rPr>
+          <w:sz w:val="24"/>
+          <w:szCs w:val="24"/>
+        </w:rPr>
+        <w:t>Sistem, rezervasyonun farklı aşamalarını takip etmek için renk kodlarını kullanır. Beklemede statüsündeyken turuncu renk ile "Beklemede" yazısı gösterilir. Bu durumda host "Reddet" ve "Onayla" butonlarını görebilir. Host henüz bu talebe karar vermediği anlamına gelir.</w:t>
+      </w:r>
+    </w:p>
+    <w:p>
+      <w:pPr>
+        <w:rPr>
+          <w:sz w:val="24"/>
+          <w:szCs w:val="24"/>
+        </w:rPr>
+      </w:pPr>
+      <w:r>
+        <w:rPr>
+          <w:sz w:val="24"/>
+          <w:szCs w:val="24"/>
+        </w:rPr>
+        <w:t>Ödeme Bekleniyor statüsü ise mavi renk ile gösterilir. Bu durum, host'un rezervasyonu onayladığını ancak guest'in henüz ödeme yapmadığını anlamına gelir. Bu aşamada butonlar gizlenir ve sadece durum gösterilir. Host ödemenin tamamlanmasını bekler.</w:t>
+      </w:r>
+    </w:p>
+    <w:p>
+      <w:pPr>
+        <w:rPr>
+          <w:sz w:val="24"/>
+          <w:szCs w:val="24"/>
+        </w:rPr>
+      </w:pPr>
+      <w:r>
+        <w:rPr>
+          <w:sz w:val="24"/>
+          <w:szCs w:val="24"/>
+        </w:rPr>
+        <w:t>Ödendi statüsü yeşil renk ile gösterilir. Bu, tüm işlemin tamamlandığını ve guest'in ödemeyi yaptığını anlamına gelir. Reddedildi statüsü kırmızı renk ile gösterilir ve host'un bu rezervasyonu reddettiğini anlamına gelir. İptal statüsü ise gri renk ile gösterilir ve rezervasyon iptal edilmiştir.</w:t>
+      </w:r>
+    </w:p>
+    <w:p>
+      <w:pPr>
+        <w:rPr>
+          <w:b/>
+          <w:bCs/>
+          <w:sz w:val="24"/>
+          <w:szCs w:val="24"/>
+        </w:rPr>
+      </w:pPr>
+      <w:r>
+        <w:rPr>
+          <w:b/>
+          <w:bCs/>
+          <w:sz w:val="24"/>
+          <w:szCs w:val="24"/>
+        </w:rPr>
+        <w:t>Host'un İşlemleri</w:t>
+      </w:r>
+    </w:p>
+    <w:p>
+      <w:pPr>
+        <w:rPr>
+          <w:sz w:val="24"/>
+          <w:szCs w:val="24"/>
+        </w:rPr>
+      </w:pPr>
+      <w:r>
+        <w:rPr>
+          <w:sz w:val="24"/>
+          <w:szCs w:val="24"/>
+        </w:rPr>
+        <w:t>Host bir talep kartında "Onayla" butonuna basarsa, approveReservation() fonksiyonu tetiklenir ve backend'e bir istek gönderilir. Backend bu isteği alıp, veritabanında ilgili rezervasyonun statüsünü "Approved" olarak değiştirir. Sonrasında sayfa otomatik olarak yenilenir ve kart artık "Ödeme Bekleniyor" statüsü ile gösterilir.</w:t>
+      </w:r>
+    </w:p>
+    <w:p>
+      <w:pPr>
+        <w:rPr>
+          <w:sz w:val="24"/>
+          <w:szCs w:val="24"/>
+        </w:rPr>
+      </w:pPr>
+      <w:r>
+        <w:rPr>
+          <w:sz w:val="24"/>
+          <w:szCs w:val="24"/>
+        </w:rPr>
+        <w:t>Eğer host "Reddet" butonuna basarsa, rejectReservation() fonksiyonu çalışır ve backend'e reddetme isteği gönderilir. Backend statüsü "Rejected" olarak değiştirir ve sayfa yenilendikten sonra kart "Reddedildi" olarak gösterilir.</w:t>
+      </w:r>
+    </w:p>
+    <w:p>
+      <w:pPr>
+        <w:rPr>
+          <w:sz w:val="24"/>
+          <w:szCs w:val="24"/>
+        </w:rPr>
+      </w:pPr>
+      <w:r>
+        <w:rPr>
+          <w:sz w:val="24"/>
+          <w:szCs w:val="24"/>
+        </w:rPr>
+        <w:t>Veri Akışı ve Senkronizasyon</w:t>
+      </w:r>
+    </w:p>
+    <w:p>
+      <w:pPr>
+        <w:rPr>
+          <w:sz w:val="24"/>
+          <w:szCs w:val="24"/>
+        </w:rPr>
+      </w:pPr>
+      <w:r>
+        <w:rPr>
+          <w:sz w:val="24"/>
+          <w:szCs w:val="24"/>
+        </w:rPr>
+        <w:lastRenderedPageBreak/>
+        <w:t>Veri backend'deki veritabanından getIncomingRequests() API'si aracılığıyla çekilir. Gelen IncomingRequest dizisinin her elemanı için bir RequestCard bileşeni render edilir. Her kart oluşturulurken, request.status ve request.isPaid değerleri kontrol edilir. Bu değerlere göre, durum badge'i ve butonlar dinamik olarak gösterilir veya gizlenir.</w:t>
+      </w:r>
+    </w:p>
+    <w:p>
+      <w:pPr>
+        <w:rPr>
+          <w:sz w:val="24"/>
+          <w:szCs w:val="24"/>
+        </w:rPr>
+      </w:pPr>
+      <w:r>
+        <w:rPr>
+          <w:sz w:val="24"/>
+          <w:szCs w:val="24"/>
+        </w:rPr>
+        <w:t>Guest rezervasyonlarında "Ödeme Yap"ı tıklarsa ve ödeme işlemi tamamlanırsa, backend tarafından isPaid alanı true olarak ayarlanır. Host'un ekranındaki aynı rezervasyon kartı, bir sonraki sayfa yenilemesinde otomatik olarak "Ödeme Bekleniyor" yerine "Ödendi" olarak gösterilir.</w:t>
+      </w:r>
+    </w:p>
+    <w:p>
+      <w:pPr>
+        <w:rPr>
+          <w:b/>
+          <w:bCs/>
+          <w:sz w:val="24"/>
+          <w:szCs w:val="24"/>
+        </w:rPr>
+      </w:pPr>
+      <w:r>
+        <w:rPr>
+          <w:b/>
+          <w:bCs/>
+          <w:sz w:val="24"/>
+          <w:szCs w:val="24"/>
+        </w:rPr>
+        <w:t>Hata Yönetimi</w:t>
+      </w:r>
+    </w:p>
+    <w:p>
+      <w:pPr>
+        <w:rPr>
+          <w:sz w:val="24"/>
+          <w:szCs w:val="24"/>
+        </w:rPr>
+      </w:pPr>
+      <w:r>
+        <w:rPr>
+          <w:sz w:val="24"/>
+          <w:szCs w:val="24"/>
+        </w:rPr>
+        <w:t>Eğer API çağrısı sırasında bir hata oluşursa, ekranda uygun bir hata mesajı gösterilir. Örneğin bağlantı sorunu varsa "Talepler yüklenemedi" mesajı görünür. Eğer host'un hiç talep gelmişse, "Henüz talebi yok" gibi boş durum mesajı gösterilir.</w:t>
+      </w:r>
+    </w:p>
+    <w:p>
+      <w:pPr>
+        <w:rPr>
+          <w:b/>
+          <w:bCs/>
+          <w:sz w:val="24"/>
+          <w:szCs w:val="24"/>
+        </w:rPr>
+      </w:pPr>
+      <w:r>
+        <w:rPr>
+          <w:b/>
+          <w:bCs/>
+          <w:sz w:val="24"/>
+          <w:szCs w:val="24"/>
+        </w:rPr>
+        <w:t>Kullanıcı Deneyimi Özeti</w:t>
+      </w:r>
+    </w:p>
+    <w:p>
+      <w:pPr>
+        <w:rPr>
+          <w:sz w:val="24"/>
+          <w:szCs w:val="24"/>
+        </w:rPr>
+      </w:pPr>
+      <w:r>
+        <w:rPr>
+          <w:sz w:val="24"/>
+          <w:szCs w:val="24"/>
+        </w:rPr>
+        <w:t>Genel olarak, host gelen talepleri sayfasına giriyor, sistem tüm talepleri listeler ve her talep için host'un karar vermesi gereken bilgileri sunmuş olur. Host onayladığı anda, guest'in ödeme yapması gerektiği gösterilir. Guest ödeme yaptıktan sonra, host'un ekranında "Ödendi" olarak gösterilip işlem tamamlanır. Bu şekilde, hem host hem de guest tarafında ne olduğu gerçek zamanlı olarak görülmüş olur.</w:t>
+      </w:r>
+    </w:p>
+    <w:p>
+      <w:pPr>
+        <w:rPr>
+          <w:sz w:val="24"/>
+          <w:szCs w:val="24"/>
+        </w:rPr>
+      </w:pPr>
+      <w:r>
+        <w:rPr>
+          <w:b/>
+          <w:bCs/>
+          <w:noProof/>
+          <w:sz w:val="40"/>
+          <w:szCs w:val="40"/>
+        </w:rPr>
+        <w:drawing>
+          <wp:anchor distT="0" distB="0" distL="114300" distR="114300" simplePos="0" relativeHeight="251673600" behindDoc="0" locked="0" layoutInCell="1" allowOverlap="1" wp14:anchorId="188B7A5B" wp14:editId="44DC5F9E">
+            <wp:simplePos x="0" y="0"/>
+            <wp:positionH relativeFrom="column">
+              <wp:posOffset>25400</wp:posOffset>
+            </wp:positionH>
+            <wp:positionV relativeFrom="paragraph">
+              <wp:posOffset>252730</wp:posOffset>
+            </wp:positionV>
+            <wp:extent cx="4044950" cy="2292350"/>
+            <wp:effectExtent l="0" t="0" r="0" b="0"/>
+            <wp:wrapSquare wrapText="bothSides"/>
+            <wp:docPr id="867858779" name="Resim 1" descr="metin, ekran görüntüsü, yazı tipi içeren bir resim&#10;&#10;Yapay zeka tarafından oluşturulmuş içerik yanlış olabilir."/>
+            <wp:cNvGraphicFramePr>
+              <a:graphicFrameLocks xmlns:a="http://schemas.openxmlformats.org/drawingml/2006/main" noChangeAspect="1"/>
+            </wp:cNvGraphicFramePr>
+            <a:graphic xmlns:a="http://schemas.openxmlformats.org/drawingml/2006/main">
+              <a:graphicData uri="http://schemas.openxmlformats.org/drawingml/2006/picture">
+                <pic:pic xmlns:pic="http://schemas.openxmlformats.org/drawingml/2006/picture">
+                  <pic:nvPicPr>
+                    <pic:cNvPr id="867858779" name="Resim 1" descr="metin, ekran görüntüsü, yazı tipi içeren bir resim&#10;&#10;Yapay zeka tarafından oluşturulmuş içerik yanlış olabilir."/>
+                    <pic:cNvPicPr/>
+                  </pic:nvPicPr>
+                  <pic:blipFill>
+                    <a:blip r:embed="rId40">
+                      <a:extLst>
+                        <a:ext uri="{28A0092B-C50C-407E-A947-70E740481C1C}">
+                          <a14:useLocalDpi xmlns:a14="http://schemas.microsoft.com/office/drawing/2010/main" val="0"/>
+                        </a:ext>
+                      </a:extLst>
+                    </a:blip>
+                    <a:stretch>
+                      <a:fillRect/>
+                    </a:stretch>
+                  </pic:blipFill>
+                  <pic:spPr>
+                    <a:xfrm>
+                      <a:off x="0" y="0"/>
+                      <a:ext cx="4044950" cy="2292350"/>
+                    </a:xfrm>
+                    <a:prstGeom prst="rect">
+                      <a:avLst/>
+                    </a:prstGeom>
+                  </pic:spPr>
+                </pic:pic>
+              </a:graphicData>
+            </a:graphic>
+            <wp14:sizeRelH relativeFrom="margin">
+              <wp14:pctWidth>0</wp14:pctWidth>
+            </wp14:sizeRelH>
+            <wp14:sizeRelV relativeFrom="margin">
+              <wp14:pctHeight>0</wp14:pctHeight>
+            </wp14:sizeRelV>
+          </wp:anchor>
+        </w:drawing>
+      </w:r>
+    </w:p>
+    <w:p>
+      <w:pPr>
+        <w:jc w:val="both"/>
+        <w:rPr>
+          <w:sz w:val="24"/>
+          <w:szCs w:val="24"/>
+        </w:rPr>
+      </w:pPr>
+      <w:r>
+        <w:rPr>
+          <w:sz w:val="24"/>
+          <w:szCs w:val="24"/>
+        </w:rPr>
+        <w:t>Bu fonksiyon, belirli bir rezervasyon isteğini onaylamak için çalışıyor. Önce işlemde olan isteğin ID’sini processingId olarak ayarlıyor,</w:t>
+      </w:r>
+      <w:r>
+        <w:rPr>
+          <w:sz w:val="24"/>
+          <w:szCs w:val="24"/>
+        </w:rPr>
+        <w:t xml:space="preserve"> </w:t>
+      </w:r>
+      <w:r>
+        <w:rPr>
+          <w:sz w:val="24"/>
+          <w:szCs w:val="24"/>
+        </w:rPr>
+        <w:t>sonra </w:t>
+      </w:r>
+      <w:r>
+        <w:rPr>
+          <w:b/>
+          <w:bCs/>
+          <w:sz w:val="24"/>
+          <w:szCs w:val="24"/>
+        </w:rPr>
+        <w:t>approveReservation</w:t>
+      </w:r>
+      <w:r>
+        <w:rPr>
+          <w:sz w:val="24"/>
+          <w:szCs w:val="24"/>
+        </w:rPr>
+        <w:t> ile API’ye onay isteği gönderiyor.</w:t>
+      </w:r>
+    </w:p>
+    <w:p>
+      <w:pPr>
+        <w:jc w:val="both"/>
+        <w:rPr>
+          <w:sz w:val="24"/>
+          <w:szCs w:val="24"/>
+        </w:rPr>
+      </w:pPr>
+      <w:r>
+        <w:rPr>
+          <w:sz w:val="24"/>
+          <w:szCs w:val="24"/>
+        </w:rPr>
+        <w:t>İşlem başarılıysa “Rezervasyon onaylandı!” mesajlı başarı modalını açıyor ve listeyi yeniliyor. Hata olursa ekrana hata mesajı basıyor, en sonda da işlem durumunu temizliyor.</w:t>
+      </w:r>
+    </w:p>
+    <w:p>
+      <w:pPr>
+        <w:rPr>
+          <w:sz w:val="24"/>
+          <w:szCs w:val="24"/>
+        </w:rPr>
+      </w:pPr>
+    </w:p>
+    <w:p>
+      <w:pPr>
+        <w:rPr>
+          <w:sz w:val="24"/>
+          <w:szCs w:val="24"/>
+        </w:rPr>
+      </w:pPr>
+      <w:r>
+        <w:rPr>
+          <w:b/>
+          <w:bCs/>
+          <w:noProof/>
+          <w:sz w:val="40"/>
+          <w:szCs w:val="40"/>
+        </w:rPr>
+        <w:drawing>
+          <wp:anchor distT="0" distB="0" distL="114300" distR="114300" simplePos="0" relativeHeight="251674624" behindDoc="0" locked="0" layoutInCell="1" allowOverlap="1" wp14:anchorId="08C57E3F" wp14:editId="6C69D916">
+            <wp:simplePos x="0" y="0"/>
+            <wp:positionH relativeFrom="column">
+              <wp:posOffset>-31750</wp:posOffset>
+            </wp:positionH>
+            <wp:positionV relativeFrom="paragraph">
+              <wp:posOffset>67945</wp:posOffset>
+            </wp:positionV>
+            <wp:extent cx="4098925" cy="2292350"/>
+            <wp:effectExtent l="0" t="0" r="0" b="0"/>
+            <wp:wrapSquare wrapText="bothSides"/>
+            <wp:docPr id="1438281849" name="Resim 1" descr="metin, ekran görüntüsü, yazı tipi içeren bir resim&#10;&#10;Yapay zeka tarafından oluşturulmuş içerik yanlış olabilir."/>
+            <wp:cNvGraphicFramePr>
+              <a:graphicFrameLocks xmlns:a="http://schemas.openxmlformats.org/drawingml/2006/main" noChangeAspect="1"/>
+            </wp:cNvGraphicFramePr>
+            <a:graphic xmlns:a="http://schemas.openxmlformats.org/drawingml/2006/main">
+              <a:graphicData uri="http://schemas.openxmlformats.org/drawingml/2006/picture">
+                <pic:pic xmlns:pic="http://schemas.openxmlformats.org/drawingml/2006/picture">
+                  <pic:nvPicPr>
+                    <pic:cNvPr id="1438281849" name="Resim 1" descr="metin, ekran görüntüsü, yazı tipi içeren bir resim&#10;&#10;Yapay zeka tarafından oluşturulmuş içerik yanlış olabilir."/>
+                    <pic:cNvPicPr/>
+                  </pic:nvPicPr>
+                  <pic:blipFill>
+                    <a:blip r:embed="rId41">
+                      <a:extLst>
+                        <a:ext uri="{28A0092B-C50C-407E-A947-70E740481C1C}">
+                          <a14:useLocalDpi xmlns:a14="http://schemas.microsoft.com/office/drawing/2010/main" val="0"/>
+                        </a:ext>
+                      </a:extLst>
+                    </a:blip>
+                    <a:stretch>
+                      <a:fillRect/>
+                    </a:stretch>
+                  </pic:blipFill>
+                  <pic:spPr>
+                    <a:xfrm>
+                      <a:off x="0" y="0"/>
+                      <a:ext cx="4098925" cy="2292350"/>
+                    </a:xfrm>
+                    <a:prstGeom prst="rect">
+                      <a:avLst/>
+                    </a:prstGeom>
+                  </pic:spPr>
+                </pic:pic>
+              </a:graphicData>
+            </a:graphic>
+            <wp14:sizeRelH relativeFrom="page">
+              <wp14:pctWidth>0</wp14:pctWidth>
+            </wp14:sizeRelH>
+            <wp14:sizeRelV relativeFrom="page">
+              <wp14:pctHeight>0</wp14:pctHeight>
+            </wp14:sizeRelV>
+          </wp:anchor>
+        </w:drawing>
+      </w:r>
+      <w:r>
+        <w:rPr>
+          <w:sz w:val="24"/>
+          <w:szCs w:val="24"/>
+        </w:rPr>
+        <w:t>Bu fonksiyon, seçilen rezervasyon isteğini reddetmek için çalışıyor. Önce hangi isteğin işlemde olduğunu processingId ile tutuyor, sonra </w:t>
+      </w:r>
+      <w:r>
+        <w:rPr>
+          <w:b/>
+          <w:bCs/>
+          <w:sz w:val="24"/>
+          <w:szCs w:val="24"/>
+        </w:rPr>
+        <w:t>rejectReservation</w:t>
+      </w:r>
+      <w:r>
+        <w:rPr>
+          <w:sz w:val="24"/>
+          <w:szCs w:val="24"/>
+        </w:rPr>
+        <w:t xml:space="preserve"> </w:t>
+      </w:r>
+      <w:r>
+        <w:rPr>
+          <w:sz w:val="24"/>
+          <w:szCs w:val="24"/>
+        </w:rPr>
+        <w:t>ile API’ye reddetme isteği gönderiyor.</w:t>
+      </w:r>
+    </w:p>
+    <w:p>
+      <w:pPr>
+        <w:rPr>
+          <w:sz w:val="24"/>
+          <w:szCs w:val="24"/>
+        </w:rPr>
+      </w:pPr>
+      <w:r>
+        <w:rPr>
+          <w:sz w:val="24"/>
+          <w:szCs w:val="24"/>
+        </w:rPr>
+        <w:t>İşlem başarılıysa “Rezervasyon reddedildi!” mesajını gösteriyor ve istek listesini yeniliyor. Hata olursa hata mesajını ekrana basıyor, en sonunda da işlem durumunu sıfırlıyor.</w:t>
+      </w:r>
+    </w:p>
+    <w:p>
+      <w:pPr>
+        <w:rPr>
+          <w:b/>
+          <w:bCs/>
+          <w:sz w:val="40"/>
+          <w:szCs w:val="40"/>
+        </w:rPr>
+      </w:pPr>
+    </w:p>
+    <w:p>
+      <w:pPr>
+        <w:rPr>
+          <w:sz w:val="24"/>
+          <w:szCs w:val="24"/>
+        </w:rPr>
+      </w:pPr>
+      <w:r>
+        <w:rPr>
+          <w:noProof/>
+          <w:sz w:val="24"/>
+          <w:szCs w:val="24"/>
+        </w:rPr>
+        <mc:AlternateContent>
+          <mc:Choice Requires="wps">
+            <w:drawing>
+              <wp:anchor distT="45720" distB="45720" distL="114300" distR="114300" simplePos="0" relativeHeight="251679744" behindDoc="0" locked="0" layoutInCell="1" allowOverlap="1" wp14:anchorId="143D8569" wp14:editId="1E0F4E30">
+                <wp:simplePos x="0" y="0"/>
+                <wp:positionH relativeFrom="column">
+                  <wp:posOffset>4015740</wp:posOffset>
+                </wp:positionH>
+                <wp:positionV relativeFrom="paragraph">
+                  <wp:posOffset>3027680</wp:posOffset>
+                </wp:positionV>
+                <wp:extent cx="2360930" cy="2695575"/>
+                <wp:effectExtent l="0" t="0" r="27940" b="28575"/>
+                <wp:wrapSquare wrapText="bothSides"/>
+                <wp:docPr id="904389115" name="Metin Kutusu 2"/>
+                <wp:cNvGraphicFramePr>
+                  <a:graphicFrameLocks xmlns:a="http://schemas.openxmlformats.org/drawingml/2006/main"/>
+                </wp:cNvGraphicFramePr>
+                <a:graphic xmlns:a="http://schemas.openxmlformats.org/drawingml/2006/main">
+                  <a:graphicData uri="http://schemas.microsoft.com/office/word/2010/wordprocessingShape">
+                    <wps:wsp>
+                      <wps:cNvSpPr txBox="1">
+                        <a:spLocks noChangeArrowheads="1"/>
+                      </wps:cNvSpPr>
+                      <wps:spPr bwMode="auto">
+                        <a:xfrm>
+                          <a:off x="0" y="0"/>
+                          <a:ext cx="2360930" cy="2695575"/>
+                        </a:xfrm>
+                        <a:prstGeom prst="rect">
+                          <a:avLst/>
+                        </a:prstGeom>
+                        <a:solidFill>
+                          <a:srgbClr val="FFFFFF"/>
+                        </a:solidFill>
+                        <a:ln w="9525">
+                          <a:solidFill>
+                            <a:schemeClr val="bg1"/>
+                          </a:solidFill>
+                          <a:miter lim="800000"/>
+                          <a:headEnd/>
+                          <a:tailEnd/>
+                        </a:ln>
+                      </wps:spPr>
+                      <wps:txbx>
+                        <w:txbxContent>
+                          <w:p>
+                            <w:pPr>
+                              <w:rPr>
+                                <w:sz w:val="24"/>
+                                <w:szCs w:val="24"/>
+                              </w:rPr>
+                            </w:pPr>
+                            <w:r>
+                              <w:rPr>
+                                <w:sz w:val="24"/>
+                                <w:szCs w:val="24"/>
+                              </w:rPr>
+                              <w:t xml:space="preserve">Bu </w:t>
+                            </w:r>
+                            <w:r>
+                              <w:rPr>
+                                <w:sz w:val="24"/>
+                                <w:szCs w:val="24"/>
+                              </w:rPr>
+                              <w:t>fonksiyon, verilen reservationId için backend’e /Reservation/{id}/reject adresine POST isteği göndererek rezervasyonu reddetmeye çalışıyor. İşlem başarılıysa success: true ve “Rezervasyon reddedildi” mesajını döndürüyor.</w:t>
+                            </w:r>
+                          </w:p>
+                          <w:p>
+                            <w:pPr>
+                              <w:rPr>
+                                <w:sz w:val="24"/>
+                                <w:szCs w:val="24"/>
+                              </w:rPr>
+                            </w:pPr>
+                            <w:r>
+                              <w:rPr>
+                                <w:sz w:val="24"/>
+                                <w:szCs w:val="24"/>
+                              </w:rPr>
+                              <w:t>Hata olursa hatayı konsola yazıyor ve success: false ile uygun hata mesajını döndürüyor.</w:t>
+                            </w:r>
+                          </w:p>
+                          <w:p>
+                            <w:pPr>
+                              <w:rPr>
+                                <w:sz w:val="24"/>
+                                <w:szCs w:val="24"/>
+                              </w:rPr>
+                            </w:pPr>
+                          </w:p>
+                          <w:p/>
+                        </w:txbxContent>
+                      </wps:txbx>
+                      <wps:bodyPr rot="0" vert="horz" wrap="square" lIns="91440" tIns="45720" rIns="91440" bIns="45720" anchor="t" anchorCtr="0">
+                        <a:noAutofit/>
+                      </wps:bodyPr>
+                    </wps:wsp>
+                  </a:graphicData>
+                </a:graphic>
+                <wp14:sizeRelH relativeFrom="margin">
+                  <wp14:pctWidth>40000</wp14:pctWidth>
+                </wp14:sizeRelH>
+                <wp14:sizeRelV relativeFrom="margin">
+                  <wp14:pctHeight>0</wp14:pctHeight>
+                </wp14:sizeRelV>
+              </wp:anchor>
+            </w:drawing>
+          </mc:Choice>
+          <mc:Fallback>
+            <w:pict>
+              <v:shape w14:anchorId="143D8569" id="_x0000_s1027" type="#_x0000_t202" style="position:absolute;margin-left:316.2pt;margin-top:238.4pt;width:185.9pt;height:212.25pt;z-index:251679744;visibility:visible;mso-wrap-style:square;mso-width-percent:400;mso-height-percent:0;mso-wrap-distance-left:9pt;mso-wrap-distance-top:3.6pt;mso-wrap-distance-right:9pt;mso-wrap-distance-bottom:3.6pt;mso-position-horizontal:absolute;mso-position-horizontal-relative:text;mso-position-vertical:absolute;mso-position-vertical-relative:text;mso-width-percent:400;mso-height-percent:0;mso-width-relative:margin;mso-height-relative:margin;v-text-anchor:top" o:gfxdata="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" strokecolor="white [3212]">
+                <v:textbox>
+                  <w:txbxContent>
+                    <w:p>
+                      <w:pPr>
+                        <w:rPr>
+                          <w:sz w:val="24"/>
+                          <w:szCs w:val="24"/>
+                        </w:rPr>
+                      </w:pPr>
+                      <w:r>
+                        <w:rPr>
+                          <w:sz w:val="24"/>
+                          <w:szCs w:val="24"/>
+                        </w:rPr>
+                        <w:t xml:space="preserve">Bu </w:t>
+                      </w:r>
+                      <w:r>
+                        <w:rPr>
+                          <w:sz w:val="24"/>
+                          <w:szCs w:val="24"/>
+                        </w:rPr>
+                        <w:t>fonksiyon, verilen reservationId için backend’e /Reservation/{id}/reject adresine POST isteği göndererek rezervasyonu reddetmeye çalışıyor. İşlem başarılıysa success: true ve “Rezervasyon reddedildi” mesajını döndürüyor.</w:t>
+                      </w:r>
+                    </w:p>
+                    <w:p>
+                      <w:pPr>
+                        <w:rPr>
+                          <w:sz w:val="24"/>
+                          <w:szCs w:val="24"/>
+                        </w:rPr>
+                      </w:pPr>
+                      <w:r>
+                        <w:rPr>
+                          <w:sz w:val="24"/>
+                          <w:szCs w:val="24"/>
+                        </w:rPr>
+                        <w:t>Hata olursa hatayı konsola yazıyor ve success: false ile uygun hata mesajını döndürüyor.</w:t>
+                      </w:r>
+                    </w:p>
+                    <w:p>
+                      <w:pPr>
+                        <w:rPr>
+                          <w:sz w:val="24"/>
+                          <w:szCs w:val="24"/>
+                        </w:rPr>
+                      </w:pPr>
+                    </w:p>
+                    <w:p/>
+                  </w:txbxContent>
+                </v:textbox>
+                <w10:wrap type="square"/>
+              </v:shape>
+            </w:pict>
+          </mc:Fallback>
+        </mc:AlternateContent>
+      </w:r>
+      <w:r>
+        <w:rPr>
+          <w:b/>
+          <w:bCs/>
+          <w:noProof/>
+          <w:sz w:val="40"/>
+          <w:szCs w:val="40"/>
+        </w:rPr>
+        <w:drawing>
+          <wp:anchor distT="0" distB="0" distL="114300" distR="114300" simplePos="0" relativeHeight="251680768" behindDoc="0" locked="0" layoutInCell="1" allowOverlap="1" wp14:anchorId="1DB8A36B" wp14:editId="4BA6B408">
+            <wp:simplePos x="0" y="0"/>
+            <wp:positionH relativeFrom="column">
+              <wp:posOffset>0</wp:posOffset>
+            </wp:positionH>
+            <wp:positionV relativeFrom="paragraph">
+              <wp:posOffset>3070860</wp:posOffset>
+            </wp:positionV>
+            <wp:extent cx="3882390" cy="2591475"/>
+            <wp:effectExtent l="0" t="0" r="3810" b="0"/>
+            <wp:wrapSquare wrapText="bothSides"/>
+            <wp:docPr id="647266830" name="Resim 1" descr="metin, ekran görüntüsü, yazılım içeren bir resim&#10;&#10;Yapay zeka tarafından oluşturulmuş içerik yanlış olabilir."/>
+            <wp:cNvGraphicFramePr>
+              <a:graphicFrameLocks xmlns:a="http://schemas.openxmlformats.org/drawingml/2006/main" noChangeAspect="1"/>
+            </wp:cNvGraphicFramePr>
+            <a:graphic xmlns:a="http://schemas.openxmlformats.org/drawingml/2006/main">
+              <a:graphicData uri="http://schemas.openxmlformats.org/drawingml/2006/picture">
+                <pic:pic xmlns:pic="http://schemas.openxmlformats.org/drawingml/2006/picture">
+                  <pic:nvPicPr>
+                    <pic:cNvPr id="647266830" name="Resim 1" descr="metin, ekran görüntüsü, yazılım içeren bir resim&#10;&#10;Yapay zeka tarafından oluşturulmuş içerik yanlış olabilir."/>
+                    <pic:cNvPicPr/>
+                  </pic:nvPicPr>
+                  <pic:blipFill>
+                    <a:blip r:embed="rId42">
+                      <a:extLst>
+                        <a:ext uri="{28A0092B-C50C-407E-A947-70E740481C1C}">
+                          <a14:useLocalDpi xmlns:a14="http://schemas.microsoft.com/office/drawing/2010/main" val="0"/>
+                        </a:ext>
+                      </a:extLst>
+                    </a:blip>
+                    <a:stretch>
+                      <a:fillRect/>
+                    </a:stretch>
+                  </pic:blipFill>
+                  <pic:spPr>
+                    <a:xfrm>
+                      <a:off x="0" y="0"/>
+                      <a:ext cx="3882390" cy="2591475"/>
+                    </a:xfrm>
+                    <a:prstGeom prst="rect">
+                      <a:avLst/>
+                    </a:prstGeom>
+                  </pic:spPr>
+                </pic:pic>
+              </a:graphicData>
+            </a:graphic>
+          </wp:anchor>
+        </w:drawing>
+      </w:r>
+      <w:r>
+        <w:rPr>
+          <w:noProof/>
+          <w:sz w:val="24"/>
+          <w:szCs w:val="24"/>
+        </w:rPr>
+        <mc:AlternateContent>
+          <mc:Choice Requires="wps">
+            <w:drawing>
+              <wp:anchor distT="45720" distB="45720" distL="114300" distR="114300" simplePos="0" relativeHeight="251677696" behindDoc="0" locked="0" layoutInCell="1" allowOverlap="1" wp14:anchorId="4BE04745" wp14:editId="3B6FBF2B">
+                <wp:simplePos x="0" y="0"/>
+                <wp:positionH relativeFrom="column">
+                  <wp:posOffset>3992880</wp:posOffset>
+                </wp:positionH>
+                <wp:positionV relativeFrom="paragraph">
+                  <wp:posOffset>0</wp:posOffset>
+                </wp:positionV>
+                <wp:extent cx="2360930" cy="2695575"/>
+                <wp:effectExtent l="0" t="0" r="27940" b="28575"/>
+                <wp:wrapSquare wrapText="bothSides"/>
+                <wp:docPr id="217" name="Metin Kutusu 2"/>
+                <wp:cNvGraphicFramePr>
+                  <a:graphicFrameLocks xmlns:a="http://schemas.openxmlformats.org/drawingml/2006/main"/>
+                </wp:cNvGraphicFramePr>
+                <a:graphic xmlns:a="http://schemas.openxmlformats.org/drawingml/2006/main">
+                  <a:graphicData uri="http://schemas.microsoft.com/office/word/2010/wordprocessingShape">
+                    <wps:wsp>
+                      <wps:cNvSpPr txBox="1">
+                        <a:spLocks noChangeArrowheads="1"/>
+                      </wps:cNvSpPr>
+                      <wps:spPr bwMode="auto">
+                        <a:xfrm>
+                          <a:off x="0" y="0"/>
+                          <a:ext cx="2360930" cy="2695575"/>
+                        </a:xfrm>
+                        <a:prstGeom prst="rect">
+                          <a:avLst/>
+                        </a:prstGeom>
+                        <a:solidFill>
+                          <a:srgbClr val="FFFFFF"/>
+                        </a:solidFill>
+                        <a:ln w="9525">
+                          <a:solidFill>
+                            <a:schemeClr val="bg1"/>
+                          </a:solidFill>
+                          <a:miter lim="800000"/>
+                          <a:headEnd/>
+                          <a:tailEnd/>
+                        </a:ln>
+                      </wps:spPr>
+                      <wps:txbx>
+                        <w:txbxContent>
+                          <w:p>
+                            <w:pPr>
+                              <w:rPr>
+                                <w:sz w:val="24"/>
+                                <w:szCs w:val="24"/>
+                              </w:rPr>
+                            </w:pPr>
+                            <w:r>
+                              <w:rPr>
+                                <w:sz w:val="24"/>
+                                <w:szCs w:val="24"/>
+                              </w:rPr>
+                              <w:t>Bu fonksiyon, verilen reservationId için backend’e /Reservation/{id}/approve adresine POST isteği atarak rezervasyonu onaylamaya çalışıyor. İstek başarılı olursa { success: true, message: ... } döndürüyor.</w:t>
+                            </w:r>
+                          </w:p>
+                          <w:p>
+                            <w:pPr>
+                              <w:rPr>
+                                <w:sz w:val="24"/>
+                                <w:szCs w:val="24"/>
+                              </w:rPr>
+                            </w:pPr>
+                            <w:r>
+                              <w:rPr>
+                                <w:sz w:val="24"/>
+                                <w:szCs w:val="24"/>
+                              </w:rPr>
+                              <w:t>Bir hata olursa hatayı konsola yazıyor ve { success: false, message: ... } döndürerek onaylama işleminin başarısız olduğunu bildiriyor.</w:t>
+                            </w:r>
+                          </w:p>
+                          <w:p/>
+                        </w:txbxContent>
+                      </wps:txbx>
+                      <wps:bodyPr rot="0" vert="horz" wrap="square" lIns="91440" tIns="45720" rIns="91440" bIns="45720" anchor="t" anchorCtr="0">
+                        <a:noAutofit/>
+                      </wps:bodyPr>
+                    </wps:wsp>
+                  </a:graphicData>
+                </a:graphic>
+                <wp14:sizeRelH relativeFrom="margin">
+                  <wp14:pctWidth>40000</wp14:pctWidth>
+                </wp14:sizeRelH>
+                <wp14:sizeRelV relativeFrom="margin">
+                  <wp14:pctHeight>0</wp14:pctHeight>
+                </wp14:sizeRelV>
+              </wp:anchor>
+            </w:drawing>
+          </mc:Choice>
+          <mc:Fallback>
+            <w:pict>
+              <v:shape w14:anchorId="4BE04745" id="_x0000_s1028" type="#_x0000_t202" style="position:absolute;margin-left:314.4pt;margin-top:0;width:185.9pt;height:212.25pt;z-index:251677696;visibility:visible;mso-wrap-style:square;mso-width-percent:400;mso-height-percent:0;mso-wrap-distance-left:9pt;mso-wrap-distance-top:3.6pt;mso-wrap-distance-right:9pt;mso-wrap-distance-bottom:3.6pt;mso-position-horizontal:absolute;mso-position-horizontal-relative:text;mso-position-vertical:absolute;mso-position-vertical-relative:text;mso-width-percent:400;mso-height-percent:0;mso-width-relative:margin;mso-height-relative:margin;v-text-anchor:top" o:gfxdata="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" strokecolor="white [3212]">
+                <v:textbox>
+                  <w:txbxContent>
+                    <w:p>
+                      <w:pPr>
+                        <w:rPr>
+                          <w:sz w:val="24"/>
+                          <w:szCs w:val="24"/>
+                        </w:rPr>
+                      </w:pPr>
+                      <w:r>
+                        <w:rPr>
+                          <w:sz w:val="24"/>
+                          <w:szCs w:val="24"/>
+                        </w:rPr>
+                        <w:t>Bu fonksiyon, verilen reservationId için backend’e /Reservation/{id}/approve adresine POST isteği atarak rezervasyonu onaylamaya çalışıyor. İstek başarılı olursa </w:t>
+                      </w:r>
+                      <w:proofErr w:type="gramStart"/>
+                      <w:r>
+                        <w:rPr>
+                          <w:sz w:val="24"/>
+                          <w:szCs w:val="24"/>
+                        </w:rPr>
+                        <w:t>{ success</w:t>
+                      </w:r>
+                      <w:proofErr w:type="gramEnd"/>
+                      <w:r>
+                        <w:rPr>
+                          <w:sz w:val="24"/>
+                          <w:szCs w:val="24"/>
+                        </w:rPr>
+                        <w:t>: true, message: ... } döndürüyor.</w:t>
+                      </w:r>
+                    </w:p>
+                    <w:p>
+                      <w:pPr>
+                        <w:rPr>
+                          <w:sz w:val="24"/>
+                          <w:szCs w:val="24"/>
+                        </w:rPr>
+                      </w:pPr>
+                      <w:r>
+                        <w:rPr>
+                          <w:sz w:val="24"/>
+                          <w:szCs w:val="24"/>
+                        </w:rPr>
+                        <w:t>Bir hata olursa hatayı konsola yazıyor ve </w:t>
+                      </w:r>
+                      <w:proofErr w:type="gramStart"/>
+                      <w:r>
+                        <w:rPr>
+                          <w:sz w:val="24"/>
+                          <w:szCs w:val="24"/>
+                        </w:rPr>
+                        <w:t>{ success</w:t>
+                      </w:r>
+                      <w:proofErr w:type="gramEnd"/>
+                      <w:r>
+                        <w:rPr>
+                          <w:sz w:val="24"/>
+                          <w:szCs w:val="24"/>
+                        </w:rPr>
+                        <w:t>: false, message: ... } döndürerek onaylama işleminin başarısız olduğunu bildiriyor.</w:t>
+                      </w:r>
+                    </w:p>
+                    <w:p/>
+                  </w:txbxContent>
+                </v:textbox>
+                <w10:wrap type="square"/>
+              </v:shape>
+            </w:pict>
+          </mc:Fallback>
+        </mc:AlternateContent>
+      </w:r>
+      <w:r>
+        <w:rPr>
+          <w:b/>
+          <w:bCs/>
+          <w:noProof/>
+          <w:sz w:val="40"/>
+          <w:szCs w:val="40"/>
+        </w:rPr>
+        <w:drawing>
+          <wp:anchor distT="0" distB="0" distL="114300" distR="114300" simplePos="0" relativeHeight="251675648" behindDoc="0" locked="0" layoutInCell="1" allowOverlap="1" wp14:anchorId="6D8FC461" wp14:editId="6B99F350">
+            <wp:simplePos x="0" y="0"/>
+            <wp:positionH relativeFrom="column">
+              <wp:posOffset>-47625</wp:posOffset>
+            </wp:positionH>
+            <wp:positionV relativeFrom="paragraph">
+              <wp:posOffset>0</wp:posOffset>
+            </wp:positionV>
+            <wp:extent cx="3928110" cy="2695575"/>
+            <wp:effectExtent l="0" t="0" r="0" b="9525"/>
+            <wp:wrapTopAndBottom/>
+            <wp:docPr id="1725485481" name="Resim 1" descr="metin, ekran görüntüsü, yazılım içeren bir resim&#10;&#10;Yapay zeka tarafından oluşturulmuş içerik yanlış olabilir."/>
+            <wp:cNvGraphicFramePr>
+              <a:graphicFrameLocks xmlns:a="http://schemas.openxmlformats.org/drawingml/2006/main" noChangeAspect="1"/>
+            </wp:cNvGraphicFramePr>
+            <a:graphic xmlns:a="http://schemas.openxmlformats.org/drawingml/2006/main">
+              <a:graphicData uri="http://schemas.openxmlformats.org/drawingml/2006/picture">
+                <pic:pic xmlns:pic="http://schemas.openxmlformats.org/drawingml/2006/picture">
+                  <pic:nvPicPr>
+                    <pic:cNvPr id="1725485481" name="Resim 1" descr="metin, ekran görüntüsü, yazılım içeren bir resim&#10;&#10;Yapay zeka tarafından oluşturulmuş içerik yanlış olabilir."/>
+                    <pic:cNvPicPr/>
+                  </pic:nvPicPr>
+                  <pic:blipFill>
+                    <a:blip r:embed="rId43">
+                      <a:extLst>
+                        <a:ext uri="{28A0092B-C50C-407E-A947-70E740481C1C}">
+                          <a14:useLocalDpi xmlns:a14="http://schemas.microsoft.com/office/drawing/2010/main" val="0"/>
+                        </a:ext>
+                      </a:extLst>
+                    </a:blip>
+                    <a:stretch>
+                      <a:fillRect/>
+                    </a:stretch>
+                  </pic:blipFill>
+                  <pic:spPr>
+                    <a:xfrm>
+                      <a:off x="0" y="0"/>
+                      <a:ext cx="3928110" cy="2695575"/>
+                    </a:xfrm>
+                    <a:prstGeom prst="rect">
+                      <a:avLst/>
+                    </a:prstGeom>
+                  </pic:spPr>
+                </pic:pic>
+              </a:graphicData>
+            </a:graphic>
+            <wp14:sizeRelH relativeFrom="margin">
+              <wp14:pctWidth>0</wp14:pctWidth>
+            </wp14:sizeRelH>
+            <wp14:sizeRelV relativeFrom="margin">
+              <wp14:pctHeight>0</wp14:pctHeight>
+            </wp14:sizeRelV>
+          </wp:anchor>
+        </w:drawing>
+      </w:r>
+    </w:p>
+    <w:p>
+      <w:pPr>
+        <w:rPr>
+          <w:sz w:val="24"/>
+          <w:szCs w:val="24"/>
+        </w:rPr>
+      </w:pPr>
+    </w:p>
+    <w:p>
+      <w:pPr>
+        <w:rPr>
+          <w:sz w:val="24"/>
+          <w:szCs w:val="24"/>
+        </w:rPr>
+      </w:pPr>
+    </w:p>
+    <w:p>
+      <w:pPr>
+        <w:rPr>
+          <w:b/>
+          <w:bCs/>
+          <w:sz w:val="40"/>
+          <w:szCs w:val="40"/>
+        </w:rPr>
+      </w:pPr>
+      <w:r>
+        <w:rPr>
+          <w:b/>
+          <w:bCs/>
+          <w:noProof/>
+          <w:sz w:val="40"/>
+          <w:szCs w:val="40"/>
+        </w:rPr>
+        <w:drawing>
+          <wp:inline distT="0" distB="0" distL="0" distR="0" wp14:anchorId="4BF0F48D" wp14:editId="74648BB6">
+            <wp:extent cx="3798303" cy="2156460"/>
+            <wp:effectExtent l="0" t="0" r="0" b="0"/>
+            <wp:docPr id="1333647375" name="Resim 1" descr="metin, ekran görüntüsü, ev, bina içeren bir resim&#10;&#10;Yapay zeka tarafından oluşturulmuş içerik yanlış olabilir."/>
+            <wp:cNvGraphicFramePr>
+              <a:graphicFrameLocks xmlns:a="http://schemas.openxmlformats.org/drawingml/2006/main" noChangeAspect="1"/>
+            </wp:cNvGraphicFramePr>
+            <a:graphic xmlns:a="http://schemas.openxmlformats.org/drawingml/2006/main">
+              <a:graphicData uri="http://schemas.openxmlformats.org/drawingml/2006/picture">
+                <pic:pic xmlns:pic="http://schemas.openxmlformats.org/drawingml/2006/picture">
+                  <pic:nvPicPr>
+                    <pic:cNvPr id="1333647375" name="Resim 1" descr="metin, ekran görüntüsü, ev, bina içeren bir resim&#10;&#10;Yapay zeka tarafından oluşturulmuş içerik yanlış olabilir."/>
+                    <pic:cNvPicPr/>
+                  </pic:nvPicPr>
+                  <pic:blipFill>
+                    <a:blip r:embed="rId44"/>
+                    <a:stretch>
+                      <a:fillRect/>
+                    </a:stretch>
+                  </pic:blipFill>
+                  <pic:spPr>
+                    <a:xfrm>
+                      <a:off x="0" y="0"/>
+                      <a:ext cx="3809238" cy="2162668"/>
+                    </a:xfrm>
+                    <a:prstGeom prst="rect">
+                      <a:avLst/>
+                    </a:prstGeom>
+                  </pic:spPr>
+                </pic:pic>
+              </a:graphicData>
+            </a:graphic>
+          </wp:inline>
+        </w:drawing>
+      </w:r>
+    </w:p>
+    <w:p>
+      <w:pPr>
+        <w:rPr>
+          <w:b/>
+          <w:bCs/>
+          <w:sz w:val="40"/>
+          <w:szCs w:val="40"/>
+        </w:rPr>
+      </w:pPr>
+      <w:r>
+        <w:rPr>
+          <w:b/>
+          <w:bCs/>
+          <w:noProof/>
+          <w:sz w:val="40"/>
+          <w:szCs w:val="40"/>
+        </w:rPr>
+        <w:lastRenderedPageBreak/>
+        <w:drawing>
+          <wp:inline distT="0" distB="0" distL="0" distR="0" wp14:anchorId="205F4981" wp14:editId="14BD5318">
+            <wp:extent cx="3811135" cy="1744980"/>
+            <wp:effectExtent l="0" t="0" r="0" b="7620"/>
+            <wp:docPr id="1884058277" name="Resim 1" descr="bina, mülk, metin, pencere içeren bir resim&#10;&#10;Yapay zeka tarafından oluşturulmuş içerik yanlış olabilir."/>
+            <wp:cNvGraphicFramePr>
+              <a:graphicFrameLocks xmlns:a="http://schemas.openxmlformats.org/drawingml/2006/main" noChangeAspect="1"/>
+            </wp:cNvGraphicFramePr>
+            <a:graphic xmlns:a="http://schemas.openxmlformats.org/drawingml/2006/main">
+              <a:graphicData uri="http://schemas.openxmlformats.org/drawingml/2006/picture">
+                <pic:pic xmlns:pic="http://schemas.openxmlformats.org/drawingml/2006/picture">
+                  <pic:nvPicPr>
+                    <pic:cNvPr id="1884058277" name="Resim 1" descr="bina, mülk, metin, pencere içeren bir resim&#10;&#10;Yapay zeka tarafından oluşturulmuş içerik yanlış olabilir."/>
+                    <pic:cNvPicPr/>
+                  </pic:nvPicPr>
+                  <pic:blipFill>
+                    <a:blip r:embed="rId45"/>
+                    <a:stretch>
+                      <a:fillRect/>
+                    </a:stretch>
+                  </pic:blipFill>
+                  <pic:spPr>
+                    <a:xfrm>
+                      <a:off x="0" y="0"/>
+                      <a:ext cx="3819000" cy="1748581"/>
+                    </a:xfrm>
+                    <a:prstGeom prst="rect">
+                      <a:avLst/>
+                    </a:prstGeom>
+                  </pic:spPr>
+                </pic:pic>
+              </a:graphicData>
+            </a:graphic>
+          </wp:inline>
+        </w:drawing>
+      </w:r>
+    </w:p>
+    <w:p>
+      <w:pPr>
+        <w:rPr>
+          <w:b/>
+          <w:bCs/>
+          <w:sz w:val="40"/>
+          <w:szCs w:val="40"/>
+        </w:rPr>
+      </w:pPr>
+    </w:p>
+    <w:p>
+      <w:pPr>
+        <w:jc w:val="both"/>
+        <w:rPr>
+          <w:sz w:val="40"/>
+          <w:szCs w:val="40"/>
+        </w:rPr>
+      </w:pPr>
       <w:r>
         <w:rPr>
           <w:b/>
@@ -8121,7 +9306,7 @@
           <w:szCs w:val="40"/>
           <w:highlight w:val="yellow"/>
         </w:rPr>
-        <w:t xml:space="preserve">Linki: </w:t>
+        <w:t xml:space="preserve">Video Linki: </w:t>
       </w:r>
       <w:r>
         <w:rPr>
@@ -8131,7 +9316,7 @@
           <w:szCs w:val="40"/>
           <w:highlight w:val="yellow"/>
         </w:rPr>
-        <w:t>https://youtu.be/zMMeLTPvCcM</w:t>
+        <w:t>https://youtu.be/R5kW5GJdlDU</w:t>
       </w:r>
     </w:p>
     <w:p>
@@ -12373,6 +13558,155 @@
     </w:lvl>
   </w:abstractNum>
   <w:abstractNum w:abstractNumId="30" w15:restartNumberingAfterBreak="0">
+    <w:nsid w:val="666158F1"/>
+    <w:multiLevelType w:val="multilevel"/>
+    <w:tmpl w:val="ACDCE854"/>
+    <w:lvl w:ilvl="0">
+      <w:start w:val="1"/>
+      <w:numFmt w:val="bullet"/>
+      <w:lvlText w:val=""/>
+      <w:lvlJc w:val="left"/>
+      <w:pPr>
+        <w:tabs>
+          <w:tab w:val="num" w:pos="720"/>
+        </w:tabs>
+        <w:ind w:left="720" w:hanging="360"/>
+      </w:pPr>
+      <w:rPr>
+        <w:rFonts w:ascii="Symbol" w:hAnsi="Symbol" w:hint="default"/>
+        <w:sz w:val="20"/>
+      </w:rPr>
+    </w:lvl>
+    <w:lvl w:ilvl="1" w:tentative="1">
+      <w:start w:val="1"/>
+      <w:numFmt w:val="bullet"/>
+      <w:lvlText w:val="o"/>
+      <w:lvlJc w:val="left"/>
+      <w:pPr>
+        <w:tabs>
+          <w:tab w:val="num" w:pos="1440"/>
+        </w:tabs>
+        <w:ind w:left="1440" w:hanging="360"/>
+      </w:pPr>
+      <w:rPr>
+        <w:rFonts w:ascii="Courier New" w:hAnsi="Courier New" w:hint="default"/>
+        <w:sz w:val="20"/>
+      </w:rPr>
+    </w:lvl>
+    <w:lvl w:ilvl="2" w:tentative="1">
+      <w:start w:val="1"/>
+      <w:numFmt w:val="bullet"/>
+      <w:lvlText w:val=""/>
+      <w:lvlJc w:val="left"/>
+      <w:pPr>
+        <w:tabs>
+          <w:tab w:val="num" w:pos="2160"/>
+        </w:tabs>
+        <w:ind w:left="2160" w:hanging="360"/>
+      </w:pPr>
+      <w:rPr>
+        <w:rFonts w:ascii="Wingdings" w:hAnsi="Wingdings" w:hint="default"/>
+        <w:sz w:val="20"/>
+      </w:rPr>
+    </w:lvl>
+    <w:lvl w:ilvl="3" w:tentative="1">
+      <w:start w:val="1"/>
+      <w:numFmt w:val="bullet"/>
+      <w:lvlText w:val=""/>
+      <w:lvlJc w:val="left"/>
+      <w:pPr>
+        <w:tabs>
+          <w:tab w:val="num" w:pos="2880"/>
+        </w:tabs>
+        <w:ind w:left="2880" w:hanging="360"/>
+      </w:pPr>
+      <w:rPr>
+        <w:rFonts w:ascii="Wingdings" w:hAnsi="Wingdings" w:hint="default"/>
+        <w:sz w:val="20"/>
+      </w:rPr>
+    </w:lvl>
+    <w:lvl w:ilvl="4" w:tentative="1">
+      <w:start w:val="1"/>
+      <w:numFmt w:val="bullet"/>
+      <w:lvlText w:val=""/>
+      <w:lvlJc w:val="left"/>
+      <w:pPr>
+        <w:tabs>
+          <w:tab w:val="num" w:pos="3600"/>
+        </w:tabs>
+        <w:ind w:left="3600" w:hanging="360"/>
+      </w:pPr>
+      <w:rPr>
+        <w:rFonts w:ascii="Wingdings" w:hAnsi="Wingdings" w:hint="default"/>
+        <w:sz w:val="20"/>
+      </w:rPr>
+    </w:lvl>
+    <w:lvl w:ilvl="5" w:tentative="1">
+      <w:start w:val="1"/>
+      <w:numFmt w:val="bullet"/>
+      <w:lvlText w:val=""/>
+      <w:lvlJc w:val="left"/>
+      <w:pPr>
+        <w:tabs>
+          <w:tab w:val="num" w:pos="4320"/>
+        </w:tabs>
+        <w:ind w:left="4320" w:hanging="360"/>
+      </w:pPr>
+      <w:rPr>
+        <w:rFonts w:ascii="Wingdings" w:hAnsi="Wingdings" w:hint="default"/>
+        <w:sz w:val="20"/>
+      </w:rPr>
+    </w:lvl>
+    <w:lvl w:ilvl="6" w:tentative="1">
+      <w:start w:val="1"/>
+      <w:numFmt w:val="bullet"/>
+      <w:lvlText w:val=""/>
+      <w:lvlJc w:val="left"/>
+      <w:pPr>
+        <w:tabs>
+          <w:tab w:val="num" w:pos="5040"/>
+        </w:tabs>
+        <w:ind w:left="5040" w:hanging="360"/>
+      </w:pPr>
+      <w:rPr>
+        <w:rFonts w:ascii="Wingdings" w:hAnsi="Wingdings" w:hint="default"/>
+        <w:sz w:val="20"/>
+      </w:rPr>
+    </w:lvl>
+    <w:lvl w:ilvl="7" w:tentative="1">
+      <w:start w:val="1"/>
+      <w:numFmt w:val="bullet"/>
+      <w:lvlText w:val=""/>
+      <w:lvlJc w:val="left"/>
+      <w:pPr>
+        <w:tabs>
+          <w:tab w:val="num" w:pos="5760"/>
+        </w:tabs>
+        <w:ind w:left="5760" w:hanging="360"/>
+      </w:pPr>
+      <w:rPr>
+        <w:rFonts w:ascii="Wingdings" w:hAnsi="Wingdings" w:hint="default"/>
+        <w:sz w:val="20"/>
+      </w:rPr>
+    </w:lvl>
+    <w:lvl w:ilvl="8" w:tentative="1">
+      <w:start w:val="1"/>
+      <w:numFmt w:val="bullet"/>
+      <w:lvlText w:val=""/>
+      <w:lvlJc w:val="left"/>
+      <w:pPr>
+        <w:tabs>
+          <w:tab w:val="num" w:pos="6480"/>
+        </w:tabs>
+        <w:ind w:left="6480" w:hanging="360"/>
+      </w:pPr>
+      <w:rPr>
+        <w:rFonts w:ascii="Wingdings" w:hAnsi="Wingdings" w:hint="default"/>
+        <w:sz w:val="20"/>
+      </w:rPr>
+    </w:lvl>
+  </w:abstractNum>
+  <w:abstractNum w:abstractNumId="31" w15:restartNumberingAfterBreak="0">
     <w:nsid w:val="6ACB4DA9"/>
     <w:multiLevelType w:val="multilevel"/>
     <w:tmpl w:val="3FFCF934"/>
@@ -12521,7 +13855,7 @@
       </w:rPr>
     </w:lvl>
   </w:abstractNum>
-  <w:abstractNum w:abstractNumId="31" w15:restartNumberingAfterBreak="0">
+  <w:abstractNum w:abstractNumId="32" w15:restartNumberingAfterBreak="0">
     <w:nsid w:val="6BA32602"/>
     <w:multiLevelType w:val="multilevel"/>
     <w:tmpl w:val="84BEE512"/>
@@ -12670,7 +14004,7 @@
       </w:rPr>
     </w:lvl>
   </w:abstractNum>
-  <w:abstractNum w:abstractNumId="32" w15:restartNumberingAfterBreak="0">
+  <w:abstractNum w:abstractNumId="33" w15:restartNumberingAfterBreak="0">
     <w:nsid w:val="7272505D"/>
     <w:multiLevelType w:val="multilevel"/>
     <w:tmpl w:val="78003E54"/>
@@ -12819,7 +14153,7 @@
       </w:rPr>
     </w:lvl>
   </w:abstractNum>
-  <w:abstractNum w:abstractNumId="33" w15:restartNumberingAfterBreak="0">
+  <w:abstractNum w:abstractNumId="34" w15:restartNumberingAfterBreak="0">
     <w:nsid w:val="72D4731B"/>
     <w:multiLevelType w:val="multilevel"/>
     <w:tmpl w:val="645A3564"/>
@@ -12968,7 +14302,7 @@
       </w:rPr>
     </w:lvl>
   </w:abstractNum>
-  <w:abstractNum w:abstractNumId="34" w15:restartNumberingAfterBreak="0">
+  <w:abstractNum w:abstractNumId="35" w15:restartNumberingAfterBreak="0">
     <w:nsid w:val="73EC6AD4"/>
     <w:multiLevelType w:val="multilevel"/>
     <w:tmpl w:val="432E85F8"/>
@@ -13117,7 +14451,7 @@
       </w:rPr>
     </w:lvl>
   </w:abstractNum>
-  <w:abstractNum w:abstractNumId="35" w15:restartNumberingAfterBreak="0">
+  <w:abstractNum w:abstractNumId="36" w15:restartNumberingAfterBreak="0">
     <w:nsid w:val="77624704"/>
     <w:multiLevelType w:val="multilevel"/>
     <w:tmpl w:val="EF7C151C"/>
@@ -13262,7 +14596,7 @@
       </w:rPr>
     </w:lvl>
   </w:abstractNum>
-  <w:abstractNum w:abstractNumId="36" w15:restartNumberingAfterBreak="0">
+  <w:abstractNum w:abstractNumId="37" w15:restartNumberingAfterBreak="0">
     <w:nsid w:val="7B9C7567"/>
     <w:multiLevelType w:val="multilevel"/>
     <w:tmpl w:val="9F22824A"/>
@@ -13411,7 +14745,7 @@
       </w:rPr>
     </w:lvl>
   </w:abstractNum>
-  <w:abstractNum w:abstractNumId="37" w15:restartNumberingAfterBreak="0">
+  <w:abstractNum w:abstractNumId="38" w15:restartNumberingAfterBreak="0">
     <w:nsid w:val="7CE64680"/>
     <w:multiLevelType w:val="multilevel"/>
     <w:tmpl w:val="AC34E844"/>
@@ -13560,7 +14894,7 @@
       </w:rPr>
     </w:lvl>
   </w:abstractNum>
-  <w:abstractNum w:abstractNumId="38" w15:restartNumberingAfterBreak="0">
+  <w:abstractNum w:abstractNumId="39" w15:restartNumberingAfterBreak="0">
     <w:nsid w:val="7ECE66C8"/>
     <w:multiLevelType w:val="multilevel"/>
     <w:tmpl w:val="89D05068"/>
@@ -13709,7 +15043,7 @@
       </w:rPr>
     </w:lvl>
   </w:abstractNum>
-  <w:abstractNum w:abstractNumId="39" w15:restartNumberingAfterBreak="0">
+  <w:abstractNum w:abstractNumId="40" w15:restartNumberingAfterBreak="0">
     <w:nsid w:val="7FB641EA"/>
     <w:multiLevelType w:val="multilevel"/>
     <w:tmpl w:val="DE30916C"/>
@@ -13823,7 +15157,7 @@
     </w:lvl>
   </w:abstractNum>
   <w:num w:numId="1" w16cid:durableId="1984386260">
-    <w:abstractNumId w:val="34"/>
+    <w:abstractNumId w:val="35"/>
   </w:num>
   <w:num w:numId="2" w16cid:durableId="1893224603">
     <w:abstractNumId w:val="27"/>
@@ -13859,16 +15193,16 @@
     <w:abstractNumId w:val="26"/>
   </w:num>
   <w:num w:numId="13" w16cid:durableId="1354382521">
-    <w:abstractNumId w:val="31"/>
+    <w:abstractNumId w:val="32"/>
   </w:num>
   <w:num w:numId="14" w16cid:durableId="179129715">
     <w:abstractNumId w:val="22"/>
   </w:num>
   <w:num w:numId="15" w16cid:durableId="5981309">
-    <w:abstractNumId w:val="38"/>
+    <w:abstractNumId w:val="39"/>
   </w:num>
   <w:num w:numId="16" w16cid:durableId="1264460135">
-    <w:abstractNumId w:val="32"/>
+    <w:abstractNumId w:val="33"/>
   </w:num>
   <w:num w:numId="17" w16cid:durableId="1886335427">
     <w:abstractNumId w:val="14"/>
@@ -13877,10 +15211,10 @@
     <w:abstractNumId w:val="19"/>
   </w:num>
   <w:num w:numId="19" w16cid:durableId="1930769861">
-    <w:abstractNumId w:val="30"/>
+    <w:abstractNumId w:val="31"/>
   </w:num>
   <w:num w:numId="20" w16cid:durableId="1697340721">
-    <w:abstractNumId w:val="33"/>
+    <w:abstractNumId w:val="34"/>
   </w:num>
   <w:num w:numId="21" w16cid:durableId="964701797">
     <w:abstractNumId w:val="28"/>
@@ -13892,16 +15226,16 @@
     <w:abstractNumId w:val="21"/>
   </w:num>
   <w:num w:numId="24" w16cid:durableId="245767983">
-    <w:abstractNumId w:val="37"/>
+    <w:abstractNumId w:val="38"/>
   </w:num>
   <w:num w:numId="25" w16cid:durableId="1339111870">
     <w:abstractNumId w:val="8"/>
   </w:num>
   <w:num w:numId="26" w16cid:durableId="1585604834">
-    <w:abstractNumId w:val="35"/>
+    <w:abstractNumId w:val="36"/>
   </w:num>
   <w:num w:numId="27" w16cid:durableId="1646158179">
-    <w:abstractNumId w:val="36"/>
+    <w:abstractNumId w:val="37"/>
   </w:num>
   <w:num w:numId="28" w16cid:durableId="1679383742">
     <w:abstractNumId w:val="1"/>
@@ -13940,7 +15274,10 @@
     <w:abstractNumId w:val="23"/>
   </w:num>
   <w:num w:numId="40" w16cid:durableId="880752537">
-    <w:abstractNumId w:val="39"/>
+    <w:abstractNumId w:val="40"/>
+  </w:num>
+  <w:num w:numId="41" w16cid:durableId="1088423949">
+    <w:abstractNumId w:val="30"/>
   </w:num>
 </w:numbering>
 </file>
@@ -14548,6 +15885,7 @@
   <w:style w:type="character" w:default="1" w:styleId="VarsaylanParagrafYazTipi">
     <w:name w:val="Default Paragraph Font"/>
     <w:uiPriority w:val="1"/>
+    <w:semiHidden/>
     <w:unhideWhenUsed/>
   </w:style>
   <w:style w:type="table" w:default="1" w:styleId="NormalTablo">
